--- a/defensive-publications/partial-encryption-full-signature.docx
+++ b/defensive-publications/partial-encryption-full-signature.docx
@@ -847,7 +847,7 @@
           <w:sz w:val="20"/>
           <w:szCs w:val="20"/>
         </w:rPr>
-        <w:t xml:space="preserve">scheme depends on the secure cutting and pasting of message elements </w:t>
+        <w:t xml:space="preserve">scheme </w:t>
       </w:r>
       <w:r>
         <w:rPr>
@@ -856,7 +856,7 @@
           <w:sz w:val="20"/>
           <w:szCs w:val="20"/>
         </w:rPr>
-        <w:t>facilitated</w:t>
+        <w:t xml:space="preserve">builds </w:t>
       </w:r>
       <w:r>
         <w:rPr>
@@ -865,7 +865,16 @@
           <w:sz w:val="20"/>
           <w:szCs w:val="20"/>
         </w:rPr>
-        <w:t xml:space="preserve"> by Deterministically Encoded CBOR.</w:t>
+        <w:t>on</w:t>
+      </w:r>
+      <w:r>
+        <w:rPr>
+          <w:rFonts w:ascii="Arial" w:hAnsi="Arial" w:cs="Arial"/>
+          <w:i/>
+          <w:sz w:val="20"/>
+          <w:szCs w:val="20"/>
+        </w:rPr>
+        <w:t xml:space="preserve"> CBOR.</w:t>
       </w:r>
     </w:p>
     <w:p>
@@ -1186,7 +1195,25 @@
             <w:sz w:val="20"/>
             <w:szCs w:val="20"/>
           </w:rPr>
-          <w:t>CORE</w:t>
+          <w:t>CO</w:t>
+        </w:r>
+        <w:r>
+          <w:rPr>
+            <w:rStyle w:val="Hyperlink"/>
+            <w:rFonts w:ascii="Arial" w:hAnsi="Arial" w:cs="Arial"/>
+            <w:sz w:val="20"/>
+            <w:szCs w:val="20"/>
+          </w:rPr>
+          <w:t>R</w:t>
+        </w:r>
+        <w:r>
+          <w:rPr>
+            <w:rStyle w:val="Hyperlink"/>
+            <w:rFonts w:ascii="Arial" w:hAnsi="Arial" w:cs="Arial"/>
+            <w:sz w:val="20"/>
+            <w:szCs w:val="20"/>
+          </w:rPr>
+          <w:t>E</w:t>
         </w:r>
       </w:hyperlink>
       <w:r>
@@ -1421,7 +1448,7 @@
         </w:rPr>
         <w:t>this specification messages are expressed in the human-readable format of CBOR [</w:t>
       </w:r>
-      <w:hyperlink w:anchor="CBOR" w:history="1">
+      <w:hyperlink w:anchor="RFC8949" w:history="1">
         <w:r>
           <w:rPr>
             <w:rStyle w:val="Hyperlink"/>
@@ -1429,39 +1456,8 @@
             <w:sz w:val="20"/>
             <w:szCs w:val="20"/>
           </w:rPr>
-          <w:t>CBOR</w:t>
+          <w:t>RFC89</w:t>
         </w:r>
-      </w:hyperlink>
-      <w:r>
-        <w:rPr>
-          <w:rFonts w:ascii="Arial" w:hAnsi="Arial" w:cs="Arial"/>
-          <w:sz w:val="20"/>
-          <w:szCs w:val="20"/>
-        </w:rPr>
-        <w:t>] known as “Diagnostic Notation”.  In an actual implementation, the normal (binary) format would always be used.</w:t>
-      </w:r>
-    </w:p>
-    <w:p>
-      <w:pPr>
-        <w:pStyle w:val="ListParagraph"/>
-        <w:spacing w:after="120"/>
-        <w:ind w:left="0"/>
-        <w:contextualSpacing w:val="0"/>
-        <w:rPr>
-          <w:rFonts w:ascii="Arial" w:hAnsi="Arial" w:cs="Arial"/>
-          <w:sz w:val="20"/>
-          <w:szCs w:val="20"/>
-        </w:rPr>
-      </w:pPr>
-      <w:r>
-        <w:rPr>
-          <w:rFonts w:ascii="Arial" w:hAnsi="Arial" w:cs="Arial"/>
-          <w:sz w:val="20"/>
-          <w:szCs w:val="20"/>
-        </w:rPr>
-        <w:t>Note that the described concept depends on that the CBOR serializer and parser supports Deterministic Encoding [</w:t>
-      </w:r>
-      <w:hyperlink w:anchor="CDE" w:history="1">
         <w:r>
           <w:rPr>
             <w:rStyle w:val="Hyperlink"/>
@@ -1469,7 +1465,16 @@
             <w:sz w:val="20"/>
             <w:szCs w:val="20"/>
           </w:rPr>
-          <w:t>CDE</w:t>
+          <w:t>4</w:t>
+        </w:r>
+        <w:r>
+          <w:rPr>
+            <w:rStyle w:val="Hyperlink"/>
+            <w:rFonts w:ascii="Arial" w:hAnsi="Arial" w:cs="Arial"/>
+            <w:sz w:val="20"/>
+            <w:szCs w:val="20"/>
+          </w:rPr>
+          <w:t>9</w:t>
         </w:r>
       </w:hyperlink>
       <w:r>
@@ -1478,21 +1483,176 @@
           <w:sz w:val="20"/>
           <w:szCs w:val="20"/>
         </w:rPr>
-        <w:t>], including maintaining proper representation when adding and removing CBOR map keys.</w:t>
-      </w:r>
-      <w:r>
+        <w:t>] known as “Diagnostic Notation”.  In an actual implementation, the normal (binary) format would always be used.</w:t>
+      </w:r>
+    </w:p>
+    <w:tbl>
+      <w:tblPr>
+        <w:tblStyle w:val="TableGrid"/>
+        <w:tblW w:w="0" w:type="auto"/>
+        <w:tblBorders>
+          <w:top w:val="none" w:sz="0" w:space="0" w:color="auto"/>
+          <w:left w:val="none" w:sz="0" w:space="0" w:color="auto"/>
+          <w:bottom w:val="none" w:sz="0" w:space="0" w:color="auto"/>
+          <w:right w:val="none" w:sz="0" w:space="0" w:color="auto"/>
+          <w:insideH w:val="none" w:sz="0" w:space="0" w:color="auto"/>
+          <w:insideV w:val="none" w:sz="0" w:space="0" w:color="auto"/>
+        </w:tblBorders>
+        <w:tblLayout w:type="fixed"/>
+        <w:tblLook w:val="04A0" w:firstRow="1" w:lastRow="0" w:firstColumn="1" w:lastColumn="0" w:noHBand="0" w:noVBand="1"/>
+      </w:tblPr>
+      <w:tblGrid>
+        <w:gridCol w:w="270"/>
+        <w:gridCol w:w="10635"/>
+      </w:tblGrid>
+      <w:tr>
+        <w:tc>
+          <w:tcPr>
+            <w:tcW w:w="270" w:type="dxa"/>
+            <w:vAlign w:val="center"/>
+          </w:tcPr>
+          <w:p>
+            <w:pPr>
+              <w:pStyle w:val="ListParagraph"/>
+              <w:spacing w:after="120"/>
+              <w:ind w:left="0"/>
+              <w:contextualSpacing w:val="0"/>
+              <w:rPr>
+                <w:rFonts w:ascii="Arial" w:hAnsi="Arial" w:cs="Arial"/>
+                <w:b/>
+                <w:bCs/>
+                <w:noProof/>
+                <w:sz w:val="52"/>
+                <w:szCs w:val="52"/>
+              </w:rPr>
+            </w:pPr>
+            <w:r>
+              <w:rPr>
+                <w:rFonts w:ascii="Arial" w:hAnsi="Arial" w:cs="Arial"/>
+                <w:b/>
+                <w:bCs/>
+                <w:noProof/>
+                <w:color w:val="FF0000"/>
+                <w:sz w:val="52"/>
+                <w:szCs w:val="52"/>
+              </w:rPr>
+              <w:t>!</w:t>
+            </w:r>
+          </w:p>
+        </w:tc>
+        <w:tc>
+          <w:tcPr>
+            <w:tcW w:w="10635" w:type="dxa"/>
+            <w:vAlign w:val="center"/>
+          </w:tcPr>
+          <w:p>
+            <w:pPr>
+              <w:pStyle w:val="ListParagraph"/>
+              <w:spacing w:after="120"/>
+              <w:ind w:left="0"/>
+              <w:contextualSpacing w:val="0"/>
+              <w:rPr>
+                <w:rFonts w:ascii="Arial" w:hAnsi="Arial" w:cs="Arial"/>
+                <w:sz w:val="20"/>
+                <w:szCs w:val="20"/>
+              </w:rPr>
+            </w:pPr>
+            <w:r>
+              <w:rPr>
+                <w:rFonts w:ascii="Arial" w:hAnsi="Arial" w:cs="Arial"/>
+                <w:sz w:val="20"/>
+                <w:szCs w:val="20"/>
+              </w:rPr>
+              <w:t>Note that the described concept depends on that the CBOR serializer and parser supports Deterministic Encoding [</w:t>
+            </w:r>
+            <w:hyperlink w:anchor="CDE" w:history="1">
+              <w:r>
+                <w:rPr>
+                  <w:rStyle w:val="Hyperlink"/>
+                  <w:rFonts w:ascii="Arial" w:hAnsi="Arial" w:cs="Arial"/>
+                  <w:sz w:val="20"/>
+                  <w:szCs w:val="20"/>
+                </w:rPr>
+                <w:t>CD</w:t>
+              </w:r>
+              <w:r>
+                <w:rPr>
+                  <w:rStyle w:val="Hyperlink"/>
+                  <w:rFonts w:ascii="Arial" w:hAnsi="Arial" w:cs="Arial"/>
+                  <w:sz w:val="20"/>
+                  <w:szCs w:val="20"/>
+                </w:rPr>
+                <w:t>E</w:t>
+              </w:r>
+            </w:hyperlink>
+            <w:r>
+              <w:rPr>
+                <w:rFonts w:ascii="Arial" w:hAnsi="Arial" w:cs="Arial"/>
+                <w:sz w:val="20"/>
+                <w:szCs w:val="20"/>
+              </w:rPr>
+              <w:t xml:space="preserve">], </w:t>
+            </w:r>
+            <w:r>
+              <w:rPr>
+                <w:rFonts w:ascii="Arial" w:hAnsi="Arial" w:cs="Arial"/>
+                <w:sz w:val="20"/>
+                <w:szCs w:val="20"/>
+              </w:rPr>
+              <w:t>as well as</w:t>
+            </w:r>
+            <w:r>
+              <w:rPr>
+                <w:rFonts w:ascii="Arial" w:hAnsi="Arial" w:cs="Arial"/>
+                <w:sz w:val="20"/>
+                <w:szCs w:val="20"/>
+              </w:rPr>
+              <w:t xml:space="preserve"> maintaining proper </w:t>
+            </w:r>
+            <w:r>
+              <w:rPr>
+                <w:rFonts w:ascii="Arial" w:hAnsi="Arial" w:cs="Arial"/>
+                <w:sz w:val="20"/>
+                <w:szCs w:val="20"/>
+              </w:rPr>
+              <w:t xml:space="preserve">CBOR </w:t>
+            </w:r>
+            <w:r>
+              <w:rPr>
+                <w:rFonts w:ascii="Arial" w:hAnsi="Arial" w:cs="Arial"/>
+                <w:sz w:val="20"/>
+                <w:szCs w:val="20"/>
+              </w:rPr>
+              <w:t>representation when adding and removing CBOR map keys</w:t>
+            </w:r>
+            <w:r>
+              <w:rPr>
+                <w:rFonts w:ascii="Arial" w:hAnsi="Arial" w:cs="Arial"/>
+                <w:sz w:val="20"/>
+                <w:szCs w:val="20"/>
+              </w:rPr>
+              <w:t>.</w:t>
+            </w:r>
+          </w:p>
+        </w:tc>
+      </w:tr>
+    </w:tbl>
+    <w:p>
+      <w:pPr>
+        <w:widowControl w:val="0"/>
+        <w:spacing w:after="120"/>
         <w:rPr>
           <w:rFonts w:ascii="Arial" w:hAnsi="Arial" w:cs="Arial"/>
           <w:b/>
           <w:sz w:val="28"/>
           <w:szCs w:val="28"/>
         </w:rPr>
-        <w:br w:type="page"/>
-      </w:r>
+      </w:pPr>
     </w:p>
     <w:p>
       <w:pPr>
         <w:pStyle w:val="ListParagraph"/>
+        <w:widowControl w:val="0"/>
         <w:numPr>
           <w:ilvl w:val="0"/>
           <w:numId w:val="13"/>
@@ -2333,7 +2493,23 @@
           <w:sz w:val="20"/>
           <w:szCs w:val="20"/>
         </w:rPr>
-        <w:t xml:space="preserve"> using a PIN or biometric operation, the corresponding</w:t>
+        <w:t xml:space="preserve"> using a PIN or biometric operation, </w:t>
+      </w:r>
+      <w:r>
+        <w:rPr>
+          <w:rFonts w:ascii="Arial" w:hAnsi="Arial" w:cs="Arial"/>
+          <w:sz w:val="20"/>
+          <w:szCs w:val="20"/>
+        </w:rPr>
+        <w:t>a</w:t>
+      </w:r>
+      <w:r>
+        <w:rPr>
+          <w:rFonts w:ascii="Arial" w:hAnsi="Arial" w:cs="Arial"/>
+          <w:sz w:val="20"/>
+          <w:szCs w:val="20"/>
+        </w:rPr>
+        <w:t xml:space="preserve"> corresponding</w:t>
       </w:r>
       <w:r>
         <w:rPr>
@@ -2533,8 +2709,6 @@
         </w:rPr>
         <w:t xml:space="preserve"> is created through a number of discrete steps which constitute the core of this invention disclosure.</w:t>
       </w:r>
-      <w:bookmarkStart w:id="0" w:name="statediagram"/>
-      <w:bookmarkEnd w:id="0"/>
     </w:p>
     <w:p>
       <w:pPr>
@@ -3213,7 +3387,25 @@
             <w:sz w:val="20"/>
             <w:szCs w:val="20"/>
           </w:rPr>
-          <w:t>RFC8615</w:t>
+          <w:t>RFC</w:t>
+        </w:r>
+        <w:r>
+          <w:rPr>
+            <w:rStyle w:val="Hyperlink"/>
+            <w:rFonts w:ascii="Arial" w:hAnsi="Arial" w:cs="Arial"/>
+            <w:sz w:val="20"/>
+            <w:szCs w:val="20"/>
+          </w:rPr>
+          <w:t>8</w:t>
+        </w:r>
+        <w:r>
+          <w:rPr>
+            <w:rStyle w:val="Hyperlink"/>
+            <w:rFonts w:ascii="Arial" w:hAnsi="Arial" w:cs="Arial"/>
+            <w:sz w:val="20"/>
+            <w:szCs w:val="20"/>
+          </w:rPr>
+          <w:t>615</w:t>
         </w:r>
       </w:hyperlink>
       <w:r>
@@ -3318,7 +3510,44 @@
           <w:sz w:val="20"/>
           <w:szCs w:val="20"/>
         </w:rPr>
-        <w:t xml:space="preserve"> attributes are derived from the selected Payment Credential.</w:t>
+        <w:t xml:space="preserve"> attributes are derived from the selected </w:t>
+      </w:r>
+      <w:hyperlink w:anchor="PC" w:history="1">
+        <w:r>
+          <w:rPr>
+            <w:rStyle w:val="Hyperlink"/>
+            <w:rFonts w:ascii="Arial" w:hAnsi="Arial" w:cs="Arial"/>
+            <w:sz w:val="20"/>
+            <w:szCs w:val="20"/>
+          </w:rPr>
+          <w:t>Payment Cre</w:t>
+        </w:r>
+        <w:r>
+          <w:rPr>
+            <w:rStyle w:val="Hyperlink"/>
+            <w:rFonts w:ascii="Arial" w:hAnsi="Arial" w:cs="Arial"/>
+            <w:sz w:val="20"/>
+            <w:szCs w:val="20"/>
+          </w:rPr>
+          <w:t>d</w:t>
+        </w:r>
+        <w:r>
+          <w:rPr>
+            <w:rStyle w:val="Hyperlink"/>
+            <w:rFonts w:ascii="Arial" w:hAnsi="Arial" w:cs="Arial"/>
+            <w:sz w:val="20"/>
+            <w:szCs w:val="20"/>
+          </w:rPr>
+          <w:t>ential</w:t>
+        </w:r>
+      </w:hyperlink>
+      <w:r>
+        <w:rPr>
+          <w:rFonts w:ascii="Arial" w:hAnsi="Arial" w:cs="Arial"/>
+          <w:sz w:val="20"/>
+          <w:szCs w:val="20"/>
+        </w:rPr>
+        <w:t>.</w:t>
       </w:r>
     </w:p>
     <w:p>
@@ -4402,16 +4631,57 @@
           <w:sz w:val="20"/>
           <w:szCs w:val="20"/>
         </w:rPr>
-        <w:t>s</w:t>
-      </w:r>
-      <w:r>
-        <w:rPr>
-          <w:rFonts w:ascii="Arial" w:hAnsi="Arial" w:cs="Arial"/>
-          <w:iCs/>
-          <w:sz w:val="20"/>
-          <w:szCs w:val="20"/>
-        </w:rPr>
-        <w:t xml:space="preserve"> are derived from the selected Payment Credential.</w:t>
+        <w:t xml:space="preserve"> is</w:t>
+      </w:r>
+      <w:r>
+        <w:rPr>
+          <w:rFonts w:ascii="Arial" w:hAnsi="Arial" w:cs="Arial"/>
+          <w:iCs/>
+          <w:sz w:val="20"/>
+          <w:szCs w:val="20"/>
+        </w:rPr>
+        <w:t xml:space="preserve"> derived from the selected </w:t>
+      </w:r>
+      <w:hyperlink w:anchor="PC" w:history="1">
+        <w:r>
+          <w:rPr>
+            <w:rStyle w:val="Hyperlink"/>
+            <w:rFonts w:ascii="Arial" w:hAnsi="Arial" w:cs="Arial"/>
+            <w:iCs/>
+            <w:sz w:val="20"/>
+            <w:szCs w:val="20"/>
+          </w:rPr>
+          <w:t>Payment Creden</w:t>
+        </w:r>
+        <w:r>
+          <w:rPr>
+            <w:rStyle w:val="Hyperlink"/>
+            <w:rFonts w:ascii="Arial" w:hAnsi="Arial" w:cs="Arial"/>
+            <w:iCs/>
+            <w:sz w:val="20"/>
+            <w:szCs w:val="20"/>
+          </w:rPr>
+          <w:t>t</w:t>
+        </w:r>
+        <w:r>
+          <w:rPr>
+            <w:rStyle w:val="Hyperlink"/>
+            <w:rFonts w:ascii="Arial" w:hAnsi="Arial" w:cs="Arial"/>
+            <w:iCs/>
+            <w:sz w:val="20"/>
+            <w:szCs w:val="20"/>
+          </w:rPr>
+          <w:t>ial</w:t>
+        </w:r>
+      </w:hyperlink>
+      <w:r>
+        <w:rPr>
+          <w:rFonts w:ascii="Arial" w:hAnsi="Arial" w:cs="Arial"/>
+          <w:iCs/>
+          <w:sz w:val="20"/>
+          <w:szCs w:val="20"/>
+        </w:rPr>
+        <w:t>.</w:t>
       </w:r>
     </w:p>
     <w:p>
@@ -4431,7 +4701,25 @@
           <w:sz w:val="20"/>
           <w:szCs w:val="20"/>
         </w:rPr>
-        <w:t>The public part of the signature keys is specified by label -2.</w:t>
+        <w:t xml:space="preserve">The public part of the signature key is specified by label </w:t>
+      </w:r>
+      <w:r>
+        <w:rPr>
+          <w:rFonts w:ascii="Arial" w:hAnsi="Arial" w:cs="Arial"/>
+          <w:iCs/>
+          <w:sz w:val="20"/>
+          <w:szCs w:val="20"/>
+        </w:rPr>
+        <w:t>4</w:t>
+      </w:r>
+      <w:r>
+        <w:rPr>
+          <w:rFonts w:ascii="Arial" w:hAnsi="Arial" w:cs="Arial"/>
+          <w:iCs/>
+          <w:sz w:val="20"/>
+          <w:szCs w:val="20"/>
+        </w:rPr>
+        <w:t>.</w:t>
       </w:r>
     </w:p>
     <w:p>
@@ -4639,7 +4927,23 @@
           <w:sz w:val="20"/>
           <w:szCs w:val="20"/>
         </w:rPr>
-        <w:t>One part holding data that must remain in clear to facilitate further processing.</w:t>
+        <w:t>One part holding data that must remain in clear</w:t>
+      </w:r>
+      <w:r>
+        <w:rPr>
+          <w:rFonts w:ascii="Arial" w:hAnsi="Arial" w:cs="Arial"/>
+          <w:sz w:val="20"/>
+          <w:szCs w:val="20"/>
+        </w:rPr>
+        <w:t xml:space="preserve"> in order</w:t>
+      </w:r>
+      <w:r>
+        <w:rPr>
+          <w:rFonts w:ascii="Arial" w:hAnsi="Arial" w:cs="Arial"/>
+          <w:sz w:val="20"/>
+          <w:szCs w:val="20"/>
+        </w:rPr>
+        <w:t xml:space="preserve"> to facilitate further processing.</w:t>
       </w:r>
     </w:p>
     <w:p>
@@ -4671,23 +4975,73 @@
           <w:sz w:val="20"/>
           <w:szCs w:val="20"/>
         </w:rPr>
-        <w:t xml:space="preserve"> part that </w:t>
-      </w:r>
-      <w:r>
-        <w:rPr>
-          <w:rFonts w:ascii="Arial" w:hAnsi="Arial" w:cs="Arial"/>
-          <w:sz w:val="20"/>
-          <w:szCs w:val="20"/>
-        </w:rPr>
-        <w:t>contains privacy-sensitive data like account numbers and public keys.</w:t>
-      </w:r>
-      <w:r>
-        <w:rPr>
-          <w:rFonts w:ascii="Arial" w:hAnsi="Arial" w:cs="Arial"/>
-          <w:sz w:val="20"/>
-          <w:szCs w:val="20"/>
-        </w:rPr>
-        <w:t xml:space="preserve">  This part must be encrypted.</w:t>
+        <w:t xml:space="preserve"> part </w:t>
+      </w:r>
+      <w:r>
+        <w:rPr>
+          <w:rFonts w:ascii="Arial" w:hAnsi="Arial" w:cs="Arial"/>
+          <w:sz w:val="20"/>
+          <w:szCs w:val="20"/>
+        </w:rPr>
+        <w:t>contain</w:t>
+      </w:r>
+      <w:r>
+        <w:rPr>
+          <w:rFonts w:ascii="Arial" w:hAnsi="Arial" w:cs="Arial"/>
+          <w:sz w:val="20"/>
+          <w:szCs w:val="20"/>
+        </w:rPr>
+        <w:t>ing</w:t>
+      </w:r>
+      <w:r>
+        <w:rPr>
+          <w:rFonts w:ascii="Arial" w:hAnsi="Arial" w:cs="Arial"/>
+          <w:sz w:val="20"/>
+          <w:szCs w:val="20"/>
+        </w:rPr>
+        <w:t xml:space="preserve"> privacy-sensitive data like account numbers and </w:t>
+      </w:r>
+      <w:r>
+        <w:rPr>
+          <w:rFonts w:ascii="Arial" w:hAnsi="Arial" w:cs="Arial"/>
+          <w:sz w:val="20"/>
+          <w:szCs w:val="20"/>
+        </w:rPr>
+        <w:t xml:space="preserve">associated </w:t>
+      </w:r>
+      <w:r>
+        <w:rPr>
+          <w:rFonts w:ascii="Arial" w:hAnsi="Arial" w:cs="Arial"/>
+          <w:sz w:val="20"/>
+          <w:szCs w:val="20"/>
+        </w:rPr>
+        <w:t>public keys.</w:t>
+      </w:r>
+      <w:r>
+        <w:rPr>
+          <w:rFonts w:ascii="Arial" w:hAnsi="Arial" w:cs="Arial"/>
+          <w:sz w:val="20"/>
+          <w:szCs w:val="20"/>
+        </w:rPr>
+        <w:t xml:space="preserve">  This part must be </w:t>
+      </w:r>
+      <w:r>
+        <w:rPr>
+          <w:rFonts w:ascii="Arial" w:hAnsi="Arial" w:cs="Arial"/>
+          <w:i/>
+          <w:iCs/>
+          <w:sz w:val="20"/>
+          <w:szCs w:val="20"/>
+        </w:rPr>
+        <w:t>encrypted</w:t>
+      </w:r>
+      <w:r>
+        <w:rPr>
+          <w:rFonts w:ascii="Arial" w:hAnsi="Arial" w:cs="Arial"/>
+          <w:sz w:val="20"/>
+          <w:szCs w:val="20"/>
+        </w:rPr>
+        <w:t>.</w:t>
       </w:r>
     </w:p>
     <w:p>
@@ -5091,7 +5445,23 @@
           <w:sz w:val="20"/>
           <w:szCs w:val="20"/>
         </w:rPr>
-        <w:t xml:space="preserve"> in clear, this information does not require duplication in other message layers.</w:t>
+        <w:t xml:space="preserve"> in clear, this information </w:t>
+      </w:r>
+      <w:r>
+        <w:rPr>
+          <w:rFonts w:ascii="Arial" w:hAnsi="Arial" w:cs="Arial"/>
+          <w:sz w:val="20"/>
+          <w:szCs w:val="20"/>
+        </w:rPr>
+        <w:t xml:space="preserve">eliminates </w:t>
+      </w:r>
+      <w:r>
+        <w:rPr>
+          <w:rFonts w:ascii="Arial" w:hAnsi="Arial" w:cs="Arial"/>
+          <w:sz w:val="20"/>
+          <w:szCs w:val="20"/>
+        </w:rPr>
+        <w:t>duplication in other message layers.</w:t>
       </w:r>
     </w:p>
     <w:p>
@@ -5635,7 +6005,25 @@
           <w:sz w:val="20"/>
           <w:szCs w:val="20"/>
         </w:rPr>
-        <w:t xml:space="preserve">public key (label -2) </w:t>
+        <w:t xml:space="preserve">public key (label </w:t>
+      </w:r>
+      <w:r>
+        <w:rPr>
+          <w:rFonts w:ascii="Arial" w:hAnsi="Arial" w:cs="Arial"/>
+          <w:iCs/>
+          <w:sz w:val="20"/>
+          <w:szCs w:val="20"/>
+        </w:rPr>
+        <w:t>4</w:t>
+      </w:r>
+      <w:r>
+        <w:rPr>
+          <w:rFonts w:ascii="Arial" w:hAnsi="Arial" w:cs="Arial"/>
+          <w:iCs/>
+          <w:sz w:val="20"/>
+          <w:szCs w:val="20"/>
+        </w:rPr>
+        <w:t xml:space="preserve">) </w:t>
       </w:r>
       <w:r>
         <w:rPr>
@@ -5834,7 +6222,16 @@
           <w:sz w:val="20"/>
           <w:szCs w:val="20"/>
         </w:rPr>
-        <w:t xml:space="preserve">is represents the completed (final) </w:t>
+        <w:t>e resulting object</w:t>
+      </w:r>
+      <w:r>
+        <w:rPr>
+          <w:rFonts w:ascii="Arial" w:hAnsi="Arial" w:cs="Arial"/>
+          <w:bCs/>
+          <w:sz w:val="20"/>
+          <w:szCs w:val="20"/>
+        </w:rPr>
+        <w:t xml:space="preserve"> represents the completed (final) </w:t>
       </w:r>
       <w:r>
         <w:rPr>
@@ -7390,7 +7787,16 @@
           <w:sz w:val="20"/>
           <w:szCs w:val="20"/>
         </w:rPr>
-        <w:t>sing a P256 curve</w:t>
+        <w:t xml:space="preserve">sing a P256 </w:t>
+      </w:r>
+      <w:r>
+        <w:rPr>
+          <w:rFonts w:ascii="Arial" w:hAnsi="Arial" w:cs="Arial"/>
+          <w:iCs/>
+          <w:sz w:val="20"/>
+          <w:szCs w:val="20"/>
+        </w:rPr>
+        <w:t>key</w:t>
       </w:r>
       <w:r>
         <w:rPr>
@@ -7502,15 +7908,6 @@
           <w:sz w:val="20"/>
           <w:szCs w:val="20"/>
         </w:rPr>
-        <w:t xml:space="preserve">The </w:t>
-      </w:r>
-      <w:r>
-        <w:rPr>
-          <w:rFonts w:ascii="Arial" w:hAnsi="Arial" w:cs="Arial"/>
-          <w:iCs/>
-          <w:sz w:val="20"/>
-          <w:szCs w:val="20"/>
-        </w:rPr>
         <w:t>Additional Authentication Data (AAD)</w:t>
       </w:r>
       <w:r>
@@ -7520,7 +7917,70 @@
           <w:sz w:val="20"/>
           <w:szCs w:val="20"/>
         </w:rPr>
-        <w:t xml:space="preserve"> encompasses the entire CBOR object.</w:t>
+        <w:t xml:space="preserve"> encompasses the entire CBOR object</w:t>
+      </w:r>
+      <w:r>
+        <w:rPr>
+          <w:rFonts w:ascii="Arial" w:hAnsi="Arial" w:cs="Arial"/>
+          <w:iCs/>
+          <w:sz w:val="20"/>
+          <w:szCs w:val="20"/>
+        </w:rPr>
+        <w:t xml:space="preserve"> except for the </w:t>
+      </w:r>
+      <w:r>
+        <w:rPr>
+          <w:rFonts w:ascii="Arial" w:hAnsi="Arial" w:cs="Arial"/>
+          <w:iCs/>
+          <w:sz w:val="20"/>
+          <w:szCs w:val="20"/>
+        </w:rPr>
+        <w:t>iv</w:t>
+      </w:r>
+      <w:r>
+        <w:rPr>
+          <w:rFonts w:ascii="Arial" w:hAnsi="Arial" w:cs="Arial"/>
+          <w:iCs/>
+          <w:sz w:val="20"/>
+          <w:szCs w:val="20"/>
+        </w:rPr>
+        <w:t xml:space="preserve"> (label 8)</w:t>
+      </w:r>
+      <w:r>
+        <w:rPr>
+          <w:rFonts w:ascii="Arial" w:hAnsi="Arial" w:cs="Arial"/>
+          <w:iCs/>
+          <w:sz w:val="20"/>
+          <w:szCs w:val="20"/>
+        </w:rPr>
+        <w:t>, tag</w:t>
+      </w:r>
+      <w:r>
+        <w:rPr>
+          <w:rFonts w:ascii="Arial" w:hAnsi="Arial" w:cs="Arial"/>
+          <w:iCs/>
+          <w:sz w:val="20"/>
+          <w:szCs w:val="20"/>
+        </w:rPr>
+        <w:t xml:space="preserve"> (label 9)</w:t>
+      </w:r>
+      <w:r>
+        <w:rPr>
+          <w:rFonts w:ascii="Arial" w:hAnsi="Arial" w:cs="Arial"/>
+          <w:iCs/>
+          <w:sz w:val="20"/>
+          <w:szCs w:val="20"/>
+        </w:rPr>
+        <w:t>, and resulting ciphertext (final label 10)</w:t>
+      </w:r>
+      <w:r>
+        <w:rPr>
+          <w:rFonts w:ascii="Arial" w:hAnsi="Arial" w:cs="Arial"/>
+          <w:iCs/>
+          <w:sz w:val="20"/>
+          <w:szCs w:val="20"/>
+        </w:rPr>
+        <w:t>.</w:t>
       </w:r>
     </w:p>
     <w:p>
@@ -7580,24 +8040,27 @@
         </w:rPr>
         <w:t>].</w:t>
       </w:r>
-    </w:p>
-    <w:p>
-      <w:pPr>
-        <w:rPr>
-          <w:rFonts w:ascii="Arial" w:hAnsi="Arial" w:cs="Arial"/>
-          <w:sz w:val="20"/>
-          <w:szCs w:val="20"/>
-        </w:rPr>
-      </w:pPr>
-    </w:p>
-    <w:p>
-      <w:pPr>
+      <w:r>
         <w:rPr>
           <w:rFonts w:ascii="Arial" w:hAnsi="Arial" w:cs="Arial"/>
           <w:b/>
           <w:sz w:val="28"/>
           <w:szCs w:val="28"/>
         </w:rPr>
+        <w:br w:type="page"/>
+      </w:r>
+    </w:p>
+    <w:p>
+      <w:pPr>
+        <w:spacing w:after="120"/>
+        <w:rPr>
+          <w:rFonts w:ascii="Arial" w:hAnsi="Arial" w:cs="Arial"/>
+          <w:b/>
+          <w:bCs/>
+          <w:iCs/>
+          <w:sz w:val="20"/>
+          <w:szCs w:val="20"/>
+        </w:rPr>
       </w:pPr>
       <w:r>
         <w:rPr>
@@ -7606,21 +8069,11 @@
           <w:sz w:val="28"/>
           <w:szCs w:val="28"/>
         </w:rPr>
-        <w:br w:type="page"/>
-      </w:r>
-    </w:p>
-    <w:p>
-      <w:pPr>
-        <w:spacing w:after="120"/>
-        <w:rPr>
-          <w:rFonts w:ascii="Arial" w:hAnsi="Arial" w:cs="Arial"/>
-          <w:b/>
-          <w:bCs/>
-          <w:iCs/>
-          <w:sz w:val="20"/>
-          <w:szCs w:val="20"/>
-        </w:rPr>
-      </w:pPr>
+        <w:lastRenderedPageBreak/>
+        <w:t>4. </w:t>
+      </w:r>
+      <w:bookmarkStart w:id="0" w:name="PC"/>
+      <w:bookmarkEnd w:id="0"/>
       <w:r>
         <w:rPr>
           <w:rFonts w:ascii="Arial" w:hAnsi="Arial" w:cs="Arial"/>
@@ -7628,71 +8081,1368 @@
           <w:sz w:val="28"/>
           <w:szCs w:val="28"/>
         </w:rPr>
-        <w:lastRenderedPageBreak/>
-        <w:t>4. Payment Credentials</w:t>
+        <w:t>Payment Credentials</w:t>
       </w:r>
     </w:p>
     <w:p>
       <w:pPr>
-        <w:spacing w:after="0"/>
-        <w:rPr>
-          <w:rFonts w:ascii="Arial" w:hAnsi="Arial" w:cs="Arial"/>
-          <w:sz w:val="20"/>
-          <w:szCs w:val="20"/>
-        </w:rPr>
-      </w:pPr>
+        <w:spacing w:after="120"/>
+        <w:rPr>
+          <w:rFonts w:ascii="Arial" w:hAnsi="Arial" w:cs="Arial"/>
+          <w:sz w:val="20"/>
+          <w:szCs w:val="20"/>
+        </w:rPr>
+      </w:pPr>
+      <w:r>
+        <w:rPr>
+          <w:rFonts w:ascii="Arial" w:hAnsi="Arial" w:cs="Arial"/>
+          <w:sz w:val="20"/>
+          <w:szCs w:val="20"/>
+        </w:rPr>
+        <w:t>Payment credentials are stored in a wallet database.  Each entry contains as a minimum the following elements:</w:t>
+      </w:r>
     </w:p>
     <w:p>
       <w:pPr>
-        <w:spacing w:after="0"/>
-        <w:rPr>
-          <w:rFonts w:ascii="Arial" w:hAnsi="Arial" w:cs="Arial"/>
-          <w:sz w:val="20"/>
-          <w:szCs w:val="20"/>
-        </w:rPr>
-      </w:pPr>
+        <w:pStyle w:val="ListParagraph"/>
+        <w:widowControl w:val="0"/>
+        <w:numPr>
+          <w:ilvl w:val="0"/>
+          <w:numId w:val="16"/>
+        </w:numPr>
+        <w:spacing w:after="120"/>
+        <w:ind w:left="548" w:hanging="274"/>
+        <w:rPr>
+          <w:rFonts w:ascii="Arial" w:hAnsi="Arial" w:cs="Arial"/>
+          <w:sz w:val="20"/>
+          <w:szCs w:val="20"/>
+        </w:rPr>
+      </w:pPr>
+      <w:r>
+        <w:rPr>
+          <w:rFonts w:ascii="Arial" w:hAnsi="Arial" w:cs="Arial"/>
+          <w:sz w:val="20"/>
+          <w:szCs w:val="20"/>
+        </w:rPr>
+        <w:t xml:space="preserve">Account identifier.  </w:t>
+      </w:r>
+      <w:r>
+        <w:rPr>
+          <w:rFonts w:ascii="Arial" w:hAnsi="Arial" w:cs="Arial"/>
+          <w:sz w:val="20"/>
+          <w:szCs w:val="20"/>
+        </w:rPr>
+        <w:t>C</w:t>
+      </w:r>
+      <w:r>
+        <w:rPr>
+          <w:rFonts w:ascii="Arial" w:hAnsi="Arial" w:cs="Arial"/>
+          <w:sz w:val="20"/>
+          <w:szCs w:val="20"/>
+        </w:rPr>
+        <w:t xml:space="preserve">orresponds to </w:t>
+      </w:r>
+      <w:r>
+        <w:rPr>
+          <w:rFonts w:ascii="Consolas" w:hAnsi="Consolas" w:cs="Consolas"/>
+          <w:noProof/>
+          <w:sz w:val="20"/>
+          <w:szCs w:val="20"/>
+        </w:rPr>
+        <w:t>account</w:t>
+      </w:r>
+      <w:r>
+        <w:rPr>
+          <w:rFonts w:ascii="Consolas" w:hAnsi="Consolas" w:cs="Consolas"/>
+          <w:noProof/>
+          <w:sz w:val="20"/>
+          <w:szCs w:val="20"/>
+        </w:rPr>
+        <w:t>Id</w:t>
+      </w:r>
+      <w:r>
+        <w:rPr>
+          <w:rFonts w:ascii="Arial" w:hAnsi="Arial" w:cs="Arial"/>
+          <w:sz w:val="20"/>
+          <w:szCs w:val="20"/>
+        </w:rPr>
+        <w:t xml:space="preserve"> </w:t>
+      </w:r>
+      <w:r>
+        <w:rPr>
+          <w:rFonts w:ascii="Arial" w:hAnsi="Arial" w:cs="Arial"/>
+          <w:sz w:val="20"/>
+          <w:szCs w:val="20"/>
+        </w:rPr>
+        <w:t>in</w:t>
+      </w:r>
+      <w:r>
+        <w:rPr>
+          <w:rFonts w:ascii="Arial" w:hAnsi="Arial" w:cs="Arial"/>
+          <w:sz w:val="20"/>
+          <w:szCs w:val="20"/>
+        </w:rPr>
+        <w:t xml:space="preserve"> </w:t>
+      </w:r>
+      <w:r>
+        <w:rPr>
+          <w:rFonts w:ascii="Consolas" w:hAnsi="Consolas" w:cs="Consolas"/>
+          <w:iCs/>
+          <w:sz w:val="20"/>
+          <w:szCs w:val="20"/>
+        </w:rPr>
+        <w:t>Authorization</w:t>
+      </w:r>
+      <w:r>
+        <w:rPr>
+          <w:rFonts w:ascii="Arial" w:hAnsi="Arial" w:cs="Arial"/>
+          <w:iCs/>
+          <w:sz w:val="20"/>
+          <w:szCs w:val="20"/>
+        </w:rPr>
+        <w:t> </w:t>
+      </w:r>
+      <w:r>
+        <w:rPr>
+          <w:rFonts w:ascii="Consolas" w:hAnsi="Consolas" w:cs="Consolas"/>
+          <w:iCs/>
+          <w:sz w:val="20"/>
+          <w:szCs w:val="20"/>
+        </w:rPr>
+        <w:t>Response</w:t>
+      </w:r>
+      <w:r>
+        <w:rPr>
+          <w:rFonts w:ascii="Arial" w:hAnsi="Arial" w:cs="Arial"/>
+          <w:iCs/>
+          <w:sz w:val="20"/>
+          <w:szCs w:val="20"/>
+        </w:rPr>
+        <w:t xml:space="preserve"> object</w:t>
+      </w:r>
+      <w:r>
+        <w:rPr>
+          <w:rFonts w:ascii="Arial" w:hAnsi="Arial" w:cs="Arial"/>
+          <w:iCs/>
+          <w:sz w:val="20"/>
+          <w:szCs w:val="20"/>
+        </w:rPr>
+        <w:t>s</w:t>
+      </w:r>
+      <w:r>
+        <w:rPr>
+          <w:rFonts w:ascii="Arial" w:hAnsi="Arial" w:cs="Arial"/>
+          <w:iCs/>
+          <w:sz w:val="20"/>
+          <w:szCs w:val="20"/>
+        </w:rPr>
+        <w:t>.</w:t>
+      </w:r>
     </w:p>
     <w:p>
       <w:pPr>
-        <w:spacing w:after="0"/>
-        <w:rPr>
-          <w:rFonts w:ascii="Arial" w:hAnsi="Arial" w:cs="Arial"/>
-          <w:i/>
-          <w:sz w:val="20"/>
-          <w:szCs w:val="20"/>
-        </w:rPr>
-      </w:pPr>
-      <w:r>
-        <w:rPr>
-          <w:rFonts w:ascii="Arial" w:hAnsi="Arial" w:cs="Arial"/>
-          <w:i/>
-          <w:sz w:val="20"/>
-          <w:szCs w:val="20"/>
-        </w:rPr>
-        <w:t>Continued on the next page…</w:t>
+        <w:pStyle w:val="ListParagraph"/>
+        <w:widowControl w:val="0"/>
+        <w:numPr>
+          <w:ilvl w:val="0"/>
+          <w:numId w:val="16"/>
+        </w:numPr>
+        <w:spacing w:after="120"/>
+        <w:ind w:left="548" w:hanging="274"/>
+        <w:rPr>
+          <w:rFonts w:ascii="Arial" w:hAnsi="Arial" w:cs="Arial"/>
+          <w:sz w:val="20"/>
+          <w:szCs w:val="20"/>
+        </w:rPr>
+      </w:pPr>
+      <w:r>
+        <w:rPr>
+          <w:rFonts w:ascii="Arial" w:hAnsi="Arial" w:cs="Arial"/>
+          <w:sz w:val="20"/>
+          <w:szCs w:val="20"/>
+        </w:rPr>
+        <w:t xml:space="preserve">Payment </w:t>
+      </w:r>
+      <w:r>
+        <w:rPr>
+          <w:rFonts w:ascii="Arial" w:hAnsi="Arial" w:cs="Arial"/>
+          <w:sz w:val="20"/>
+          <w:szCs w:val="20"/>
+        </w:rPr>
+        <w:t>n</w:t>
+      </w:r>
+      <w:r>
+        <w:rPr>
+          <w:rFonts w:ascii="Arial" w:hAnsi="Arial" w:cs="Arial"/>
+          <w:sz w:val="20"/>
+          <w:szCs w:val="20"/>
+        </w:rPr>
+        <w:t>etwork</w:t>
+      </w:r>
+      <w:r>
+        <w:rPr>
+          <w:rFonts w:ascii="Arial" w:hAnsi="Arial" w:cs="Arial"/>
+          <w:sz w:val="20"/>
+          <w:szCs w:val="20"/>
+        </w:rPr>
+        <w:t xml:space="preserve"> Identifier</w:t>
+      </w:r>
+      <w:r>
+        <w:rPr>
+          <w:rFonts w:ascii="Arial" w:hAnsi="Arial" w:cs="Arial"/>
+          <w:sz w:val="20"/>
+          <w:szCs w:val="20"/>
+        </w:rPr>
+        <w:t xml:space="preserve">.  </w:t>
+      </w:r>
+      <w:r>
+        <w:rPr>
+          <w:rFonts w:ascii="Arial" w:hAnsi="Arial" w:cs="Arial"/>
+          <w:sz w:val="20"/>
+          <w:szCs w:val="20"/>
+        </w:rPr>
+        <w:t>C</w:t>
+      </w:r>
+      <w:r>
+        <w:rPr>
+          <w:rFonts w:ascii="Arial" w:hAnsi="Arial" w:cs="Arial"/>
+          <w:sz w:val="20"/>
+          <w:szCs w:val="20"/>
+        </w:rPr>
+        <w:t xml:space="preserve">orresponds to </w:t>
+      </w:r>
+      <w:r>
+        <w:rPr>
+          <w:rFonts w:ascii="Consolas" w:hAnsi="Consolas" w:cs="Consolas"/>
+          <w:noProof/>
+          <w:sz w:val="20"/>
+          <w:szCs w:val="20"/>
+        </w:rPr>
+        <w:t>networkId</w:t>
+      </w:r>
+      <w:r>
+        <w:rPr>
+          <w:rFonts w:ascii="Arial" w:hAnsi="Arial" w:cs="Arial"/>
+          <w:sz w:val="20"/>
+          <w:szCs w:val="20"/>
+        </w:rPr>
+        <w:t xml:space="preserve"> </w:t>
+      </w:r>
+      <w:r>
+        <w:rPr>
+          <w:rFonts w:ascii="Arial" w:hAnsi="Arial" w:cs="Arial"/>
+          <w:sz w:val="20"/>
+          <w:szCs w:val="20"/>
+        </w:rPr>
+        <w:t>in</w:t>
+      </w:r>
+      <w:r>
+        <w:rPr>
+          <w:rFonts w:ascii="Arial" w:hAnsi="Arial" w:cs="Arial"/>
+          <w:sz w:val="20"/>
+          <w:szCs w:val="20"/>
+        </w:rPr>
+        <w:t xml:space="preserve"> </w:t>
+      </w:r>
+      <w:r>
+        <w:rPr>
+          <w:rFonts w:ascii="Consolas" w:hAnsi="Consolas" w:cs="Consolas"/>
+          <w:iCs/>
+          <w:sz w:val="20"/>
+          <w:szCs w:val="20"/>
+        </w:rPr>
+        <w:t>Authorization</w:t>
+      </w:r>
+      <w:r>
+        <w:rPr>
+          <w:rFonts w:ascii="Arial" w:hAnsi="Arial" w:cs="Arial"/>
+          <w:iCs/>
+          <w:sz w:val="20"/>
+          <w:szCs w:val="20"/>
+        </w:rPr>
+        <w:t> </w:t>
+      </w:r>
+      <w:r>
+        <w:rPr>
+          <w:rFonts w:ascii="Consolas" w:hAnsi="Consolas" w:cs="Consolas"/>
+          <w:iCs/>
+          <w:sz w:val="20"/>
+          <w:szCs w:val="20"/>
+        </w:rPr>
+        <w:t>Response</w:t>
+      </w:r>
+      <w:r>
+        <w:rPr>
+          <w:rFonts w:ascii="Arial" w:hAnsi="Arial" w:cs="Arial"/>
+          <w:iCs/>
+          <w:sz w:val="20"/>
+          <w:szCs w:val="20"/>
+        </w:rPr>
+        <w:t xml:space="preserve"> object</w:t>
+      </w:r>
+      <w:r>
+        <w:rPr>
+          <w:rFonts w:ascii="Arial" w:hAnsi="Arial" w:cs="Arial"/>
+          <w:iCs/>
+          <w:sz w:val="20"/>
+          <w:szCs w:val="20"/>
+        </w:rPr>
+        <w:t>s</w:t>
+      </w:r>
+      <w:r>
+        <w:rPr>
+          <w:rFonts w:ascii="Arial" w:hAnsi="Arial" w:cs="Arial"/>
+          <w:iCs/>
+          <w:sz w:val="20"/>
+          <w:szCs w:val="20"/>
+        </w:rPr>
+        <w:t>.</w:t>
       </w:r>
     </w:p>
     <w:p>
       <w:pPr>
+        <w:pStyle w:val="ListParagraph"/>
+        <w:widowControl w:val="0"/>
+        <w:numPr>
+          <w:ilvl w:val="0"/>
+          <w:numId w:val="16"/>
+        </w:numPr>
         <w:spacing w:after="120"/>
-        <w:rPr>
-          <w:rFonts w:ascii="Arial" w:hAnsi="Arial" w:cs="Arial"/>
-          <w:sz w:val="20"/>
-          <w:szCs w:val="20"/>
-        </w:rPr>
-      </w:pPr>
+        <w:ind w:left="548" w:hanging="274"/>
+        <w:rPr>
+          <w:rFonts w:ascii="Arial" w:hAnsi="Arial" w:cs="Arial"/>
+          <w:sz w:val="20"/>
+          <w:szCs w:val="20"/>
+        </w:rPr>
+      </w:pPr>
+      <w:r>
+        <w:rPr>
+          <w:rFonts w:ascii="Arial" w:hAnsi="Arial" w:cs="Arial"/>
+          <w:sz w:val="20"/>
+          <w:szCs w:val="20"/>
+        </w:rPr>
+        <w:t xml:space="preserve">Service endpoint identifier.  </w:t>
+      </w:r>
+      <w:r>
+        <w:rPr>
+          <w:rFonts w:ascii="Arial" w:hAnsi="Arial" w:cs="Arial"/>
+          <w:sz w:val="20"/>
+          <w:szCs w:val="20"/>
+        </w:rPr>
+        <w:t>C</w:t>
+      </w:r>
+      <w:r>
+        <w:rPr>
+          <w:rFonts w:ascii="Arial" w:hAnsi="Arial" w:cs="Arial"/>
+          <w:sz w:val="20"/>
+          <w:szCs w:val="20"/>
+        </w:rPr>
+        <w:t xml:space="preserve">orresponds to </w:t>
+      </w:r>
+      <w:r>
+        <w:rPr>
+          <w:rFonts w:ascii="Consolas" w:hAnsi="Consolas" w:cs="Consolas"/>
+          <w:noProof/>
+          <w:sz w:val="20"/>
+          <w:szCs w:val="20"/>
+        </w:rPr>
+        <w:t>serviceLocator</w:t>
+      </w:r>
+      <w:r>
+        <w:rPr>
+          <w:rFonts w:ascii="Consolas" w:hAnsi="Consolas" w:cs="Consolas"/>
+          <w:noProof/>
+          <w:sz w:val="20"/>
+          <w:szCs w:val="20"/>
+        </w:rPr>
+        <w:t>e</w:t>
+      </w:r>
+      <w:r>
+        <w:rPr>
+          <w:rFonts w:ascii="Arial" w:hAnsi="Arial" w:cs="Arial"/>
+          <w:sz w:val="20"/>
+          <w:szCs w:val="20"/>
+        </w:rPr>
+        <w:t xml:space="preserve"> </w:t>
+      </w:r>
+      <w:r>
+        <w:rPr>
+          <w:rFonts w:ascii="Arial" w:hAnsi="Arial" w:cs="Arial"/>
+          <w:sz w:val="20"/>
+          <w:szCs w:val="20"/>
+        </w:rPr>
+        <w:t>in</w:t>
+      </w:r>
+      <w:r>
+        <w:rPr>
+          <w:rFonts w:ascii="Arial" w:hAnsi="Arial" w:cs="Arial"/>
+          <w:sz w:val="20"/>
+          <w:szCs w:val="20"/>
+        </w:rPr>
+        <w:t xml:space="preserve"> </w:t>
+      </w:r>
+      <w:r>
+        <w:rPr>
+          <w:rFonts w:ascii="Consolas" w:hAnsi="Consolas" w:cs="Consolas"/>
+          <w:iCs/>
+          <w:sz w:val="20"/>
+          <w:szCs w:val="20"/>
+        </w:rPr>
+        <w:t>Authorization</w:t>
+      </w:r>
+      <w:r>
+        <w:rPr>
+          <w:rFonts w:ascii="Arial" w:hAnsi="Arial" w:cs="Arial"/>
+          <w:iCs/>
+          <w:sz w:val="20"/>
+          <w:szCs w:val="20"/>
+        </w:rPr>
+        <w:t> </w:t>
+      </w:r>
+      <w:r>
+        <w:rPr>
+          <w:rFonts w:ascii="Consolas" w:hAnsi="Consolas" w:cs="Consolas"/>
+          <w:iCs/>
+          <w:sz w:val="20"/>
+          <w:szCs w:val="20"/>
+        </w:rPr>
+        <w:t>Response</w:t>
+      </w:r>
+      <w:r>
+        <w:rPr>
+          <w:rFonts w:ascii="Arial" w:hAnsi="Arial" w:cs="Arial"/>
+          <w:iCs/>
+          <w:sz w:val="20"/>
+          <w:szCs w:val="20"/>
+        </w:rPr>
+        <w:t xml:space="preserve"> object</w:t>
+      </w:r>
+      <w:r>
+        <w:rPr>
+          <w:rFonts w:ascii="Arial" w:hAnsi="Arial" w:cs="Arial"/>
+          <w:iCs/>
+          <w:sz w:val="20"/>
+          <w:szCs w:val="20"/>
+        </w:rPr>
+        <w:t>s</w:t>
+      </w:r>
+      <w:r>
+        <w:rPr>
+          <w:rFonts w:ascii="Arial" w:hAnsi="Arial" w:cs="Arial"/>
+          <w:iCs/>
+          <w:sz w:val="20"/>
+          <w:szCs w:val="20"/>
+        </w:rPr>
+        <w:t>.</w:t>
+      </w:r>
     </w:p>
     <w:p>
       <w:pPr>
+        <w:pStyle w:val="ListParagraph"/>
+        <w:widowControl w:val="0"/>
+        <w:numPr>
+          <w:ilvl w:val="0"/>
+          <w:numId w:val="16"/>
+        </w:numPr>
         <w:spacing w:after="120"/>
-        <w:rPr>
-          <w:rFonts w:ascii="Arial" w:hAnsi="Arial" w:cs="Arial"/>
-          <w:sz w:val="20"/>
-          <w:szCs w:val="20"/>
-        </w:rPr>
-      </w:pPr>
-      <w:bookmarkStart w:id="1" w:name="authobj"/>
-      <w:bookmarkEnd w:id="1"/>
+        <w:ind w:left="548" w:hanging="274"/>
+        <w:rPr>
+          <w:rFonts w:ascii="Arial" w:hAnsi="Arial" w:cs="Arial"/>
+          <w:sz w:val="20"/>
+          <w:szCs w:val="20"/>
+        </w:rPr>
+      </w:pPr>
+      <w:r>
+        <w:rPr>
+          <w:rFonts w:ascii="Arial" w:hAnsi="Arial" w:cs="Arial"/>
+          <w:iCs/>
+          <w:sz w:val="20"/>
+          <w:szCs w:val="20"/>
+        </w:rPr>
+        <w:t xml:space="preserve">Credential private key.  </w:t>
+      </w:r>
+      <w:r>
+        <w:rPr>
+          <w:rFonts w:ascii="Arial" w:hAnsi="Arial" w:cs="Arial"/>
+          <w:iCs/>
+          <w:sz w:val="20"/>
+          <w:szCs w:val="20"/>
+        </w:rPr>
+        <w:t>K</w:t>
+      </w:r>
+      <w:r>
+        <w:rPr>
+          <w:rFonts w:ascii="Arial" w:hAnsi="Arial" w:cs="Arial"/>
+          <w:iCs/>
+          <w:sz w:val="20"/>
+          <w:szCs w:val="20"/>
+        </w:rPr>
+        <w:t xml:space="preserve">ey used for signing </w:t>
+      </w:r>
+      <w:r>
+        <w:rPr>
+          <w:rFonts w:ascii="Consolas" w:hAnsi="Consolas" w:cs="Consolas"/>
+          <w:iCs/>
+          <w:sz w:val="20"/>
+          <w:szCs w:val="20"/>
+        </w:rPr>
+        <w:t>Authorization</w:t>
+      </w:r>
+      <w:r>
+        <w:rPr>
+          <w:rFonts w:ascii="Arial" w:hAnsi="Arial" w:cs="Arial"/>
+          <w:iCs/>
+          <w:sz w:val="20"/>
+          <w:szCs w:val="20"/>
+        </w:rPr>
+        <w:t> </w:t>
+      </w:r>
+      <w:r>
+        <w:rPr>
+          <w:rFonts w:ascii="Consolas" w:hAnsi="Consolas" w:cs="Consolas"/>
+          <w:iCs/>
+          <w:sz w:val="20"/>
+          <w:szCs w:val="20"/>
+        </w:rPr>
+        <w:t>Response</w:t>
+      </w:r>
+      <w:r>
+        <w:rPr>
+          <w:rFonts w:ascii="Arial" w:hAnsi="Arial" w:cs="Arial"/>
+          <w:iCs/>
+          <w:sz w:val="20"/>
+          <w:szCs w:val="20"/>
+        </w:rPr>
+        <w:t xml:space="preserve"> object</w:t>
+      </w:r>
+      <w:r>
+        <w:rPr>
+          <w:rFonts w:ascii="Arial" w:hAnsi="Arial" w:cs="Arial"/>
+          <w:iCs/>
+          <w:sz w:val="20"/>
+          <w:szCs w:val="20"/>
+        </w:rPr>
+        <w:t>s</w:t>
+      </w:r>
+      <w:r>
+        <w:rPr>
+          <w:rFonts w:ascii="Arial" w:hAnsi="Arial" w:cs="Arial"/>
+          <w:iCs/>
+          <w:sz w:val="20"/>
+          <w:szCs w:val="20"/>
+        </w:rPr>
+        <w:t>.</w:t>
+      </w:r>
+      <w:r>
+        <w:rPr>
+          <w:rFonts w:ascii="Arial" w:hAnsi="Arial" w:cs="Arial"/>
+          <w:iCs/>
+          <w:sz w:val="20"/>
+          <w:szCs w:val="20"/>
+        </w:rPr>
+        <w:t xml:space="preserve">  It is supposed to be unique for each Payer and </w:t>
+      </w:r>
+      <w:r>
+        <w:rPr>
+          <w:rFonts w:ascii="Consolas" w:hAnsi="Consolas" w:cs="Consolas"/>
+          <w:noProof/>
+          <w:sz w:val="20"/>
+          <w:szCs w:val="20"/>
+        </w:rPr>
+        <w:t>account</w:t>
+      </w:r>
+      <w:r>
+        <w:rPr>
+          <w:rFonts w:ascii="Consolas" w:hAnsi="Consolas" w:cs="Consolas"/>
+          <w:noProof/>
+          <w:sz w:val="20"/>
+          <w:szCs w:val="20"/>
+        </w:rPr>
+        <w:t>Id</w:t>
+      </w:r>
+      <w:r>
+        <w:rPr>
+          <w:rFonts w:ascii="Arial" w:hAnsi="Arial" w:cs="Arial"/>
+          <w:iCs/>
+          <w:sz w:val="20"/>
+          <w:szCs w:val="20"/>
+        </w:rPr>
+        <w:t>.</w:t>
+      </w:r>
+    </w:p>
+    <w:p>
+      <w:pPr>
+        <w:pStyle w:val="ListParagraph"/>
+        <w:widowControl w:val="0"/>
+        <w:numPr>
+          <w:ilvl w:val="0"/>
+          <w:numId w:val="16"/>
+        </w:numPr>
+        <w:spacing w:after="120"/>
+        <w:ind w:left="548" w:hanging="274"/>
+        <w:rPr>
+          <w:rFonts w:ascii="Arial" w:hAnsi="Arial" w:cs="Arial"/>
+          <w:sz w:val="20"/>
+          <w:szCs w:val="20"/>
+        </w:rPr>
+      </w:pPr>
+      <w:r>
+        <w:rPr>
+          <w:rFonts w:ascii="Arial" w:hAnsi="Arial" w:cs="Arial"/>
+          <w:iCs/>
+          <w:sz w:val="20"/>
+          <w:szCs w:val="20"/>
+        </w:rPr>
+        <w:t xml:space="preserve">Credential public key.  </w:t>
+      </w:r>
+      <w:r>
+        <w:rPr>
+          <w:rFonts w:ascii="Arial" w:hAnsi="Arial" w:cs="Arial"/>
+          <w:iCs/>
+          <w:sz w:val="20"/>
+          <w:szCs w:val="20"/>
+        </w:rPr>
+        <w:t>K</w:t>
+      </w:r>
+      <w:r>
+        <w:rPr>
+          <w:rFonts w:ascii="Arial" w:hAnsi="Arial" w:cs="Arial"/>
+          <w:iCs/>
+          <w:sz w:val="20"/>
+          <w:szCs w:val="20"/>
+        </w:rPr>
+        <w:t xml:space="preserve">ey </w:t>
+      </w:r>
+      <w:r>
+        <w:rPr>
+          <w:rFonts w:ascii="Arial" w:hAnsi="Arial" w:cs="Arial"/>
+          <w:iCs/>
+          <w:sz w:val="20"/>
+          <w:szCs w:val="20"/>
+        </w:rPr>
+        <w:t xml:space="preserve">matching the credential private key.  This key is </w:t>
+      </w:r>
+      <w:r>
+        <w:rPr>
+          <w:rFonts w:ascii="Arial" w:hAnsi="Arial" w:cs="Arial"/>
+          <w:iCs/>
+          <w:sz w:val="20"/>
+          <w:szCs w:val="20"/>
+        </w:rPr>
+        <w:t>featured in</w:t>
+      </w:r>
+      <w:r>
+        <w:rPr>
+          <w:rFonts w:ascii="Arial" w:hAnsi="Arial" w:cs="Arial"/>
+          <w:sz w:val="20"/>
+          <w:szCs w:val="20"/>
+        </w:rPr>
+        <w:t xml:space="preserve"> </w:t>
+      </w:r>
+      <w:r>
+        <w:rPr>
+          <w:rFonts w:ascii="Consolas" w:hAnsi="Consolas" w:cs="Consolas"/>
+          <w:iCs/>
+          <w:sz w:val="20"/>
+          <w:szCs w:val="20"/>
+        </w:rPr>
+        <w:t>Authorization</w:t>
+      </w:r>
+      <w:r>
+        <w:rPr>
+          <w:rFonts w:ascii="Arial" w:hAnsi="Arial" w:cs="Arial"/>
+          <w:iCs/>
+          <w:sz w:val="20"/>
+          <w:szCs w:val="20"/>
+        </w:rPr>
+        <w:t> </w:t>
+      </w:r>
+      <w:r>
+        <w:rPr>
+          <w:rFonts w:ascii="Consolas" w:hAnsi="Consolas" w:cs="Consolas"/>
+          <w:iCs/>
+          <w:sz w:val="20"/>
+          <w:szCs w:val="20"/>
+        </w:rPr>
+        <w:t>Response</w:t>
+      </w:r>
+      <w:r>
+        <w:rPr>
+          <w:rFonts w:ascii="Arial" w:hAnsi="Arial" w:cs="Arial"/>
+          <w:iCs/>
+          <w:sz w:val="20"/>
+          <w:szCs w:val="20"/>
+        </w:rPr>
+        <w:t xml:space="preserve"> </w:t>
+      </w:r>
+      <w:r>
+        <w:rPr>
+          <w:rFonts w:ascii="Arial" w:hAnsi="Arial" w:cs="Arial"/>
+          <w:iCs/>
+          <w:sz w:val="20"/>
+          <w:szCs w:val="20"/>
+        </w:rPr>
+        <w:t>signature</w:t>
+      </w:r>
+      <w:r>
+        <w:rPr>
+          <w:rFonts w:ascii="Arial" w:hAnsi="Arial" w:cs="Arial"/>
+          <w:iCs/>
+          <w:sz w:val="20"/>
+          <w:szCs w:val="20"/>
+        </w:rPr>
+        <w:t xml:space="preserve">s to facilitate signature validation </w:t>
+      </w:r>
+      <w:r>
+        <w:rPr>
+          <w:rFonts w:ascii="Arial" w:hAnsi="Arial" w:cs="Arial"/>
+          <w:iCs/>
+          <w:sz w:val="20"/>
+          <w:szCs w:val="20"/>
+        </w:rPr>
+        <w:t>including</w:t>
+      </w:r>
+      <w:r>
+        <w:rPr>
+          <w:rFonts w:ascii="Arial" w:hAnsi="Arial" w:cs="Arial"/>
+          <w:iCs/>
+          <w:sz w:val="20"/>
+          <w:szCs w:val="20"/>
+        </w:rPr>
+        <w:t xml:space="preserve"> the association with the </w:t>
+      </w:r>
+      <w:r>
+        <w:rPr>
+          <w:rFonts w:ascii="Consolas" w:hAnsi="Consolas" w:cs="Consolas"/>
+          <w:noProof/>
+          <w:sz w:val="20"/>
+          <w:szCs w:val="20"/>
+        </w:rPr>
+        <w:t>account</w:t>
+      </w:r>
+      <w:r>
+        <w:rPr>
+          <w:rFonts w:ascii="Consolas" w:hAnsi="Consolas" w:cs="Consolas"/>
+          <w:noProof/>
+          <w:sz w:val="20"/>
+          <w:szCs w:val="20"/>
+        </w:rPr>
+        <w:t>Id</w:t>
+      </w:r>
+      <w:r>
+        <w:rPr>
+          <w:rFonts w:ascii="Arial" w:hAnsi="Arial" w:cs="Arial"/>
+          <w:iCs/>
+          <w:sz w:val="20"/>
+          <w:szCs w:val="20"/>
+        </w:rPr>
+        <w:t>.</w:t>
+      </w:r>
+    </w:p>
+    <w:p>
+      <w:pPr>
+        <w:pStyle w:val="ListParagraph"/>
+        <w:widowControl w:val="0"/>
+        <w:numPr>
+          <w:ilvl w:val="0"/>
+          <w:numId w:val="16"/>
+        </w:numPr>
+        <w:spacing w:after="120"/>
+        <w:ind w:left="548" w:hanging="274"/>
+        <w:rPr>
+          <w:rFonts w:ascii="Arial" w:hAnsi="Arial" w:cs="Arial"/>
+          <w:sz w:val="20"/>
+          <w:szCs w:val="20"/>
+        </w:rPr>
+      </w:pPr>
+      <w:r>
+        <w:rPr>
+          <w:rFonts w:ascii="Arial" w:hAnsi="Arial" w:cs="Arial"/>
+          <w:iCs/>
+          <w:sz w:val="20"/>
+          <w:szCs w:val="20"/>
+        </w:rPr>
+        <w:t xml:space="preserve">Encryption public key.  </w:t>
+      </w:r>
+      <w:r>
+        <w:rPr>
+          <w:rFonts w:ascii="Arial" w:hAnsi="Arial" w:cs="Arial"/>
+          <w:iCs/>
+          <w:sz w:val="20"/>
+          <w:szCs w:val="20"/>
+        </w:rPr>
+        <w:t>K</w:t>
+      </w:r>
+      <w:r>
+        <w:rPr>
+          <w:rFonts w:ascii="Arial" w:hAnsi="Arial" w:cs="Arial"/>
+          <w:iCs/>
+          <w:sz w:val="20"/>
+          <w:szCs w:val="20"/>
+        </w:rPr>
+        <w:t>ey used for encrypting</w:t>
+      </w:r>
+      <w:r>
+        <w:rPr>
+          <w:rFonts w:ascii="Arial" w:hAnsi="Arial" w:cs="Arial"/>
+          <w:iCs/>
+          <w:sz w:val="20"/>
+          <w:szCs w:val="20"/>
+        </w:rPr>
+        <w:t xml:space="preserve"> </w:t>
+      </w:r>
+      <w:r>
+        <w:rPr>
+          <w:rFonts w:ascii="Consolas" w:hAnsi="Consolas" w:cs="Consolas"/>
+          <w:iCs/>
+          <w:sz w:val="20"/>
+          <w:szCs w:val="20"/>
+        </w:rPr>
+        <w:t>Authorization</w:t>
+      </w:r>
+      <w:r>
+        <w:rPr>
+          <w:rFonts w:ascii="Arial" w:hAnsi="Arial" w:cs="Arial"/>
+          <w:iCs/>
+          <w:sz w:val="20"/>
+          <w:szCs w:val="20"/>
+        </w:rPr>
+        <w:t> </w:t>
+      </w:r>
+      <w:r>
+        <w:rPr>
+          <w:rFonts w:ascii="Consolas" w:hAnsi="Consolas" w:cs="Consolas"/>
+          <w:iCs/>
+          <w:sz w:val="20"/>
+          <w:szCs w:val="20"/>
+        </w:rPr>
+        <w:t>Response</w:t>
+      </w:r>
+      <w:r>
+        <w:rPr>
+          <w:rFonts w:ascii="Arial" w:hAnsi="Arial" w:cs="Arial"/>
+          <w:iCs/>
+          <w:sz w:val="20"/>
+          <w:szCs w:val="20"/>
+        </w:rPr>
+        <w:t xml:space="preserve"> object</w:t>
+      </w:r>
+      <w:r>
+        <w:rPr>
+          <w:rFonts w:ascii="Arial" w:hAnsi="Arial" w:cs="Arial"/>
+          <w:iCs/>
+          <w:sz w:val="20"/>
+          <w:szCs w:val="20"/>
+        </w:rPr>
+        <w:t>s</w:t>
+      </w:r>
+      <w:r>
+        <w:rPr>
+          <w:rFonts w:ascii="Arial" w:hAnsi="Arial" w:cs="Arial"/>
+          <w:iCs/>
+          <w:sz w:val="20"/>
+          <w:szCs w:val="20"/>
+        </w:rPr>
+        <w:t>.</w:t>
+      </w:r>
+    </w:p>
+    <w:p>
+      <w:pPr>
+        <w:pStyle w:val="ListParagraph"/>
+        <w:widowControl w:val="0"/>
+        <w:numPr>
+          <w:ilvl w:val="0"/>
+          <w:numId w:val="16"/>
+        </w:numPr>
+        <w:spacing w:after="120"/>
+        <w:ind w:left="548" w:hanging="274"/>
+        <w:rPr>
+          <w:rFonts w:ascii="Arial" w:hAnsi="Arial" w:cs="Arial"/>
+          <w:sz w:val="20"/>
+          <w:szCs w:val="20"/>
+        </w:rPr>
+      </w:pPr>
+      <w:r>
+        <w:rPr>
+          <w:rFonts w:ascii="Arial" w:hAnsi="Arial" w:cs="Arial"/>
+          <w:iCs/>
+          <w:sz w:val="20"/>
+          <w:szCs w:val="20"/>
+        </w:rPr>
+        <w:t xml:space="preserve">Credential card image.  </w:t>
+      </w:r>
+      <w:r>
+        <w:rPr>
+          <w:rFonts w:ascii="Arial" w:hAnsi="Arial" w:cs="Arial"/>
+          <w:iCs/>
+          <w:sz w:val="20"/>
+          <w:szCs w:val="20"/>
+        </w:rPr>
+        <w:t>I</w:t>
+      </w:r>
+      <w:r>
+        <w:rPr>
+          <w:rFonts w:ascii="Arial" w:hAnsi="Arial" w:cs="Arial"/>
+          <w:iCs/>
+          <w:sz w:val="20"/>
+          <w:szCs w:val="20"/>
+        </w:rPr>
+        <w:t xml:space="preserve">mage used </w:t>
+      </w:r>
+      <w:r>
+        <w:rPr>
+          <w:rFonts w:ascii="Arial" w:hAnsi="Arial" w:cs="Arial"/>
+          <w:iCs/>
+          <w:sz w:val="20"/>
+          <w:szCs w:val="20"/>
+        </w:rPr>
+        <w:t>in</w:t>
+      </w:r>
+      <w:r>
+        <w:rPr>
+          <w:rFonts w:ascii="Arial" w:hAnsi="Arial" w:cs="Arial"/>
+          <w:iCs/>
+          <w:sz w:val="20"/>
+          <w:szCs w:val="20"/>
+        </w:rPr>
+        <w:t xml:space="preserve"> wallet UIs to aid user credential selection.</w:t>
+      </w:r>
+    </w:p>
+    <w:p>
+      <w:pPr>
+        <w:spacing w:after="0"/>
+        <w:rPr>
+          <w:rFonts w:ascii="Arial" w:hAnsi="Arial" w:cs="Arial"/>
+          <w:iCs/>
+          <w:sz w:val="20"/>
+          <w:szCs w:val="20"/>
+        </w:rPr>
+      </w:pPr>
+    </w:p>
+    <w:p>
+      <w:pPr>
+        <w:spacing w:after="0"/>
+        <w:rPr>
+          <w:rFonts w:ascii="Arial" w:hAnsi="Arial" w:cs="Arial"/>
+          <w:sz w:val="20"/>
+          <w:szCs w:val="20"/>
+        </w:rPr>
+      </w:pPr>
+      <w:r>
+        <w:rPr>
+          <w:rFonts w:ascii="Arial" w:hAnsi="Arial" w:cs="Arial"/>
+          <w:sz w:val="20"/>
+          <w:szCs w:val="20"/>
+        </w:rPr>
+        <w:t>Payment credentials are created through a (not shown) registration process with the Issuer.</w:t>
+      </w:r>
+    </w:p>
+    <w:p>
+      <w:pPr>
+        <w:widowControl w:val="0"/>
+        <w:spacing w:after="120"/>
+        <w:rPr>
+          <w:rFonts w:ascii="Arial" w:hAnsi="Arial" w:cs="Arial"/>
+          <w:sz w:val="20"/>
+          <w:szCs w:val="20"/>
+        </w:rPr>
+      </w:pPr>
+    </w:p>
+    <w:p>
+      <w:pPr>
+        <w:pStyle w:val="ListParagraph"/>
+        <w:numPr>
+          <w:ilvl w:val="0"/>
+          <w:numId w:val="17"/>
+        </w:numPr>
+        <w:spacing w:after="120"/>
+        <w:ind w:left="360"/>
+        <w:rPr>
+          <w:rFonts w:ascii="Arial" w:hAnsi="Arial" w:cs="Arial"/>
+          <w:b/>
+          <w:sz w:val="28"/>
+          <w:szCs w:val="28"/>
+        </w:rPr>
+      </w:pPr>
+      <w:r>
+        <w:rPr>
+          <w:rFonts w:ascii="Arial" w:hAnsi="Arial" w:cs="Arial"/>
+          <w:b/>
+          <w:sz w:val="28"/>
+          <w:szCs w:val="28"/>
+        </w:rPr>
+        <w:t>Verification</w:t>
+      </w:r>
+      <w:r>
+        <w:rPr>
+          <w:rFonts w:ascii="Arial" w:hAnsi="Arial" w:cs="Arial"/>
+          <w:b/>
+          <w:sz w:val="28"/>
+          <w:szCs w:val="28"/>
+        </w:rPr>
+        <w:t xml:space="preserve"> and Validation</w:t>
+      </w:r>
+    </w:p>
+    <w:p>
+      <w:pPr>
+        <w:spacing w:after="120"/>
+        <w:rPr>
+          <w:rFonts w:ascii="Arial" w:hAnsi="Arial" w:cs="Arial"/>
+          <w:iCs/>
+          <w:sz w:val="20"/>
+          <w:szCs w:val="20"/>
+        </w:rPr>
+      </w:pPr>
+      <w:r>
+        <w:rPr>
+          <w:rFonts w:ascii="Arial" w:hAnsi="Arial" w:cs="Arial"/>
+          <w:sz w:val="20"/>
+          <w:szCs w:val="20"/>
+        </w:rPr>
+        <w:t xml:space="preserve">Verification of </w:t>
+      </w:r>
+      <w:r>
+        <w:rPr>
+          <w:rFonts w:ascii="Consolas" w:hAnsi="Consolas" w:cs="Consolas"/>
+          <w:iCs/>
+          <w:sz w:val="20"/>
+          <w:szCs w:val="20"/>
+        </w:rPr>
+        <w:t>Authorization</w:t>
+      </w:r>
+      <w:r>
+        <w:rPr>
+          <w:rFonts w:ascii="Arial" w:hAnsi="Arial" w:cs="Arial"/>
+          <w:iCs/>
+          <w:sz w:val="20"/>
+          <w:szCs w:val="20"/>
+        </w:rPr>
+        <w:t> </w:t>
+      </w:r>
+      <w:r>
+        <w:rPr>
+          <w:rFonts w:ascii="Consolas" w:hAnsi="Consolas" w:cs="Consolas"/>
+          <w:iCs/>
+          <w:sz w:val="20"/>
+          <w:szCs w:val="20"/>
+        </w:rPr>
+        <w:t>Response</w:t>
+      </w:r>
+      <w:r>
+        <w:rPr>
+          <w:rFonts w:ascii="Arial" w:hAnsi="Arial" w:cs="Arial"/>
+          <w:iCs/>
+          <w:sz w:val="20"/>
+          <w:szCs w:val="20"/>
+        </w:rPr>
+        <w:t xml:space="preserve"> object</w:t>
+      </w:r>
+      <w:r>
+        <w:rPr>
+          <w:rFonts w:ascii="Arial" w:hAnsi="Arial" w:cs="Arial"/>
+          <w:iCs/>
+          <w:sz w:val="20"/>
+          <w:szCs w:val="20"/>
+        </w:rPr>
+        <w:t>s</w:t>
+      </w:r>
+      <w:r>
+        <w:rPr>
+          <w:rFonts w:ascii="Arial" w:hAnsi="Arial" w:cs="Arial"/>
+          <w:iCs/>
+          <w:sz w:val="20"/>
+          <w:szCs w:val="20"/>
+        </w:rPr>
+        <w:t xml:space="preserve"> is performed by running the steps described in section 3, but in a reversed mode.  That is:</w:t>
+      </w:r>
+    </w:p>
+    <w:p>
+      <w:pPr>
+        <w:pStyle w:val="ListParagraph"/>
+        <w:numPr>
+          <w:ilvl w:val="0"/>
+          <w:numId w:val="18"/>
+        </w:numPr>
+        <w:spacing w:after="0"/>
+        <w:rPr>
+          <w:rFonts w:ascii="Arial" w:hAnsi="Arial" w:cs="Arial"/>
+          <w:iCs/>
+          <w:sz w:val="20"/>
+          <w:szCs w:val="20"/>
+        </w:rPr>
+      </w:pPr>
+      <w:r>
+        <w:rPr>
+          <w:rFonts w:ascii="Arial" w:hAnsi="Arial" w:cs="Arial"/>
+          <w:iCs/>
+          <w:sz w:val="20"/>
+          <w:szCs w:val="20"/>
+        </w:rPr>
+        <w:t>D</w:t>
+      </w:r>
+      <w:r>
+        <w:rPr>
+          <w:rFonts w:ascii="Arial" w:hAnsi="Arial" w:cs="Arial"/>
+          <w:iCs/>
+          <w:sz w:val="20"/>
+          <w:szCs w:val="20"/>
+        </w:rPr>
+        <w:t xml:space="preserve">ecrypting the </w:t>
+      </w:r>
+      <w:r>
+        <w:rPr>
+          <w:rFonts w:ascii="Consolas" w:hAnsi="Consolas" w:cs="Consolas"/>
+          <w:iCs/>
+          <w:sz w:val="20"/>
+          <w:szCs w:val="20"/>
+        </w:rPr>
+        <w:t>Authorization</w:t>
+      </w:r>
+      <w:r>
+        <w:rPr>
+          <w:rFonts w:ascii="Arial" w:hAnsi="Arial" w:cs="Arial"/>
+          <w:iCs/>
+          <w:sz w:val="20"/>
+          <w:szCs w:val="20"/>
+        </w:rPr>
+        <w:t> </w:t>
+      </w:r>
+      <w:r>
+        <w:rPr>
+          <w:rFonts w:ascii="Consolas" w:hAnsi="Consolas" w:cs="Consolas"/>
+          <w:iCs/>
+          <w:sz w:val="20"/>
+          <w:szCs w:val="20"/>
+        </w:rPr>
+        <w:t>Response</w:t>
+      </w:r>
+      <w:r>
+        <w:rPr>
+          <w:rFonts w:ascii="Arial" w:hAnsi="Arial" w:cs="Arial"/>
+          <w:iCs/>
+          <w:sz w:val="20"/>
+          <w:szCs w:val="20"/>
+        </w:rPr>
+        <w:t xml:space="preserve"> object</w:t>
+      </w:r>
+      <w:r>
+        <w:rPr>
+          <w:rFonts w:ascii="Arial" w:hAnsi="Arial" w:cs="Arial"/>
+          <w:iCs/>
+          <w:sz w:val="20"/>
+          <w:szCs w:val="20"/>
+        </w:rPr>
+        <w:t xml:space="preserve"> using a private key associated with the public key provided in the encryption object.</w:t>
+      </w:r>
+    </w:p>
+    <w:p>
+      <w:pPr>
+        <w:pStyle w:val="ListParagraph"/>
+        <w:numPr>
+          <w:ilvl w:val="0"/>
+          <w:numId w:val="18"/>
+        </w:numPr>
+        <w:spacing w:after="0"/>
+        <w:rPr>
+          <w:rFonts w:ascii="Arial" w:hAnsi="Arial" w:cs="Arial"/>
+          <w:iCs/>
+          <w:sz w:val="20"/>
+          <w:szCs w:val="20"/>
+        </w:rPr>
+      </w:pPr>
+      <w:r>
+        <w:rPr>
+          <w:rFonts w:ascii="Arial" w:hAnsi="Arial" w:cs="Arial"/>
+          <w:iCs/>
+          <w:sz w:val="20"/>
+          <w:szCs w:val="20"/>
+        </w:rPr>
+        <w:t xml:space="preserve">Assembling the signed </w:t>
+      </w:r>
+      <w:r>
+        <w:rPr>
+          <w:rFonts w:ascii="Consolas" w:hAnsi="Consolas" w:cs="Consolas"/>
+          <w:iCs/>
+          <w:sz w:val="20"/>
+          <w:szCs w:val="20"/>
+        </w:rPr>
+        <w:t>Authorization</w:t>
+      </w:r>
+      <w:r>
+        <w:rPr>
+          <w:rFonts w:ascii="Arial" w:hAnsi="Arial" w:cs="Arial"/>
+          <w:iCs/>
+          <w:sz w:val="20"/>
+          <w:szCs w:val="20"/>
+        </w:rPr>
+        <w:t> </w:t>
+      </w:r>
+      <w:r>
+        <w:rPr>
+          <w:rFonts w:ascii="Consolas" w:hAnsi="Consolas" w:cs="Consolas"/>
+          <w:iCs/>
+          <w:sz w:val="20"/>
+          <w:szCs w:val="20"/>
+        </w:rPr>
+        <w:t>Response</w:t>
+      </w:r>
+      <w:r>
+        <w:rPr>
+          <w:rFonts w:ascii="Arial" w:hAnsi="Arial" w:cs="Arial"/>
+          <w:iCs/>
+          <w:sz w:val="20"/>
+          <w:szCs w:val="20"/>
+        </w:rPr>
+        <w:t xml:space="preserve"> object</w:t>
+      </w:r>
+      <w:r>
+        <w:rPr>
+          <w:rFonts w:ascii="Arial" w:hAnsi="Arial" w:cs="Arial"/>
+          <w:iCs/>
+          <w:sz w:val="20"/>
+          <w:szCs w:val="20"/>
+        </w:rPr>
+        <w:t xml:space="preserve"> using the result of the decryption process.</w:t>
+      </w:r>
+    </w:p>
+    <w:p>
+      <w:pPr>
+        <w:pStyle w:val="ListParagraph"/>
+        <w:numPr>
+          <w:ilvl w:val="0"/>
+          <w:numId w:val="18"/>
+        </w:numPr>
+        <w:spacing w:after="0"/>
+        <w:rPr>
+          <w:rFonts w:ascii="Arial" w:hAnsi="Arial" w:cs="Arial"/>
+          <w:iCs/>
+          <w:sz w:val="20"/>
+          <w:szCs w:val="20"/>
+        </w:rPr>
+      </w:pPr>
+      <w:r>
+        <w:rPr>
+          <w:rFonts w:ascii="Arial" w:hAnsi="Arial" w:cs="Arial"/>
+          <w:iCs/>
+          <w:sz w:val="20"/>
+          <w:szCs w:val="20"/>
+        </w:rPr>
+        <w:t xml:space="preserve">Validate the </w:t>
+      </w:r>
+      <w:r>
+        <w:rPr>
+          <w:rFonts w:ascii="Consolas" w:hAnsi="Consolas" w:cs="Consolas"/>
+          <w:iCs/>
+          <w:sz w:val="20"/>
+          <w:szCs w:val="20"/>
+        </w:rPr>
+        <w:t>Authorization</w:t>
+      </w:r>
+      <w:r>
+        <w:rPr>
+          <w:rFonts w:ascii="Arial" w:hAnsi="Arial" w:cs="Arial"/>
+          <w:iCs/>
+          <w:sz w:val="20"/>
+          <w:szCs w:val="20"/>
+        </w:rPr>
+        <w:t> </w:t>
+      </w:r>
+      <w:r>
+        <w:rPr>
+          <w:rFonts w:ascii="Consolas" w:hAnsi="Consolas" w:cs="Consolas"/>
+          <w:iCs/>
+          <w:sz w:val="20"/>
+          <w:szCs w:val="20"/>
+        </w:rPr>
+        <w:t>Response</w:t>
+      </w:r>
+      <w:r>
+        <w:rPr>
+          <w:rFonts w:ascii="Arial" w:hAnsi="Arial" w:cs="Arial"/>
+          <w:iCs/>
+          <w:sz w:val="20"/>
+          <w:szCs w:val="20"/>
+        </w:rPr>
+        <w:t xml:space="preserve"> </w:t>
+      </w:r>
+      <w:r>
+        <w:rPr>
+          <w:rFonts w:ascii="Arial" w:hAnsi="Arial" w:cs="Arial"/>
+          <w:iCs/>
+          <w:sz w:val="20"/>
+          <w:szCs w:val="20"/>
+        </w:rPr>
+        <w:t>signature using the public key provided in the signature object.</w:t>
+      </w:r>
+    </w:p>
+    <w:p>
+      <w:pPr>
+        <w:spacing w:after="0"/>
+        <w:rPr>
+          <w:rFonts w:ascii="Arial" w:hAnsi="Arial" w:cs="Arial"/>
+          <w:iCs/>
+          <w:sz w:val="20"/>
+          <w:szCs w:val="20"/>
+        </w:rPr>
+      </w:pPr>
+    </w:p>
+    <w:p>
+      <w:pPr>
+        <w:spacing w:after="0"/>
+        <w:rPr>
+          <w:rFonts w:ascii="Arial" w:hAnsi="Arial" w:cs="Arial"/>
+          <w:iCs/>
+          <w:sz w:val="20"/>
+          <w:szCs w:val="20"/>
+        </w:rPr>
+      </w:pPr>
+      <w:r>
+        <w:rPr>
+          <w:rFonts w:ascii="Arial" w:hAnsi="Arial" w:cs="Arial"/>
+          <w:iCs/>
+          <w:sz w:val="20"/>
+          <w:szCs w:val="20"/>
+        </w:rPr>
+        <w:t xml:space="preserve">Note: full validation also requires credential database lookups as well as </w:t>
+      </w:r>
+      <w:r>
+        <w:rPr>
+          <w:rFonts w:ascii="Arial" w:hAnsi="Arial" w:cs="Arial"/>
+          <w:iCs/>
+          <w:sz w:val="20"/>
+          <w:szCs w:val="20"/>
+        </w:rPr>
+        <w:t xml:space="preserve">validation of </w:t>
+      </w:r>
+      <w:r>
+        <w:rPr>
+          <w:rFonts w:ascii="Arial" w:hAnsi="Arial" w:cs="Arial"/>
+          <w:iCs/>
+          <w:sz w:val="20"/>
+          <w:szCs w:val="20"/>
+        </w:rPr>
+        <w:t>input data.</w:t>
+      </w:r>
+    </w:p>
+    <w:p>
+      <w:pPr>
+        <w:spacing w:after="120"/>
+        <w:rPr>
+          <w:rFonts w:ascii="Arial" w:hAnsi="Arial" w:cs="Arial"/>
+          <w:sz w:val="20"/>
+          <w:szCs w:val="20"/>
+        </w:rPr>
+      </w:pPr>
+    </w:p>
+    <w:p>
+      <w:pPr>
+        <w:spacing w:after="120"/>
+        <w:rPr>
+          <w:rFonts w:ascii="Arial" w:hAnsi="Arial" w:cs="Arial"/>
+          <w:sz w:val="20"/>
+          <w:szCs w:val="20"/>
+        </w:rPr>
+      </w:pPr>
     </w:p>
     <w:p>
       <w:pPr>
@@ -7773,148 +9523,7 @@
           <w:sz w:val="20"/>
           <w:szCs w:val="20"/>
         </w:rPr>
-        <w:t xml:space="preserve">How virtual payment cards equipped with </w:t>
-      </w:r>
-      <w:r>
-        <w:rPr>
-          <w:rFonts w:ascii="Arial" w:hAnsi="Arial" w:cs="Arial"/>
-          <w:sz w:val="20"/>
-          <w:szCs w:val="20"/>
-        </w:rPr>
-        <w:t>static</w:t>
-      </w:r>
-      <w:r>
-        <w:rPr>
-          <w:rFonts w:ascii="Arial" w:hAnsi="Arial" w:cs="Arial"/>
-          <w:sz w:val="20"/>
-          <w:szCs w:val="20"/>
-        </w:rPr>
-        <w:t xml:space="preserve"> </w:t>
-      </w:r>
-      <w:r>
-        <w:rPr>
-          <w:rFonts w:ascii="Arial" w:hAnsi="Arial" w:cs="Arial"/>
-          <w:sz w:val="20"/>
-          <w:szCs w:val="20"/>
-        </w:rPr>
-        <w:t>encryption keys can be used for simplifying the c</w:t>
-      </w:r>
-      <w:r>
-        <w:rPr>
-          <w:rFonts w:ascii="Arial" w:hAnsi="Arial" w:cs="Arial"/>
-          <w:sz w:val="20"/>
-          <w:szCs w:val="20"/>
-        </w:rPr>
-        <w:t>ommunication between a digital w</w:t>
-      </w:r>
-      <w:r>
-        <w:rPr>
-          <w:rFonts w:ascii="Arial" w:hAnsi="Arial" w:cs="Arial"/>
-          <w:sz w:val="20"/>
-          <w:szCs w:val="20"/>
-        </w:rPr>
-        <w:t xml:space="preserve">allet holding such cards and the outer world by encrypting sensitive </w:t>
-      </w:r>
-      <w:r>
-        <w:rPr>
-          <w:rFonts w:ascii="Arial" w:hAnsi="Arial" w:cs="Arial"/>
-          <w:sz w:val="20"/>
-          <w:szCs w:val="20"/>
-        </w:rPr>
-        <w:t xml:space="preserve">user </w:t>
-      </w:r>
-      <w:r>
-        <w:rPr>
-          <w:rFonts w:ascii="Arial" w:hAnsi="Arial" w:cs="Arial"/>
-          <w:sz w:val="20"/>
-          <w:szCs w:val="20"/>
-        </w:rPr>
-        <w:t xml:space="preserve">authorization </w:t>
-      </w:r>
-      <w:r>
-        <w:rPr>
-          <w:rFonts w:ascii="Arial" w:hAnsi="Arial" w:cs="Arial"/>
-          <w:sz w:val="20"/>
-          <w:szCs w:val="20"/>
-        </w:rPr>
-        <w:t xml:space="preserve">data so that it can safely pass </w:t>
-      </w:r>
-      <w:r>
-        <w:rPr>
-          <w:rFonts w:ascii="Arial" w:hAnsi="Arial" w:cs="Arial"/>
-          <w:sz w:val="20"/>
-          <w:szCs w:val="20"/>
-        </w:rPr>
-        <w:t xml:space="preserve">through </w:t>
-      </w:r>
-      <w:r>
-        <w:rPr>
-          <w:rFonts w:ascii="Arial" w:hAnsi="Arial" w:cs="Arial"/>
-          <w:sz w:val="20"/>
-          <w:szCs w:val="20"/>
-        </w:rPr>
-        <w:t>u</w:t>
-      </w:r>
-      <w:r>
-        <w:rPr>
-          <w:rFonts w:ascii="Arial" w:hAnsi="Arial" w:cs="Arial"/>
-          <w:sz w:val="20"/>
-          <w:szCs w:val="20"/>
-        </w:rPr>
-        <w:t>ntrusted parties like m</w:t>
-      </w:r>
-      <w:r>
-        <w:rPr>
-          <w:rFonts w:ascii="Arial" w:hAnsi="Arial" w:cs="Arial"/>
-          <w:sz w:val="20"/>
-          <w:szCs w:val="20"/>
-        </w:rPr>
-        <w:t xml:space="preserve">erchants. </w:t>
-      </w:r>
-      <w:r>
-        <w:rPr>
-          <w:rFonts w:ascii="Arial" w:hAnsi="Arial" w:cs="Arial"/>
-          <w:i/>
-          <w:sz w:val="20"/>
-          <w:szCs w:val="20"/>
-        </w:rPr>
-        <w:t xml:space="preserve">There appears to be </w:t>
-      </w:r>
-      <w:r>
-        <w:rPr>
-          <w:rFonts w:ascii="Arial" w:hAnsi="Arial" w:cs="Arial"/>
-          <w:i/>
-          <w:sz w:val="20"/>
-          <w:szCs w:val="20"/>
-        </w:rPr>
-        <w:t xml:space="preserve">potential reducing security certifications </w:t>
-      </w:r>
-      <w:r>
-        <w:rPr>
-          <w:rFonts w:ascii="Arial" w:hAnsi="Arial" w:cs="Arial"/>
-          <w:i/>
-          <w:sz w:val="20"/>
-          <w:szCs w:val="20"/>
-        </w:rPr>
-        <w:t>(with respect to payments) for m</w:t>
-      </w:r>
-      <w:r>
-        <w:rPr>
-          <w:rFonts w:ascii="Arial" w:hAnsi="Arial" w:cs="Arial"/>
-          <w:i/>
-          <w:sz w:val="20"/>
-          <w:szCs w:val="20"/>
-        </w:rPr>
-        <w:t>erchants to almost nothing</w:t>
-      </w:r>
-      <w:r>
-        <w:rPr>
-          <w:rFonts w:ascii="Arial" w:hAnsi="Arial" w:cs="Arial"/>
-          <w:i/>
-          <w:sz w:val="20"/>
-          <w:szCs w:val="20"/>
-        </w:rPr>
-        <w:t xml:space="preserve"> including the need for specific payment terminals.</w:t>
+        <w:t>The described scheme combines the security and privacy needed for retail payments.</w:t>
       </w:r>
     </w:p>
     <w:p>
@@ -7939,23 +9548,15 @@
           <w:sz w:val="20"/>
           <w:szCs w:val="20"/>
         </w:rPr>
-        <w:t xml:space="preserve">How </w:t>
-      </w:r>
-      <w:r>
-        <w:rPr>
-          <w:rFonts w:ascii="Arial" w:hAnsi="Arial" w:cs="Arial"/>
-          <w:sz w:val="20"/>
-          <w:szCs w:val="20"/>
-        </w:rPr>
-        <w:t xml:space="preserve">decentralized operation can be achieved by </w:t>
-      </w:r>
-      <w:r>
-        <w:rPr>
-          <w:rFonts w:ascii="Arial" w:hAnsi="Arial" w:cs="Arial"/>
-          <w:sz w:val="20"/>
-          <w:szCs w:val="20"/>
-        </w:rPr>
-        <w:t>URL</w:t>
+        <w:t>E</w:t>
+      </w:r>
+      <w:r>
+        <w:rPr>
+          <w:rFonts w:ascii="Arial" w:hAnsi="Arial" w:cs="Arial"/>
+          <w:sz w:val="20"/>
+          <w:szCs w:val="20"/>
+        </w:rPr>
+        <w:t>nveloped signature</w:t>
       </w:r>
       <w:r>
         <w:rPr>
@@ -7971,82 +9572,7 @@
           <w:sz w:val="20"/>
           <w:szCs w:val="20"/>
         </w:rPr>
-        <w:t xml:space="preserve"> stored in a virtual card</w:t>
-      </w:r>
-      <w:r>
-        <w:rPr>
-          <w:rFonts w:ascii="Arial" w:hAnsi="Arial" w:cs="Arial"/>
-          <w:sz w:val="20"/>
-          <w:szCs w:val="20"/>
-        </w:rPr>
-        <w:t xml:space="preserve">s which </w:t>
-      </w:r>
-      <w:r>
-        <w:rPr>
-          <w:rFonts w:ascii="Arial" w:hAnsi="Arial" w:cs="Arial"/>
-          <w:sz w:val="20"/>
-          <w:szCs w:val="20"/>
-        </w:rPr>
-        <w:t>point to the issuing b</w:t>
-      </w:r>
-      <w:r>
-        <w:rPr>
-          <w:rFonts w:ascii="Arial" w:hAnsi="Arial" w:cs="Arial"/>
-          <w:sz w:val="20"/>
-          <w:szCs w:val="20"/>
-        </w:rPr>
-        <w:t>ank</w:t>
-      </w:r>
-      <w:r>
-        <w:rPr>
-          <w:rFonts w:ascii="Arial" w:hAnsi="Arial" w:cs="Arial"/>
-          <w:sz w:val="20"/>
-          <w:szCs w:val="20"/>
-        </w:rPr>
-        <w:t xml:space="preserve">, in contrast to </w:t>
-      </w:r>
-      <w:r>
-        <w:rPr>
-          <w:rFonts w:ascii="Arial" w:hAnsi="Arial" w:cs="Arial"/>
-          <w:sz w:val="20"/>
-          <w:szCs w:val="20"/>
-        </w:rPr>
-        <w:t>deploying</w:t>
-      </w:r>
-      <w:r>
-        <w:rPr>
-          <w:rFonts w:ascii="Arial" w:hAnsi="Arial" w:cs="Arial"/>
-          <w:sz w:val="20"/>
-          <w:szCs w:val="20"/>
-        </w:rPr>
-        <w:t xml:space="preserve"> central registries where card numbers are mapped to banks.</w:t>
-      </w:r>
-      <w:r>
-        <w:rPr>
-          <w:rFonts w:ascii="Arial" w:hAnsi="Arial" w:cs="Arial"/>
-          <w:sz w:val="20"/>
-          <w:szCs w:val="20"/>
-        </w:rPr>
-        <w:t xml:space="preserve">  Also see </w:t>
-      </w:r>
-      <w:hyperlink w:anchor="authobj" w:history="1">
-        <w:r>
-          <w:rPr>
-            <w:rStyle w:val="Hyperlink"/>
-            <w:rFonts w:ascii="Arial" w:hAnsi="Arial" w:cs="Arial"/>
-            <w:sz w:val="20"/>
-            <w:szCs w:val="20"/>
-          </w:rPr>
-          <w:t>Authority Objects</w:t>
-        </w:r>
-      </w:hyperlink>
-      <w:r>
-        <w:rPr>
-          <w:rFonts w:ascii="Arial" w:hAnsi="Arial" w:cs="Arial"/>
-          <w:sz w:val="20"/>
-          <w:szCs w:val="20"/>
-        </w:rPr>
-        <w:t>.</w:t>
+        <w:t xml:space="preserve"> and deterministic encoding enable signed data to be provided in its original CBOR form.</w:t>
       </w:r>
     </w:p>
     <w:p>
@@ -8071,104 +9597,15 @@
           <w:sz w:val="20"/>
           <w:szCs w:val="20"/>
         </w:rPr>
-        <w:t xml:space="preserve">How the encryption scheme referred to in </w:t>
-      </w:r>
-      <w:r>
-        <w:rPr>
-          <w:rFonts w:ascii="Arial" w:hAnsi="Arial" w:cs="Arial"/>
-          <w:sz w:val="20"/>
-          <w:szCs w:val="20"/>
-        </w:rPr>
-        <w:t xml:space="preserve">claim </w:t>
-      </w:r>
-      <w:r>
-        <w:rPr>
-          <w:rFonts w:ascii="Arial" w:hAnsi="Arial" w:cs="Arial"/>
-          <w:sz w:val="20"/>
-          <w:szCs w:val="20"/>
-        </w:rPr>
-        <w:t>#1 can also be used to securely transport an e</w:t>
-      </w:r>
-      <w:r>
-        <w:rPr>
-          <w:rFonts w:ascii="Arial" w:hAnsi="Arial" w:cs="Arial"/>
-          <w:sz w:val="20"/>
-          <w:szCs w:val="20"/>
-        </w:rPr>
-        <w:t>ncryption key generated by the w</w:t>
-      </w:r>
-      <w:r>
-        <w:rPr>
-          <w:rFonts w:ascii="Arial" w:hAnsi="Arial" w:cs="Arial"/>
-          <w:sz w:val="20"/>
-          <w:szCs w:val="20"/>
-        </w:rPr>
-        <w:t>allet to the user’s bank in order to</w:t>
-      </w:r>
-      <w:r>
-        <w:rPr>
-          <w:rFonts w:ascii="Arial" w:hAnsi="Arial" w:cs="Arial"/>
-          <w:sz w:val="20"/>
-          <w:szCs w:val="20"/>
-        </w:rPr>
-        <w:t xml:space="preserve"> create a means for the bank </w:t>
-      </w:r>
-      <w:r>
-        <w:rPr>
-          <w:rFonts w:ascii="Arial" w:hAnsi="Arial" w:cs="Arial"/>
-          <w:sz w:val="20"/>
-          <w:szCs w:val="20"/>
-        </w:rPr>
-        <w:t>send</w:t>
-      </w:r>
-      <w:r>
-        <w:rPr>
-          <w:rFonts w:ascii="Arial" w:hAnsi="Arial" w:cs="Arial"/>
-          <w:sz w:val="20"/>
-          <w:szCs w:val="20"/>
-        </w:rPr>
-        <w:t>ing</w:t>
-      </w:r>
-      <w:r>
-        <w:rPr>
-          <w:rFonts w:ascii="Arial" w:hAnsi="Arial" w:cs="Arial"/>
-          <w:sz w:val="20"/>
-          <w:szCs w:val="20"/>
-        </w:rPr>
-        <w:t xml:space="preserve"> private messages and</w:t>
-      </w:r>
-      <w:r>
-        <w:rPr>
-          <w:rFonts w:ascii="Arial" w:hAnsi="Arial" w:cs="Arial"/>
-          <w:sz w:val="20"/>
-          <w:szCs w:val="20"/>
-        </w:rPr>
-        <w:t>/or</w:t>
-      </w:r>
-      <w:r>
-        <w:rPr>
-          <w:rFonts w:ascii="Arial" w:hAnsi="Arial" w:cs="Arial"/>
-          <w:sz w:val="20"/>
-          <w:szCs w:val="20"/>
-        </w:rPr>
-        <w:t xml:space="preserve"> perform risk based authentication </w:t>
-      </w:r>
-      <w:r>
-        <w:rPr>
-          <w:rFonts w:ascii="Arial" w:hAnsi="Arial" w:cs="Arial"/>
-          <w:i/>
-          <w:sz w:val="20"/>
-          <w:szCs w:val="20"/>
-        </w:rPr>
-        <w:t>through the payment channel</w:t>
-      </w:r>
-      <w:r>
-        <w:rPr>
-          <w:rFonts w:ascii="Arial" w:hAnsi="Arial" w:cs="Arial"/>
-          <w:sz w:val="20"/>
-          <w:szCs w:val="20"/>
-        </w:rPr>
-        <w:t xml:space="preserve"> rather than through a specific ditto.</w:t>
+        <w:t>Using a CBOR serializer and parser that permits secure removal and insertion of map elements, signed data can be sliced and later be restored without breaking signatures.</w:t>
+      </w:r>
+      <w:r>
+        <w:rPr>
+          <w:rFonts w:ascii="Arial" w:hAnsi="Arial" w:cs="Arial"/>
+          <w:sz w:val="20"/>
+          <w:szCs w:val="20"/>
+        </w:rPr>
+        <w:t xml:space="preserve">  This in turn enables selective encryption which is a core part of this invention disclosure.</w:t>
       </w:r>
     </w:p>
     <w:p>
@@ -8193,58 +9630,47 @@
           <w:sz w:val="20"/>
           <w:szCs w:val="20"/>
         </w:rPr>
-        <w:t xml:space="preserve">How counter signing and message </w:t>
-      </w:r>
-      <w:r>
-        <w:rPr>
-          <w:rFonts w:ascii="Arial" w:hAnsi="Arial" w:cs="Arial"/>
-          <w:sz w:val="20"/>
-          <w:szCs w:val="20"/>
-        </w:rPr>
-        <w:t xml:space="preserve">embedding can </w:t>
-      </w:r>
-      <w:r>
-        <w:rPr>
-          <w:rFonts w:ascii="Arial" w:hAnsi="Arial" w:cs="Arial"/>
-          <w:i/>
-          <w:sz w:val="20"/>
-          <w:szCs w:val="20"/>
-        </w:rPr>
-        <w:t>simplify processing</w:t>
-      </w:r>
-      <w:r>
-        <w:rPr>
-          <w:rFonts w:ascii="Arial" w:hAnsi="Arial" w:cs="Arial"/>
-          <w:sz w:val="20"/>
-          <w:szCs w:val="20"/>
-        </w:rPr>
-        <w:t xml:space="preserve">, </w:t>
-      </w:r>
-      <w:r>
-        <w:rPr>
-          <w:rFonts w:ascii="Arial" w:hAnsi="Arial" w:cs="Arial"/>
-          <w:i/>
-          <w:sz w:val="20"/>
-          <w:szCs w:val="20"/>
-        </w:rPr>
-        <w:t>auditing</w:t>
-      </w:r>
-      <w:r>
-        <w:rPr>
-          <w:rFonts w:ascii="Arial" w:hAnsi="Arial" w:cs="Arial"/>
-          <w:sz w:val="20"/>
-          <w:szCs w:val="20"/>
-        </w:rPr>
-        <w:t xml:space="preserve">, and </w:t>
-      </w:r>
-      <w:r>
-        <w:rPr>
-          <w:rFonts w:ascii="Arial" w:hAnsi="Arial" w:cs="Arial"/>
-          <w:i/>
-          <w:sz w:val="20"/>
-          <w:szCs w:val="20"/>
-        </w:rPr>
-        <w:t>debugging</w:t>
+        <w:t>Encryption objects may also include data in clear, making encrypted response objects more versatile</w:t>
+      </w:r>
+      <w:r>
+        <w:rPr>
+          <w:rFonts w:ascii="Arial" w:hAnsi="Arial" w:cs="Arial"/>
+          <w:sz w:val="20"/>
+          <w:szCs w:val="20"/>
+        </w:rPr>
+        <w:t>. In addition, included clear text data</w:t>
+      </w:r>
+      <w:r>
+        <w:rPr>
+          <w:rFonts w:ascii="Arial" w:hAnsi="Arial" w:cs="Arial"/>
+          <w:sz w:val="20"/>
+          <w:szCs w:val="20"/>
+        </w:rPr>
+        <w:t xml:space="preserve"> contribut</w:t>
+      </w:r>
+      <w:r>
+        <w:rPr>
+          <w:rFonts w:ascii="Arial" w:hAnsi="Arial" w:cs="Arial"/>
+          <w:sz w:val="20"/>
+          <w:szCs w:val="20"/>
+        </w:rPr>
+        <w:t>e</w:t>
+      </w:r>
+      <w:r>
+        <w:rPr>
+          <w:rFonts w:ascii="Arial" w:hAnsi="Arial" w:cs="Arial"/>
+          <w:sz w:val="20"/>
+          <w:szCs w:val="20"/>
+        </w:rPr>
+        <w:t xml:space="preserve"> to security</w:t>
+      </w:r>
+      <w:r>
+        <w:rPr>
+          <w:rFonts w:ascii="Arial" w:hAnsi="Arial" w:cs="Arial"/>
+          <w:sz w:val="20"/>
+          <w:szCs w:val="20"/>
+        </w:rPr>
+        <w:t xml:space="preserve"> and integrity</w:t>
       </w:r>
       <w:r>
         <w:rPr>
@@ -8260,161 +9686,15 @@
           <w:sz w:val="20"/>
           <w:szCs w:val="20"/>
         </w:rPr>
-        <w:t>eliminating</w:t>
-      </w:r>
-      <w:r>
-        <w:rPr>
-          <w:rFonts w:ascii="Arial" w:hAnsi="Arial" w:cs="Arial"/>
-          <w:sz w:val="20"/>
-          <w:szCs w:val="20"/>
-        </w:rPr>
-        <w:t xml:space="preserve"> </w:t>
-      </w:r>
-      <w:r>
-        <w:rPr>
-          <w:rFonts w:ascii="Arial" w:hAnsi="Arial" w:cs="Arial"/>
-          <w:sz w:val="20"/>
-          <w:szCs w:val="20"/>
-        </w:rPr>
-        <w:t xml:space="preserve">external </w:t>
-      </w:r>
-      <w:r>
-        <w:rPr>
-          <w:rFonts w:ascii="Arial" w:hAnsi="Arial" w:cs="Arial"/>
-          <w:sz w:val="20"/>
-          <w:szCs w:val="20"/>
-        </w:rPr>
-        <w:t xml:space="preserve">references to </w:t>
-      </w:r>
-      <w:r>
-        <w:rPr>
-          <w:rFonts w:ascii="Arial" w:hAnsi="Arial" w:cs="Arial"/>
-          <w:sz w:val="20"/>
-          <w:szCs w:val="20"/>
-        </w:rPr>
-        <w:t>previous steps in a</w:t>
-      </w:r>
-      <w:r>
-        <w:rPr>
-          <w:rFonts w:ascii="Arial" w:hAnsi="Arial" w:cs="Arial"/>
-          <w:sz w:val="20"/>
-          <w:szCs w:val="20"/>
-        </w:rPr>
-        <w:t xml:space="preserve"> </w:t>
-      </w:r>
-      <w:r>
-        <w:rPr>
-          <w:rFonts w:ascii="Arial" w:hAnsi="Arial" w:cs="Arial"/>
-          <w:sz w:val="20"/>
-          <w:szCs w:val="20"/>
-        </w:rPr>
-        <w:t>transaction</w:t>
-      </w:r>
-      <w:r>
-        <w:rPr>
-          <w:rFonts w:ascii="Arial" w:hAnsi="Arial" w:cs="Arial"/>
-          <w:sz w:val="20"/>
-          <w:szCs w:val="20"/>
-        </w:rPr>
-        <w:t>.</w:t>
-      </w:r>
-    </w:p>
-    <w:p>
-      <w:pPr>
-        <w:pStyle w:val="ListParagraph"/>
-        <w:numPr>
-          <w:ilvl w:val="0"/>
-          <w:numId w:val="10"/>
-        </w:numPr>
-        <w:spacing w:after="120"/>
-        <w:ind w:left="714" w:hanging="357"/>
-        <w:contextualSpacing w:val="0"/>
-        <w:rPr>
-          <w:rFonts w:ascii="Arial" w:hAnsi="Arial" w:cs="Arial"/>
-          <w:sz w:val="20"/>
-          <w:szCs w:val="20"/>
-        </w:rPr>
-      </w:pPr>
-      <w:r>
-        <w:rPr>
-          <w:rFonts w:ascii="Arial" w:hAnsi="Arial" w:cs="Arial"/>
-          <w:sz w:val="20"/>
-          <w:szCs w:val="20"/>
-        </w:rPr>
-        <w:t>How a secure authorization o</w:t>
-      </w:r>
-      <w:r>
-        <w:rPr>
-          <w:rFonts w:ascii="Arial" w:hAnsi="Arial" w:cs="Arial"/>
-          <w:sz w:val="20"/>
-          <w:szCs w:val="20"/>
-        </w:rPr>
-        <w:t>bject can be created and</w:t>
-      </w:r>
-      <w:r>
-        <w:rPr>
-          <w:rFonts w:ascii="Arial" w:hAnsi="Arial" w:cs="Arial"/>
-          <w:sz w:val="20"/>
-          <w:szCs w:val="20"/>
-        </w:rPr>
-        <w:t xml:space="preserve"> at a later </w:t>
-      </w:r>
-      <w:r>
-        <w:rPr>
-          <w:rFonts w:ascii="Arial" w:hAnsi="Arial" w:cs="Arial"/>
-          <w:sz w:val="20"/>
-          <w:szCs w:val="20"/>
-        </w:rPr>
-        <w:t xml:space="preserve">stage be activated by a counter </w:t>
-      </w:r>
-      <w:r>
-        <w:rPr>
-          <w:rFonts w:ascii="Arial" w:hAnsi="Arial" w:cs="Arial"/>
-          <w:sz w:val="20"/>
-          <w:szCs w:val="20"/>
-        </w:rPr>
-        <w:t>signature.</w:t>
-      </w:r>
-    </w:p>
-    <w:p>
-      <w:pPr>
-        <w:pStyle w:val="ListParagraph"/>
-        <w:numPr>
-          <w:ilvl w:val="0"/>
-          <w:numId w:val="10"/>
-        </w:numPr>
-        <w:spacing w:after="120"/>
-        <w:ind w:left="714" w:hanging="357"/>
-        <w:contextualSpacing w:val="0"/>
-        <w:rPr>
-          <w:rFonts w:ascii="Arial" w:hAnsi="Arial" w:cs="Arial"/>
-          <w:sz w:val="20"/>
-          <w:szCs w:val="20"/>
-        </w:rPr>
-      </w:pPr>
-      <w:r>
-        <w:rPr>
-          <w:rFonts w:ascii="Arial" w:hAnsi="Arial" w:cs="Arial"/>
-          <w:sz w:val="20"/>
-          <w:szCs w:val="20"/>
-        </w:rPr>
-        <w:t>How non-direct payment</w:t>
-      </w:r>
-      <w:r>
-        <w:rPr>
-          <w:rFonts w:ascii="Arial" w:hAnsi="Arial" w:cs="Arial"/>
-          <w:sz w:val="20"/>
-          <w:szCs w:val="20"/>
-        </w:rPr>
-        <w:t>s</w:t>
-      </w:r>
-      <w:r>
-        <w:rPr>
-          <w:rFonts w:ascii="Arial" w:hAnsi="Arial" w:cs="Arial"/>
-          <w:sz w:val="20"/>
-          <w:szCs w:val="20"/>
-        </w:rPr>
-        <w:t xml:space="preserve"> can be dealt with both at the messaging and UI level.</w:t>
+        <w:t>becoming a part of</w:t>
+      </w:r>
+      <w:r>
+        <w:rPr>
+          <w:rFonts w:ascii="Arial" w:hAnsi="Arial" w:cs="Arial"/>
+          <w:sz w:val="20"/>
+          <w:szCs w:val="20"/>
+        </w:rPr>
+        <w:t xml:space="preserve"> Additional Authentication Data (AAD).</w:t>
       </w:r>
     </w:p>
     <w:p>
@@ -8557,7 +9837,7 @@
                 <w:szCs w:val="20"/>
               </w:rPr>
             </w:pPr>
-            <w:bookmarkStart w:id="2" w:name="CORE"/>
+            <w:bookmarkStart w:id="1" w:name="CORE"/>
             <w:r>
               <w:rPr>
                 <w:rFonts w:ascii="Arial" w:hAnsi="Arial" w:cs="Arial"/>
@@ -8566,7 +9846,7 @@
               </w:rPr>
               <w:t>CORE</w:t>
             </w:r>
-            <w:bookmarkEnd w:id="2"/>
+            <w:bookmarkEnd w:id="1"/>
           </w:p>
         </w:tc>
         <w:tc>
@@ -8602,6 +9882,14 @@
             <w:pPr>
               <w:spacing w:after="120"/>
             </w:pPr>
+            <w:hyperlink r:id="rId10" w:history="1">
+              <w:r>
+                <w:rPr>
+                  <w:rStyle w:val="Hyperlink"/>
+                </w:rPr>
+                <w:t>https://github.com/cyberphone/wallet-core</w:t>
+              </w:r>
+            </w:hyperlink>
           </w:p>
         </w:tc>
       </w:tr>
@@ -8620,16 +9908,16 @@
                 <w:szCs w:val="20"/>
               </w:rPr>
             </w:pPr>
-            <w:bookmarkStart w:id="3" w:name="CBOR"/>
+            <w:bookmarkStart w:id="2" w:name="RFC8949"/>
             <w:r>
               <w:rPr>
                 <w:rFonts w:ascii="Arial" w:hAnsi="Arial" w:cs="Arial"/>
                 <w:sz w:val="20"/>
                 <w:szCs w:val="20"/>
               </w:rPr>
-              <w:t>CBOR</w:t>
+              <w:t>RFC8949</w:t>
             </w:r>
-            <w:bookmarkEnd w:id="3"/>
+            <w:bookmarkEnd w:id="2"/>
           </w:p>
         </w:tc>
         <w:tc>
@@ -8665,6 +9953,14 @@
             <w:pPr>
               <w:spacing w:after="120"/>
             </w:pPr>
+            <w:hyperlink r:id="rId11" w:history="1">
+              <w:r>
+                <w:rPr>
+                  <w:rStyle w:val="Hyperlink"/>
+                </w:rPr>
+                <w:t>https://www.rfc-editor.org/rfc/rfc894</w:t>
+              </w:r>
+            </w:hyperlink>
           </w:p>
         </w:tc>
       </w:tr>
@@ -8683,7 +9979,7 @@
                 <w:szCs w:val="20"/>
               </w:rPr>
             </w:pPr>
-            <w:bookmarkStart w:id="4" w:name="CDE"/>
+            <w:bookmarkStart w:id="3" w:name="CDE"/>
             <w:r>
               <w:rPr>
                 <w:rFonts w:ascii="Arial" w:hAnsi="Arial" w:cs="Arial"/>
@@ -8692,7 +9988,7 @@
               </w:rPr>
               <w:t>CDE</w:t>
             </w:r>
-            <w:bookmarkEnd w:id="4"/>
+            <w:bookmarkEnd w:id="3"/>
           </w:p>
         </w:tc>
         <w:tc>
@@ -8728,6 +10024,14 @@
             <w:pPr>
               <w:spacing w:after="120"/>
             </w:pPr>
+            <w:hyperlink r:id="rId12" w:history="1">
+              <w:r>
+                <w:rPr>
+                  <w:rStyle w:val="Hyperlink"/>
+                </w:rPr>
+                <w:t>https://datatracker.ietf.org/doc/draft-ietf-cbor-cde/</w:t>
+              </w:r>
+            </w:hyperlink>
           </w:p>
         </w:tc>
       </w:tr>
@@ -8746,7 +10050,7 @@
                 <w:szCs w:val="20"/>
               </w:rPr>
             </w:pPr>
-            <w:bookmarkStart w:id="5" w:name="RFC8615"/>
+            <w:bookmarkStart w:id="4" w:name="RFC8615"/>
             <w:r>
               <w:rPr>
                 <w:rFonts w:ascii="Arial" w:hAnsi="Arial" w:cs="Arial"/>
@@ -8755,7 +10059,7 @@
               </w:rPr>
               <w:t>RFC8615</w:t>
             </w:r>
-            <w:bookmarkEnd w:id="5"/>
+            <w:bookmarkEnd w:id="4"/>
           </w:p>
         </w:tc>
         <w:tc>
@@ -8818,6 +10122,14 @@
             <w:pPr>
               <w:spacing w:after="120"/>
             </w:pPr>
+            <w:hyperlink r:id="rId13" w:history="1">
+              <w:r>
+                <w:rPr>
+                  <w:rStyle w:val="Hyperlink"/>
+                </w:rPr>
+                <w:t>https://www.rfc-editor.org/rfc/rfc8615.html</w:t>
+              </w:r>
+            </w:hyperlink>
           </w:p>
         </w:tc>
       </w:tr>
@@ -8836,7 +10148,7 @@
                 <w:szCs w:val="20"/>
               </w:rPr>
             </w:pPr>
-            <w:bookmarkStart w:id="6" w:name="CSF"/>
+            <w:bookmarkStart w:id="5" w:name="CSF"/>
             <w:r>
               <w:rPr>
                 <w:rFonts w:ascii="Arial" w:hAnsi="Arial" w:cs="Arial"/>
@@ -8845,7 +10157,7 @@
               </w:rPr>
               <w:t>CSF</w:t>
             </w:r>
-            <w:bookmarkEnd w:id="6"/>
+            <w:bookmarkEnd w:id="5"/>
           </w:p>
         </w:tc>
         <w:tc>
@@ -8896,21 +10208,13 @@
           <w:p>
             <w:pPr>
               <w:spacing w:after="120"/>
-              <w:rPr>
-                <w:rFonts w:ascii="Arial" w:hAnsi="Arial" w:cs="Arial"/>
-                <w:sz w:val="20"/>
-                <w:szCs w:val="20"/>
-              </w:rPr>
             </w:pPr>
-            <w:hyperlink r:id="rId10" w:history="1">
+            <w:hyperlink r:id="rId14" w:history="1">
               <w:r>
                 <w:rPr>
                   <w:rStyle w:val="Hyperlink"/>
-                  <w:rFonts w:ascii="Arial" w:hAnsi="Arial" w:cs="Arial"/>
-                  <w:sz w:val="20"/>
-                  <w:szCs w:val="20"/>
                 </w:rPr>
-                <w:t>https://cyberphone.github.io/doc/security/jcs.html</w:t>
+                <w:t>https://cyberphone.github.io/javaapi/org/webpki/cbor/doc-files/signatures.html</w:t>
               </w:r>
             </w:hyperlink>
           </w:p>
@@ -8931,9 +10235,7 @@
                 <w:szCs w:val="20"/>
               </w:rPr>
             </w:pPr>
-            <w:bookmarkStart w:id="7" w:name="JCS"/>
-            <w:bookmarkStart w:id="8" w:name="CEF"/>
-            <w:bookmarkEnd w:id="7"/>
+            <w:bookmarkStart w:id="6" w:name="CEF"/>
             <w:r>
               <w:rPr>
                 <w:rFonts w:ascii="Arial" w:hAnsi="Arial" w:cs="Arial"/>
@@ -8942,7 +10244,7 @@
               </w:rPr>
               <w:t>CEF</w:t>
             </w:r>
-            <w:bookmarkEnd w:id="8"/>
+            <w:bookmarkEnd w:id="6"/>
           </w:p>
         </w:tc>
         <w:tc>
@@ -8985,21 +10287,13 @@
           <w:p>
             <w:pPr>
               <w:spacing w:after="120"/>
-              <w:rPr>
-                <w:rFonts w:ascii="Arial" w:hAnsi="Arial" w:cs="Arial"/>
-                <w:sz w:val="20"/>
-                <w:szCs w:val="20"/>
-              </w:rPr>
             </w:pPr>
-            <w:hyperlink r:id="rId11" w:history="1">
+            <w:hyperlink r:id="rId15" w:history="1">
               <w:r>
                 <w:rPr>
                   <w:rStyle w:val="Hyperlink"/>
-                  <w:rFonts w:ascii="Arial" w:hAnsi="Arial" w:cs="Arial"/>
-                  <w:sz w:val="20"/>
-                  <w:szCs w:val="20"/>
                 </w:rPr>
-                <w:t>https://cyberphone.github.io/doc/security/jef.html</w:t>
+                <w:t>https://cyberphone.github.io/javaapi/org/webpki/cbor/doc-files/encryption.html</w:t>
               </w:r>
             </w:hyperlink>
           </w:p>
@@ -9020,7 +10314,7 @@
                 <w:szCs w:val="20"/>
               </w:rPr>
             </w:pPr>
-            <w:bookmarkStart w:id="9" w:name="RFC9052"/>
+            <w:bookmarkStart w:id="7" w:name="RFC9052"/>
             <w:r>
               <w:rPr>
                 <w:rFonts w:ascii="Arial" w:hAnsi="Arial" w:cs="Arial"/>
@@ -9037,7 +10331,7 @@
               </w:rPr>
               <w:t>9052</w:t>
             </w:r>
-            <w:bookmarkEnd w:id="9"/>
+            <w:bookmarkEnd w:id="7"/>
           </w:p>
         </w:tc>
         <w:tc>
@@ -9073,6 +10367,14 @@
             <w:pPr>
               <w:spacing w:after="120"/>
             </w:pPr>
+            <w:hyperlink r:id="rId16" w:history="1">
+              <w:r>
+                <w:rPr>
+                  <w:rStyle w:val="Hyperlink"/>
+                </w:rPr>
+                <w:t>https://www.rfc-editor.org/rfc/rfc9052.html</w:t>
+              </w:r>
+            </w:hyperlink>
           </w:p>
         </w:tc>
       </w:tr>
@@ -9144,7 +10446,7 @@
         </w:rPr>
         <w:t xml:space="preserve"> </w:t>
       </w:r>
-      <w:hyperlink r:id="rId12" w:history="1">
+      <w:hyperlink r:id="rId17" w:history="1">
         <w:r>
           <w:rPr>
             <w:rStyle w:val="Hyperlink"/>
@@ -9236,7 +10538,7 @@
       </w:r>
     </w:p>
     <w:sectPr>
-      <w:footerReference w:type="default" r:id="rId13"/>
+      <w:footerReference w:type="default" r:id="rId18"/>
       <w:pgSz w:w="12240" w:h="15840"/>
       <w:pgMar w:top="673" w:right="616" w:bottom="709" w:left="709" w:header="142" w:footer="0" w:gutter="0"/>
       <w:cols w:space="708"/>
@@ -9397,7 +10699,7 @@
         <w:sz w:val="16"/>
         <w:szCs w:val="16"/>
       </w:rPr>
-      <w:t>06</w:t>
+      <w:t>10</w:t>
     </w:r>
     <w:r>
       <w:rPr>
@@ -9457,7 +10759,16 @@
         <w:sz w:val="16"/>
         <w:szCs w:val="16"/>
       </w:rPr>
-      <w:t>/11</w:t>
+      <w:t>/</w:t>
+    </w:r>
+    <w:r>
+      <w:rPr>
+        <w:rFonts w:ascii="Arial" w:hAnsi="Arial" w:cs="Arial"/>
+        <w:noProof/>
+        <w:sz w:val="16"/>
+        <w:szCs w:val="16"/>
+      </w:rPr>
+      <w:t>8</w:t>
     </w:r>
   </w:p>
   <w:p>
@@ -9811,6 +11122,95 @@
     </w:lvl>
   </w:abstractNum>
   <w:abstractNum w:abstractNumId="3" w15:restartNumberingAfterBreak="0">
+    <w:nsid w:val="0BAE4D7F"/>
+    <w:multiLevelType w:val="hybridMultilevel"/>
+    <w:tmpl w:val="D6D8BD9E"/>
+    <w:lvl w:ilvl="0" w:tplc="DB5E3BE2">
+      <w:start w:val="5"/>
+      <w:numFmt w:val="decimal"/>
+      <w:lvlText w:val="%1."/>
+      <w:lvlJc w:val="left"/>
+      <w:pPr>
+        <w:ind w:left="630" w:hanging="360"/>
+      </w:pPr>
+      <w:rPr>
+        <w:rFonts w:hint="default"/>
+      </w:rPr>
+    </w:lvl>
+    <w:lvl w:ilvl="1" w:tplc="04090019" w:tentative="1">
+      <w:start w:val="1"/>
+      <w:numFmt w:val="lowerLetter"/>
+      <w:lvlText w:val="%2."/>
+      <w:lvlJc w:val="left"/>
+      <w:pPr>
+        <w:ind w:left="1350" w:hanging="360"/>
+      </w:pPr>
+    </w:lvl>
+    <w:lvl w:ilvl="2" w:tplc="0409001B" w:tentative="1">
+      <w:start w:val="1"/>
+      <w:numFmt w:val="lowerRoman"/>
+      <w:lvlText w:val="%3."/>
+      <w:lvlJc w:val="right"/>
+      <w:pPr>
+        <w:ind w:left="2070" w:hanging="180"/>
+      </w:pPr>
+    </w:lvl>
+    <w:lvl w:ilvl="3" w:tplc="0409000F" w:tentative="1">
+      <w:start w:val="1"/>
+      <w:numFmt w:val="decimal"/>
+      <w:lvlText w:val="%4."/>
+      <w:lvlJc w:val="left"/>
+      <w:pPr>
+        <w:ind w:left="2790" w:hanging="360"/>
+      </w:pPr>
+    </w:lvl>
+    <w:lvl w:ilvl="4" w:tplc="04090019" w:tentative="1">
+      <w:start w:val="1"/>
+      <w:numFmt w:val="lowerLetter"/>
+      <w:lvlText w:val="%5."/>
+      <w:lvlJc w:val="left"/>
+      <w:pPr>
+        <w:ind w:left="3510" w:hanging="360"/>
+      </w:pPr>
+    </w:lvl>
+    <w:lvl w:ilvl="5" w:tplc="0409001B" w:tentative="1">
+      <w:start w:val="1"/>
+      <w:numFmt w:val="lowerRoman"/>
+      <w:lvlText w:val="%6."/>
+      <w:lvlJc w:val="right"/>
+      <w:pPr>
+        <w:ind w:left="4230" w:hanging="180"/>
+      </w:pPr>
+    </w:lvl>
+    <w:lvl w:ilvl="6" w:tplc="0409000F" w:tentative="1">
+      <w:start w:val="1"/>
+      <w:numFmt w:val="decimal"/>
+      <w:lvlText w:val="%7."/>
+      <w:lvlJc w:val="left"/>
+      <w:pPr>
+        <w:ind w:left="4950" w:hanging="360"/>
+      </w:pPr>
+    </w:lvl>
+    <w:lvl w:ilvl="7" w:tplc="04090019" w:tentative="1">
+      <w:start w:val="1"/>
+      <w:numFmt w:val="lowerLetter"/>
+      <w:lvlText w:val="%8."/>
+      <w:lvlJc w:val="left"/>
+      <w:pPr>
+        <w:ind w:left="5670" w:hanging="360"/>
+      </w:pPr>
+    </w:lvl>
+    <w:lvl w:ilvl="8" w:tplc="0409001B" w:tentative="1">
+      <w:start w:val="1"/>
+      <w:numFmt w:val="lowerRoman"/>
+      <w:lvlText w:val="%9."/>
+      <w:lvlJc w:val="right"/>
+      <w:pPr>
+        <w:ind w:left="6390" w:hanging="180"/>
+      </w:pPr>
+    </w:lvl>
+  </w:abstractNum>
+  <w:abstractNum w:abstractNumId="4" w15:restartNumberingAfterBreak="0">
     <w:nsid w:val="0C541E5C"/>
     <w:multiLevelType w:val="multilevel"/>
     <w:tmpl w:val="A85087BE"/>
@@ -9923,7 +11323,7 @@
       </w:rPr>
     </w:lvl>
   </w:abstractNum>
-  <w:abstractNum w:abstractNumId="4" w15:restartNumberingAfterBreak="0">
+  <w:abstractNum w:abstractNumId="5" w15:restartNumberingAfterBreak="0">
     <w:nsid w:val="0D5B1C59"/>
     <w:multiLevelType w:val="hybridMultilevel"/>
     <w:tmpl w:val="EA32106E"/>
@@ -10037,7 +11437,120 @@
       </w:rPr>
     </w:lvl>
   </w:abstractNum>
-  <w:abstractNum w:abstractNumId="5" w15:restartNumberingAfterBreak="0">
+  <w:abstractNum w:abstractNumId="6" w15:restartNumberingAfterBreak="0">
+    <w:nsid w:val="12903FE3"/>
+    <w:multiLevelType w:val="hybridMultilevel"/>
+    <w:tmpl w:val="5F2694FA"/>
+    <w:lvl w:ilvl="0" w:tplc="04090001">
+      <w:start w:val="1"/>
+      <w:numFmt w:val="bullet"/>
+      <w:lvlText w:val=""/>
+      <w:lvlJc w:val="left"/>
+      <w:pPr>
+        <w:ind w:left="780" w:hanging="360"/>
+      </w:pPr>
+      <w:rPr>
+        <w:rFonts w:ascii="Symbol" w:hAnsi="Symbol" w:hint="default"/>
+      </w:rPr>
+    </w:lvl>
+    <w:lvl w:ilvl="1" w:tplc="04090003" w:tentative="1">
+      <w:start w:val="1"/>
+      <w:numFmt w:val="bullet"/>
+      <w:lvlText w:val="o"/>
+      <w:lvlJc w:val="left"/>
+      <w:pPr>
+        <w:ind w:left="1500" w:hanging="360"/>
+      </w:pPr>
+      <w:rPr>
+        <w:rFonts w:ascii="Courier New" w:hAnsi="Courier New" w:cs="Courier New" w:hint="default"/>
+      </w:rPr>
+    </w:lvl>
+    <w:lvl w:ilvl="2" w:tplc="04090005" w:tentative="1">
+      <w:start w:val="1"/>
+      <w:numFmt w:val="bullet"/>
+      <w:lvlText w:val=""/>
+      <w:lvlJc w:val="left"/>
+      <w:pPr>
+        <w:ind w:left="2220" w:hanging="360"/>
+      </w:pPr>
+      <w:rPr>
+        <w:rFonts w:ascii="Wingdings" w:hAnsi="Wingdings" w:hint="default"/>
+      </w:rPr>
+    </w:lvl>
+    <w:lvl w:ilvl="3" w:tplc="04090001" w:tentative="1">
+      <w:start w:val="1"/>
+      <w:numFmt w:val="bullet"/>
+      <w:lvlText w:val=""/>
+      <w:lvlJc w:val="left"/>
+      <w:pPr>
+        <w:ind w:left="2940" w:hanging="360"/>
+      </w:pPr>
+      <w:rPr>
+        <w:rFonts w:ascii="Symbol" w:hAnsi="Symbol" w:hint="default"/>
+      </w:rPr>
+    </w:lvl>
+    <w:lvl w:ilvl="4" w:tplc="04090003" w:tentative="1">
+      <w:start w:val="1"/>
+      <w:numFmt w:val="bullet"/>
+      <w:lvlText w:val="o"/>
+      <w:lvlJc w:val="left"/>
+      <w:pPr>
+        <w:ind w:left="3660" w:hanging="360"/>
+      </w:pPr>
+      <w:rPr>
+        <w:rFonts w:ascii="Courier New" w:hAnsi="Courier New" w:cs="Courier New" w:hint="default"/>
+      </w:rPr>
+    </w:lvl>
+    <w:lvl w:ilvl="5" w:tplc="04090005" w:tentative="1">
+      <w:start w:val="1"/>
+      <w:numFmt w:val="bullet"/>
+      <w:lvlText w:val=""/>
+      <w:lvlJc w:val="left"/>
+      <w:pPr>
+        <w:ind w:left="4380" w:hanging="360"/>
+      </w:pPr>
+      <w:rPr>
+        <w:rFonts w:ascii="Wingdings" w:hAnsi="Wingdings" w:hint="default"/>
+      </w:rPr>
+    </w:lvl>
+    <w:lvl w:ilvl="6" w:tplc="04090001" w:tentative="1">
+      <w:start w:val="1"/>
+      <w:numFmt w:val="bullet"/>
+      <w:lvlText w:val=""/>
+      <w:lvlJc w:val="left"/>
+      <w:pPr>
+        <w:ind w:left="5100" w:hanging="360"/>
+      </w:pPr>
+      <w:rPr>
+        <w:rFonts w:ascii="Symbol" w:hAnsi="Symbol" w:hint="default"/>
+      </w:rPr>
+    </w:lvl>
+    <w:lvl w:ilvl="7" w:tplc="04090003" w:tentative="1">
+      <w:start w:val="1"/>
+      <w:numFmt w:val="bullet"/>
+      <w:lvlText w:val="o"/>
+      <w:lvlJc w:val="left"/>
+      <w:pPr>
+        <w:ind w:left="5820" w:hanging="360"/>
+      </w:pPr>
+      <w:rPr>
+        <w:rFonts w:ascii="Courier New" w:hAnsi="Courier New" w:cs="Courier New" w:hint="default"/>
+      </w:rPr>
+    </w:lvl>
+    <w:lvl w:ilvl="8" w:tplc="04090005" w:tentative="1">
+      <w:start w:val="1"/>
+      <w:numFmt w:val="bullet"/>
+      <w:lvlText w:val=""/>
+      <w:lvlJc w:val="left"/>
+      <w:pPr>
+        <w:ind w:left="6540" w:hanging="360"/>
+      </w:pPr>
+      <w:rPr>
+        <w:rFonts w:ascii="Wingdings" w:hAnsi="Wingdings" w:hint="default"/>
+      </w:rPr>
+    </w:lvl>
+  </w:abstractNum>
+  <w:abstractNum w:abstractNumId="7" w15:restartNumberingAfterBreak="0">
     <w:nsid w:val="138E6AED"/>
     <w:multiLevelType w:val="hybridMultilevel"/>
     <w:tmpl w:val="A790D870"/>
@@ -10149,7 +11662,7 @@
       </w:rPr>
     </w:lvl>
   </w:abstractNum>
-  <w:abstractNum w:abstractNumId="6" w15:restartNumberingAfterBreak="0">
+  <w:abstractNum w:abstractNumId="8" w15:restartNumberingAfterBreak="0">
     <w:nsid w:val="209D62F7"/>
     <w:multiLevelType w:val="multilevel"/>
     <w:tmpl w:val="3B907420"/>
@@ -10270,7 +11783,7 @@
       </w:rPr>
     </w:lvl>
   </w:abstractNum>
-  <w:abstractNum w:abstractNumId="7" w15:restartNumberingAfterBreak="0">
+  <w:abstractNum w:abstractNumId="9" w15:restartNumberingAfterBreak="0">
     <w:nsid w:val="22472460"/>
     <w:multiLevelType w:val="multilevel"/>
     <w:tmpl w:val="70780FDA"/>
@@ -10391,7 +11904,7 @@
       </w:rPr>
     </w:lvl>
   </w:abstractNum>
-  <w:abstractNum w:abstractNumId="8" w15:restartNumberingAfterBreak="0">
+  <w:abstractNum w:abstractNumId="10" w15:restartNumberingAfterBreak="0">
     <w:nsid w:val="286731F4"/>
     <w:multiLevelType w:val="hybridMultilevel"/>
     <w:tmpl w:val="5A2E0EA4"/>
@@ -10504,7 +12017,120 @@
       </w:rPr>
     </w:lvl>
   </w:abstractNum>
-  <w:abstractNum w:abstractNumId="9" w15:restartNumberingAfterBreak="0">
+  <w:abstractNum w:abstractNumId="11" w15:restartNumberingAfterBreak="0">
+    <w:nsid w:val="31D0239C"/>
+    <w:multiLevelType w:val="hybridMultilevel"/>
+    <w:tmpl w:val="A29240B0"/>
+    <w:lvl w:ilvl="0" w:tplc="04090001">
+      <w:start w:val="1"/>
+      <w:numFmt w:val="bullet"/>
+      <w:lvlText w:val=""/>
+      <w:lvlJc w:val="left"/>
+      <w:pPr>
+        <w:ind w:left="720" w:hanging="360"/>
+      </w:pPr>
+      <w:rPr>
+        <w:rFonts w:ascii="Symbol" w:hAnsi="Symbol" w:hint="default"/>
+      </w:rPr>
+    </w:lvl>
+    <w:lvl w:ilvl="1" w:tplc="04090003" w:tentative="1">
+      <w:start w:val="1"/>
+      <w:numFmt w:val="bullet"/>
+      <w:lvlText w:val="o"/>
+      <w:lvlJc w:val="left"/>
+      <w:pPr>
+        <w:ind w:left="1440" w:hanging="360"/>
+      </w:pPr>
+      <w:rPr>
+        <w:rFonts w:ascii="Courier New" w:hAnsi="Courier New" w:cs="Courier New" w:hint="default"/>
+      </w:rPr>
+    </w:lvl>
+    <w:lvl w:ilvl="2" w:tplc="04090005" w:tentative="1">
+      <w:start w:val="1"/>
+      <w:numFmt w:val="bullet"/>
+      <w:lvlText w:val=""/>
+      <w:lvlJc w:val="left"/>
+      <w:pPr>
+        <w:ind w:left="2160" w:hanging="360"/>
+      </w:pPr>
+      <w:rPr>
+        <w:rFonts w:ascii="Wingdings" w:hAnsi="Wingdings" w:hint="default"/>
+      </w:rPr>
+    </w:lvl>
+    <w:lvl w:ilvl="3" w:tplc="04090001" w:tentative="1">
+      <w:start w:val="1"/>
+      <w:numFmt w:val="bullet"/>
+      <w:lvlText w:val=""/>
+      <w:lvlJc w:val="left"/>
+      <w:pPr>
+        <w:ind w:left="2880" w:hanging="360"/>
+      </w:pPr>
+      <w:rPr>
+        <w:rFonts w:ascii="Symbol" w:hAnsi="Symbol" w:hint="default"/>
+      </w:rPr>
+    </w:lvl>
+    <w:lvl w:ilvl="4" w:tplc="04090003" w:tentative="1">
+      <w:start w:val="1"/>
+      <w:numFmt w:val="bullet"/>
+      <w:lvlText w:val="o"/>
+      <w:lvlJc w:val="left"/>
+      <w:pPr>
+        <w:ind w:left="3600" w:hanging="360"/>
+      </w:pPr>
+      <w:rPr>
+        <w:rFonts w:ascii="Courier New" w:hAnsi="Courier New" w:cs="Courier New" w:hint="default"/>
+      </w:rPr>
+    </w:lvl>
+    <w:lvl w:ilvl="5" w:tplc="04090005" w:tentative="1">
+      <w:start w:val="1"/>
+      <w:numFmt w:val="bullet"/>
+      <w:lvlText w:val=""/>
+      <w:lvlJc w:val="left"/>
+      <w:pPr>
+        <w:ind w:left="4320" w:hanging="360"/>
+      </w:pPr>
+      <w:rPr>
+        <w:rFonts w:ascii="Wingdings" w:hAnsi="Wingdings" w:hint="default"/>
+      </w:rPr>
+    </w:lvl>
+    <w:lvl w:ilvl="6" w:tplc="04090001" w:tentative="1">
+      <w:start w:val="1"/>
+      <w:numFmt w:val="bullet"/>
+      <w:lvlText w:val=""/>
+      <w:lvlJc w:val="left"/>
+      <w:pPr>
+        <w:ind w:left="5040" w:hanging="360"/>
+      </w:pPr>
+      <w:rPr>
+        <w:rFonts w:ascii="Symbol" w:hAnsi="Symbol" w:hint="default"/>
+      </w:rPr>
+    </w:lvl>
+    <w:lvl w:ilvl="7" w:tplc="04090003" w:tentative="1">
+      <w:start w:val="1"/>
+      <w:numFmt w:val="bullet"/>
+      <w:lvlText w:val="o"/>
+      <w:lvlJc w:val="left"/>
+      <w:pPr>
+        <w:ind w:left="5760" w:hanging="360"/>
+      </w:pPr>
+      <w:rPr>
+        <w:rFonts w:ascii="Courier New" w:hAnsi="Courier New" w:cs="Courier New" w:hint="default"/>
+      </w:rPr>
+    </w:lvl>
+    <w:lvl w:ilvl="8" w:tplc="04090005" w:tentative="1">
+      <w:start w:val="1"/>
+      <w:numFmt w:val="bullet"/>
+      <w:lvlText w:val=""/>
+      <w:lvlJc w:val="left"/>
+      <w:pPr>
+        <w:ind w:left="6480" w:hanging="360"/>
+      </w:pPr>
+      <w:rPr>
+        <w:rFonts w:ascii="Wingdings" w:hAnsi="Wingdings" w:hint="default"/>
+      </w:rPr>
+    </w:lvl>
+  </w:abstractNum>
+  <w:abstractNum w:abstractNumId="12" w15:restartNumberingAfterBreak="0">
     <w:nsid w:val="3B097941"/>
     <w:multiLevelType w:val="hybridMultilevel"/>
     <w:tmpl w:val="162286E0"/>
@@ -10617,7 +12243,7 @@
       </w:rPr>
     </w:lvl>
   </w:abstractNum>
-  <w:abstractNum w:abstractNumId="10" w15:restartNumberingAfterBreak="0">
+  <w:abstractNum w:abstractNumId="13" w15:restartNumberingAfterBreak="0">
     <w:nsid w:val="3BCC3C94"/>
     <w:multiLevelType w:val="hybridMultilevel"/>
     <w:tmpl w:val="87AAE7EA"/>
@@ -10730,7 +12356,7 @@
       </w:rPr>
     </w:lvl>
   </w:abstractNum>
-  <w:abstractNum w:abstractNumId="11" w15:restartNumberingAfterBreak="0">
+  <w:abstractNum w:abstractNumId="14" w15:restartNumberingAfterBreak="0">
     <w:nsid w:val="3CBC2A6E"/>
     <w:multiLevelType w:val="hybridMultilevel"/>
     <w:tmpl w:val="97840BBA"/>
@@ -10819,7 +12445,7 @@
       </w:pPr>
     </w:lvl>
   </w:abstractNum>
-  <w:abstractNum w:abstractNumId="12" w15:restartNumberingAfterBreak="0">
+  <w:abstractNum w:abstractNumId="15" w15:restartNumberingAfterBreak="0">
     <w:nsid w:val="42AF66A5"/>
     <w:multiLevelType w:val="hybridMultilevel"/>
     <w:tmpl w:val="48EE309A"/>
@@ -10932,7 +12558,7 @@
       </w:rPr>
     </w:lvl>
   </w:abstractNum>
-  <w:abstractNum w:abstractNumId="13" w15:restartNumberingAfterBreak="0">
+  <w:abstractNum w:abstractNumId="16" w15:restartNumberingAfterBreak="0">
     <w:nsid w:val="43432819"/>
     <w:multiLevelType w:val="hybridMultilevel"/>
     <w:tmpl w:val="E9F86CFE"/>
@@ -11045,7 +12671,7 @@
       </w:rPr>
     </w:lvl>
   </w:abstractNum>
-  <w:abstractNum w:abstractNumId="14" w15:restartNumberingAfterBreak="0">
+  <w:abstractNum w:abstractNumId="17" w15:restartNumberingAfterBreak="0">
     <w:nsid w:val="4A986A65"/>
     <w:multiLevelType w:val="hybridMultilevel"/>
     <w:tmpl w:val="822404F8"/>
@@ -11159,49 +12785,58 @@
     </w:lvl>
   </w:abstractNum>
   <w:num w:numId="1" w16cid:durableId="774255876">
-    <w:abstractNumId w:val="14"/>
+    <w:abstractNumId w:val="17"/>
   </w:num>
   <w:num w:numId="2" w16cid:durableId="1948808506">
-    <w:abstractNumId w:val="5"/>
+    <w:abstractNumId w:val="7"/>
   </w:num>
   <w:num w:numId="3" w16cid:durableId="1706253729">
-    <w:abstractNumId w:val="10"/>
+    <w:abstractNumId w:val="13"/>
   </w:num>
   <w:num w:numId="4" w16cid:durableId="1196233113">
-    <w:abstractNumId w:val="9"/>
+    <w:abstractNumId w:val="12"/>
   </w:num>
   <w:num w:numId="5" w16cid:durableId="82607276">
-    <w:abstractNumId w:val="12"/>
+    <w:abstractNumId w:val="15"/>
   </w:num>
   <w:num w:numId="6" w16cid:durableId="653532832">
-    <w:abstractNumId w:val="8"/>
+    <w:abstractNumId w:val="10"/>
   </w:num>
   <w:num w:numId="7" w16cid:durableId="680014685">
     <w:abstractNumId w:val="2"/>
   </w:num>
   <w:num w:numId="8" w16cid:durableId="515460620">
-    <w:abstractNumId w:val="11"/>
+    <w:abstractNumId w:val="14"/>
   </w:num>
   <w:num w:numId="9" w16cid:durableId="1882665207">
-    <w:abstractNumId w:val="13"/>
+    <w:abstractNumId w:val="16"/>
   </w:num>
   <w:num w:numId="10" w16cid:durableId="478503498">
     <w:abstractNumId w:val="1"/>
   </w:num>
   <w:num w:numId="11" w16cid:durableId="1226137177">
-    <w:abstractNumId w:val="4"/>
+    <w:abstractNumId w:val="5"/>
   </w:num>
   <w:num w:numId="12" w16cid:durableId="431510294">
     <w:abstractNumId w:val="0"/>
   </w:num>
   <w:num w:numId="13" w16cid:durableId="1879931668">
-    <w:abstractNumId w:val="6"/>
+    <w:abstractNumId w:val="8"/>
   </w:num>
   <w:num w:numId="14" w16cid:durableId="152458331">
+    <w:abstractNumId w:val="4"/>
+  </w:num>
+  <w:num w:numId="15" w16cid:durableId="917204760">
+    <w:abstractNumId w:val="9"/>
+  </w:num>
+  <w:num w:numId="16" w16cid:durableId="1005279348">
+    <w:abstractNumId w:val="11"/>
+  </w:num>
+  <w:num w:numId="17" w16cid:durableId="1397973514">
     <w:abstractNumId w:val="3"/>
   </w:num>
-  <w:num w:numId="15" w16cid:durableId="917204760">
-    <w:abstractNumId w:val="7"/>
+  <w:num w:numId="18" w16cid:durableId="2027248039">
+    <w:abstractNumId w:val="6"/>
   </w:num>
 </w:numbering>
 </file>

--- a/defensive-publications/partial-encryption-full-signature.docx
+++ b/defensive-publications/partial-encryption-full-signature.docx
@@ -487,7 +487,25 @@
           <w:sz w:val="20"/>
           <w:szCs w:val="20"/>
         </w:rPr>
-        <w:t>ayer’s supervision.   The</w:t>
+        <w:t>ayer’s supervision.</w:t>
+      </w:r>
+      <w:r>
+        <w:rPr>
+          <w:rFonts w:ascii="Arial" w:hAnsi="Arial" w:cs="Arial"/>
+          <w:i/>
+          <w:sz w:val="20"/>
+          <w:szCs w:val="20"/>
+        </w:rPr>
+        <w:br/>
+      </w:r>
+      <w:r>
+        <w:rPr>
+          <w:rFonts w:ascii="Arial" w:hAnsi="Arial" w:cs="Arial"/>
+          <w:i/>
+          <w:sz w:val="20"/>
+          <w:szCs w:val="20"/>
+        </w:rPr>
+        <w:t>The</w:t>
       </w:r>
       <w:r>
         <w:rPr>
@@ -532,7 +550,25 @@
           <w:sz w:val="20"/>
           <w:szCs w:val="20"/>
         </w:rPr>
-        <w:t xml:space="preserve"> object contains both the original </w:t>
+        <w:t xml:space="preserve"> object contains both the</w:t>
+      </w:r>
+      <w:r>
+        <w:rPr>
+          <w:rFonts w:ascii="Arial" w:hAnsi="Arial" w:cs="Arial"/>
+          <w:i/>
+          <w:sz w:val="20"/>
+          <w:szCs w:val="20"/>
+        </w:rPr>
+        <w:t xml:space="preserve"> core of the</w:t>
+      </w:r>
+      <w:r>
+        <w:rPr>
+          <w:rFonts w:ascii="Arial" w:hAnsi="Arial" w:cs="Arial"/>
+          <w:i/>
+          <w:sz w:val="20"/>
+          <w:szCs w:val="20"/>
+        </w:rPr>
+        <w:t xml:space="preserve"> original </w:t>
       </w:r>
       <w:r>
         <w:rPr>
@@ -631,7 +667,7 @@
           <w:sz w:val="20"/>
           <w:szCs w:val="20"/>
         </w:rPr>
-        <w:t>redential</w:t>
+        <w:t xml:space="preserve">redential. </w:t>
       </w:r>
       <w:r>
         <w:rPr>
@@ -640,7 +676,7 @@
           <w:sz w:val="20"/>
           <w:szCs w:val="20"/>
         </w:rPr>
-        <w:t xml:space="preserve"> (aka virtual card)</w:t>
+        <w:t xml:space="preserve"> </w:t>
       </w:r>
       <w:r>
         <w:rPr>
@@ -649,7 +685,7 @@
           <w:sz w:val="20"/>
           <w:szCs w:val="20"/>
         </w:rPr>
-        <w:t xml:space="preserve">. </w:t>
+        <w:t xml:space="preserve">All returned data </w:t>
       </w:r>
       <w:r>
         <w:rPr>
@@ -658,16 +694,7 @@
           <w:sz w:val="20"/>
           <w:szCs w:val="20"/>
         </w:rPr>
-        <w:t xml:space="preserve"> </w:t>
-      </w:r>
-      <w:r>
-        <w:rPr>
-          <w:rFonts w:ascii="Arial" w:hAnsi="Arial" w:cs="Arial"/>
-          <w:i/>
-          <w:sz w:val="20"/>
-          <w:szCs w:val="20"/>
-        </w:rPr>
-        <w:t xml:space="preserve">All data is signed by a single signature associated with the selected </w:t>
+        <w:t xml:space="preserve">is signed by a single signature associated with the selected </w:t>
       </w:r>
       <w:r>
         <w:rPr>
@@ -1081,7 +1108,23 @@
           <w:sz w:val="20"/>
           <w:szCs w:val="20"/>
         </w:rPr>
-        <w:t xml:space="preserve"> Users are equipped with mobile device</w:t>
+        <w:t xml:space="preserve"> </w:t>
+      </w:r>
+      <w:r>
+        <w:rPr>
+          <w:rFonts w:ascii="Arial" w:hAnsi="Arial" w:cs="Arial"/>
+          <w:sz w:val="20"/>
+          <w:szCs w:val="20"/>
+        </w:rPr>
+        <w:t>Payers</w:t>
+      </w:r>
+      <w:r>
+        <w:rPr>
+          <w:rFonts w:ascii="Arial" w:hAnsi="Arial" w:cs="Arial"/>
+          <w:sz w:val="20"/>
+          <w:szCs w:val="20"/>
+        </w:rPr>
+        <w:t xml:space="preserve"> are equipped with mobile device</w:t>
       </w:r>
       <w:r>
         <w:rPr>
@@ -1129,55 +1172,68 @@
           <w:sz w:val="20"/>
           <w:szCs w:val="20"/>
         </w:rPr>
-        <w:t xml:space="preserve"> containing Virtual </w:t>
-      </w:r>
-      <w:r>
-        <w:rPr>
-          <w:rFonts w:ascii="Arial" w:hAnsi="Arial" w:cs="Arial"/>
-          <w:sz w:val="20"/>
-          <w:szCs w:val="20"/>
-        </w:rPr>
-        <w:t>(p</w:t>
-      </w:r>
-      <w:r>
-        <w:rPr>
-          <w:rFonts w:ascii="Arial" w:hAnsi="Arial" w:cs="Arial"/>
-          <w:sz w:val="20"/>
-          <w:szCs w:val="20"/>
-        </w:rPr>
-        <w:t>ayment</w:t>
-      </w:r>
-      <w:r>
-        <w:rPr>
-          <w:rFonts w:ascii="Arial" w:hAnsi="Arial" w:cs="Arial"/>
-          <w:sz w:val="20"/>
-          <w:szCs w:val="20"/>
-        </w:rPr>
-        <w:t>)</w:t>
-      </w:r>
-      <w:r>
-        <w:rPr>
-          <w:rFonts w:ascii="Arial" w:hAnsi="Arial" w:cs="Arial"/>
-          <w:sz w:val="20"/>
-          <w:szCs w:val="20"/>
-        </w:rPr>
-        <w:t xml:space="preserve"> Cards issued by</w:t>
-      </w:r>
-      <w:r>
-        <w:rPr>
-          <w:rFonts w:ascii="Arial" w:hAnsi="Arial" w:cs="Arial"/>
-          <w:sz w:val="20"/>
-          <w:szCs w:val="20"/>
-        </w:rPr>
-        <w:t xml:space="preserve"> one or more</w:t>
-      </w:r>
-      <w:r>
-        <w:rPr>
-          <w:rFonts w:ascii="Arial" w:hAnsi="Arial" w:cs="Arial"/>
-          <w:sz w:val="20"/>
-          <w:szCs w:val="20"/>
-        </w:rPr>
-        <w:t xml:space="preserve"> User Banks.</w:t>
+        <w:t xml:space="preserve"> containing</w:t>
+      </w:r>
+      <w:r>
+        <w:rPr>
+          <w:rFonts w:ascii="Arial" w:hAnsi="Arial" w:cs="Arial"/>
+          <w:sz w:val="20"/>
+          <w:szCs w:val="20"/>
+        </w:rPr>
+        <w:t xml:space="preserve"> </w:t>
+      </w:r>
+      <w:hyperlink w:anchor="PC" w:history="1">
+        <w:r>
+          <w:rPr>
+            <w:rStyle w:val="Hyperlink"/>
+            <w:rFonts w:ascii="Arial" w:hAnsi="Arial" w:cs="Arial"/>
+            <w:sz w:val="20"/>
+            <w:szCs w:val="20"/>
+          </w:rPr>
+          <w:t>Payment Cr</w:t>
+        </w:r>
+        <w:r>
+          <w:rPr>
+            <w:rStyle w:val="Hyperlink"/>
+            <w:rFonts w:ascii="Arial" w:hAnsi="Arial" w:cs="Arial"/>
+            <w:sz w:val="20"/>
+            <w:szCs w:val="20"/>
+          </w:rPr>
+          <w:t>e</w:t>
+        </w:r>
+        <w:r>
+          <w:rPr>
+            <w:rStyle w:val="Hyperlink"/>
+            <w:rFonts w:ascii="Arial" w:hAnsi="Arial" w:cs="Arial"/>
+            <w:sz w:val="20"/>
+            <w:szCs w:val="20"/>
+          </w:rPr>
+          <w:t>dentials</w:t>
+        </w:r>
+      </w:hyperlink>
+      <w:r>
+        <w:rPr>
+          <w:rFonts w:ascii="Arial" w:hAnsi="Arial" w:cs="Arial"/>
+          <w:sz w:val="20"/>
+          <w:szCs w:val="20"/>
+        </w:rPr>
+        <w:t xml:space="preserve"> issued by </w:t>
+      </w:r>
+      <w:r>
+        <w:rPr>
+          <w:rFonts w:ascii="Arial" w:hAnsi="Arial" w:cs="Arial"/>
+          <w:sz w:val="20"/>
+          <w:szCs w:val="20"/>
+        </w:rPr>
+        <w:t>Payer</w:t>
+      </w:r>
+      <w:r>
+        <w:rPr>
+          <w:rFonts w:ascii="Arial" w:hAnsi="Arial" w:cs="Arial"/>
+          <w:sz w:val="20"/>
+          <w:szCs w:val="20"/>
+        </w:rPr>
+        <w:t xml:space="preserve"> Banks.</w:t>
       </w:r>
       <w:r>
         <w:rPr>
@@ -1195,25 +1251,7 @@
             <w:sz w:val="20"/>
             <w:szCs w:val="20"/>
           </w:rPr>
-          <w:t>CO</w:t>
-        </w:r>
-        <w:r>
-          <w:rPr>
-            <w:rStyle w:val="Hyperlink"/>
-            <w:rFonts w:ascii="Arial" w:hAnsi="Arial" w:cs="Arial"/>
-            <w:sz w:val="20"/>
-            <w:szCs w:val="20"/>
-          </w:rPr>
-          <w:t>R</w:t>
-        </w:r>
-        <w:r>
-          <w:rPr>
-            <w:rStyle w:val="Hyperlink"/>
-            <w:rFonts w:ascii="Arial" w:hAnsi="Arial" w:cs="Arial"/>
-            <w:sz w:val="20"/>
-            <w:szCs w:val="20"/>
-          </w:rPr>
-          <w:t>E</w:t>
+          <w:t>CORE</w:t>
         </w:r>
       </w:hyperlink>
       <w:r>
@@ -1456,25 +1494,7 @@
             <w:sz w:val="20"/>
             <w:szCs w:val="20"/>
           </w:rPr>
-          <w:t>RFC89</w:t>
-        </w:r>
-        <w:r>
-          <w:rPr>
-            <w:rStyle w:val="Hyperlink"/>
-            <w:rFonts w:ascii="Arial" w:hAnsi="Arial" w:cs="Arial"/>
-            <w:sz w:val="20"/>
-            <w:szCs w:val="20"/>
-          </w:rPr>
-          <w:t>4</w:t>
-        </w:r>
-        <w:r>
-          <w:rPr>
-            <w:rStyle w:val="Hyperlink"/>
-            <w:rFonts w:ascii="Arial" w:hAnsi="Arial" w:cs="Arial"/>
-            <w:sz w:val="20"/>
-            <w:szCs w:val="20"/>
-          </w:rPr>
-          <w:t>9</w:t>
+          <w:t>RFC8949</w:t>
         </w:r>
       </w:hyperlink>
       <w:r>
@@ -1573,16 +1593,7 @@
                   <w:sz w:val="20"/>
                   <w:szCs w:val="20"/>
                 </w:rPr>
-                <w:t>CD</w:t>
-              </w:r>
-              <w:r>
-                <w:rPr>
-                  <w:rStyle w:val="Hyperlink"/>
-                  <w:rFonts w:ascii="Arial" w:hAnsi="Arial" w:cs="Arial"/>
-                  <w:sz w:val="20"/>
-                  <w:szCs w:val="20"/>
-                </w:rPr>
-                <w:t>E</w:t>
+                <w:t>CDE</w:t>
               </w:r>
             </w:hyperlink>
             <w:r>
@@ -1623,15 +1634,7 @@
                 <w:sz w:val="20"/>
                 <w:szCs w:val="20"/>
               </w:rPr>
-              <w:t>representation when adding and removing CBOR map keys</w:t>
-            </w:r>
-            <w:r>
-              <w:rPr>
-                <w:rFonts w:ascii="Arial" w:hAnsi="Arial" w:cs="Arial"/>
-                <w:sz w:val="20"/>
-                <w:szCs w:val="20"/>
-              </w:rPr>
-              <w:t>.</w:t>
+              <w:t>representation when adding and removing CBOR map keys.</w:t>
             </w:r>
           </w:p>
         </w:tc>
@@ -1674,7 +1677,6 @@
           <w:sz w:val="28"/>
           <w:szCs w:val="28"/>
         </w:rPr>
-        <w:lastRenderedPageBreak/>
         <w:t>Authorization Request</w:t>
       </w:r>
     </w:p>
@@ -2460,6 +2462,130 @@
     <w:p>
       <w:pPr>
         <w:pStyle w:val="ListParagraph"/>
+        <w:spacing w:after="120"/>
+        <w:ind w:left="360"/>
+        <w:contextualSpacing w:val="0"/>
+        <w:rPr>
+          <w:rFonts w:ascii="Arial" w:hAnsi="Arial" w:cs="Arial"/>
+          <w:sz w:val="20"/>
+          <w:szCs w:val="20"/>
+        </w:rPr>
+      </w:pPr>
+      <w:r>
+        <w:rPr>
+          <w:rFonts w:ascii="Arial" w:hAnsi="Arial" w:cs="Arial"/>
+          <w:sz w:val="20"/>
+          <w:szCs w:val="20"/>
+        </w:rPr>
+        <w:t xml:space="preserve">After the Payer have authorized the </w:t>
+      </w:r>
+      <w:r>
+        <w:rPr>
+          <w:rFonts w:ascii="Consolas" w:hAnsi="Consolas" w:cs="Consolas"/>
+          <w:iCs/>
+          <w:noProof/>
+          <w:sz w:val="20"/>
+          <w:szCs w:val="20"/>
+        </w:rPr>
+        <w:t>PaymentRequest</w:t>
+      </w:r>
+      <w:r>
+        <w:rPr>
+          <w:rFonts w:ascii="Arial" w:hAnsi="Arial" w:cs="Arial"/>
+          <w:sz w:val="20"/>
+          <w:szCs w:val="20"/>
+        </w:rPr>
+        <w:t xml:space="preserve"> using a PIN or biometric operation, </w:t>
+      </w:r>
+      <w:r>
+        <w:rPr>
+          <w:rFonts w:ascii="Arial" w:hAnsi="Arial" w:cs="Arial"/>
+          <w:sz w:val="20"/>
+          <w:szCs w:val="20"/>
+        </w:rPr>
+        <w:t>a</w:t>
+      </w:r>
+      <w:r>
+        <w:rPr>
+          <w:rFonts w:ascii="Arial" w:hAnsi="Arial" w:cs="Arial"/>
+          <w:sz w:val="20"/>
+          <w:szCs w:val="20"/>
+        </w:rPr>
+        <w:t xml:space="preserve"> corresponding</w:t>
+      </w:r>
+      <w:r>
+        <w:rPr>
+          <w:rFonts w:ascii="Arial" w:hAnsi="Arial" w:cs="Arial"/>
+          <w:iCs/>
+          <w:sz w:val="20"/>
+          <w:szCs w:val="20"/>
+        </w:rPr>
+        <w:t xml:space="preserve"> </w:t>
+      </w:r>
+      <w:r>
+        <w:rPr>
+          <w:rFonts w:ascii="Consolas" w:hAnsi="Consolas" w:cs="Consolas"/>
+          <w:iCs/>
+          <w:sz w:val="20"/>
+          <w:szCs w:val="20"/>
+        </w:rPr>
+        <w:t>Authorization</w:t>
+      </w:r>
+      <w:r>
+        <w:rPr>
+          <w:rFonts w:ascii="Arial" w:hAnsi="Arial" w:cs="Arial"/>
+          <w:iCs/>
+          <w:sz w:val="20"/>
+          <w:szCs w:val="20"/>
+        </w:rPr>
+        <w:t> </w:t>
+      </w:r>
+      <w:r>
+        <w:rPr>
+          <w:rFonts w:ascii="Consolas" w:hAnsi="Consolas" w:cs="Consolas"/>
+          <w:iCs/>
+          <w:sz w:val="20"/>
+          <w:szCs w:val="20"/>
+        </w:rPr>
+        <w:t>Response</w:t>
+      </w:r>
+      <w:r>
+        <w:rPr>
+          <w:rFonts w:ascii="Arial" w:hAnsi="Arial" w:cs="Arial"/>
+          <w:iCs/>
+          <w:sz w:val="20"/>
+          <w:szCs w:val="20"/>
+        </w:rPr>
+        <w:t xml:space="preserve"> object</w:t>
+      </w:r>
+      <w:r>
+        <w:rPr>
+          <w:rFonts w:ascii="Arial" w:hAnsi="Arial" w:cs="Arial"/>
+          <w:sz w:val="20"/>
+          <w:szCs w:val="20"/>
+        </w:rPr>
+        <w:t xml:space="preserve"> </w:t>
+      </w:r>
+      <w:r>
+        <w:rPr>
+          <w:rFonts w:ascii="Arial" w:hAnsi="Arial" w:cs="Arial"/>
+          <w:sz w:val="20"/>
+          <w:szCs w:val="20"/>
+        </w:rPr>
+        <w:t xml:space="preserve">is created </w:t>
+      </w:r>
+      <w:r>
+        <w:rPr>
+          <w:rFonts w:ascii="Arial" w:hAnsi="Arial" w:cs="Arial"/>
+          <w:sz w:val="20"/>
+          <w:szCs w:val="20"/>
+        </w:rPr>
+        <w:t>and sent back to the Payee.</w:t>
+      </w:r>
+    </w:p>
+    <w:p>
+      <w:pPr>
+        <w:pStyle w:val="ListParagraph"/>
         <w:spacing w:after="60"/>
         <w:ind w:left="360"/>
         <w:contextualSpacing w:val="0"/>
@@ -2475,110 +2601,44 @@
           <w:sz w:val="20"/>
           <w:szCs w:val="20"/>
         </w:rPr>
-        <w:t xml:space="preserve">After the Payer have authorized the </w:t>
-      </w:r>
-      <w:r>
-        <w:rPr>
-          <w:rFonts w:ascii="Consolas" w:hAnsi="Consolas" w:cs="Consolas"/>
-          <w:iCs/>
-          <w:noProof/>
-          <w:sz w:val="20"/>
-          <w:szCs w:val="20"/>
-        </w:rPr>
-        <w:t>PaymentRequest</w:t>
-      </w:r>
-      <w:r>
-        <w:rPr>
-          <w:rFonts w:ascii="Arial" w:hAnsi="Arial" w:cs="Arial"/>
-          <w:sz w:val="20"/>
-          <w:szCs w:val="20"/>
-        </w:rPr>
-        <w:t xml:space="preserve"> using a PIN or biometric operation, </w:t>
-      </w:r>
-      <w:r>
-        <w:rPr>
-          <w:rFonts w:ascii="Arial" w:hAnsi="Arial" w:cs="Arial"/>
-          <w:sz w:val="20"/>
-          <w:szCs w:val="20"/>
-        </w:rPr>
-        <w:t>a</w:t>
-      </w:r>
-      <w:r>
-        <w:rPr>
-          <w:rFonts w:ascii="Arial" w:hAnsi="Arial" w:cs="Arial"/>
-          <w:sz w:val="20"/>
-          <w:szCs w:val="20"/>
-        </w:rPr>
-        <w:t xml:space="preserve"> corresponding</w:t>
-      </w:r>
-      <w:r>
-        <w:rPr>
-          <w:rFonts w:ascii="Arial" w:hAnsi="Arial" w:cs="Arial"/>
-          <w:iCs/>
-          <w:sz w:val="20"/>
-          <w:szCs w:val="20"/>
-        </w:rPr>
-        <w:t xml:space="preserve"> </w:t>
-      </w:r>
-      <w:r>
-        <w:rPr>
-          <w:rFonts w:ascii="Consolas" w:hAnsi="Consolas" w:cs="Consolas"/>
-          <w:iCs/>
-          <w:sz w:val="20"/>
-          <w:szCs w:val="20"/>
-        </w:rPr>
-        <w:t>Authorization</w:t>
-      </w:r>
-      <w:r>
-        <w:rPr>
-          <w:rFonts w:ascii="Arial" w:hAnsi="Arial" w:cs="Arial"/>
-          <w:iCs/>
-          <w:sz w:val="20"/>
-          <w:szCs w:val="20"/>
-        </w:rPr>
-        <w:t> </w:t>
-      </w:r>
-      <w:r>
-        <w:rPr>
-          <w:rFonts w:ascii="Consolas" w:hAnsi="Consolas" w:cs="Consolas"/>
-          <w:iCs/>
-          <w:sz w:val="20"/>
-          <w:szCs w:val="20"/>
-        </w:rPr>
-        <w:t>Response</w:t>
-      </w:r>
-      <w:r>
-        <w:rPr>
-          <w:rFonts w:ascii="Arial" w:hAnsi="Arial" w:cs="Arial"/>
-          <w:iCs/>
-          <w:sz w:val="20"/>
-          <w:szCs w:val="20"/>
-        </w:rPr>
-        <w:t xml:space="preserve"> object</w:t>
-      </w:r>
-      <w:r>
-        <w:rPr>
-          <w:rFonts w:ascii="Arial" w:hAnsi="Arial" w:cs="Arial"/>
-          <w:sz w:val="20"/>
-          <w:szCs w:val="20"/>
-        </w:rPr>
-        <w:t xml:space="preserve"> </w:t>
-      </w:r>
-      <w:r>
-        <w:rPr>
-          <w:rFonts w:ascii="Arial" w:hAnsi="Arial" w:cs="Arial"/>
-          <w:sz w:val="20"/>
-          <w:szCs w:val="20"/>
-        </w:rPr>
-        <w:t xml:space="preserve">is created </w:t>
-      </w:r>
-      <w:r>
-        <w:rPr>
-          <w:rFonts w:ascii="Arial" w:hAnsi="Arial" w:cs="Arial"/>
-          <w:sz w:val="20"/>
-          <w:szCs w:val="20"/>
-        </w:rPr>
-        <w:t>and sent back to the Payee.</w:t>
+        <w:t xml:space="preserve">In the sample UI, </w:t>
+      </w:r>
+      <w:hyperlink w:anchor="PC" w:history="1">
+        <w:r>
+          <w:rPr>
+            <w:rStyle w:val="Hyperlink"/>
+            <w:rFonts w:ascii="Arial" w:hAnsi="Arial" w:cs="Arial"/>
+            <w:sz w:val="20"/>
+            <w:szCs w:val="20"/>
+          </w:rPr>
+          <w:t>Payment Crede</w:t>
+        </w:r>
+        <w:r>
+          <w:rPr>
+            <w:rStyle w:val="Hyperlink"/>
+            <w:rFonts w:ascii="Arial" w:hAnsi="Arial" w:cs="Arial"/>
+            <w:sz w:val="20"/>
+            <w:szCs w:val="20"/>
+          </w:rPr>
+          <w:t>n</w:t>
+        </w:r>
+        <w:r>
+          <w:rPr>
+            <w:rStyle w:val="Hyperlink"/>
+            <w:rFonts w:ascii="Arial" w:hAnsi="Arial" w:cs="Arial"/>
+            <w:sz w:val="20"/>
+            <w:szCs w:val="20"/>
+          </w:rPr>
+          <w:t>tials</w:t>
+        </w:r>
+      </w:hyperlink>
+      <w:r>
+        <w:rPr>
+          <w:rFonts w:ascii="Arial" w:hAnsi="Arial" w:cs="Arial"/>
+          <w:sz w:val="20"/>
+          <w:szCs w:val="20"/>
+        </w:rPr>
+        <w:t xml:space="preserve"> (aka virtual payment cards), are selected by swiping.</w:t>
       </w:r>
     </w:p>
     <w:p>
@@ -3387,25 +3447,7 @@
             <w:sz w:val="20"/>
             <w:szCs w:val="20"/>
           </w:rPr>
-          <w:t>RFC</w:t>
-        </w:r>
-        <w:r>
-          <w:rPr>
-            <w:rStyle w:val="Hyperlink"/>
-            <w:rFonts w:ascii="Arial" w:hAnsi="Arial" w:cs="Arial"/>
-            <w:sz w:val="20"/>
-            <w:szCs w:val="20"/>
-          </w:rPr>
-          <w:t>8</w:t>
-        </w:r>
-        <w:r>
-          <w:rPr>
-            <w:rStyle w:val="Hyperlink"/>
-            <w:rFonts w:ascii="Arial" w:hAnsi="Arial" w:cs="Arial"/>
-            <w:sz w:val="20"/>
-            <w:szCs w:val="20"/>
-          </w:rPr>
-          <w:t>615</w:t>
+          <w:t>RFC8615</w:t>
         </w:r>
       </w:hyperlink>
       <w:r>
@@ -3520,25 +3562,7 @@
             <w:sz w:val="20"/>
             <w:szCs w:val="20"/>
           </w:rPr>
-          <w:t>Payment Cre</w:t>
-        </w:r>
-        <w:r>
-          <w:rPr>
-            <w:rStyle w:val="Hyperlink"/>
-            <w:rFonts w:ascii="Arial" w:hAnsi="Arial" w:cs="Arial"/>
-            <w:sz w:val="20"/>
-            <w:szCs w:val="20"/>
-          </w:rPr>
-          <w:t>d</w:t>
-        </w:r>
-        <w:r>
-          <w:rPr>
-            <w:rStyle w:val="Hyperlink"/>
-            <w:rFonts w:ascii="Arial" w:hAnsi="Arial" w:cs="Arial"/>
-            <w:sz w:val="20"/>
-            <w:szCs w:val="20"/>
-          </w:rPr>
-          <w:t>ential</w:t>
+          <w:t>Payment Credential</w:t>
         </w:r>
       </w:hyperlink>
       <w:r>
@@ -4651,27 +4675,7 @@
             <w:sz w:val="20"/>
             <w:szCs w:val="20"/>
           </w:rPr>
-          <w:t>Payment Creden</w:t>
-        </w:r>
-        <w:r>
-          <w:rPr>
-            <w:rStyle w:val="Hyperlink"/>
-            <w:rFonts w:ascii="Arial" w:hAnsi="Arial" w:cs="Arial"/>
-            <w:iCs/>
-            <w:sz w:val="20"/>
-            <w:szCs w:val="20"/>
-          </w:rPr>
-          <w:t>t</w:t>
-        </w:r>
-        <w:r>
-          <w:rPr>
-            <w:rStyle w:val="Hyperlink"/>
-            <w:rFonts w:ascii="Arial" w:hAnsi="Arial" w:cs="Arial"/>
-            <w:iCs/>
-            <w:sz w:val="20"/>
-            <w:szCs w:val="20"/>
-          </w:rPr>
-          <w:t>ial</w:t>
+          <w:t>Payment Credential</w:t>
         </w:r>
       </w:hyperlink>
       <w:r>
@@ -8010,25 +8014,7 @@
             <w:sz w:val="20"/>
             <w:szCs w:val="20"/>
           </w:rPr>
-          <w:t>RF</w:t>
-        </w:r>
-        <w:r>
-          <w:rPr>
-            <w:rStyle w:val="Hyperlink"/>
-            <w:rFonts w:ascii="Arial" w:hAnsi="Arial" w:cs="Arial"/>
-            <w:sz w:val="20"/>
-            <w:szCs w:val="20"/>
-          </w:rPr>
-          <w:t>C</w:t>
-        </w:r>
-        <w:r>
-          <w:rPr>
-            <w:rStyle w:val="Hyperlink"/>
-            <w:rFonts w:ascii="Arial" w:hAnsi="Arial" w:cs="Arial"/>
-            <w:sz w:val="20"/>
-            <w:szCs w:val="20"/>
-          </w:rPr>
-          <w:t>9052</w:t>
+          <w:t>RFC9052</w:t>
         </w:r>
       </w:hyperlink>
       <w:r>
@@ -9144,16 +9130,7 @@
           <w:sz w:val="20"/>
           <w:szCs w:val="20"/>
         </w:rPr>
-        <w:t>s</w:t>
-      </w:r>
-      <w:r>
-        <w:rPr>
-          <w:rFonts w:ascii="Arial" w:hAnsi="Arial" w:cs="Arial"/>
-          <w:iCs/>
-          <w:sz w:val="20"/>
-          <w:szCs w:val="20"/>
-        </w:rPr>
-        <w:t xml:space="preserve"> is performed by running the steps described in section 3, but in a reversed mode.  That is:</w:t>
+        <w:t>s is performed by running the steps described in section 3, but in a reversed mode.  That is:</w:t>
       </w:r>
     </w:p>
     <w:p>
@@ -9223,16 +9200,7 @@
           <w:sz w:val="20"/>
           <w:szCs w:val="20"/>
         </w:rPr>
-        <w:t xml:space="preserve"> object</w:t>
-      </w:r>
-      <w:r>
-        <w:rPr>
-          <w:rFonts w:ascii="Arial" w:hAnsi="Arial" w:cs="Arial"/>
-          <w:iCs/>
-          <w:sz w:val="20"/>
-          <w:szCs w:val="20"/>
-        </w:rPr>
-        <w:t xml:space="preserve"> using a private key associated with the public key provided in the encryption object.</w:t>
+        <w:t xml:space="preserve"> object using a private key associated with the public key provided in the encryption object.</w:t>
       </w:r>
     </w:p>
     <w:p>
@@ -9679,6 +9647,14 @@
           <w:szCs w:val="20"/>
         </w:rPr>
         <w:t xml:space="preserve"> by </w:t>
+      </w:r>
+      <w:r>
+        <w:rPr>
+          <w:rFonts w:ascii="Arial" w:hAnsi="Arial" w:cs="Arial"/>
+          <w:sz w:val="20"/>
+          <w:szCs w:val="20"/>
+        </w:rPr>
+        <w:t xml:space="preserve">also </w:t>
       </w:r>
       <w:r>
         <w:rPr>
@@ -10512,29 +10488,127 @@
           <w:szCs w:val="20"/>
         </w:rPr>
       </w:pPr>
-      <w:r>
-        <w:rPr>
-          <w:rFonts w:ascii="Arial" w:hAnsi="Arial" w:cs="Arial"/>
-          <w:sz w:val="20"/>
-          <w:szCs w:val="20"/>
-        </w:rPr>
-        <w:t>Authored</w:t>
-      </w:r>
-      <w:r>
-        <w:rPr>
-          <w:rFonts w:ascii="Arial" w:hAnsi="Arial" w:cs="Arial"/>
-          <w:sz w:val="20"/>
-          <w:szCs w:val="20"/>
-        </w:rPr>
-        <w:t xml:space="preserve"> by: </w:t>
-      </w:r>
-      <w:r>
-        <w:rPr>
-          <w:rFonts w:ascii="Arial" w:hAnsi="Arial" w:cs="Arial"/>
+    </w:p>
+    <w:p>
+      <w:pPr>
+        <w:spacing w:after="120"/>
+        <w:rPr>
+          <w:rFonts w:ascii="Arial" w:hAnsi="Arial" w:cs="Arial"/>
+          <w:sz w:val="20"/>
+          <w:szCs w:val="20"/>
+        </w:rPr>
+      </w:pPr>
+    </w:p>
+    <w:p>
+      <w:pPr>
+        <w:spacing w:after="120"/>
+        <w:rPr>
+          <w:rFonts w:ascii="Arial" w:hAnsi="Arial" w:cs="Arial"/>
+          <w:sz w:val="20"/>
+          <w:szCs w:val="20"/>
+        </w:rPr>
+      </w:pPr>
+    </w:p>
+    <w:p>
+      <w:pPr>
+        <w:spacing w:after="120"/>
+        <w:rPr>
+          <w:rFonts w:ascii="Arial" w:hAnsi="Arial" w:cs="Arial"/>
+          <w:sz w:val="20"/>
+          <w:szCs w:val="20"/>
+        </w:rPr>
+      </w:pPr>
+    </w:p>
+    <w:p>
+      <w:pPr>
+        <w:spacing w:after="120"/>
+        <w:rPr>
+          <w:rFonts w:ascii="Arial" w:hAnsi="Arial" w:cs="Arial"/>
+          <w:sz w:val="20"/>
+          <w:szCs w:val="20"/>
+        </w:rPr>
+      </w:pPr>
+    </w:p>
+    <w:p>
+      <w:pPr>
+        <w:spacing w:after="120"/>
+        <w:rPr>
+          <w:rFonts w:ascii="Arial" w:hAnsi="Arial" w:cs="Arial"/>
+          <w:sz w:val="20"/>
+          <w:szCs w:val="20"/>
+        </w:rPr>
+      </w:pPr>
+    </w:p>
+    <w:p>
+      <w:pPr>
+        <w:spacing w:after="120"/>
+        <w:rPr>
+          <w:rFonts w:ascii="Arial" w:hAnsi="Arial" w:cs="Arial"/>
+          <w:sz w:val="20"/>
+          <w:szCs w:val="20"/>
+        </w:rPr>
+      </w:pPr>
+    </w:p>
+    <w:p>
+      <w:pPr>
+        <w:spacing w:after="120"/>
+        <w:rPr>
+          <w:rFonts w:ascii="Arial" w:hAnsi="Arial" w:cs="Arial"/>
+          <w:sz w:val="20"/>
+          <w:szCs w:val="20"/>
+        </w:rPr>
+      </w:pPr>
+    </w:p>
+    <w:p>
+      <w:pPr>
+        <w:spacing w:after="120"/>
+        <w:rPr>
+          <w:rFonts w:ascii="Arial" w:hAnsi="Arial" w:cs="Arial"/>
+          <w:sz w:val="20"/>
+          <w:szCs w:val="20"/>
+        </w:rPr>
+      </w:pPr>
+      <w:r>
+        <w:rPr>
+          <w:rFonts w:ascii="Arial" w:hAnsi="Arial" w:cs="Arial"/>
+          <w:i/>
+          <w:iCs/>
+          <w:sz w:val="20"/>
+          <w:szCs w:val="20"/>
+        </w:rPr>
+        <w:t>Author</w:t>
+      </w:r>
+      <w:r>
+        <w:rPr>
+          <w:rFonts w:ascii="Arial" w:hAnsi="Arial" w:cs="Arial"/>
+          <w:sz w:val="20"/>
+          <w:szCs w:val="20"/>
+        </w:rPr>
+        <w:t xml:space="preserve">: </w:t>
+      </w:r>
+      <w:r>
+        <w:rPr>
+          <w:rFonts w:ascii="Arial" w:hAnsi="Arial" w:cs="Arial"/>
+          <w:sz w:val="20"/>
+          <w:szCs w:val="20"/>
+        </w:rPr>
+        <w:t>Anders Rundgren (</w:t>
+      </w:r>
+      <w:r>
+        <w:rPr>
+          <w:rFonts w:ascii="Consolas" w:hAnsi="Consolas" w:cs="Consolas"/>
           <w:sz w:val="20"/>
           <w:szCs w:val="20"/>
         </w:rPr>
         <w:t>anders.rundgren.net@gmail.com</w:t>
+      </w:r>
+      <w:r>
+        <w:rPr>
+          <w:rFonts w:ascii="Arial" w:hAnsi="Arial" w:cs="Arial"/>
+          <w:sz w:val="20"/>
+          <w:szCs w:val="20"/>
+        </w:rPr>
+        <w:t>)</w:t>
       </w:r>
     </w:p>
     <w:sectPr>
@@ -13243,6 +13317,7 @@
   <w:style w:type="character" w:default="1" w:styleId="DefaultParagraphFont">
     <w:name w:val="Default Paragraph Font"/>
     <w:uiPriority w:val="1"/>
+    <w:semiHidden/>
     <w:unhideWhenUsed/>
   </w:style>
   <w:style w:type="table" w:default="1" w:styleId="TableNormal">

--- a/defensive-publications/partial-encryption-full-signature.docx
+++ b/defensive-publications/partial-encryption-full-signature.docx
@@ -1190,25 +1190,7 @@
             <w:sz w:val="20"/>
             <w:szCs w:val="20"/>
           </w:rPr>
-          <w:t>Payment Cr</w:t>
-        </w:r>
-        <w:r>
-          <w:rPr>
-            <w:rStyle w:val="Hyperlink"/>
-            <w:rFonts w:ascii="Arial" w:hAnsi="Arial" w:cs="Arial"/>
-            <w:sz w:val="20"/>
-            <w:szCs w:val="20"/>
-          </w:rPr>
-          <w:t>e</w:t>
-        </w:r>
-        <w:r>
-          <w:rPr>
-            <w:rStyle w:val="Hyperlink"/>
-            <w:rFonts w:ascii="Arial" w:hAnsi="Arial" w:cs="Arial"/>
-            <w:sz w:val="20"/>
-            <w:szCs w:val="20"/>
-          </w:rPr>
-          <w:t>dentials</w:t>
+          <w:t>Payment Credentials</w:t>
         </w:r>
       </w:hyperlink>
       <w:r>
@@ -2065,7 +2047,25 @@
                                 <w:szCs w:val="20"/>
                               </w:rPr>
                               <w:br/>
-                              <w:t>    "id": "20241207.00079",</w:t>
+                              <w:t>    "id": "</w:t>
+                            </w:r>
+                            <w:r>
+                              <w:rPr>
+                                <w:rFonts w:ascii="Consolas" w:hAnsi="Consolas" w:cs="Consolas"/>
+                                <w:noProof/>
+                                <w:sz w:val="20"/>
+                                <w:szCs w:val="20"/>
+                              </w:rPr>
+                              <w:t>20241210.00079</w:t>
+                            </w:r>
+                            <w:r>
+                              <w:rPr>
+                                <w:rFonts w:ascii="Consolas" w:hAnsi="Consolas" w:cs="Consolas"/>
+                                <w:noProof/>
+                                <w:sz w:val="20"/>
+                                <w:szCs w:val="20"/>
+                              </w:rPr>
+                              <w:t>",</w:t>
                             </w:r>
                             <w:r>
                               <w:rPr>
@@ -2185,7 +2185,25 @@
                           <w:szCs w:val="20"/>
                         </w:rPr>
                         <w:br/>
-                        <w:t>    "id": "20241207.00079",</w:t>
+                        <w:t>    "id": "</w:t>
+                      </w:r>
+                      <w:r>
+                        <w:rPr>
+                          <w:rFonts w:ascii="Consolas" w:hAnsi="Consolas" w:cs="Consolas"/>
+                          <w:noProof/>
+                          <w:sz w:val="20"/>
+                          <w:szCs w:val="20"/>
+                        </w:rPr>
+                        <w:t>20241210.00079</w:t>
+                      </w:r>
+                      <w:r>
+                        <w:rPr>
+                          <w:rFonts w:ascii="Consolas" w:hAnsi="Consolas" w:cs="Consolas"/>
+                          <w:noProof/>
+                          <w:sz w:val="20"/>
+                          <w:szCs w:val="20"/>
+                        </w:rPr>
+                        <w:t>",</w:t>
                       </w:r>
                       <w:r>
                         <w:rPr>
@@ -2611,25 +2629,7 @@
             <w:sz w:val="20"/>
             <w:szCs w:val="20"/>
           </w:rPr>
-          <w:t>Payment Crede</w:t>
-        </w:r>
-        <w:r>
-          <w:rPr>
-            <w:rStyle w:val="Hyperlink"/>
-            <w:rFonts w:ascii="Arial" w:hAnsi="Arial" w:cs="Arial"/>
-            <w:sz w:val="20"/>
-            <w:szCs w:val="20"/>
-          </w:rPr>
-          <w:t>n</w:t>
-        </w:r>
-        <w:r>
-          <w:rPr>
-            <w:rStyle w:val="Hyperlink"/>
-            <w:rFonts w:ascii="Arial" w:hAnsi="Arial" w:cs="Arial"/>
-            <w:sz w:val="20"/>
-            <w:szCs w:val="20"/>
-          </w:rPr>
-          <w:t>tials</w:t>
+          <w:t>Payment Credentials</w:t>
         </w:r>
       </w:hyperlink>
       <w:r>
@@ -2961,7 +2961,7 @@
                                 <w:szCs w:val="20"/>
                               </w:rPr>
                               <w:br/>
-                              <w:t>  "timeStamp": "2024-09-01T13:28:02-02:00",</w:t>
+                              <w:t>  "unencryptedData": {</w:t>
                             </w:r>
                             <w:r>
                               <w:rPr>
@@ -2971,7 +2971,7 @@
                                 <w:szCs w:val="20"/>
                               </w:rPr>
                               <w:br/>
-                              <w:t>  "unencryptedData": {</w:t>
+                              <w:t>    "timeStamp": "2024-12-10T13:28:02-01:00",</w:t>
                             </w:r>
                             <w:r>
                               <w:rPr>
@@ -3061,7 +3061,7 @@
                                 <w:szCs w:val="20"/>
                               </w:rPr>
                               <w:br/>
-                              <w:t>      "referenceId": "20241207.00079"</w:t>
+                              <w:t>      "referenceId": "20241210.00079"</w:t>
                             </w:r>
                             <w:r>
                               <w:rPr>
@@ -3151,7 +3151,7 @@
                           <w:szCs w:val="20"/>
                         </w:rPr>
                         <w:br/>
-                        <w:t>  "timeStamp": "2024-09-01T13:28:02-02:00",</w:t>
+                        <w:t>  "unencryptedData": {</w:t>
                       </w:r>
                       <w:r>
                         <w:rPr>
@@ -3161,7 +3161,7 @@
                           <w:szCs w:val="20"/>
                         </w:rPr>
                         <w:br/>
-                        <w:t>  "unencryptedData": {</w:t>
+                        <w:t>    "timeStamp": "2024-12-10T13:28:02-01:00",</w:t>
                       </w:r>
                       <w:r>
                         <w:rPr>
@@ -3251,7 +3251,7 @@
                           <w:szCs w:val="20"/>
                         </w:rPr>
                         <w:br/>
-                        <w:t>      "referenceId": "20241207.00079"</w:t>
+                        <w:t>      "referenceId": "20241210.00079"</w:t>
                       </w:r>
                       <w:r>
                         <w:rPr>
@@ -3824,7 +3824,7 @@
                                 <w:szCs w:val="20"/>
                               </w:rPr>
                               <w:br/>
-                              <w:t>  "timeStamp": "2024-09-01T13:28:02-02:00",</w:t>
+                              <w:t>  "unencryptedData": {</w:t>
                             </w:r>
                             <w:r>
                               <w:rPr>
@@ -3834,7 +3834,7 @@
                                 <w:szCs w:val="20"/>
                               </w:rPr>
                               <w:br/>
-                              <w:t>  "unencryptedData": {</w:t>
+                              <w:t>    "timeStamp": "2024-12-10T13:28:02-01:00",</w:t>
                             </w:r>
                             <w:r>
                               <w:rPr>
@@ -3924,7 +3924,7 @@
                                 <w:szCs w:val="20"/>
                               </w:rPr>
                               <w:br/>
-                              <w:t>      "referenceId": "20241207.00079"</w:t>
+                              <w:t>      "referenceId": "20241210.00079"</w:t>
                             </w:r>
                             <w:r>
                               <w:rPr>
@@ -3944,7 +3944,16 @@
                                 <w:szCs w:val="20"/>
                               </w:rPr>
                               <w:br/>
-                              <w:t>  },</w:t>
+                              <w:t>  }</w:t>
+                            </w:r>
+                            <w:r>
+                              <w:rPr>
+                                <w:rFonts w:ascii="Consolas" w:hAnsi="Consolas" w:cs="Consolas"/>
+                                <w:noProof/>
+                                <w:sz w:val="20"/>
+                                <w:szCs w:val="20"/>
+                              </w:rPr>
+                              <w:t>,</w:t>
                             </w:r>
                             <w:r>
                               <w:rPr>
@@ -3954,7 +3963,24 @@
                                 <w:szCs w:val="20"/>
                               </w:rPr>
                               <w:br/>
-                              <w:t>  "authorizationSignature": {</w:t>
+                            </w:r>
+                            <w:r>
+                              <w:rPr>
+                                <w:rFonts w:ascii="Consolas" w:hAnsi="Consolas" w:cs="Consolas"/>
+                                <w:noProof/>
+                                <w:sz w:val="20"/>
+                                <w:szCs w:val="20"/>
+                              </w:rPr>
+                              <w:t xml:space="preserve">  </w:t>
+                            </w:r>
+                            <w:r>
+                              <w:rPr>
+                                <w:rFonts w:ascii="Consolas" w:hAnsi="Consolas" w:cs="Consolas"/>
+                                <w:noProof/>
+                                <w:sz w:val="20"/>
+                                <w:szCs w:val="20"/>
+                              </w:rPr>
+                              <w:t>"authorizationSignature": {</w:t>
                             </w:r>
                             <w:r>
                               <w:rPr>
@@ -4152,7 +4178,7 @@
                           <w:szCs w:val="20"/>
                         </w:rPr>
                         <w:br/>
-                        <w:t>  "timeStamp": "2024-09-01T13:28:02-02:00",</w:t>
+                        <w:t>  "unencryptedData": {</w:t>
                       </w:r>
                       <w:r>
                         <w:rPr>
@@ -4162,7 +4188,7 @@
                           <w:szCs w:val="20"/>
                         </w:rPr>
                         <w:br/>
-                        <w:t>  "unencryptedData": {</w:t>
+                        <w:t>    "timeStamp": "2024-12-10T13:28:02-01:00",</w:t>
                       </w:r>
                       <w:r>
                         <w:rPr>
@@ -4252,7 +4278,7 @@
                           <w:szCs w:val="20"/>
                         </w:rPr>
                         <w:br/>
-                        <w:t>      "referenceId": "20241207.00079"</w:t>
+                        <w:t>      "referenceId": "20241210.00079"</w:t>
                       </w:r>
                       <w:r>
                         <w:rPr>
@@ -4272,7 +4298,16 @@
                           <w:szCs w:val="20"/>
                         </w:rPr>
                         <w:br/>
-                        <w:t>  },</w:t>
+                        <w:t>  }</w:t>
+                      </w:r>
+                      <w:r>
+                        <w:rPr>
+                          <w:rFonts w:ascii="Consolas" w:hAnsi="Consolas" w:cs="Consolas"/>
+                          <w:noProof/>
+                          <w:sz w:val="20"/>
+                          <w:szCs w:val="20"/>
+                        </w:rPr>
+                        <w:t>,</w:t>
                       </w:r>
                       <w:r>
                         <w:rPr>
@@ -4282,7 +4317,24 @@
                           <w:szCs w:val="20"/>
                         </w:rPr>
                         <w:br/>
-                        <w:t>  "authorizationSignature": {</w:t>
+                      </w:r>
+                      <w:r>
+                        <w:rPr>
+                          <w:rFonts w:ascii="Consolas" w:hAnsi="Consolas" w:cs="Consolas"/>
+                          <w:noProof/>
+                          <w:sz w:val="20"/>
+                          <w:szCs w:val="20"/>
+                        </w:rPr>
+                        <w:t xml:space="preserve">  </w:t>
+                      </w:r>
+                      <w:r>
+                        <w:rPr>
+                          <w:rFonts w:ascii="Consolas" w:hAnsi="Consolas" w:cs="Consolas"/>
+                          <w:noProof/>
+                          <w:sz w:val="20"/>
+                          <w:szCs w:val="20"/>
+                        </w:rPr>
+                        <w:t>"authorizationSignature": {</w:t>
                       </w:r>
                       <w:r>
                         <w:rPr>
@@ -5139,6 +5191,44 @@
                               </w:rPr>
                               <w:t>{</w:t>
                             </w:r>
+                          </w:p>
+                          <w:p>
+                            <w:pPr>
+                              <w:spacing w:after="0"/>
+                              <w:rPr>
+                                <w:rFonts w:ascii="Consolas" w:hAnsi="Consolas" w:cs="Consolas"/>
+                                <w:noProof/>
+                                <w:sz w:val="20"/>
+                                <w:szCs w:val="20"/>
+                              </w:rPr>
+                            </w:pPr>
+                            <w:r>
+                              <w:rPr>
+                                <w:rFonts w:ascii="Consolas" w:hAnsi="Consolas" w:cs="Consolas"/>
+                                <w:noProof/>
+                                <w:sz w:val="20"/>
+                                <w:szCs w:val="20"/>
+                              </w:rPr>
+                              <w:t>  "timeStamp": "</w:t>
+                            </w:r>
+                            <w:r>
+                              <w:rPr>
+                                <w:rFonts w:ascii="Consolas" w:hAnsi="Consolas" w:cs="Consolas"/>
+                                <w:noProof/>
+                                <w:sz w:val="20"/>
+                                <w:szCs w:val="20"/>
+                              </w:rPr>
+                              <w:t>2024-12-10T13:28:02-01:00</w:t>
+                            </w:r>
+                            <w:r>
+                              <w:rPr>
+                                <w:rFonts w:ascii="Consolas" w:hAnsi="Consolas" w:cs="Consolas"/>
+                                <w:noProof/>
+                                <w:sz w:val="20"/>
+                                <w:szCs w:val="20"/>
+                              </w:rPr>
+                              <w:t>",</w:t>
+                            </w:r>
                             <w:r>
                               <w:rPr>
                                 <w:rFonts w:ascii="Consolas" w:hAnsi="Consolas" w:cs="Consolas"/>
@@ -5227,7 +5317,25 @@
                                 <w:szCs w:val="20"/>
                               </w:rPr>
                               <w:br/>
-                              <w:t>    "referenceId": "20241207.00079"</w:t>
+                              <w:t>    "referenceId": "</w:t>
+                            </w:r>
+                            <w:r>
+                              <w:rPr>
+                                <w:rFonts w:ascii="Consolas" w:hAnsi="Consolas" w:cs="Consolas"/>
+                                <w:noProof/>
+                                <w:sz w:val="20"/>
+                                <w:szCs w:val="20"/>
+                              </w:rPr>
+                              <w:t>20241210.00079</w:t>
+                            </w:r>
+                            <w:r>
+                              <w:rPr>
+                                <w:rFonts w:ascii="Consolas" w:hAnsi="Consolas" w:cs="Consolas"/>
+                                <w:noProof/>
+                                <w:sz w:val="20"/>
+                                <w:szCs w:val="20"/>
+                              </w:rPr>
+                              <w:t>"</w:t>
                             </w:r>
                             <w:r>
                               <w:rPr>
@@ -5289,6 +5397,44 @@
                         </w:rPr>
                         <w:t>{</w:t>
                       </w:r>
+                    </w:p>
+                    <w:p>
+                      <w:pPr>
+                        <w:spacing w:after="0"/>
+                        <w:rPr>
+                          <w:rFonts w:ascii="Consolas" w:hAnsi="Consolas" w:cs="Consolas"/>
+                          <w:noProof/>
+                          <w:sz w:val="20"/>
+                          <w:szCs w:val="20"/>
+                        </w:rPr>
+                      </w:pPr>
+                      <w:r>
+                        <w:rPr>
+                          <w:rFonts w:ascii="Consolas" w:hAnsi="Consolas" w:cs="Consolas"/>
+                          <w:noProof/>
+                          <w:sz w:val="20"/>
+                          <w:szCs w:val="20"/>
+                        </w:rPr>
+                        <w:t>  "timeStamp": "</w:t>
+                      </w:r>
+                      <w:r>
+                        <w:rPr>
+                          <w:rFonts w:ascii="Consolas" w:hAnsi="Consolas" w:cs="Consolas"/>
+                          <w:noProof/>
+                          <w:sz w:val="20"/>
+                          <w:szCs w:val="20"/>
+                        </w:rPr>
+                        <w:t>2024-12-10T13:28:02-01:00</w:t>
+                      </w:r>
+                      <w:r>
+                        <w:rPr>
+                          <w:rFonts w:ascii="Consolas" w:hAnsi="Consolas" w:cs="Consolas"/>
+                          <w:noProof/>
+                          <w:sz w:val="20"/>
+                          <w:szCs w:val="20"/>
+                        </w:rPr>
+                        <w:t>",</w:t>
+                      </w:r>
                       <w:r>
                         <w:rPr>
                           <w:rFonts w:ascii="Consolas" w:hAnsi="Consolas" w:cs="Consolas"/>
@@ -5377,7 +5523,25 @@
                           <w:szCs w:val="20"/>
                         </w:rPr>
                         <w:br/>
-                        <w:t>    "referenceId": "20241207.00079"</w:t>
+                        <w:t>    "referenceId": "</w:t>
+                      </w:r>
+                      <w:r>
+                        <w:rPr>
+                          <w:rFonts w:ascii="Consolas" w:hAnsi="Consolas" w:cs="Consolas"/>
+                          <w:noProof/>
+                          <w:sz w:val="20"/>
+                          <w:szCs w:val="20"/>
+                        </w:rPr>
+                        <w:t>20241210.00079</w:t>
+                      </w:r>
+                      <w:r>
+                        <w:rPr>
+                          <w:rFonts w:ascii="Consolas" w:hAnsi="Consolas" w:cs="Consolas"/>
+                          <w:noProof/>
+                          <w:sz w:val="20"/>
+                          <w:szCs w:val="20"/>
+                        </w:rPr>
+                        <w:t>"</w:t>
                       </w:r>
                       <w:r>
                         <w:rPr>
@@ -5432,7 +5596,23 @@
           <w:sz w:val="20"/>
           <w:szCs w:val="20"/>
         </w:rPr>
-        <w:t xml:space="preserve">By keeping </w:t>
+        <w:t>By keeping</w:t>
+      </w:r>
+      <w:r>
+        <w:rPr>
+          <w:rFonts w:ascii="Arial" w:hAnsi="Arial" w:cs="Arial"/>
+          <w:sz w:val="20"/>
+          <w:szCs w:val="20"/>
+        </w:rPr>
+        <w:t xml:space="preserve"> the</w:t>
+      </w:r>
+      <w:r>
+        <w:rPr>
+          <w:rFonts w:ascii="Arial" w:hAnsi="Arial" w:cs="Arial"/>
+          <w:sz w:val="20"/>
+          <w:szCs w:val="20"/>
+        </w:rPr>
+        <w:t xml:space="preserve"> </w:t>
       </w:r>
       <w:r>
         <w:rPr>
@@ -5588,16 +5768,6 @@
                                 <w:szCs w:val="20"/>
                               </w:rPr>
                               <w:br/>
-                              <w:t>  "timeStamp": "2024-09-01T13:28:02-02:00",</w:t>
-                            </w:r>
-                            <w:r>
-                              <w:rPr>
-                                <w:rFonts w:ascii="Consolas" w:hAnsi="Consolas" w:cs="Consolas"/>
-                                <w:noProof/>
-                                <w:sz w:val="20"/>
-                                <w:szCs w:val="20"/>
-                              </w:rPr>
-                              <w:br/>
                               <w:t>  "authorizationSignature": {</w:t>
                             </w:r>
                             <w:r>
@@ -5787,16 +5957,6 @@
                         </w:rPr>
                         <w:br/>
                         <w:t>  "accountId": "FR7630002111110020050014382",</w:t>
-                      </w:r>
-                      <w:r>
-                        <w:rPr>
-                          <w:rFonts w:ascii="Consolas" w:hAnsi="Consolas" w:cs="Consolas"/>
-                          <w:noProof/>
-                          <w:sz w:val="20"/>
-                          <w:szCs w:val="20"/>
-                        </w:rPr>
-                        <w:br/>
-                        <w:t>  "timeStamp": "2024-09-01T13:28:02-02:00",</w:t>
                       </w:r>
                       <w:r>
                         <w:rPr>
@@ -6384,6 +6544,62 @@
                                 <w:sz w:val="20"/>
                                 <w:szCs w:val="20"/>
                               </w:rPr>
+                              <w:t>  </w:t>
+                            </w:r>
+                            <w:r>
+                              <w:rPr>
+                                <w:rFonts w:ascii="Consolas" w:hAnsi="Consolas" w:cs="Consolas"/>
+                                <w:noProof/>
+                                <w:sz w:val="20"/>
+                                <w:szCs w:val="20"/>
+                              </w:rPr>
+                              <w:t xml:space="preserve">  </w:t>
+                            </w:r>
+                            <w:r>
+                              <w:rPr>
+                                <w:rFonts w:ascii="Consolas" w:hAnsi="Consolas" w:cs="Consolas"/>
+                                <w:noProof/>
+                                <w:sz w:val="20"/>
+                                <w:szCs w:val="20"/>
+                              </w:rPr>
+                              <w:t>"timeStamp": "</w:t>
+                            </w:r>
+                            <w:r>
+                              <w:rPr>
+                                <w:rFonts w:ascii="Consolas" w:hAnsi="Consolas" w:cs="Consolas"/>
+                                <w:noProof/>
+                                <w:sz w:val="20"/>
+                                <w:szCs w:val="20"/>
+                              </w:rPr>
+                              <w:t>2024-12-10T13:28:02-01:00</w:t>
+                            </w:r>
+                            <w:r>
+                              <w:rPr>
+                                <w:rFonts w:ascii="Consolas" w:hAnsi="Consolas" w:cs="Consolas"/>
+                                <w:noProof/>
+                                <w:sz w:val="20"/>
+                                <w:szCs w:val="20"/>
+                              </w:rPr>
+                              <w:t>",</w:t>
+                            </w:r>
+                          </w:p>
+                          <w:p>
+                            <w:pPr>
+                              <w:spacing w:after="0"/>
+                              <w:rPr>
+                                <w:rFonts w:ascii="Consolas" w:hAnsi="Consolas" w:cs="Consolas"/>
+                                <w:noProof/>
+                                <w:sz w:val="20"/>
+                                <w:szCs w:val="20"/>
+                              </w:rPr>
+                            </w:pPr>
+                            <w:r>
+                              <w:rPr>
+                                <w:rFonts w:ascii="Consolas" w:hAnsi="Consolas" w:cs="Consolas"/>
+                                <w:noProof/>
+                                <w:sz w:val="20"/>
+                                <w:szCs w:val="20"/>
+                              </w:rPr>
                               <w:t xml:space="preserve">   </w:t>
                             </w:r>
                             <w:r>
@@ -6626,7 +6842,25 @@
                                 <w:sz w:val="20"/>
                                 <w:szCs w:val="20"/>
                               </w:rPr>
-                              <w:t> "referenceId": "20241207.00079"</w:t>
+                              <w:t> "referenceId": "</w:t>
+                            </w:r>
+                            <w:r>
+                              <w:rPr>
+                                <w:rFonts w:ascii="Consolas" w:hAnsi="Consolas" w:cs="Consolas"/>
+                                <w:noProof/>
+                                <w:sz w:val="20"/>
+                                <w:szCs w:val="20"/>
+                              </w:rPr>
+                              <w:t>20241210.00079</w:t>
+                            </w:r>
+                            <w:r>
+                              <w:rPr>
+                                <w:rFonts w:ascii="Consolas" w:hAnsi="Consolas" w:cs="Consolas"/>
+                                <w:noProof/>
+                                <w:sz w:val="20"/>
+                                <w:szCs w:val="20"/>
+                              </w:rPr>
+                              <w:t>"</w:t>
                             </w:r>
                           </w:p>
                           <w:p>
@@ -7008,6 +7242,62 @@
                           <w:sz w:val="20"/>
                           <w:szCs w:val="20"/>
                         </w:rPr>
+                        <w:t>  </w:t>
+                      </w:r>
+                      <w:r>
+                        <w:rPr>
+                          <w:rFonts w:ascii="Consolas" w:hAnsi="Consolas" w:cs="Consolas"/>
+                          <w:noProof/>
+                          <w:sz w:val="20"/>
+                          <w:szCs w:val="20"/>
+                        </w:rPr>
+                        <w:t xml:space="preserve">  </w:t>
+                      </w:r>
+                      <w:r>
+                        <w:rPr>
+                          <w:rFonts w:ascii="Consolas" w:hAnsi="Consolas" w:cs="Consolas"/>
+                          <w:noProof/>
+                          <w:sz w:val="20"/>
+                          <w:szCs w:val="20"/>
+                        </w:rPr>
+                        <w:t>"timeStamp": "</w:t>
+                      </w:r>
+                      <w:r>
+                        <w:rPr>
+                          <w:rFonts w:ascii="Consolas" w:hAnsi="Consolas" w:cs="Consolas"/>
+                          <w:noProof/>
+                          <w:sz w:val="20"/>
+                          <w:szCs w:val="20"/>
+                        </w:rPr>
+                        <w:t>2024-12-10T13:28:02-01:00</w:t>
+                      </w:r>
+                      <w:r>
+                        <w:rPr>
+                          <w:rFonts w:ascii="Consolas" w:hAnsi="Consolas" w:cs="Consolas"/>
+                          <w:noProof/>
+                          <w:sz w:val="20"/>
+                          <w:szCs w:val="20"/>
+                        </w:rPr>
+                        <w:t>",</w:t>
+                      </w:r>
+                    </w:p>
+                    <w:p>
+                      <w:pPr>
+                        <w:spacing w:after="0"/>
+                        <w:rPr>
+                          <w:rFonts w:ascii="Consolas" w:hAnsi="Consolas" w:cs="Consolas"/>
+                          <w:noProof/>
+                          <w:sz w:val="20"/>
+                          <w:szCs w:val="20"/>
+                        </w:rPr>
+                      </w:pPr>
+                      <w:r>
+                        <w:rPr>
+                          <w:rFonts w:ascii="Consolas" w:hAnsi="Consolas" w:cs="Consolas"/>
+                          <w:noProof/>
+                          <w:sz w:val="20"/>
+                          <w:szCs w:val="20"/>
+                        </w:rPr>
                         <w:t xml:space="preserve">   </w:t>
                       </w:r>
                       <w:r>
@@ -7250,7 +7540,25 @@
                           <w:sz w:val="20"/>
                           <w:szCs w:val="20"/>
                         </w:rPr>
-                        <w:t> "referenceId": "20241207.00079"</w:t>
+                        <w:t> "referenceId": "</w:t>
+                      </w:r>
+                      <w:r>
+                        <w:rPr>
+                          <w:rFonts w:ascii="Consolas" w:hAnsi="Consolas" w:cs="Consolas"/>
+                          <w:noProof/>
+                          <w:sz w:val="20"/>
+                          <w:szCs w:val="20"/>
+                        </w:rPr>
+                        <w:t>20241210.00079</w:t>
+                      </w:r>
+                      <w:r>
+                        <w:rPr>
+                          <w:rFonts w:ascii="Consolas" w:hAnsi="Consolas" w:cs="Consolas"/>
+                          <w:noProof/>
+                          <w:sz w:val="20"/>
+                          <w:szCs w:val="20"/>
+                        </w:rPr>
+                        <w:t>"</w:t>
                       </w:r>
                     </w:p>
                     <w:p>
@@ -7939,25 +8247,34 @@
           <w:sz w:val="20"/>
           <w:szCs w:val="20"/>
         </w:rPr>
+        <w:t>tag</w:t>
+      </w:r>
+      <w:r>
+        <w:rPr>
+          <w:rFonts w:ascii="Arial" w:hAnsi="Arial" w:cs="Arial"/>
+          <w:iCs/>
+          <w:sz w:val="20"/>
+          <w:szCs w:val="20"/>
+        </w:rPr>
+        <w:t xml:space="preserve"> (label 8)</w:t>
+      </w:r>
+      <w:r>
+        <w:rPr>
+          <w:rFonts w:ascii="Arial" w:hAnsi="Arial" w:cs="Arial"/>
+          <w:iCs/>
+          <w:sz w:val="20"/>
+          <w:szCs w:val="20"/>
+        </w:rPr>
+        <w:t xml:space="preserve">, </w:t>
+      </w:r>
+      <w:r>
+        <w:rPr>
+          <w:rFonts w:ascii="Arial" w:hAnsi="Arial" w:cs="Arial"/>
+          <w:iCs/>
+          <w:sz w:val="20"/>
+          <w:szCs w:val="20"/>
+        </w:rPr>
         <w:t>iv</w:t>
-      </w:r>
-      <w:r>
-        <w:rPr>
-          <w:rFonts w:ascii="Arial" w:hAnsi="Arial" w:cs="Arial"/>
-          <w:iCs/>
-          <w:sz w:val="20"/>
-          <w:szCs w:val="20"/>
-        </w:rPr>
-        <w:t xml:space="preserve"> (label 8)</w:t>
-      </w:r>
-      <w:r>
-        <w:rPr>
-          <w:rFonts w:ascii="Arial" w:hAnsi="Arial" w:cs="Arial"/>
-          <w:iCs/>
-          <w:sz w:val="20"/>
-          <w:szCs w:val="20"/>
-        </w:rPr>
-        <w:t>, tag</w:t>
       </w:r>
       <w:r>
         <w:rPr>
@@ -9020,7 +9337,39 @@
           <w:sz w:val="20"/>
           <w:szCs w:val="20"/>
         </w:rPr>
-        <w:t>Payment credentials are created through a (not shown) registration process with the Issuer.</w:t>
+        <w:t xml:space="preserve">Payment credentials are created through a (not shown) registration process </w:t>
+      </w:r>
+      <w:r>
+        <w:rPr>
+          <w:rFonts w:ascii="Arial" w:hAnsi="Arial" w:cs="Arial"/>
+          <w:sz w:val="20"/>
+          <w:szCs w:val="20"/>
+        </w:rPr>
+        <w:t xml:space="preserve">performed by </w:t>
+      </w:r>
+      <w:r>
+        <w:rPr>
+          <w:rFonts w:ascii="Arial" w:hAnsi="Arial" w:cs="Arial"/>
+          <w:sz w:val="20"/>
+          <w:szCs w:val="20"/>
+        </w:rPr>
+        <w:t>Issuer</w:t>
+      </w:r>
+      <w:r>
+        <w:rPr>
+          <w:rFonts w:ascii="Arial" w:hAnsi="Arial" w:cs="Arial"/>
+          <w:sz w:val="20"/>
+          <w:szCs w:val="20"/>
+        </w:rPr>
+        <w:t>s and their customers (Payers)</w:t>
+      </w:r>
+      <w:r>
+        <w:rPr>
+          <w:rFonts w:ascii="Arial" w:hAnsi="Arial" w:cs="Arial"/>
+          <w:sz w:val="20"/>
+          <w:szCs w:val="20"/>
+        </w:rPr>
+        <w:t>.</w:t>
       </w:r>
     </w:p>
     <w:p>
@@ -10486,6 +10835,7 @@
           <w:rFonts w:ascii="Arial" w:hAnsi="Arial" w:cs="Arial"/>
           <w:sz w:val="20"/>
           <w:szCs w:val="20"/>
+          <w:lang w:val="fr-FR"/>
         </w:rPr>
       </w:pPr>
     </w:p>
@@ -10496,6 +10846,7 @@
           <w:rFonts w:ascii="Arial" w:hAnsi="Arial" w:cs="Arial"/>
           <w:sz w:val="20"/>
           <w:szCs w:val="20"/>
+          <w:lang w:val="fr-FR"/>
         </w:rPr>
       </w:pPr>
     </w:p>
@@ -10506,6 +10857,7 @@
           <w:rFonts w:ascii="Arial" w:hAnsi="Arial" w:cs="Arial"/>
           <w:sz w:val="20"/>
           <w:szCs w:val="20"/>
+          <w:lang w:val="fr-FR"/>
         </w:rPr>
       </w:pPr>
     </w:p>
@@ -10516,6 +10868,7 @@
           <w:rFonts w:ascii="Arial" w:hAnsi="Arial" w:cs="Arial"/>
           <w:sz w:val="20"/>
           <w:szCs w:val="20"/>
+          <w:lang w:val="fr-FR"/>
         </w:rPr>
       </w:pPr>
     </w:p>
@@ -10526,6 +10879,7 @@
           <w:rFonts w:ascii="Arial" w:hAnsi="Arial" w:cs="Arial"/>
           <w:sz w:val="20"/>
           <w:szCs w:val="20"/>
+          <w:lang w:val="fr-FR"/>
         </w:rPr>
       </w:pPr>
     </w:p>
@@ -10536,6 +10890,7 @@
           <w:rFonts w:ascii="Arial" w:hAnsi="Arial" w:cs="Arial"/>
           <w:sz w:val="20"/>
           <w:szCs w:val="20"/>
+          <w:lang w:val="fr-FR"/>
         </w:rPr>
       </w:pPr>
     </w:p>
@@ -10546,6 +10901,7 @@
           <w:rFonts w:ascii="Arial" w:hAnsi="Arial" w:cs="Arial"/>
           <w:sz w:val="20"/>
           <w:szCs w:val="20"/>
+          <w:lang w:val="fr-FR"/>
         </w:rPr>
       </w:pPr>
     </w:p>
@@ -10556,6 +10912,7 @@
           <w:rFonts w:ascii="Arial" w:hAnsi="Arial" w:cs="Arial"/>
           <w:sz w:val="20"/>
           <w:szCs w:val="20"/>
+          <w:lang w:val="fr-FR"/>
         </w:rPr>
       </w:pPr>
     </w:p>
@@ -13317,7 +13674,6 @@
   <w:style w:type="character" w:default="1" w:styleId="DefaultParagraphFont">
     <w:name w:val="Default Paragraph Font"/>
     <w:uiPriority w:val="1"/>
-    <w:semiHidden/>
     <w:unhideWhenUsed/>
   </w:style>
   <w:style w:type="table" w:default="1" w:styleId="TableNormal">

--- a/defensive-publications/partial-encryption-full-signature.docx
+++ b/defensive-publications/partial-encryption-full-signature.docx
@@ -1,6 +1,6 @@
 
 <file path=word/document.xml><?xml version="1.0" encoding="utf-8"?>
-<w:document xmlns:wpc="http://schemas.microsoft.com/office/word/2010/wordprocessingCanvas" xmlns:cx="http://schemas.microsoft.com/office/drawing/2014/chartex" xmlns:cx1="http://schemas.microsoft.com/office/drawing/2015/9/8/chartex" xmlns:cx2="http://schemas.microsoft.com/office/drawing/2015/10/21/chartex" xmlns:cx3="http://schemas.microsoft.com/office/drawing/2016/5/9/chartex" xmlns:cx4="http://schemas.microsoft.com/office/drawing/2016/5/10/chartex" xmlns:cx5="http://schemas.microsoft.com/office/drawing/2016/5/11/chartex" xmlns:cx6="http://schemas.microsoft.com/office/drawing/2016/5/12/chartex" xmlns:cx7="http://schemas.microsoft.com/office/drawing/2016/5/13/chartex" xmlns:cx8="http://schemas.microsoft.com/office/drawing/2016/5/14/chartex" xmlns:mc="http://schemas.openxmlformats.org/markup-compatibility/2006" xmlns:aink="http://schemas.microsoft.com/office/drawing/2016/ink" xmlns:am3d="http://schemas.microsoft.com/office/drawing/2017/model3d" xmlns:o="urn:schemas-microsoft-com:office:office" xmlns:oel="http://schemas.microsoft.com/office/2019/extlst" xmlns:r="http://schemas.openxmlformats.org/officeDocument/2006/relationships" xmlns:m="http://schemas.openxmlformats.org/officeDocument/2006/math" xmlns:v="urn:schemas-microsoft-com:vml" xmlns:wp14="http://schemas.microsoft.com/office/word/2010/wordprocessingDrawing" xmlns:wp="http://schemas.openxmlformats.org/drawingml/2006/wordprocessingDrawing" xmlns:w10="urn:schemas-microsoft-com:office:word" xmlns:w="http://schemas.openxmlformats.org/wordprocessingml/2006/main" xmlns:w14="http://schemas.microsoft.com/office/word/2010/wordml" xmlns:w15="http://schemas.microsoft.com/office/word/2012/wordml" xmlns:w16cex="http://schemas.microsoft.com/office/word/2018/wordml/cex" xmlns:w16cid="http://schemas.microsoft.com/office/word/2016/wordml/cid" xmlns:w16="http://schemas.microsoft.com/office/word/2018/wordml" xmlns:w16du="http://schemas.microsoft.com/office/word/2023/wordml/word16du" xmlns:w16sdtdh="http://schemas.microsoft.com/office/word/2020/wordml/sdtdatahash" xmlns:w16se="http://schemas.microsoft.com/office/word/2015/wordml/symex" xmlns:wpg="http://schemas.microsoft.com/office/word/2010/wordprocessingGroup" xmlns:wpi="http://schemas.microsoft.com/office/word/2010/wordprocessingInk" xmlns:wne="http://schemas.microsoft.com/office/word/2006/wordml" xmlns:wps="http://schemas.microsoft.com/office/word/2010/wordprocessingShape" mc:Ignorable="w14 w15 w16se w16cid w16 w16cex w16sdtdh w16du wp14">
+<w:document xmlns:wpc="http://schemas.microsoft.com/office/word/2010/wordprocessingCanvas" xmlns:cx="http://schemas.microsoft.com/office/drawing/2014/chartex" xmlns:cx1="http://schemas.microsoft.com/office/drawing/2015/9/8/chartex" xmlns:cx2="http://schemas.microsoft.com/office/drawing/2015/10/21/chartex" xmlns:cx3="http://schemas.microsoft.com/office/drawing/2016/5/9/chartex" xmlns:cx4="http://schemas.microsoft.com/office/drawing/2016/5/10/chartex" xmlns:cx5="http://schemas.microsoft.com/office/drawing/2016/5/11/chartex" xmlns:cx6="http://schemas.microsoft.com/office/drawing/2016/5/12/chartex" xmlns:cx7="http://schemas.microsoft.com/office/drawing/2016/5/13/chartex" xmlns:cx8="http://schemas.microsoft.com/office/drawing/2016/5/14/chartex" xmlns:mc="http://schemas.openxmlformats.org/markup-compatibility/2006" xmlns:aink="http://schemas.microsoft.com/office/drawing/2016/ink" xmlns:am3d="http://schemas.microsoft.com/office/drawing/2017/model3d" xmlns:o="urn:schemas-microsoft-com:office:office" xmlns:oel="http://schemas.microsoft.com/office/2019/extlst" xmlns:r="http://schemas.openxmlformats.org/officeDocument/2006/relationships" xmlns:m="http://schemas.openxmlformats.org/officeDocument/2006/math" xmlns:v="urn:schemas-microsoft-com:vml" xmlns:wp14="http://schemas.microsoft.com/office/word/2010/wordprocessingDrawing" xmlns:wp="http://schemas.openxmlformats.org/drawingml/2006/wordprocessingDrawing" xmlns:w10="urn:schemas-microsoft-com:office:word" xmlns:w="http://schemas.openxmlformats.org/wordprocessingml/2006/main" xmlns:w14="http://schemas.microsoft.com/office/word/2010/wordml" xmlns:w15="http://schemas.microsoft.com/office/word/2012/wordml" xmlns:w16cex="http://schemas.microsoft.com/office/word/2018/wordml/cex" xmlns:w16cid="http://schemas.microsoft.com/office/word/2016/wordml/cid" xmlns:w16="http://schemas.microsoft.com/office/word/2018/wordml" xmlns:w16du="http://schemas.microsoft.com/office/word/2023/wordml/word16du" xmlns:w16sdtdh="http://schemas.microsoft.com/office/word/2020/wordml/sdtdatahash" xmlns:w16sdtfl="http://schemas.microsoft.com/office/word/2024/wordml/sdtformatlock" xmlns:w16se="http://schemas.microsoft.com/office/word/2015/wordml/symex" xmlns:wpg="http://schemas.microsoft.com/office/word/2010/wordprocessingGroup" xmlns:wpi="http://schemas.microsoft.com/office/word/2010/wordprocessingInk" xmlns:wne="http://schemas.microsoft.com/office/word/2006/wordml" xmlns:wps="http://schemas.microsoft.com/office/word/2010/wordprocessingShape" mc:Ignorable="w14 w15 w16se w16cid w16 w16cex w16sdtdh w16sdtfl w16du wp14">
   <w:body>
     <w:p>
       <w:pPr>
@@ -230,19 +230,27 @@
         <w:jc w:val="center"/>
         <w:rPr>
           <w:rFonts w:ascii="Arial" w:hAnsi="Arial" w:cs="Arial"/>
+          <w:iCs/>
+          <w:sz w:val="20"/>
+          <w:szCs w:val="20"/>
+        </w:rPr>
+      </w:pPr>
+      <w:r>
+        <w:rPr>
+          <w:rFonts w:ascii="Arial" w:hAnsi="Arial" w:cs="Arial"/>
           <w:i/>
           <w:sz w:val="20"/>
           <w:szCs w:val="20"/>
         </w:rPr>
-      </w:pPr>
-      <w:r>
-        <w:rPr>
-          <w:rFonts w:ascii="Arial" w:hAnsi="Arial" w:cs="Arial"/>
-          <w:i/>
-          <w:sz w:val="20"/>
-          <w:szCs w:val="20"/>
-        </w:rPr>
         <w:br/>
+      </w:r>
+      <w:r>
+        <w:rPr>
+          <w:rFonts w:ascii="Arial" w:hAnsi="Arial" w:cs="Arial"/>
+          <w:iCs/>
+          <w:sz w:val="20"/>
+          <w:szCs w:val="20"/>
+        </w:rPr>
         <w:t>ABSTRACT</w:t>
       </w:r>
     </w:p>
@@ -258,11 +266,497 @@
       <w:r>
         <w:rPr>
           <w:rFonts w:ascii="Arial" w:hAnsi="Arial" w:cs="Arial"/>
+          <w:iCs/>
+          <w:sz w:val="20"/>
+          <w:szCs w:val="20"/>
+        </w:rPr>
+        <w:t xml:space="preserve">This </w:t>
+      </w:r>
+      <w:r>
+        <w:rPr>
+          <w:rFonts w:ascii="Arial" w:hAnsi="Arial" w:cs="Arial"/>
+          <w:iCs/>
+          <w:sz w:val="20"/>
+          <w:szCs w:val="20"/>
+        </w:rPr>
+        <w:t>document</w:t>
+      </w:r>
+      <w:r>
+        <w:rPr>
+          <w:rFonts w:ascii="Arial" w:hAnsi="Arial" w:cs="Arial"/>
+          <w:iCs/>
+          <w:sz w:val="20"/>
+          <w:szCs w:val="20"/>
+        </w:rPr>
+        <w:t xml:space="preserve"> </w:t>
+      </w:r>
+      <w:r>
+        <w:rPr>
+          <w:rFonts w:ascii="Arial" w:hAnsi="Arial" w:cs="Arial"/>
+          <w:iCs/>
+          <w:sz w:val="20"/>
+          <w:szCs w:val="20"/>
+        </w:rPr>
+        <w:t xml:space="preserve">outlines a scheme </w:t>
+      </w:r>
+      <w:r>
+        <w:rPr>
+          <w:rFonts w:ascii="Arial" w:hAnsi="Arial" w:cs="Arial"/>
+          <w:iCs/>
+          <w:sz w:val="20"/>
+          <w:szCs w:val="20"/>
+        </w:rPr>
+        <w:t xml:space="preserve">where a </w:t>
+      </w:r>
+      <w:r>
+        <w:rPr>
+          <w:rFonts w:ascii="Arial" w:hAnsi="Arial" w:cs="Arial"/>
+          <w:iCs/>
+          <w:sz w:val="20"/>
+          <w:szCs w:val="20"/>
+        </w:rPr>
+        <w:t>Payee</w:t>
+      </w:r>
+      <w:r>
+        <w:rPr>
+          <w:rFonts w:ascii="Arial" w:hAnsi="Arial" w:cs="Arial"/>
+          <w:iCs/>
+          <w:sz w:val="20"/>
+          <w:szCs w:val="20"/>
+        </w:rPr>
+        <w:t xml:space="preserve">-originated </w:t>
+      </w:r>
+      <w:r>
+        <w:rPr>
+          <w:rFonts w:ascii="Consolas" w:hAnsi="Consolas" w:cs="Consolas"/>
+          <w:iCs/>
+          <w:sz w:val="20"/>
+          <w:szCs w:val="20"/>
+        </w:rPr>
+        <w:t>Authorization</w:t>
+      </w:r>
+      <w:r>
+        <w:rPr>
+          <w:rFonts w:ascii="Arial" w:hAnsi="Arial" w:cs="Arial"/>
+          <w:iCs/>
+          <w:sz w:val="20"/>
+          <w:szCs w:val="20"/>
+        </w:rPr>
+        <w:t xml:space="preserve"> </w:t>
+      </w:r>
+      <w:r>
+        <w:rPr>
+          <w:rFonts w:ascii="Consolas" w:hAnsi="Consolas" w:cs="Consolas"/>
+          <w:iCs/>
+          <w:sz w:val="20"/>
+          <w:szCs w:val="20"/>
+        </w:rPr>
+        <w:t>Request</w:t>
+      </w:r>
+      <w:r>
+        <w:rPr>
+          <w:rFonts w:ascii="Arial" w:hAnsi="Arial" w:cs="Arial"/>
+          <w:iCs/>
+          <w:sz w:val="20"/>
+          <w:szCs w:val="20"/>
+        </w:rPr>
+        <w:t xml:space="preserve"> </w:t>
+      </w:r>
+      <w:r>
+        <w:rPr>
+          <w:rFonts w:ascii="Arial" w:hAnsi="Arial" w:cs="Arial"/>
+          <w:iCs/>
+          <w:sz w:val="20"/>
+          <w:szCs w:val="20"/>
+        </w:rPr>
+        <w:t xml:space="preserve">is </w:t>
+      </w:r>
+      <w:r>
+        <w:rPr>
+          <w:rFonts w:ascii="Arial" w:hAnsi="Arial" w:cs="Arial"/>
+          <w:iCs/>
+          <w:sz w:val="20"/>
+          <w:szCs w:val="20"/>
+        </w:rPr>
+        <w:t>triggering</w:t>
+      </w:r>
+      <w:r>
+        <w:rPr>
+          <w:rFonts w:ascii="Arial" w:hAnsi="Arial" w:cs="Arial"/>
+          <w:iCs/>
+          <w:sz w:val="20"/>
+          <w:szCs w:val="20"/>
+        </w:rPr>
+        <w:t xml:space="preserve"> a</w:t>
+      </w:r>
+      <w:r>
+        <w:rPr>
+          <w:rFonts w:ascii="Arial" w:hAnsi="Arial" w:cs="Arial"/>
+          <w:iCs/>
+          <w:sz w:val="20"/>
+          <w:szCs w:val="20"/>
+        </w:rPr>
+        <w:t xml:space="preserve"> corresponding</w:t>
+      </w:r>
+      <w:r>
+        <w:rPr>
+          <w:rFonts w:ascii="Arial" w:hAnsi="Arial" w:cs="Arial"/>
+          <w:iCs/>
+          <w:sz w:val="20"/>
+          <w:szCs w:val="20"/>
+        </w:rPr>
+        <w:t xml:space="preserve"> </w:t>
+      </w:r>
+      <w:r>
+        <w:rPr>
+          <w:rFonts w:ascii="Consolas" w:hAnsi="Consolas" w:cs="Consolas"/>
+          <w:iCs/>
+          <w:sz w:val="20"/>
+          <w:szCs w:val="20"/>
+        </w:rPr>
+        <w:t>A</w:t>
+      </w:r>
+      <w:r>
+        <w:rPr>
+          <w:rFonts w:ascii="Consolas" w:hAnsi="Consolas" w:cs="Consolas"/>
+          <w:iCs/>
+          <w:sz w:val="20"/>
+          <w:szCs w:val="20"/>
+        </w:rPr>
+        <w:t>uthorization</w:t>
+      </w:r>
+      <w:r>
+        <w:rPr>
+          <w:rFonts w:ascii="Arial" w:hAnsi="Arial" w:cs="Arial"/>
+          <w:iCs/>
+          <w:sz w:val="20"/>
+          <w:szCs w:val="20"/>
+        </w:rPr>
+        <w:t> </w:t>
+      </w:r>
+      <w:r>
+        <w:rPr>
+          <w:rFonts w:ascii="Consolas" w:hAnsi="Consolas" w:cs="Consolas"/>
+          <w:iCs/>
+          <w:sz w:val="20"/>
+          <w:szCs w:val="20"/>
+        </w:rPr>
+        <w:t>Response</w:t>
+      </w:r>
+      <w:r>
+        <w:rPr>
+          <w:rFonts w:ascii="Arial" w:hAnsi="Arial" w:cs="Arial"/>
+          <w:iCs/>
+          <w:sz w:val="20"/>
+          <w:szCs w:val="20"/>
+        </w:rPr>
+        <w:t xml:space="preserve"> object, created by a </w:t>
+      </w:r>
+      <w:r>
+        <w:rPr>
+          <w:rFonts w:ascii="Arial" w:hAnsi="Arial" w:cs="Arial"/>
+          <w:iCs/>
+          <w:sz w:val="20"/>
+          <w:szCs w:val="20"/>
+        </w:rPr>
+        <w:t>Payment</w:t>
+      </w:r>
+      <w:r>
+        <w:rPr>
+          <w:rFonts w:ascii="Arial" w:hAnsi="Arial" w:cs="Arial"/>
+          <w:iCs/>
+          <w:sz w:val="20"/>
+          <w:szCs w:val="20"/>
+        </w:rPr>
+        <w:t> W</w:t>
+      </w:r>
+      <w:r>
+        <w:rPr>
+          <w:rFonts w:ascii="Arial" w:hAnsi="Arial" w:cs="Arial"/>
+          <w:iCs/>
+          <w:sz w:val="20"/>
+          <w:szCs w:val="20"/>
+        </w:rPr>
+        <w:t xml:space="preserve">allet under the </w:t>
+      </w:r>
+      <w:r>
+        <w:rPr>
+          <w:rFonts w:ascii="Arial" w:hAnsi="Arial" w:cs="Arial"/>
+          <w:iCs/>
+          <w:sz w:val="20"/>
+          <w:szCs w:val="20"/>
+        </w:rPr>
+        <w:t>P</w:t>
+      </w:r>
+      <w:r>
+        <w:rPr>
+          <w:rFonts w:ascii="Arial" w:hAnsi="Arial" w:cs="Arial"/>
+          <w:iCs/>
+          <w:sz w:val="20"/>
+          <w:szCs w:val="20"/>
+        </w:rPr>
+        <w:t>ayer’s supervision.</w:t>
+      </w:r>
+      <w:r>
+        <w:rPr>
+          <w:rFonts w:ascii="Arial" w:hAnsi="Arial" w:cs="Arial"/>
+          <w:iCs/>
+          <w:sz w:val="20"/>
+          <w:szCs w:val="20"/>
+        </w:rPr>
+        <w:br/>
+      </w:r>
+      <w:r>
+        <w:rPr>
+          <w:rFonts w:ascii="Arial" w:hAnsi="Arial" w:cs="Arial"/>
+          <w:iCs/>
+          <w:sz w:val="20"/>
+          <w:szCs w:val="20"/>
+        </w:rPr>
+        <w:t>The</w:t>
+      </w:r>
+      <w:r>
+        <w:rPr>
+          <w:rFonts w:ascii="Arial" w:hAnsi="Arial" w:cs="Arial"/>
+          <w:iCs/>
+          <w:sz w:val="20"/>
+          <w:szCs w:val="20"/>
+        </w:rPr>
+        <w:t xml:space="preserve"> </w:t>
+      </w:r>
+      <w:r>
+        <w:rPr>
+          <w:rFonts w:ascii="Consolas" w:hAnsi="Consolas" w:cs="Consolas"/>
+          <w:iCs/>
+          <w:sz w:val="20"/>
+          <w:szCs w:val="20"/>
+        </w:rPr>
+        <w:t>Authorization</w:t>
+      </w:r>
+      <w:r>
+        <w:rPr>
+          <w:rFonts w:ascii="Arial" w:hAnsi="Arial" w:cs="Arial"/>
+          <w:iCs/>
+          <w:sz w:val="20"/>
+          <w:szCs w:val="20"/>
+        </w:rPr>
+        <w:t> </w:t>
+      </w:r>
+      <w:r>
+        <w:rPr>
+          <w:rFonts w:ascii="Consolas" w:hAnsi="Consolas" w:cs="Consolas"/>
+          <w:iCs/>
+          <w:sz w:val="20"/>
+          <w:szCs w:val="20"/>
+        </w:rPr>
+        <w:t>Response</w:t>
+      </w:r>
+      <w:r>
+        <w:rPr>
+          <w:rFonts w:ascii="Arial" w:hAnsi="Arial" w:cs="Arial"/>
+          <w:iCs/>
+          <w:sz w:val="20"/>
+          <w:szCs w:val="20"/>
+        </w:rPr>
+        <w:t xml:space="preserve"> object contains both the</w:t>
+      </w:r>
+      <w:r>
+        <w:rPr>
+          <w:rFonts w:ascii="Arial" w:hAnsi="Arial" w:cs="Arial"/>
+          <w:iCs/>
+          <w:sz w:val="20"/>
+          <w:szCs w:val="20"/>
+        </w:rPr>
+        <w:t xml:space="preserve"> core of the</w:t>
+      </w:r>
+      <w:r>
+        <w:rPr>
+          <w:rFonts w:ascii="Arial" w:hAnsi="Arial" w:cs="Arial"/>
+          <w:iCs/>
+          <w:sz w:val="20"/>
+          <w:szCs w:val="20"/>
+        </w:rPr>
+        <w:t xml:space="preserve"> original </w:t>
+      </w:r>
+      <w:r>
+        <w:rPr>
+          <w:rFonts w:ascii="Consolas" w:hAnsi="Consolas" w:cs="Consolas"/>
+          <w:iCs/>
+          <w:sz w:val="20"/>
+          <w:szCs w:val="20"/>
+        </w:rPr>
+        <w:t>Authorization</w:t>
+      </w:r>
+      <w:r>
+        <w:rPr>
+          <w:rFonts w:ascii="Arial" w:hAnsi="Arial" w:cs="Arial"/>
+          <w:iCs/>
+          <w:sz w:val="20"/>
+          <w:szCs w:val="20"/>
+        </w:rPr>
+        <w:t xml:space="preserve"> </w:t>
+      </w:r>
+      <w:r>
+        <w:rPr>
+          <w:rFonts w:ascii="Consolas" w:hAnsi="Consolas" w:cs="Consolas"/>
+          <w:iCs/>
+          <w:sz w:val="20"/>
+          <w:szCs w:val="20"/>
+        </w:rPr>
+        <w:t>Request</w:t>
+      </w:r>
+      <w:r>
+        <w:rPr>
+          <w:rFonts w:ascii="Arial" w:hAnsi="Arial" w:cs="Arial"/>
+          <w:iCs/>
+          <w:sz w:val="20"/>
+          <w:szCs w:val="20"/>
+        </w:rPr>
+        <w:t xml:space="preserve"> object </w:t>
+      </w:r>
+      <w:r>
+        <w:rPr>
+          <w:rFonts w:ascii="Arial" w:hAnsi="Arial" w:cs="Arial"/>
+          <w:iCs/>
+          <w:sz w:val="20"/>
+          <w:szCs w:val="20"/>
+        </w:rPr>
+        <w:t xml:space="preserve">as well as data associated with a by the </w:t>
+      </w:r>
+      <w:r>
+        <w:rPr>
+          <w:rFonts w:ascii="Arial" w:hAnsi="Arial" w:cs="Arial"/>
+          <w:iCs/>
+          <w:sz w:val="20"/>
+          <w:szCs w:val="20"/>
+        </w:rPr>
+        <w:t>P</w:t>
+      </w:r>
+      <w:r>
+        <w:rPr>
+          <w:rFonts w:ascii="Arial" w:hAnsi="Arial" w:cs="Arial"/>
+          <w:iCs/>
+          <w:sz w:val="20"/>
+          <w:szCs w:val="20"/>
+        </w:rPr>
+        <w:t xml:space="preserve">ayer selected </w:t>
+      </w:r>
+      <w:r>
+        <w:rPr>
+          <w:rFonts w:ascii="Arial" w:hAnsi="Arial" w:cs="Arial"/>
+          <w:iCs/>
+          <w:sz w:val="20"/>
+          <w:szCs w:val="20"/>
+        </w:rPr>
+        <w:t>P</w:t>
+      </w:r>
+      <w:r>
+        <w:rPr>
+          <w:rFonts w:ascii="Arial" w:hAnsi="Arial" w:cs="Arial"/>
+          <w:iCs/>
+          <w:sz w:val="20"/>
+          <w:szCs w:val="20"/>
+        </w:rPr>
+        <w:t xml:space="preserve">ayment </w:t>
+      </w:r>
+      <w:r>
+        <w:rPr>
+          <w:rFonts w:ascii="Arial" w:hAnsi="Arial" w:cs="Arial"/>
+          <w:iCs/>
+          <w:sz w:val="20"/>
+          <w:szCs w:val="20"/>
+        </w:rPr>
+        <w:t>C</w:t>
+      </w:r>
+      <w:r>
+        <w:rPr>
+          <w:rFonts w:ascii="Arial" w:hAnsi="Arial" w:cs="Arial"/>
+          <w:iCs/>
+          <w:sz w:val="20"/>
+          <w:szCs w:val="20"/>
+        </w:rPr>
+        <w:t xml:space="preserve">redential. </w:t>
+      </w:r>
+      <w:r>
+        <w:rPr>
+          <w:rFonts w:ascii="Arial" w:hAnsi="Arial" w:cs="Arial"/>
+          <w:iCs/>
+          <w:sz w:val="20"/>
+          <w:szCs w:val="20"/>
+        </w:rPr>
+        <w:t xml:space="preserve"> </w:t>
+      </w:r>
+      <w:r>
+        <w:rPr>
+          <w:rFonts w:ascii="Arial" w:hAnsi="Arial" w:cs="Arial"/>
+          <w:iCs/>
+          <w:sz w:val="20"/>
+          <w:szCs w:val="20"/>
+        </w:rPr>
+        <w:t xml:space="preserve">All </w:t>
+      </w:r>
+      <w:r>
+        <w:rPr>
+          <w:rFonts w:ascii="Arial" w:hAnsi="Arial" w:cs="Arial"/>
+          <w:iCs/>
+          <w:sz w:val="20"/>
+          <w:szCs w:val="20"/>
+        </w:rPr>
+        <w:t xml:space="preserve">data </w:t>
+      </w:r>
+      <w:r>
+        <w:rPr>
+          <w:rFonts w:ascii="Arial" w:hAnsi="Arial" w:cs="Arial"/>
+          <w:iCs/>
+          <w:sz w:val="20"/>
+          <w:szCs w:val="20"/>
+        </w:rPr>
+        <w:t>returned</w:t>
+      </w:r>
+      <w:r>
+        <w:rPr>
+          <w:rFonts w:ascii="Arial" w:hAnsi="Arial" w:cs="Arial"/>
+          <w:iCs/>
+          <w:sz w:val="20"/>
+          <w:szCs w:val="20"/>
+        </w:rPr>
+        <w:t xml:space="preserve"> </w:t>
+      </w:r>
+      <w:r>
+        <w:rPr>
+          <w:rFonts w:ascii="Arial" w:hAnsi="Arial" w:cs="Arial"/>
+          <w:iCs/>
+          <w:sz w:val="20"/>
+          <w:szCs w:val="20"/>
+        </w:rPr>
+        <w:t xml:space="preserve">is signed by a </w:t>
+      </w:r>
+      <w:r>
+        <w:rPr>
+          <w:rFonts w:ascii="Arial" w:hAnsi="Arial" w:cs="Arial"/>
           <w:i/>
           <w:sz w:val="20"/>
           <w:szCs w:val="20"/>
         </w:rPr>
-        <w:t xml:space="preserve">This </w:t>
+        <w:t>single signature</w:t>
+      </w:r>
+      <w:r>
+        <w:rPr>
+          <w:rFonts w:ascii="Arial" w:hAnsi="Arial" w:cs="Arial"/>
+          <w:iCs/>
+          <w:sz w:val="20"/>
+          <w:szCs w:val="20"/>
+        </w:rPr>
+        <w:t xml:space="preserve"> associated with the selected </w:t>
+      </w:r>
+      <w:r>
+        <w:rPr>
+          <w:rFonts w:ascii="Arial" w:hAnsi="Arial" w:cs="Arial"/>
+          <w:iCs/>
+          <w:sz w:val="20"/>
+          <w:szCs w:val="20"/>
+        </w:rPr>
+        <w:t xml:space="preserve">Payment Credential.  For </w:t>
       </w:r>
       <w:r>
         <w:rPr>
@@ -271,7 +765,70 @@
           <w:sz w:val="20"/>
           <w:szCs w:val="20"/>
         </w:rPr>
-        <w:t>document</w:t>
+        <w:t>privacy reasons</w:t>
+      </w:r>
+      <w:r>
+        <w:rPr>
+          <w:rFonts w:ascii="Arial" w:hAnsi="Arial" w:cs="Arial"/>
+          <w:iCs/>
+          <w:sz w:val="20"/>
+          <w:szCs w:val="20"/>
+        </w:rPr>
+        <w:t xml:space="preserve"> (with respect the </w:t>
+      </w:r>
+      <w:r>
+        <w:rPr>
+          <w:rFonts w:ascii="Arial" w:hAnsi="Arial" w:cs="Arial"/>
+          <w:iCs/>
+          <w:sz w:val="20"/>
+          <w:szCs w:val="20"/>
+        </w:rPr>
+        <w:t>Payee</w:t>
+      </w:r>
+      <w:r>
+        <w:rPr>
+          <w:rFonts w:ascii="Arial" w:hAnsi="Arial" w:cs="Arial"/>
+          <w:iCs/>
+          <w:sz w:val="20"/>
+          <w:szCs w:val="20"/>
+        </w:rPr>
+        <w:t>)</w:t>
+      </w:r>
+      <w:r>
+        <w:rPr>
+          <w:rFonts w:ascii="Arial" w:hAnsi="Arial" w:cs="Arial"/>
+          <w:iCs/>
+          <w:sz w:val="20"/>
+          <w:szCs w:val="20"/>
+        </w:rPr>
+        <w:t xml:space="preserve">, </w:t>
+      </w:r>
+      <w:r>
+        <w:rPr>
+          <w:rFonts w:ascii="Arial" w:hAnsi="Arial" w:cs="Arial"/>
+          <w:iCs/>
+          <w:sz w:val="20"/>
+          <w:szCs w:val="20"/>
+        </w:rPr>
+        <w:t>P</w:t>
+      </w:r>
+      <w:r>
+        <w:rPr>
+          <w:rFonts w:ascii="Arial" w:hAnsi="Arial" w:cs="Arial"/>
+          <w:iCs/>
+          <w:sz w:val="20"/>
+          <w:szCs w:val="20"/>
+        </w:rPr>
+        <w:t xml:space="preserve">ersonally Identifiable Information (PII) </w:t>
+      </w:r>
+      <w:r>
+        <w:rPr>
+          <w:rFonts w:ascii="Arial" w:hAnsi="Arial" w:cs="Arial"/>
+          <w:iCs/>
+          <w:sz w:val="20"/>
+          <w:szCs w:val="20"/>
+        </w:rPr>
+        <w:t xml:space="preserve">is </w:t>
       </w:r>
       <w:r>
         <w:rPr>
@@ -280,628 +837,178 @@
           <w:sz w:val="20"/>
           <w:szCs w:val="20"/>
         </w:rPr>
+        <w:t>encrypted</w:t>
+      </w:r>
+      <w:r>
+        <w:rPr>
+          <w:rFonts w:ascii="Arial" w:hAnsi="Arial" w:cs="Arial"/>
+          <w:iCs/>
+          <w:sz w:val="20"/>
+          <w:szCs w:val="20"/>
+        </w:rPr>
+        <w:t xml:space="preserve">, while the </w:t>
+      </w:r>
+      <w:r>
+        <w:rPr>
+          <w:rFonts w:ascii="Consolas" w:hAnsi="Consolas" w:cs="Consolas"/>
+          <w:iCs/>
+          <w:sz w:val="20"/>
+          <w:szCs w:val="20"/>
+        </w:rPr>
+        <w:t>Authorization</w:t>
+      </w:r>
+      <w:r>
+        <w:rPr>
+          <w:rFonts w:ascii="Arial" w:hAnsi="Arial" w:cs="Arial"/>
+          <w:iCs/>
+          <w:sz w:val="20"/>
+          <w:szCs w:val="20"/>
+        </w:rPr>
         <w:t xml:space="preserve"> </w:t>
       </w:r>
       <w:r>
         <w:rPr>
+          <w:rFonts w:ascii="Consolas" w:hAnsi="Consolas" w:cs="Consolas"/>
+          <w:iCs/>
+          <w:sz w:val="20"/>
+          <w:szCs w:val="20"/>
+        </w:rPr>
+        <w:t>Request</w:t>
+      </w:r>
+      <w:r>
+        <w:rPr>
+          <w:rFonts w:ascii="Arial" w:hAnsi="Arial" w:cs="Arial"/>
+          <w:iCs/>
+          <w:sz w:val="20"/>
+          <w:szCs w:val="20"/>
+        </w:rPr>
+        <w:t xml:space="preserve"> as well as non-personal data related to the Payment Network associated with the selected Payment Credential, is </w:t>
+      </w:r>
+      <w:r>
+        <w:rPr>
+          <w:rFonts w:ascii="Arial" w:hAnsi="Arial" w:cs="Arial"/>
+          <w:iCs/>
+          <w:sz w:val="20"/>
+          <w:szCs w:val="20"/>
+        </w:rPr>
+        <w:t>provided</w:t>
+      </w:r>
+      <w:r>
+        <w:rPr>
+          <w:rFonts w:ascii="Arial" w:hAnsi="Arial" w:cs="Arial"/>
+          <w:iCs/>
+          <w:sz w:val="20"/>
+          <w:szCs w:val="20"/>
+        </w:rPr>
+        <w:t xml:space="preserve"> in clear to </w:t>
+      </w:r>
+      <w:r>
+        <w:rPr>
+          <w:rFonts w:ascii="Arial" w:hAnsi="Arial" w:cs="Arial"/>
+          <w:iCs/>
+          <w:sz w:val="20"/>
+          <w:szCs w:val="20"/>
+        </w:rPr>
+        <w:t>facilitate</w:t>
+      </w:r>
+      <w:r>
+        <w:rPr>
+          <w:rFonts w:ascii="Arial" w:hAnsi="Arial" w:cs="Arial"/>
+          <w:iCs/>
+          <w:sz w:val="20"/>
+          <w:szCs w:val="20"/>
+        </w:rPr>
+        <w:t xml:space="preserve"> </w:t>
+      </w:r>
+      <w:r>
+        <w:rPr>
+          <w:rFonts w:ascii="Arial" w:hAnsi="Arial" w:cs="Arial"/>
+          <w:iCs/>
+          <w:sz w:val="20"/>
+          <w:szCs w:val="20"/>
+        </w:rPr>
+        <w:t>backend</w:t>
+      </w:r>
+      <w:r>
+        <w:rPr>
+          <w:rFonts w:ascii="Arial" w:hAnsi="Arial" w:cs="Arial"/>
+          <w:iCs/>
+          <w:sz w:val="20"/>
+          <w:szCs w:val="20"/>
+        </w:rPr>
+        <w:t xml:space="preserve"> processing</w:t>
+      </w:r>
+      <w:r>
+        <w:rPr>
+          <w:rFonts w:ascii="Arial" w:hAnsi="Arial" w:cs="Arial"/>
+          <w:iCs/>
+          <w:sz w:val="20"/>
+          <w:szCs w:val="20"/>
+        </w:rPr>
+        <w:t>.</w:t>
+      </w:r>
+      <w:r>
+        <w:rPr>
+          <w:rFonts w:ascii="Arial" w:hAnsi="Arial" w:cs="Arial"/>
+          <w:iCs/>
+          <w:sz w:val="20"/>
+          <w:szCs w:val="20"/>
+        </w:rPr>
+        <w:t xml:space="preserve">  The </w:t>
+      </w:r>
+      <w:r>
+        <w:rPr>
+          <w:rFonts w:ascii="Arial" w:hAnsi="Arial" w:cs="Arial"/>
+          <w:iCs/>
+          <w:sz w:val="20"/>
+          <w:szCs w:val="20"/>
+        </w:rPr>
+        <w:t xml:space="preserve">described </w:t>
+      </w:r>
+      <w:r>
+        <w:rPr>
+          <w:rFonts w:ascii="Arial" w:hAnsi="Arial" w:cs="Arial"/>
+          <w:iCs/>
+          <w:sz w:val="20"/>
+          <w:szCs w:val="20"/>
+        </w:rPr>
+        <w:t xml:space="preserve">scheme </w:t>
+      </w:r>
+      <w:r>
+        <w:rPr>
+          <w:rFonts w:ascii="Arial" w:hAnsi="Arial" w:cs="Arial"/>
+          <w:iCs/>
+          <w:sz w:val="20"/>
+          <w:szCs w:val="20"/>
+        </w:rPr>
+        <w:t xml:space="preserve">builds </w:t>
+      </w:r>
+      <w:r>
+        <w:rPr>
+          <w:rFonts w:ascii="Arial" w:hAnsi="Arial" w:cs="Arial"/>
+          <w:iCs/>
+          <w:sz w:val="20"/>
+          <w:szCs w:val="20"/>
+        </w:rPr>
+        <w:t>on</w:t>
+      </w:r>
+      <w:r>
+        <w:rPr>
+          <w:rFonts w:ascii="Arial" w:hAnsi="Arial" w:cs="Arial"/>
+          <w:iCs/>
+          <w:sz w:val="20"/>
+          <w:szCs w:val="20"/>
+        </w:rPr>
+        <w:t xml:space="preserve"> CBOR</w:t>
+      </w:r>
+      <w:r>
+        <w:rPr>
           <w:rFonts w:ascii="Arial" w:hAnsi="Arial" w:cs="Arial"/>
           <w:i/>
           <w:sz w:val="20"/>
           <w:szCs w:val="20"/>
         </w:rPr>
-        <w:t xml:space="preserve">outlines a scheme </w:t>
-      </w:r>
-      <w:r>
-        <w:rPr>
-          <w:rFonts w:ascii="Arial" w:hAnsi="Arial" w:cs="Arial"/>
-          <w:i/>
-          <w:sz w:val="20"/>
-          <w:szCs w:val="20"/>
-        </w:rPr>
-        <w:t xml:space="preserve">where a </w:t>
-      </w:r>
-      <w:r>
-        <w:rPr>
-          <w:rFonts w:ascii="Arial" w:hAnsi="Arial" w:cs="Arial"/>
-          <w:i/>
-          <w:sz w:val="20"/>
-          <w:szCs w:val="20"/>
-        </w:rPr>
-        <w:t>Payee</w:t>
-      </w:r>
-      <w:r>
-        <w:rPr>
-          <w:rFonts w:ascii="Arial" w:hAnsi="Arial" w:cs="Arial"/>
-          <w:i/>
-          <w:sz w:val="20"/>
-          <w:szCs w:val="20"/>
-        </w:rPr>
-        <w:t xml:space="preserve">-originated </w:t>
-      </w:r>
-      <w:r>
-        <w:rPr>
-          <w:rFonts w:ascii="Consolas" w:hAnsi="Consolas" w:cs="Consolas"/>
-          <w:i/>
-          <w:sz w:val="20"/>
-          <w:szCs w:val="20"/>
-        </w:rPr>
-        <w:t>Authorization</w:t>
-      </w:r>
-      <w:r>
-        <w:rPr>
-          <w:rFonts w:ascii="Arial" w:hAnsi="Arial" w:cs="Arial"/>
-          <w:i/>
-          <w:sz w:val="20"/>
-          <w:szCs w:val="20"/>
-        </w:rPr>
-        <w:t xml:space="preserve"> </w:t>
-      </w:r>
-      <w:r>
-        <w:rPr>
-          <w:rFonts w:ascii="Consolas" w:hAnsi="Consolas" w:cs="Consolas"/>
-          <w:i/>
-          <w:sz w:val="20"/>
-          <w:szCs w:val="20"/>
-        </w:rPr>
-        <w:t>Request</w:t>
-      </w:r>
-      <w:r>
-        <w:rPr>
-          <w:rFonts w:ascii="Arial" w:hAnsi="Arial" w:cs="Arial"/>
-          <w:i/>
-          <w:sz w:val="20"/>
-          <w:szCs w:val="20"/>
-        </w:rPr>
-        <w:t xml:space="preserve"> </w:t>
-      </w:r>
-      <w:r>
-        <w:rPr>
-          <w:rFonts w:ascii="Arial" w:hAnsi="Arial" w:cs="Arial"/>
-          <w:i/>
-          <w:sz w:val="20"/>
-          <w:szCs w:val="20"/>
-        </w:rPr>
-        <w:t xml:space="preserve">is </w:t>
-      </w:r>
-      <w:r>
-        <w:rPr>
-          <w:rFonts w:ascii="Arial" w:hAnsi="Arial" w:cs="Arial"/>
-          <w:i/>
-          <w:sz w:val="20"/>
-          <w:szCs w:val="20"/>
-        </w:rPr>
-        <w:t>triggering</w:t>
-      </w:r>
-      <w:r>
-        <w:rPr>
-          <w:rFonts w:ascii="Arial" w:hAnsi="Arial" w:cs="Arial"/>
-          <w:i/>
-          <w:sz w:val="20"/>
-          <w:szCs w:val="20"/>
-        </w:rPr>
-        <w:t xml:space="preserve"> a</w:t>
-      </w:r>
-      <w:r>
-        <w:rPr>
-          <w:rFonts w:ascii="Arial" w:hAnsi="Arial" w:cs="Arial"/>
-          <w:i/>
-          <w:sz w:val="20"/>
-          <w:szCs w:val="20"/>
-        </w:rPr>
-        <w:t xml:space="preserve"> corresponding</w:t>
-      </w:r>
-      <w:r>
-        <w:rPr>
-          <w:rFonts w:ascii="Arial" w:hAnsi="Arial" w:cs="Arial"/>
-          <w:i/>
-          <w:sz w:val="20"/>
-          <w:szCs w:val="20"/>
-        </w:rPr>
-        <w:t xml:space="preserve"> </w:t>
-      </w:r>
-      <w:r>
-        <w:rPr>
-          <w:rFonts w:ascii="Consolas" w:hAnsi="Consolas" w:cs="Consolas"/>
-          <w:i/>
-          <w:sz w:val="20"/>
-          <w:szCs w:val="20"/>
-        </w:rPr>
-        <w:t>A</w:t>
-      </w:r>
-      <w:r>
-        <w:rPr>
-          <w:rFonts w:ascii="Consolas" w:hAnsi="Consolas" w:cs="Consolas"/>
-          <w:i/>
-          <w:sz w:val="20"/>
-          <w:szCs w:val="20"/>
-        </w:rPr>
-        <w:t>uthorization</w:t>
-      </w:r>
-      <w:r>
-        <w:rPr>
-          <w:rFonts w:ascii="Arial" w:hAnsi="Arial" w:cs="Arial"/>
-          <w:i/>
-          <w:sz w:val="20"/>
-          <w:szCs w:val="20"/>
-        </w:rPr>
-        <w:t> </w:t>
-      </w:r>
-      <w:r>
-        <w:rPr>
-          <w:rFonts w:ascii="Consolas" w:hAnsi="Consolas" w:cs="Consolas"/>
-          <w:i/>
-          <w:sz w:val="20"/>
-          <w:szCs w:val="20"/>
-        </w:rPr>
-        <w:t>Response</w:t>
-      </w:r>
-      <w:r>
-        <w:rPr>
-          <w:rFonts w:ascii="Arial" w:hAnsi="Arial" w:cs="Arial"/>
-          <w:i/>
-          <w:sz w:val="20"/>
-          <w:szCs w:val="20"/>
-        </w:rPr>
-        <w:t xml:space="preserve"> object, created by a </w:t>
-      </w:r>
-      <w:r>
-        <w:rPr>
-          <w:rFonts w:ascii="Arial" w:hAnsi="Arial" w:cs="Arial"/>
-          <w:i/>
-          <w:sz w:val="20"/>
-          <w:szCs w:val="20"/>
-        </w:rPr>
-        <w:t>Payment</w:t>
-      </w:r>
-      <w:r>
-        <w:rPr>
-          <w:rFonts w:ascii="Arial" w:hAnsi="Arial" w:cs="Arial"/>
-          <w:i/>
-          <w:sz w:val="20"/>
-          <w:szCs w:val="20"/>
-        </w:rPr>
-        <w:t> W</w:t>
-      </w:r>
-      <w:r>
-        <w:rPr>
-          <w:rFonts w:ascii="Arial" w:hAnsi="Arial" w:cs="Arial"/>
-          <w:i/>
-          <w:sz w:val="20"/>
-          <w:szCs w:val="20"/>
-        </w:rPr>
-        <w:t xml:space="preserve">allet under the </w:t>
-      </w:r>
-      <w:r>
-        <w:rPr>
-          <w:rFonts w:ascii="Arial" w:hAnsi="Arial" w:cs="Arial"/>
-          <w:i/>
-          <w:sz w:val="20"/>
-          <w:szCs w:val="20"/>
-        </w:rPr>
-        <w:t>P</w:t>
-      </w:r>
-      <w:r>
-        <w:rPr>
-          <w:rFonts w:ascii="Arial" w:hAnsi="Arial" w:cs="Arial"/>
-          <w:i/>
-          <w:sz w:val="20"/>
-          <w:szCs w:val="20"/>
-        </w:rPr>
-        <w:t>ayer’s supervision.</w:t>
-      </w:r>
-      <w:r>
-        <w:rPr>
-          <w:rFonts w:ascii="Arial" w:hAnsi="Arial" w:cs="Arial"/>
-          <w:i/>
-          <w:sz w:val="20"/>
-          <w:szCs w:val="20"/>
-        </w:rPr>
-        <w:br/>
-      </w:r>
-      <w:r>
-        <w:rPr>
-          <w:rFonts w:ascii="Arial" w:hAnsi="Arial" w:cs="Arial"/>
-          <w:i/>
-          <w:sz w:val="20"/>
-          <w:szCs w:val="20"/>
-        </w:rPr>
-        <w:t>The</w:t>
-      </w:r>
-      <w:r>
-        <w:rPr>
-          <w:rFonts w:ascii="Arial" w:hAnsi="Arial" w:cs="Arial"/>
-          <w:i/>
-          <w:sz w:val="20"/>
-          <w:szCs w:val="20"/>
-        </w:rPr>
-        <w:t xml:space="preserve"> </w:t>
-      </w:r>
-      <w:r>
-        <w:rPr>
-          <w:rFonts w:ascii="Consolas" w:hAnsi="Consolas" w:cs="Consolas"/>
-          <w:i/>
-          <w:sz w:val="20"/>
-          <w:szCs w:val="20"/>
-        </w:rPr>
-        <w:t>Authorization</w:t>
-      </w:r>
-      <w:r>
-        <w:rPr>
-          <w:rFonts w:ascii="Arial" w:hAnsi="Arial" w:cs="Arial"/>
-          <w:i/>
-          <w:sz w:val="20"/>
-          <w:szCs w:val="20"/>
-        </w:rPr>
-        <w:t> </w:t>
-      </w:r>
-      <w:r>
-        <w:rPr>
-          <w:rFonts w:ascii="Consolas" w:hAnsi="Consolas" w:cs="Consolas"/>
-          <w:i/>
-          <w:sz w:val="20"/>
-          <w:szCs w:val="20"/>
-        </w:rPr>
-        <w:t>Response</w:t>
-      </w:r>
-      <w:r>
-        <w:rPr>
-          <w:rFonts w:ascii="Arial" w:hAnsi="Arial" w:cs="Arial"/>
-          <w:i/>
-          <w:sz w:val="20"/>
-          <w:szCs w:val="20"/>
-        </w:rPr>
-        <w:t xml:space="preserve"> object contains both the</w:t>
-      </w:r>
-      <w:r>
-        <w:rPr>
-          <w:rFonts w:ascii="Arial" w:hAnsi="Arial" w:cs="Arial"/>
-          <w:i/>
-          <w:sz w:val="20"/>
-          <w:szCs w:val="20"/>
-        </w:rPr>
-        <w:t xml:space="preserve"> core of the</w:t>
-      </w:r>
-      <w:r>
-        <w:rPr>
-          <w:rFonts w:ascii="Arial" w:hAnsi="Arial" w:cs="Arial"/>
-          <w:i/>
-          <w:sz w:val="20"/>
-          <w:szCs w:val="20"/>
-        </w:rPr>
-        <w:t xml:space="preserve"> original </w:t>
-      </w:r>
-      <w:r>
-        <w:rPr>
-          <w:rFonts w:ascii="Consolas" w:hAnsi="Consolas" w:cs="Consolas"/>
-          <w:i/>
-          <w:sz w:val="20"/>
-          <w:szCs w:val="20"/>
-        </w:rPr>
-        <w:t>Authorization</w:t>
-      </w:r>
-      <w:r>
-        <w:rPr>
-          <w:rFonts w:ascii="Arial" w:hAnsi="Arial" w:cs="Arial"/>
-          <w:i/>
-          <w:sz w:val="20"/>
-          <w:szCs w:val="20"/>
-        </w:rPr>
-        <w:t xml:space="preserve"> </w:t>
-      </w:r>
-      <w:r>
-        <w:rPr>
-          <w:rFonts w:ascii="Consolas" w:hAnsi="Consolas" w:cs="Consolas"/>
-          <w:i/>
-          <w:sz w:val="20"/>
-          <w:szCs w:val="20"/>
-        </w:rPr>
-        <w:t>Request</w:t>
-      </w:r>
-      <w:r>
-        <w:rPr>
-          <w:rFonts w:ascii="Arial" w:hAnsi="Arial" w:cs="Arial"/>
-          <w:i/>
-          <w:sz w:val="20"/>
-          <w:szCs w:val="20"/>
-        </w:rPr>
-        <w:t xml:space="preserve"> object </w:t>
-      </w:r>
-      <w:r>
-        <w:rPr>
-          <w:rFonts w:ascii="Arial" w:hAnsi="Arial" w:cs="Arial"/>
-          <w:i/>
-          <w:sz w:val="20"/>
-          <w:szCs w:val="20"/>
-        </w:rPr>
-        <w:t xml:space="preserve">as well as data associated with a by the </w:t>
-      </w:r>
-      <w:r>
-        <w:rPr>
-          <w:rFonts w:ascii="Arial" w:hAnsi="Arial" w:cs="Arial"/>
-          <w:i/>
-          <w:sz w:val="20"/>
-          <w:szCs w:val="20"/>
-        </w:rPr>
-        <w:t>P</w:t>
-      </w:r>
-      <w:r>
-        <w:rPr>
-          <w:rFonts w:ascii="Arial" w:hAnsi="Arial" w:cs="Arial"/>
-          <w:i/>
-          <w:sz w:val="20"/>
-          <w:szCs w:val="20"/>
-        </w:rPr>
-        <w:t xml:space="preserve">ayer selected </w:t>
-      </w:r>
-      <w:r>
-        <w:rPr>
-          <w:rFonts w:ascii="Arial" w:hAnsi="Arial" w:cs="Arial"/>
-          <w:i/>
-          <w:sz w:val="20"/>
-          <w:szCs w:val="20"/>
-        </w:rPr>
-        <w:t>P</w:t>
-      </w:r>
-      <w:r>
-        <w:rPr>
-          <w:rFonts w:ascii="Arial" w:hAnsi="Arial" w:cs="Arial"/>
-          <w:i/>
-          <w:sz w:val="20"/>
-          <w:szCs w:val="20"/>
-        </w:rPr>
-        <w:t xml:space="preserve">ayment </w:t>
-      </w:r>
-      <w:r>
-        <w:rPr>
-          <w:rFonts w:ascii="Arial" w:hAnsi="Arial" w:cs="Arial"/>
-          <w:i/>
-          <w:sz w:val="20"/>
-          <w:szCs w:val="20"/>
-        </w:rPr>
-        <w:t>C</w:t>
-      </w:r>
-      <w:r>
-        <w:rPr>
-          <w:rFonts w:ascii="Arial" w:hAnsi="Arial" w:cs="Arial"/>
-          <w:i/>
-          <w:sz w:val="20"/>
-          <w:szCs w:val="20"/>
-        </w:rPr>
-        <w:t xml:space="preserve">redential. </w:t>
-      </w:r>
-      <w:r>
-        <w:rPr>
-          <w:rFonts w:ascii="Arial" w:hAnsi="Arial" w:cs="Arial"/>
-          <w:i/>
-          <w:sz w:val="20"/>
-          <w:szCs w:val="20"/>
-        </w:rPr>
-        <w:t xml:space="preserve"> </w:t>
-      </w:r>
-      <w:r>
-        <w:rPr>
-          <w:rFonts w:ascii="Arial" w:hAnsi="Arial" w:cs="Arial"/>
-          <w:i/>
-          <w:sz w:val="20"/>
-          <w:szCs w:val="20"/>
-        </w:rPr>
-        <w:t xml:space="preserve">All returned data </w:t>
-      </w:r>
-      <w:r>
-        <w:rPr>
-          <w:rFonts w:ascii="Arial" w:hAnsi="Arial" w:cs="Arial"/>
-          <w:i/>
-          <w:sz w:val="20"/>
-          <w:szCs w:val="20"/>
-        </w:rPr>
-        <w:t xml:space="preserve">is signed by a single signature associated with the selected </w:t>
-      </w:r>
-      <w:r>
-        <w:rPr>
-          <w:rFonts w:ascii="Arial" w:hAnsi="Arial" w:cs="Arial"/>
-          <w:i/>
-          <w:sz w:val="20"/>
-          <w:szCs w:val="20"/>
-        </w:rPr>
-        <w:t>Payment Credential.  For privacy reasons</w:t>
-      </w:r>
-      <w:r>
-        <w:rPr>
-          <w:rFonts w:ascii="Arial" w:hAnsi="Arial" w:cs="Arial"/>
-          <w:i/>
-          <w:sz w:val="20"/>
-          <w:szCs w:val="20"/>
-        </w:rPr>
-        <w:t xml:space="preserve"> (with respect the </w:t>
-      </w:r>
-      <w:r>
-        <w:rPr>
-          <w:rFonts w:ascii="Arial" w:hAnsi="Arial" w:cs="Arial"/>
-          <w:i/>
-          <w:sz w:val="20"/>
-          <w:szCs w:val="20"/>
-        </w:rPr>
-        <w:t>Payee</w:t>
-      </w:r>
-      <w:r>
-        <w:rPr>
-          <w:rFonts w:ascii="Arial" w:hAnsi="Arial" w:cs="Arial"/>
-          <w:i/>
-          <w:sz w:val="20"/>
-          <w:szCs w:val="20"/>
-        </w:rPr>
-        <w:t>)</w:t>
-      </w:r>
-      <w:r>
-        <w:rPr>
-          <w:rFonts w:ascii="Arial" w:hAnsi="Arial" w:cs="Arial"/>
-          <w:i/>
-          <w:sz w:val="20"/>
-          <w:szCs w:val="20"/>
-        </w:rPr>
-        <w:t xml:space="preserve">, </w:t>
-      </w:r>
-      <w:r>
-        <w:rPr>
-          <w:rFonts w:ascii="Arial" w:hAnsi="Arial" w:cs="Arial"/>
-          <w:i/>
-          <w:sz w:val="20"/>
-          <w:szCs w:val="20"/>
-        </w:rPr>
-        <w:t>P</w:t>
-      </w:r>
-      <w:r>
-        <w:rPr>
-          <w:rFonts w:ascii="Arial" w:hAnsi="Arial" w:cs="Arial"/>
-          <w:i/>
-          <w:sz w:val="20"/>
-          <w:szCs w:val="20"/>
-        </w:rPr>
-        <w:t xml:space="preserve">ayer-specific data is encrypted, while the </w:t>
-      </w:r>
-      <w:r>
-        <w:rPr>
-          <w:rFonts w:ascii="Consolas" w:hAnsi="Consolas" w:cs="Consolas"/>
-          <w:i/>
-          <w:sz w:val="20"/>
-          <w:szCs w:val="20"/>
-        </w:rPr>
-        <w:t>Authorization</w:t>
-      </w:r>
-      <w:r>
-        <w:rPr>
-          <w:rFonts w:ascii="Arial" w:hAnsi="Arial" w:cs="Arial"/>
-          <w:i/>
-          <w:sz w:val="20"/>
-          <w:szCs w:val="20"/>
-        </w:rPr>
-        <w:t xml:space="preserve"> </w:t>
-      </w:r>
-      <w:r>
-        <w:rPr>
-          <w:rFonts w:ascii="Consolas" w:hAnsi="Consolas" w:cs="Consolas"/>
-          <w:i/>
-          <w:sz w:val="20"/>
-          <w:szCs w:val="20"/>
-        </w:rPr>
-        <w:t>Request</w:t>
-      </w:r>
-      <w:r>
-        <w:rPr>
-          <w:rFonts w:ascii="Arial" w:hAnsi="Arial" w:cs="Arial"/>
-          <w:i/>
-          <w:sz w:val="20"/>
-          <w:szCs w:val="20"/>
-        </w:rPr>
-        <w:t xml:space="preserve"> as well as non-personal data related to the Payment Network associated with the selected Payment Credential, is </w:t>
-      </w:r>
-      <w:r>
-        <w:rPr>
-          <w:rFonts w:ascii="Arial" w:hAnsi="Arial" w:cs="Arial"/>
-          <w:i/>
-          <w:sz w:val="20"/>
-          <w:szCs w:val="20"/>
-        </w:rPr>
-        <w:t>provided</w:t>
-      </w:r>
-      <w:r>
-        <w:rPr>
-          <w:rFonts w:ascii="Arial" w:hAnsi="Arial" w:cs="Arial"/>
-          <w:i/>
-          <w:sz w:val="20"/>
-          <w:szCs w:val="20"/>
-        </w:rPr>
-        <w:t xml:space="preserve"> in clear to </w:t>
-      </w:r>
-      <w:r>
-        <w:rPr>
-          <w:rFonts w:ascii="Arial" w:hAnsi="Arial" w:cs="Arial"/>
-          <w:i/>
-          <w:sz w:val="20"/>
-          <w:szCs w:val="20"/>
-        </w:rPr>
-        <w:t xml:space="preserve">enable </w:t>
-      </w:r>
-      <w:r>
-        <w:rPr>
-          <w:rFonts w:ascii="Arial" w:hAnsi="Arial" w:cs="Arial"/>
-          <w:i/>
-          <w:sz w:val="20"/>
-          <w:szCs w:val="20"/>
-        </w:rPr>
-        <w:t xml:space="preserve">forwarding </w:t>
-      </w:r>
-      <w:r>
-        <w:rPr>
-          <w:rFonts w:ascii="Arial" w:hAnsi="Arial" w:cs="Arial"/>
-          <w:i/>
-          <w:sz w:val="20"/>
-          <w:szCs w:val="20"/>
-        </w:rPr>
-        <w:t>and processing</w:t>
-      </w:r>
-      <w:r>
-        <w:rPr>
-          <w:rFonts w:ascii="Arial" w:hAnsi="Arial" w:cs="Arial"/>
-          <w:i/>
-          <w:sz w:val="20"/>
-          <w:szCs w:val="20"/>
-        </w:rPr>
         <w:t>.</w:t>
-      </w:r>
-      <w:r>
-        <w:rPr>
-          <w:rFonts w:ascii="Arial" w:hAnsi="Arial" w:cs="Arial"/>
-          <w:i/>
-          <w:sz w:val="20"/>
-          <w:szCs w:val="20"/>
-        </w:rPr>
-        <w:t xml:space="preserve">  The </w:t>
-      </w:r>
-      <w:r>
-        <w:rPr>
-          <w:rFonts w:ascii="Arial" w:hAnsi="Arial" w:cs="Arial"/>
-          <w:i/>
-          <w:sz w:val="20"/>
-          <w:szCs w:val="20"/>
-        </w:rPr>
-        <w:t xml:space="preserve">described </w:t>
-      </w:r>
-      <w:r>
-        <w:rPr>
-          <w:rFonts w:ascii="Arial" w:hAnsi="Arial" w:cs="Arial"/>
-          <w:i/>
-          <w:sz w:val="20"/>
-          <w:szCs w:val="20"/>
-        </w:rPr>
-        <w:t xml:space="preserve">scheme </w:t>
-      </w:r>
-      <w:r>
-        <w:rPr>
-          <w:rFonts w:ascii="Arial" w:hAnsi="Arial" w:cs="Arial"/>
-          <w:i/>
-          <w:sz w:val="20"/>
-          <w:szCs w:val="20"/>
-        </w:rPr>
-        <w:t xml:space="preserve">builds </w:t>
-      </w:r>
-      <w:r>
-        <w:rPr>
-          <w:rFonts w:ascii="Arial" w:hAnsi="Arial" w:cs="Arial"/>
-          <w:i/>
-          <w:sz w:val="20"/>
-          <w:szCs w:val="20"/>
-        </w:rPr>
-        <w:t>on</w:t>
-      </w:r>
-      <w:r>
-        <w:rPr>
-          <w:rFonts w:ascii="Arial" w:hAnsi="Arial" w:cs="Arial"/>
-          <w:i/>
-          <w:sz w:val="20"/>
-          <w:szCs w:val="20"/>
-        </w:rPr>
-        <w:t xml:space="preserve"> CBOR.</w:t>
       </w:r>
     </w:p>
     <w:p>
@@ -2960,6 +3067,25 @@
                                 <w:sz w:val="20"/>
                                 <w:szCs w:val="20"/>
                               </w:rPr>
+                              <w:t xml:space="preserve">  </w:t>
+                            </w:r>
+                            <w:r>
+                              <w:rPr>
+                                <w:rFonts w:ascii="Consolas" w:hAnsi="Consolas" w:cs="Consolas"/>
+                                <w:noProof/>
+                                <w:color w:val="E36C0A" w:themeColor="accent6" w:themeShade="BF"/>
+                                <w:sz w:val="20"/>
+                                <w:szCs w:val="20"/>
+                              </w:rPr>
+                              <w:t># PII</w:t>
+                            </w:r>
+                            <w:r>
+                              <w:rPr>
+                                <w:rFonts w:ascii="Consolas" w:hAnsi="Consolas" w:cs="Consolas"/>
+                                <w:noProof/>
+                                <w:sz w:val="20"/>
+                                <w:szCs w:val="20"/>
+                              </w:rPr>
                               <w:br/>
                               <w:t>  "unencryptedData": {</w:t>
                             </w:r>
@@ -3110,7 +3236,11 @@
           </mc:Choice>
           <mc:Fallback>
             <w:pict>
-              <v:shape w14:anchorId="1A8AE043" id="_x0000_s1029" type="#_x0000_t202" style="width:507pt;height:24.15pt;visibility:visible;mso-wrap-style:square;mso-left-percent:-10001;mso-top-percent:-10001;mso-position-horizontal:absolute;mso-position-horizontal-relative:char;mso-position-vertical:absolute;mso-position-vertical-relative:line;mso-left-percent:-10001;mso-top-percent:-10001;v-text-anchor:top" o:gfxdata="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" fillcolor="#f7f7f7" strokeweight=".5pt">
+              <v:shapetype w14:anchorId="1A8AE043" id="_x0000_t202" coordsize="21600,21600" o:spt="202" path="m,l,21600r21600,l21600,xe">
+                <v:stroke joinstyle="miter"/>
+                <v:path gradientshapeok="t" o:connecttype="rect"/>
+              </v:shapetype>
+              <v:shape id="_x0000_s1029" type="#_x0000_t202" style="width:507pt;height:24.15pt;visibility:visible;mso-wrap-style:square;mso-left-percent:-10001;mso-top-percent:-10001;mso-position-horizontal:absolute;mso-position-horizontal-relative:char;mso-position-vertical:absolute;mso-position-vertical-relative:line;mso-left-percent:-10001;mso-top-percent:-10001;v-text-anchor:top" o:gfxdata="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" fillcolor="#f7f7f7" strokeweight=".5pt">
                 <v:shadow on="t" color="black" opacity="26214f" origin="-.5,-.5" offset=".74836mm,.74836mm"/>
                 <v:textbox style="mso-fit-shape-to-text:t">
                   <w:txbxContent>
@@ -3142,6 +3272,25 @@
                         </w:rPr>
                         <w:br/>
                         <w:t>  "accountId": "FR7630002111110020050014382",</w:t>
+                      </w:r>
+                      <w:r>
+                        <w:rPr>
+                          <w:rFonts w:ascii="Consolas" w:hAnsi="Consolas" w:cs="Consolas"/>
+                          <w:noProof/>
+                          <w:sz w:val="20"/>
+                          <w:szCs w:val="20"/>
+                        </w:rPr>
+                        <w:t xml:space="preserve">  </w:t>
+                      </w:r>
+                      <w:r>
+                        <w:rPr>
+                          <w:rFonts w:ascii="Consolas" w:hAnsi="Consolas" w:cs="Consolas"/>
+                          <w:noProof/>
+                          <w:color w:val="E36C0A" w:themeColor="accent6" w:themeShade="BF"/>
+                          <w:sz w:val="20"/>
+                          <w:szCs w:val="20"/>
+                        </w:rPr>
+                        <w:t># PII</w:t>
                       </w:r>
                       <w:r>
                         <w:rPr>
@@ -3572,6 +3721,51 @@
           <w:szCs w:val="20"/>
         </w:rPr>
         <w:t>.</w:t>
+      </w:r>
+    </w:p>
+    <w:p>
+      <w:pPr>
+        <w:spacing w:afterLines="60" w:after="144"/>
+        <w:rPr>
+          <w:rFonts w:ascii="Arial" w:hAnsi="Arial" w:cs="Arial"/>
+          <w:sz w:val="20"/>
+          <w:szCs w:val="20"/>
+        </w:rPr>
+      </w:pPr>
+    </w:p>
+    <w:p>
+      <w:pPr>
+        <w:spacing w:afterLines="60" w:after="144"/>
+        <w:rPr>
+          <w:rFonts w:ascii="Arial" w:hAnsi="Arial" w:cs="Arial"/>
+          <w:sz w:val="20"/>
+          <w:szCs w:val="20"/>
+        </w:rPr>
+      </w:pPr>
+      <w:r>
+        <w:rPr>
+          <w:rFonts w:ascii="Arial" w:hAnsi="Arial" w:cs="Arial"/>
+          <w:sz w:val="20"/>
+          <w:szCs w:val="20"/>
+        </w:rPr>
+        <w:t xml:space="preserve">Although </w:t>
+      </w:r>
+      <w:r>
+        <w:rPr>
+          <w:rFonts w:ascii="Consolas" w:hAnsi="Consolas" w:cs="Consolas"/>
+          <w:noProof/>
+          <w:sz w:val="20"/>
+          <w:szCs w:val="20"/>
+        </w:rPr>
+        <w:t>"mybank.com"</w:t>
+      </w:r>
+      <w:r>
+        <w:rPr>
+          <w:rFonts w:ascii="Arial" w:hAnsi="Arial" w:cs="Arial"/>
+          <w:sz w:val="20"/>
+          <w:szCs w:val="20"/>
+        </w:rPr>
+        <w:t xml:space="preserve"> provides information about the bank of the Payee, this design considers such information as non-personal.</w:t>
       </w:r>
     </w:p>
     <w:p>
@@ -3823,6 +4017,25 @@
                                 <w:sz w:val="20"/>
                                 <w:szCs w:val="20"/>
                               </w:rPr>
+                              <w:t xml:space="preserve">  </w:t>
+                            </w:r>
+                            <w:r>
+                              <w:rPr>
+                                <w:rFonts w:ascii="Consolas" w:hAnsi="Consolas" w:cs="Consolas"/>
+                                <w:noProof/>
+                                <w:color w:val="E36C0A" w:themeColor="accent6" w:themeShade="BF"/>
+                                <w:sz w:val="20"/>
+                                <w:szCs w:val="20"/>
+                              </w:rPr>
+                              <w:t># PII</w:t>
+                            </w:r>
+                            <w:r>
+                              <w:rPr>
+                                <w:rFonts w:ascii="Consolas" w:hAnsi="Consolas" w:cs="Consolas"/>
+                                <w:noProof/>
+                                <w:sz w:val="20"/>
+                                <w:szCs w:val="20"/>
+                              </w:rPr>
                               <w:br/>
                               <w:t>  "unencryptedData": {</w:t>
                             </w:r>
@@ -4001,6 +4214,35 @@
                               </w:rPr>
                               <w:br/>
                               <w:t>    4: {</w:t>
+                            </w:r>
+                            <w:r>
+                              <w:rPr>
+                                <w:rFonts w:ascii="Consolas" w:hAnsi="Consolas" w:cs="Consolas"/>
+                                <w:noProof/>
+                                <w:sz w:val="20"/>
+                                <w:szCs w:val="20"/>
+                              </w:rPr>
+                              <w:t xml:space="preserve">   </w:t>
+                            </w:r>
+                            <w:r>
+                              <w:rPr>
+                                <w:rFonts w:ascii="Consolas" w:hAnsi="Consolas" w:cs="Consolas"/>
+                                <w:noProof/>
+                                <w:color w:val="E36C0A" w:themeColor="accent6" w:themeShade="BF"/>
+                                <w:sz w:val="20"/>
+                                <w:szCs w:val="20"/>
+                              </w:rPr>
+                              <w:t># PII</w:t>
+                            </w:r>
+                            <w:r>
+                              <w:rPr>
+                                <w:rFonts w:ascii="Consolas" w:hAnsi="Consolas" w:cs="Consolas"/>
+                                <w:noProof/>
+                                <w:color w:val="E36C0A" w:themeColor="accent6" w:themeShade="BF"/>
+                                <w:sz w:val="20"/>
+                                <w:szCs w:val="20"/>
+                              </w:rPr>
+                              <w:t xml:space="preserve"> (static user-specfic key)</w:t>
                             </w:r>
                             <w:r>
                               <w:rPr>
@@ -4177,6 +4419,25 @@
                           <w:sz w:val="20"/>
                           <w:szCs w:val="20"/>
                         </w:rPr>
+                        <w:t xml:space="preserve">  </w:t>
+                      </w:r>
+                      <w:r>
+                        <w:rPr>
+                          <w:rFonts w:ascii="Consolas" w:hAnsi="Consolas" w:cs="Consolas"/>
+                          <w:noProof/>
+                          <w:color w:val="E36C0A" w:themeColor="accent6" w:themeShade="BF"/>
+                          <w:sz w:val="20"/>
+                          <w:szCs w:val="20"/>
+                        </w:rPr>
+                        <w:t># PII</w:t>
+                      </w:r>
+                      <w:r>
+                        <w:rPr>
+                          <w:rFonts w:ascii="Consolas" w:hAnsi="Consolas" w:cs="Consolas"/>
+                          <w:noProof/>
+                          <w:sz w:val="20"/>
+                          <w:szCs w:val="20"/>
+                        </w:rPr>
                         <w:br/>
                         <w:t>  "unencryptedData": {</w:t>
                       </w:r>
@@ -4355,6 +4616,35 @@
                         </w:rPr>
                         <w:br/>
                         <w:t>    4: {</w:t>
+                      </w:r>
+                      <w:r>
+                        <w:rPr>
+                          <w:rFonts w:ascii="Consolas" w:hAnsi="Consolas" w:cs="Consolas"/>
+                          <w:noProof/>
+                          <w:sz w:val="20"/>
+                          <w:szCs w:val="20"/>
+                        </w:rPr>
+                        <w:t xml:space="preserve">   </w:t>
+                      </w:r>
+                      <w:r>
+                        <w:rPr>
+                          <w:rFonts w:ascii="Consolas" w:hAnsi="Consolas" w:cs="Consolas"/>
+                          <w:noProof/>
+                          <w:color w:val="E36C0A" w:themeColor="accent6" w:themeShade="BF"/>
+                          <w:sz w:val="20"/>
+                          <w:szCs w:val="20"/>
+                        </w:rPr>
+                        <w:t># PII</w:t>
+                      </w:r>
+                      <w:r>
+                        <w:rPr>
+                          <w:rFonts w:ascii="Consolas" w:hAnsi="Consolas" w:cs="Consolas"/>
+                          <w:noProof/>
+                          <w:color w:val="E36C0A" w:themeColor="accent6" w:themeShade="BF"/>
+                          <w:sz w:val="20"/>
+                          <w:szCs w:val="20"/>
+                        </w:rPr>
+                        <w:t xml:space="preserve"> (static user-specfic key)</w:t>
                       </w:r>
                       <w:r>
                         <w:rPr>
@@ -5767,6 +6057,34 @@
                                 <w:sz w:val="20"/>
                                 <w:szCs w:val="20"/>
                               </w:rPr>
+                              <w:t xml:space="preserve"> </w:t>
+                            </w:r>
+                            <w:r>
+                              <w:rPr>
+                                <w:rFonts w:ascii="Consolas" w:hAnsi="Consolas" w:cs="Consolas"/>
+                                <w:noProof/>
+                                <w:sz w:val="20"/>
+                                <w:szCs w:val="20"/>
+                              </w:rPr>
+                              <w:t xml:space="preserve"> </w:t>
+                            </w:r>
+                            <w:r>
+                              <w:rPr>
+                                <w:rFonts w:ascii="Consolas" w:hAnsi="Consolas" w:cs="Consolas"/>
+                                <w:noProof/>
+                                <w:color w:val="E36C0A" w:themeColor="accent6" w:themeShade="BF"/>
+                                <w:sz w:val="20"/>
+                                <w:szCs w:val="20"/>
+                              </w:rPr>
+                              <w:t># PII</w:t>
+                            </w:r>
+                            <w:r>
+                              <w:rPr>
+                                <w:rFonts w:ascii="Consolas" w:hAnsi="Consolas" w:cs="Consolas"/>
+                                <w:noProof/>
+                                <w:sz w:val="20"/>
+                                <w:szCs w:val="20"/>
+                              </w:rPr>
                               <w:br/>
                               <w:t>  "authorizationSignature": {</w:t>
                             </w:r>
@@ -5789,6 +6107,44 @@
                               </w:rPr>
                               <w:br/>
                               <w:t>    4: {</w:t>
+                            </w:r>
+                            <w:r>
+                              <w:rPr>
+                                <w:rFonts w:ascii="Consolas" w:hAnsi="Consolas" w:cs="Consolas"/>
+                                <w:noProof/>
+                                <w:sz w:val="20"/>
+                                <w:szCs w:val="20"/>
+                              </w:rPr>
+                              <w:t xml:space="preserve">  </w:t>
+                            </w:r>
+                            <w:r>
+                              <w:rPr>
+                                <w:rFonts w:ascii="Consolas" w:hAnsi="Consolas" w:cs="Consolas"/>
+                                <w:noProof/>
+                                <w:sz w:val="20"/>
+                                <w:szCs w:val="20"/>
+                              </w:rPr>
+                              <w:t xml:space="preserve"> </w:t>
+                            </w:r>
+                            <w:r>
+                              <w:rPr>
+                                <w:rFonts w:ascii="Consolas" w:hAnsi="Consolas" w:cs="Consolas"/>
+                                <w:noProof/>
+                                <w:color w:val="E36C0A" w:themeColor="accent6" w:themeShade="BF"/>
+                                <w:sz w:val="20"/>
+                                <w:szCs w:val="20"/>
+                              </w:rPr>
+                              <w:t># PII</w:t>
+                            </w:r>
+                            <w:r>
+                              <w:rPr>
+                                <w:rFonts w:ascii="Consolas" w:hAnsi="Consolas" w:cs="Consolas"/>
+                                <w:noProof/>
+                                <w:color w:val="E36C0A" w:themeColor="accent6" w:themeShade="BF"/>
+                                <w:sz w:val="20"/>
+                                <w:szCs w:val="20"/>
+                              </w:rPr>
+                              <w:t xml:space="preserve"> (static user-specific key)</w:t>
                             </w:r>
                             <w:r>
                               <w:rPr>
@@ -5965,6 +6321,34 @@
                           <w:sz w:val="20"/>
                           <w:szCs w:val="20"/>
                         </w:rPr>
+                        <w:t xml:space="preserve"> </w:t>
+                      </w:r>
+                      <w:r>
+                        <w:rPr>
+                          <w:rFonts w:ascii="Consolas" w:hAnsi="Consolas" w:cs="Consolas"/>
+                          <w:noProof/>
+                          <w:sz w:val="20"/>
+                          <w:szCs w:val="20"/>
+                        </w:rPr>
+                        <w:t xml:space="preserve"> </w:t>
+                      </w:r>
+                      <w:r>
+                        <w:rPr>
+                          <w:rFonts w:ascii="Consolas" w:hAnsi="Consolas" w:cs="Consolas"/>
+                          <w:noProof/>
+                          <w:color w:val="E36C0A" w:themeColor="accent6" w:themeShade="BF"/>
+                          <w:sz w:val="20"/>
+                          <w:szCs w:val="20"/>
+                        </w:rPr>
+                        <w:t># PII</w:t>
+                      </w:r>
+                      <w:r>
+                        <w:rPr>
+                          <w:rFonts w:ascii="Consolas" w:hAnsi="Consolas" w:cs="Consolas"/>
+                          <w:noProof/>
+                          <w:sz w:val="20"/>
+                          <w:szCs w:val="20"/>
+                        </w:rPr>
                         <w:br/>
                         <w:t>  "authorizationSignature": {</w:t>
                       </w:r>
@@ -5987,6 +6371,44 @@
                         </w:rPr>
                         <w:br/>
                         <w:t>    4: {</w:t>
+                      </w:r>
+                      <w:r>
+                        <w:rPr>
+                          <w:rFonts w:ascii="Consolas" w:hAnsi="Consolas" w:cs="Consolas"/>
+                          <w:noProof/>
+                          <w:sz w:val="20"/>
+                          <w:szCs w:val="20"/>
+                        </w:rPr>
+                        <w:t xml:space="preserve">  </w:t>
+                      </w:r>
+                      <w:r>
+                        <w:rPr>
+                          <w:rFonts w:ascii="Consolas" w:hAnsi="Consolas" w:cs="Consolas"/>
+                          <w:noProof/>
+                          <w:sz w:val="20"/>
+                          <w:szCs w:val="20"/>
+                        </w:rPr>
+                        <w:t xml:space="preserve"> </w:t>
+                      </w:r>
+                      <w:r>
+                        <w:rPr>
+                          <w:rFonts w:ascii="Consolas" w:hAnsi="Consolas" w:cs="Consolas"/>
+                          <w:noProof/>
+                          <w:color w:val="E36C0A" w:themeColor="accent6" w:themeShade="BF"/>
+                          <w:sz w:val="20"/>
+                          <w:szCs w:val="20"/>
+                        </w:rPr>
+                        <w:t># PII</w:t>
+                      </w:r>
+                      <w:r>
+                        <w:rPr>
+                          <w:rFonts w:ascii="Consolas" w:hAnsi="Consolas" w:cs="Consolas"/>
+                          <w:noProof/>
+                          <w:color w:val="E36C0A" w:themeColor="accent6" w:themeShade="BF"/>
+                          <w:sz w:val="20"/>
+                          <w:szCs w:val="20"/>
+                        </w:rPr>
+                        <w:t xml:space="preserve"> (static user-specific key)</w:t>
                       </w:r>
                       <w:r>
                         <w:rPr>
@@ -6948,6 +7370,45 @@
                                 <w:sz w:val="20"/>
                                 <w:szCs w:val="20"/>
                               </w:rPr>
+                              <w:t xml:space="preserve">   </w:t>
+                            </w:r>
+                            <w:r>
+                              <w:rPr>
+                                <w:rFonts w:ascii="Consolas" w:hAnsi="Consolas" w:cs="Consolas"/>
+                                <w:noProof/>
+                                <w:color w:val="E36C0A" w:themeColor="accent6" w:themeShade="BF"/>
+                                <w:sz w:val="20"/>
+                                <w:szCs w:val="20"/>
+                              </w:rPr>
+                              <w:t xml:space="preserve"># Shared </w:t>
+                            </w:r>
+                            <w:r>
+                              <w:rPr>
+                                <w:rFonts w:ascii="Consolas" w:hAnsi="Consolas" w:cs="Consolas"/>
+                                <w:noProof/>
+                                <w:color w:val="E36C0A" w:themeColor="accent6" w:themeShade="BF"/>
+                                <w:sz w:val="20"/>
+                                <w:szCs w:val="20"/>
+                              </w:rPr>
+                              <w:t>static DH</w:t>
+                            </w:r>
+                            <w:r>
+                              <w:rPr>
+                                <w:rFonts w:ascii="Consolas" w:hAnsi="Consolas" w:cs="Consolas"/>
+                                <w:noProof/>
+                                <w:color w:val="E36C0A" w:themeColor="accent6" w:themeShade="BF"/>
+                                <w:sz w:val="20"/>
+                                <w:szCs w:val="20"/>
+                              </w:rPr>
+                              <w:t xml:space="preserve"> key – Not PII</w:t>
+                            </w:r>
+                            <w:r>
+                              <w:rPr>
+                                <w:rFonts w:ascii="Consolas" w:hAnsi="Consolas" w:cs="Consolas"/>
+                                <w:noProof/>
+                                <w:sz w:val="20"/>
+                                <w:szCs w:val="20"/>
+                              </w:rPr>
                               <w:br/>
                               <w:t>      1: 2,</w:t>
                             </w:r>
@@ -7000,6 +7461,65 @@
                               </w:rPr>
                               <w:br/>
                               <w:t>    7: {</w:t>
+                            </w:r>
+                            <w:r>
+                              <w:rPr>
+                                <w:rFonts w:ascii="Consolas" w:hAnsi="Consolas" w:cs="Consolas"/>
+                                <w:noProof/>
+                                <w:sz w:val="20"/>
+                                <w:szCs w:val="20"/>
+                              </w:rPr>
+                              <w:t xml:space="preserve">   </w:t>
+                            </w:r>
+                            <w:r>
+                              <w:rPr>
+                                <w:rFonts w:ascii="Consolas" w:hAnsi="Consolas" w:cs="Consolas"/>
+                                <w:noProof/>
+                                <w:color w:val="E36C0A" w:themeColor="accent6" w:themeShade="BF"/>
+                                <w:sz w:val="20"/>
+                                <w:szCs w:val="20"/>
+                              </w:rPr>
+                              <w:t xml:space="preserve"># </w:t>
+                            </w:r>
+                            <w:r>
+                              <w:rPr>
+                                <w:rFonts w:ascii="Consolas" w:hAnsi="Consolas" w:cs="Consolas"/>
+                                <w:noProof/>
+                                <w:color w:val="E36C0A" w:themeColor="accent6" w:themeShade="BF"/>
+                                <w:sz w:val="20"/>
+                                <w:szCs w:val="20"/>
+                              </w:rPr>
+                              <w:t>Ephemeral</w:t>
+                            </w:r>
+                            <w:r>
+                              <w:rPr>
+                                <w:rFonts w:ascii="Consolas" w:hAnsi="Consolas" w:cs="Consolas"/>
+                                <w:noProof/>
+                                <w:color w:val="E36C0A" w:themeColor="accent6" w:themeShade="BF"/>
+                                <w:sz w:val="20"/>
+                                <w:szCs w:val="20"/>
+                              </w:rPr>
+                              <w:t xml:space="preserve"> </w:t>
+                            </w:r>
+                            <w:r>
+                              <w:rPr>
+                                <w:rFonts w:ascii="Consolas" w:hAnsi="Consolas" w:cs="Consolas"/>
+                                <w:noProof/>
+                                <w:color w:val="E36C0A" w:themeColor="accent6" w:themeShade="BF"/>
+                                <w:sz w:val="20"/>
+                                <w:szCs w:val="20"/>
+                              </w:rPr>
+                              <w:t xml:space="preserve">DH </w:t>
+                            </w:r>
+                            <w:r>
+                              <w:rPr>
+                                <w:rFonts w:ascii="Consolas" w:hAnsi="Consolas" w:cs="Consolas"/>
+                                <w:noProof/>
+                                <w:color w:val="E36C0A" w:themeColor="accent6" w:themeShade="BF"/>
+                                <w:sz w:val="20"/>
+                                <w:szCs w:val="20"/>
+                              </w:rPr>
+                              <w:t>key – Not PII</w:t>
                             </w:r>
                             <w:r>
                               <w:rPr>
@@ -7182,7 +7702,11 @@
           </mc:Choice>
           <mc:Fallback>
             <w:pict>
-              <v:shape w14:anchorId="59B5279C" id="_x0000_s1033" type="#_x0000_t202" style="width:507pt;height:24.15pt;visibility:visible;mso-wrap-style:square;mso-left-percent:-10001;mso-top-percent:-10001;mso-position-horizontal:absolute;mso-position-horizontal-relative:char;mso-position-vertical:absolute;mso-position-vertical-relative:line;mso-left-percent:-10001;mso-top-percent:-10001;v-text-anchor:top" o:gfxdata="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" fillcolor="#f7f7f7" strokeweight=".5pt">
+              <v:shapetype w14:anchorId="59B5279C" id="_x0000_t202" coordsize="21600,21600" o:spt="202" path="m,l,21600r21600,l21600,xe">
+                <v:stroke joinstyle="miter"/>
+                <v:path gradientshapeok="t" o:connecttype="rect"/>
+              </v:shapetype>
+              <v:shape id="_x0000_s1033" type="#_x0000_t202" style="width:507pt;height:24.15pt;visibility:visible;mso-wrap-style:square;mso-left-percent:-10001;mso-top-percent:-10001;mso-position-horizontal:absolute;mso-position-horizontal-relative:char;mso-position-vertical:absolute;mso-position-vertical-relative:line;mso-left-percent:-10001;mso-top-percent:-10001;v-text-anchor:top" o:gfxdata="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" fillcolor="#f7f7f7" strokeweight=".5pt">
                 <v:shadow on="t" color="black" opacity="26214f" origin="-.5,-.5" offset=".74836mm,.74836mm"/>
                 <v:textbox style="mso-fit-shape-to-text:t">
                   <w:txbxContent>
@@ -7646,6 +8170,45 @@
                           <w:sz w:val="20"/>
                           <w:szCs w:val="20"/>
                         </w:rPr>
+                        <w:t xml:space="preserve">   </w:t>
+                      </w:r>
+                      <w:r>
+                        <w:rPr>
+                          <w:rFonts w:ascii="Consolas" w:hAnsi="Consolas" w:cs="Consolas"/>
+                          <w:noProof/>
+                          <w:color w:val="E36C0A" w:themeColor="accent6" w:themeShade="BF"/>
+                          <w:sz w:val="20"/>
+                          <w:szCs w:val="20"/>
+                        </w:rPr>
+                        <w:t xml:space="preserve"># Shared </w:t>
+                      </w:r>
+                      <w:r>
+                        <w:rPr>
+                          <w:rFonts w:ascii="Consolas" w:hAnsi="Consolas" w:cs="Consolas"/>
+                          <w:noProof/>
+                          <w:color w:val="E36C0A" w:themeColor="accent6" w:themeShade="BF"/>
+                          <w:sz w:val="20"/>
+                          <w:szCs w:val="20"/>
+                        </w:rPr>
+                        <w:t>static DH</w:t>
+                      </w:r>
+                      <w:r>
+                        <w:rPr>
+                          <w:rFonts w:ascii="Consolas" w:hAnsi="Consolas" w:cs="Consolas"/>
+                          <w:noProof/>
+                          <w:color w:val="E36C0A" w:themeColor="accent6" w:themeShade="BF"/>
+                          <w:sz w:val="20"/>
+                          <w:szCs w:val="20"/>
+                        </w:rPr>
+                        <w:t xml:space="preserve"> key – Not PII</w:t>
+                      </w:r>
+                      <w:r>
+                        <w:rPr>
+                          <w:rFonts w:ascii="Consolas" w:hAnsi="Consolas" w:cs="Consolas"/>
+                          <w:noProof/>
+                          <w:sz w:val="20"/>
+                          <w:szCs w:val="20"/>
+                        </w:rPr>
                         <w:br/>
                         <w:t>      1: 2,</w:t>
                       </w:r>
@@ -7698,6 +8261,65 @@
                         </w:rPr>
                         <w:br/>
                         <w:t>    7: {</w:t>
+                      </w:r>
+                      <w:r>
+                        <w:rPr>
+                          <w:rFonts w:ascii="Consolas" w:hAnsi="Consolas" w:cs="Consolas"/>
+                          <w:noProof/>
+                          <w:sz w:val="20"/>
+                          <w:szCs w:val="20"/>
+                        </w:rPr>
+                        <w:t xml:space="preserve">   </w:t>
+                      </w:r>
+                      <w:r>
+                        <w:rPr>
+                          <w:rFonts w:ascii="Consolas" w:hAnsi="Consolas" w:cs="Consolas"/>
+                          <w:noProof/>
+                          <w:color w:val="E36C0A" w:themeColor="accent6" w:themeShade="BF"/>
+                          <w:sz w:val="20"/>
+                          <w:szCs w:val="20"/>
+                        </w:rPr>
+                        <w:t xml:space="preserve"># </w:t>
+                      </w:r>
+                      <w:r>
+                        <w:rPr>
+                          <w:rFonts w:ascii="Consolas" w:hAnsi="Consolas" w:cs="Consolas"/>
+                          <w:noProof/>
+                          <w:color w:val="E36C0A" w:themeColor="accent6" w:themeShade="BF"/>
+                          <w:sz w:val="20"/>
+                          <w:szCs w:val="20"/>
+                        </w:rPr>
+                        <w:t>Ephemeral</w:t>
+                      </w:r>
+                      <w:r>
+                        <w:rPr>
+                          <w:rFonts w:ascii="Consolas" w:hAnsi="Consolas" w:cs="Consolas"/>
+                          <w:noProof/>
+                          <w:color w:val="E36C0A" w:themeColor="accent6" w:themeShade="BF"/>
+                          <w:sz w:val="20"/>
+                          <w:szCs w:val="20"/>
+                        </w:rPr>
+                        <w:t xml:space="preserve"> </w:t>
+                      </w:r>
+                      <w:r>
+                        <w:rPr>
+                          <w:rFonts w:ascii="Consolas" w:hAnsi="Consolas" w:cs="Consolas"/>
+                          <w:noProof/>
+                          <w:color w:val="E36C0A" w:themeColor="accent6" w:themeShade="BF"/>
+                          <w:sz w:val="20"/>
+                          <w:szCs w:val="20"/>
+                        </w:rPr>
+                        <w:t xml:space="preserve">DH </w:t>
+                      </w:r>
+                      <w:r>
+                        <w:rPr>
+                          <w:rFonts w:ascii="Consolas" w:hAnsi="Consolas" w:cs="Consolas"/>
+                          <w:noProof/>
+                          <w:color w:val="E36C0A" w:themeColor="accent6" w:themeShade="BF"/>
+                          <w:sz w:val="20"/>
+                          <w:szCs w:val="20"/>
+                        </w:rPr>
+                        <w:t>key – Not PII</w:t>
                       </w:r>
                       <w:r>
                         <w:rPr>
@@ -10980,7 +11602,7 @@
 </file>
 
 <file path=word/endnotes.xml><?xml version="1.0" encoding="utf-8"?>
-<w:endnotes xmlns:wpc="http://schemas.microsoft.com/office/word/2010/wordprocessingCanvas" xmlns:cx="http://schemas.microsoft.com/office/drawing/2014/chartex" xmlns:cx1="http://schemas.microsoft.com/office/drawing/2015/9/8/chartex" xmlns:cx2="http://schemas.microsoft.com/office/drawing/2015/10/21/chartex" xmlns:cx3="http://schemas.microsoft.com/office/drawing/2016/5/9/chartex" xmlns:cx4="http://schemas.microsoft.com/office/drawing/2016/5/10/chartex" xmlns:cx5="http://schemas.microsoft.com/office/drawing/2016/5/11/chartex" xmlns:cx6="http://schemas.microsoft.com/office/drawing/2016/5/12/chartex" xmlns:cx7="http://schemas.microsoft.com/office/drawing/2016/5/13/chartex" xmlns:cx8="http://schemas.microsoft.com/office/drawing/2016/5/14/chartex" xmlns:mc="http://schemas.openxmlformats.org/markup-compatibility/2006" xmlns:aink="http://schemas.microsoft.com/office/drawing/2016/ink" xmlns:am3d="http://schemas.microsoft.com/office/drawing/2017/model3d" xmlns:o="urn:schemas-microsoft-com:office:office" xmlns:oel="http://schemas.microsoft.com/office/2019/extlst" xmlns:r="http://schemas.openxmlformats.org/officeDocument/2006/relationships" xmlns:m="http://schemas.openxmlformats.org/officeDocument/2006/math" xmlns:v="urn:schemas-microsoft-com:vml" xmlns:wp14="http://schemas.microsoft.com/office/word/2010/wordprocessingDrawing" xmlns:wp="http://schemas.openxmlformats.org/drawingml/2006/wordprocessingDrawing" xmlns:w10="urn:schemas-microsoft-com:office:word" xmlns:w="http://schemas.openxmlformats.org/wordprocessingml/2006/main" xmlns:w14="http://schemas.microsoft.com/office/word/2010/wordml" xmlns:w15="http://schemas.microsoft.com/office/word/2012/wordml" xmlns:w16cex="http://schemas.microsoft.com/office/word/2018/wordml/cex" xmlns:w16cid="http://schemas.microsoft.com/office/word/2016/wordml/cid" xmlns:w16="http://schemas.microsoft.com/office/word/2018/wordml" xmlns:w16du="http://schemas.microsoft.com/office/word/2023/wordml/word16du" xmlns:w16sdtdh="http://schemas.microsoft.com/office/word/2020/wordml/sdtdatahash" xmlns:w16se="http://schemas.microsoft.com/office/word/2015/wordml/symex" xmlns:wpg="http://schemas.microsoft.com/office/word/2010/wordprocessingGroup" xmlns:wpi="http://schemas.microsoft.com/office/word/2010/wordprocessingInk" xmlns:wne="http://schemas.microsoft.com/office/word/2006/wordml" xmlns:wps="http://schemas.microsoft.com/office/word/2010/wordprocessingShape" mc:Ignorable="w14 w15 w16se w16cid w16 w16cex w16sdtdh w16du wp14">
+<w:endnotes xmlns:wpc="http://schemas.microsoft.com/office/word/2010/wordprocessingCanvas" xmlns:cx="http://schemas.microsoft.com/office/drawing/2014/chartex" xmlns:cx1="http://schemas.microsoft.com/office/drawing/2015/9/8/chartex" xmlns:cx2="http://schemas.microsoft.com/office/drawing/2015/10/21/chartex" xmlns:cx3="http://schemas.microsoft.com/office/drawing/2016/5/9/chartex" xmlns:cx4="http://schemas.microsoft.com/office/drawing/2016/5/10/chartex" xmlns:cx5="http://schemas.microsoft.com/office/drawing/2016/5/11/chartex" xmlns:cx6="http://schemas.microsoft.com/office/drawing/2016/5/12/chartex" xmlns:cx7="http://schemas.microsoft.com/office/drawing/2016/5/13/chartex" xmlns:cx8="http://schemas.microsoft.com/office/drawing/2016/5/14/chartex" xmlns:mc="http://schemas.openxmlformats.org/markup-compatibility/2006" xmlns:aink="http://schemas.microsoft.com/office/drawing/2016/ink" xmlns:am3d="http://schemas.microsoft.com/office/drawing/2017/model3d" xmlns:o="urn:schemas-microsoft-com:office:office" xmlns:oel="http://schemas.microsoft.com/office/2019/extlst" xmlns:r="http://schemas.openxmlformats.org/officeDocument/2006/relationships" xmlns:m="http://schemas.openxmlformats.org/officeDocument/2006/math" xmlns:v="urn:schemas-microsoft-com:vml" xmlns:wp14="http://schemas.microsoft.com/office/word/2010/wordprocessingDrawing" xmlns:wp="http://schemas.openxmlformats.org/drawingml/2006/wordprocessingDrawing" xmlns:w10="urn:schemas-microsoft-com:office:word" xmlns:w="http://schemas.openxmlformats.org/wordprocessingml/2006/main" xmlns:w14="http://schemas.microsoft.com/office/word/2010/wordml" xmlns:w15="http://schemas.microsoft.com/office/word/2012/wordml" xmlns:w16cex="http://schemas.microsoft.com/office/word/2018/wordml/cex" xmlns:w16cid="http://schemas.microsoft.com/office/word/2016/wordml/cid" xmlns:w16="http://schemas.microsoft.com/office/word/2018/wordml" xmlns:w16du="http://schemas.microsoft.com/office/word/2023/wordml/word16du" xmlns:w16sdtdh="http://schemas.microsoft.com/office/word/2020/wordml/sdtdatahash" xmlns:w16sdtfl="http://schemas.microsoft.com/office/word/2024/wordml/sdtformatlock" xmlns:w16se="http://schemas.microsoft.com/office/word/2015/wordml/symex" xmlns:wpg="http://schemas.microsoft.com/office/word/2010/wordprocessingGroup" xmlns:wpi="http://schemas.microsoft.com/office/word/2010/wordprocessingInk" xmlns:wne="http://schemas.microsoft.com/office/word/2006/wordml" xmlns:wps="http://schemas.microsoft.com/office/word/2010/wordprocessingShape" mc:Ignorable="w14 w15 w16se w16cid w16 w16cex w16sdtdh w16sdtfl w16du wp14">
   <w:endnote w:type="separator" w:id="-1">
     <w:p>
       <w:pPr>
@@ -11005,7 +11627,7 @@
 </file>
 
 <file path=word/footer1.xml><?xml version="1.0" encoding="utf-8"?>
-<w:ftr xmlns:wpc="http://schemas.microsoft.com/office/word/2010/wordprocessingCanvas" xmlns:cx="http://schemas.microsoft.com/office/drawing/2014/chartex" xmlns:cx1="http://schemas.microsoft.com/office/drawing/2015/9/8/chartex" xmlns:cx2="http://schemas.microsoft.com/office/drawing/2015/10/21/chartex" xmlns:cx3="http://schemas.microsoft.com/office/drawing/2016/5/9/chartex" xmlns:cx4="http://schemas.microsoft.com/office/drawing/2016/5/10/chartex" xmlns:cx5="http://schemas.microsoft.com/office/drawing/2016/5/11/chartex" xmlns:cx6="http://schemas.microsoft.com/office/drawing/2016/5/12/chartex" xmlns:cx7="http://schemas.microsoft.com/office/drawing/2016/5/13/chartex" xmlns:cx8="http://schemas.microsoft.com/office/drawing/2016/5/14/chartex" xmlns:mc="http://schemas.openxmlformats.org/markup-compatibility/2006" xmlns:aink="http://schemas.microsoft.com/office/drawing/2016/ink" xmlns:am3d="http://schemas.microsoft.com/office/drawing/2017/model3d" xmlns:o="urn:schemas-microsoft-com:office:office" xmlns:oel="http://schemas.microsoft.com/office/2019/extlst" xmlns:r="http://schemas.openxmlformats.org/officeDocument/2006/relationships" xmlns:m="http://schemas.openxmlformats.org/officeDocument/2006/math" xmlns:v="urn:schemas-microsoft-com:vml" xmlns:wp14="http://schemas.microsoft.com/office/word/2010/wordprocessingDrawing" xmlns:wp="http://schemas.openxmlformats.org/drawingml/2006/wordprocessingDrawing" xmlns:w10="urn:schemas-microsoft-com:office:word" xmlns:w="http://schemas.openxmlformats.org/wordprocessingml/2006/main" xmlns:w14="http://schemas.microsoft.com/office/word/2010/wordml" xmlns:w15="http://schemas.microsoft.com/office/word/2012/wordml" xmlns:w16cex="http://schemas.microsoft.com/office/word/2018/wordml/cex" xmlns:w16cid="http://schemas.microsoft.com/office/word/2016/wordml/cid" xmlns:w16="http://schemas.microsoft.com/office/word/2018/wordml" xmlns:w16du="http://schemas.microsoft.com/office/word/2023/wordml/word16du" xmlns:w16sdtdh="http://schemas.microsoft.com/office/word/2020/wordml/sdtdatahash" xmlns:w16se="http://schemas.microsoft.com/office/word/2015/wordml/symex" xmlns:wpg="http://schemas.microsoft.com/office/word/2010/wordprocessingGroup" xmlns:wpi="http://schemas.microsoft.com/office/word/2010/wordprocessingInk" xmlns:wne="http://schemas.microsoft.com/office/word/2006/wordml" xmlns:wps="http://schemas.microsoft.com/office/word/2010/wordprocessingShape" mc:Ignorable="w14 w15 w16se w16cid w16 w16cex w16sdtdh w16du wp14">
+<w:ftr xmlns:wpc="http://schemas.microsoft.com/office/word/2010/wordprocessingCanvas" xmlns:cx="http://schemas.microsoft.com/office/drawing/2014/chartex" xmlns:cx1="http://schemas.microsoft.com/office/drawing/2015/9/8/chartex" xmlns:cx2="http://schemas.microsoft.com/office/drawing/2015/10/21/chartex" xmlns:cx3="http://schemas.microsoft.com/office/drawing/2016/5/9/chartex" xmlns:cx4="http://schemas.microsoft.com/office/drawing/2016/5/10/chartex" xmlns:cx5="http://schemas.microsoft.com/office/drawing/2016/5/11/chartex" xmlns:cx6="http://schemas.microsoft.com/office/drawing/2016/5/12/chartex" xmlns:cx7="http://schemas.microsoft.com/office/drawing/2016/5/13/chartex" xmlns:cx8="http://schemas.microsoft.com/office/drawing/2016/5/14/chartex" xmlns:mc="http://schemas.openxmlformats.org/markup-compatibility/2006" xmlns:aink="http://schemas.microsoft.com/office/drawing/2016/ink" xmlns:am3d="http://schemas.microsoft.com/office/drawing/2017/model3d" xmlns:o="urn:schemas-microsoft-com:office:office" xmlns:oel="http://schemas.microsoft.com/office/2019/extlst" xmlns:r="http://schemas.openxmlformats.org/officeDocument/2006/relationships" xmlns:m="http://schemas.openxmlformats.org/officeDocument/2006/math" xmlns:v="urn:schemas-microsoft-com:vml" xmlns:wp14="http://schemas.microsoft.com/office/word/2010/wordprocessingDrawing" xmlns:wp="http://schemas.openxmlformats.org/drawingml/2006/wordprocessingDrawing" xmlns:w10="urn:schemas-microsoft-com:office:word" xmlns:w="http://schemas.openxmlformats.org/wordprocessingml/2006/main" xmlns:w14="http://schemas.microsoft.com/office/word/2010/wordml" xmlns:w15="http://schemas.microsoft.com/office/word/2012/wordml" xmlns:w16cex="http://schemas.microsoft.com/office/word/2018/wordml/cex" xmlns:w16cid="http://schemas.microsoft.com/office/word/2016/wordml/cid" xmlns:w16="http://schemas.microsoft.com/office/word/2018/wordml" xmlns:w16du="http://schemas.microsoft.com/office/word/2023/wordml/word16du" xmlns:w16sdtdh="http://schemas.microsoft.com/office/word/2020/wordml/sdtdatahash" xmlns:w16sdtfl="http://schemas.microsoft.com/office/word/2024/wordml/sdtformatlock" xmlns:w16se="http://schemas.microsoft.com/office/word/2015/wordml/symex" xmlns:wpg="http://schemas.microsoft.com/office/word/2010/wordprocessingGroup" xmlns:wpi="http://schemas.microsoft.com/office/word/2010/wordprocessingInk" xmlns:wne="http://schemas.microsoft.com/office/word/2006/wordml" xmlns:wps="http://schemas.microsoft.com/office/word/2010/wordprocessingShape" mc:Ignorable="w14 w15 w16se w16cid w16 w16cex w16sdtdh w16sdtfl w16du wp14">
   <w:p>
     <w:pPr>
       <w:pStyle w:val="Footer"/>
@@ -11211,7 +11833,7 @@
 </file>
 
 <file path=word/footnotes.xml><?xml version="1.0" encoding="utf-8"?>
-<w:footnotes xmlns:wpc="http://schemas.microsoft.com/office/word/2010/wordprocessingCanvas" xmlns:cx="http://schemas.microsoft.com/office/drawing/2014/chartex" xmlns:cx1="http://schemas.microsoft.com/office/drawing/2015/9/8/chartex" xmlns:cx2="http://schemas.microsoft.com/office/drawing/2015/10/21/chartex" xmlns:cx3="http://schemas.microsoft.com/office/drawing/2016/5/9/chartex" xmlns:cx4="http://schemas.microsoft.com/office/drawing/2016/5/10/chartex" xmlns:cx5="http://schemas.microsoft.com/office/drawing/2016/5/11/chartex" xmlns:cx6="http://schemas.microsoft.com/office/drawing/2016/5/12/chartex" xmlns:cx7="http://schemas.microsoft.com/office/drawing/2016/5/13/chartex" xmlns:cx8="http://schemas.microsoft.com/office/drawing/2016/5/14/chartex" xmlns:mc="http://schemas.openxmlformats.org/markup-compatibility/2006" xmlns:aink="http://schemas.microsoft.com/office/drawing/2016/ink" xmlns:am3d="http://schemas.microsoft.com/office/drawing/2017/model3d" xmlns:o="urn:schemas-microsoft-com:office:office" xmlns:oel="http://schemas.microsoft.com/office/2019/extlst" xmlns:r="http://schemas.openxmlformats.org/officeDocument/2006/relationships" xmlns:m="http://schemas.openxmlformats.org/officeDocument/2006/math" xmlns:v="urn:schemas-microsoft-com:vml" xmlns:wp14="http://schemas.microsoft.com/office/word/2010/wordprocessingDrawing" xmlns:wp="http://schemas.openxmlformats.org/drawingml/2006/wordprocessingDrawing" xmlns:w10="urn:schemas-microsoft-com:office:word" xmlns:w="http://schemas.openxmlformats.org/wordprocessingml/2006/main" xmlns:w14="http://schemas.microsoft.com/office/word/2010/wordml" xmlns:w15="http://schemas.microsoft.com/office/word/2012/wordml" xmlns:w16cex="http://schemas.microsoft.com/office/word/2018/wordml/cex" xmlns:w16cid="http://schemas.microsoft.com/office/word/2016/wordml/cid" xmlns:w16="http://schemas.microsoft.com/office/word/2018/wordml" xmlns:w16du="http://schemas.microsoft.com/office/word/2023/wordml/word16du" xmlns:w16sdtdh="http://schemas.microsoft.com/office/word/2020/wordml/sdtdatahash" xmlns:w16se="http://schemas.microsoft.com/office/word/2015/wordml/symex" xmlns:wpg="http://schemas.microsoft.com/office/word/2010/wordprocessingGroup" xmlns:wpi="http://schemas.microsoft.com/office/word/2010/wordprocessingInk" xmlns:wne="http://schemas.microsoft.com/office/word/2006/wordml" xmlns:wps="http://schemas.microsoft.com/office/word/2010/wordprocessingShape" mc:Ignorable="w14 w15 w16se w16cid w16 w16cex w16sdtdh w16du wp14">
+<w:footnotes xmlns:wpc="http://schemas.microsoft.com/office/word/2010/wordprocessingCanvas" xmlns:cx="http://schemas.microsoft.com/office/drawing/2014/chartex" xmlns:cx1="http://schemas.microsoft.com/office/drawing/2015/9/8/chartex" xmlns:cx2="http://schemas.microsoft.com/office/drawing/2015/10/21/chartex" xmlns:cx3="http://schemas.microsoft.com/office/drawing/2016/5/9/chartex" xmlns:cx4="http://schemas.microsoft.com/office/drawing/2016/5/10/chartex" xmlns:cx5="http://schemas.microsoft.com/office/drawing/2016/5/11/chartex" xmlns:cx6="http://schemas.microsoft.com/office/drawing/2016/5/12/chartex" xmlns:cx7="http://schemas.microsoft.com/office/drawing/2016/5/13/chartex" xmlns:cx8="http://schemas.microsoft.com/office/drawing/2016/5/14/chartex" xmlns:mc="http://schemas.openxmlformats.org/markup-compatibility/2006" xmlns:aink="http://schemas.microsoft.com/office/drawing/2016/ink" xmlns:am3d="http://schemas.microsoft.com/office/drawing/2017/model3d" xmlns:o="urn:schemas-microsoft-com:office:office" xmlns:oel="http://schemas.microsoft.com/office/2019/extlst" xmlns:r="http://schemas.openxmlformats.org/officeDocument/2006/relationships" xmlns:m="http://schemas.openxmlformats.org/officeDocument/2006/math" xmlns:v="urn:schemas-microsoft-com:vml" xmlns:wp14="http://schemas.microsoft.com/office/word/2010/wordprocessingDrawing" xmlns:wp="http://schemas.openxmlformats.org/drawingml/2006/wordprocessingDrawing" xmlns:w10="urn:schemas-microsoft-com:office:word" xmlns:w="http://schemas.openxmlformats.org/wordprocessingml/2006/main" xmlns:w14="http://schemas.microsoft.com/office/word/2010/wordml" xmlns:w15="http://schemas.microsoft.com/office/word/2012/wordml" xmlns:w16cex="http://schemas.microsoft.com/office/word/2018/wordml/cex" xmlns:w16cid="http://schemas.microsoft.com/office/word/2016/wordml/cid" xmlns:w16="http://schemas.microsoft.com/office/word/2018/wordml" xmlns:w16du="http://schemas.microsoft.com/office/word/2023/wordml/word16du" xmlns:w16sdtdh="http://schemas.microsoft.com/office/word/2020/wordml/sdtdatahash" xmlns:w16sdtfl="http://schemas.microsoft.com/office/word/2024/wordml/sdtformatlock" xmlns:w16se="http://schemas.microsoft.com/office/word/2015/wordml/symex" xmlns:wpg="http://schemas.microsoft.com/office/word/2010/wordprocessingGroup" xmlns:wpi="http://schemas.microsoft.com/office/word/2010/wordprocessingInk" xmlns:wne="http://schemas.microsoft.com/office/word/2006/wordml" xmlns:wps="http://schemas.microsoft.com/office/word/2010/wordprocessingShape" mc:Ignorable="w14 w15 w16se w16cid w16 w16cex w16sdtdh w16sdtfl w16du wp14">
   <w:footnote w:type="separator" w:id="-1">
     <w:p>
       <w:pPr>
@@ -11236,7 +11858,7 @@
 </file>
 
 <file path=word/numbering.xml><?xml version="1.0" encoding="utf-8"?>
-<w:numbering xmlns:wpc="http://schemas.microsoft.com/office/word/2010/wordprocessingCanvas" xmlns:cx="http://schemas.microsoft.com/office/drawing/2014/chartex" xmlns:cx1="http://schemas.microsoft.com/office/drawing/2015/9/8/chartex" xmlns:cx2="http://schemas.microsoft.com/office/drawing/2015/10/21/chartex" xmlns:cx3="http://schemas.microsoft.com/office/drawing/2016/5/9/chartex" xmlns:cx4="http://schemas.microsoft.com/office/drawing/2016/5/10/chartex" xmlns:cx5="http://schemas.microsoft.com/office/drawing/2016/5/11/chartex" xmlns:cx6="http://schemas.microsoft.com/office/drawing/2016/5/12/chartex" xmlns:cx7="http://schemas.microsoft.com/office/drawing/2016/5/13/chartex" xmlns:cx8="http://schemas.microsoft.com/office/drawing/2016/5/14/chartex" xmlns:mc="http://schemas.openxmlformats.org/markup-compatibility/2006" xmlns:aink="http://schemas.microsoft.com/office/drawing/2016/ink" xmlns:am3d="http://schemas.microsoft.com/office/drawing/2017/model3d" xmlns:o="urn:schemas-microsoft-com:office:office" xmlns:oel="http://schemas.microsoft.com/office/2019/extlst" xmlns:r="http://schemas.openxmlformats.org/officeDocument/2006/relationships" xmlns:m="http://schemas.openxmlformats.org/officeDocument/2006/math" xmlns:v="urn:schemas-microsoft-com:vml" xmlns:wp14="http://schemas.microsoft.com/office/word/2010/wordprocessingDrawing" xmlns:wp="http://schemas.openxmlformats.org/drawingml/2006/wordprocessingDrawing" xmlns:w10="urn:schemas-microsoft-com:office:word" xmlns:w="http://schemas.openxmlformats.org/wordprocessingml/2006/main" xmlns:w14="http://schemas.microsoft.com/office/word/2010/wordml" xmlns:w15="http://schemas.microsoft.com/office/word/2012/wordml" xmlns:w16cex="http://schemas.microsoft.com/office/word/2018/wordml/cex" xmlns:w16cid="http://schemas.microsoft.com/office/word/2016/wordml/cid" xmlns:w16="http://schemas.microsoft.com/office/word/2018/wordml" xmlns:w16du="http://schemas.microsoft.com/office/word/2023/wordml/word16du" xmlns:w16sdtdh="http://schemas.microsoft.com/office/word/2020/wordml/sdtdatahash" xmlns:w16se="http://schemas.microsoft.com/office/word/2015/wordml/symex" xmlns:wpg="http://schemas.microsoft.com/office/word/2010/wordprocessingGroup" xmlns:wpi="http://schemas.microsoft.com/office/word/2010/wordprocessingInk" xmlns:wne="http://schemas.microsoft.com/office/word/2006/wordml" xmlns:wps="http://schemas.microsoft.com/office/word/2010/wordprocessingShape" mc:Ignorable="w14 w15 w16se w16cid w16 w16cex w16sdtdh w16du wp14">
+<w:numbering xmlns:wpc="http://schemas.microsoft.com/office/word/2010/wordprocessingCanvas" xmlns:cx="http://schemas.microsoft.com/office/drawing/2014/chartex" xmlns:cx1="http://schemas.microsoft.com/office/drawing/2015/9/8/chartex" xmlns:cx2="http://schemas.microsoft.com/office/drawing/2015/10/21/chartex" xmlns:cx3="http://schemas.microsoft.com/office/drawing/2016/5/9/chartex" xmlns:cx4="http://schemas.microsoft.com/office/drawing/2016/5/10/chartex" xmlns:cx5="http://schemas.microsoft.com/office/drawing/2016/5/11/chartex" xmlns:cx6="http://schemas.microsoft.com/office/drawing/2016/5/12/chartex" xmlns:cx7="http://schemas.microsoft.com/office/drawing/2016/5/13/chartex" xmlns:cx8="http://schemas.microsoft.com/office/drawing/2016/5/14/chartex" xmlns:mc="http://schemas.openxmlformats.org/markup-compatibility/2006" xmlns:aink="http://schemas.microsoft.com/office/drawing/2016/ink" xmlns:am3d="http://schemas.microsoft.com/office/drawing/2017/model3d" xmlns:o="urn:schemas-microsoft-com:office:office" xmlns:oel="http://schemas.microsoft.com/office/2019/extlst" xmlns:r="http://schemas.openxmlformats.org/officeDocument/2006/relationships" xmlns:m="http://schemas.openxmlformats.org/officeDocument/2006/math" xmlns:v="urn:schemas-microsoft-com:vml" xmlns:wp14="http://schemas.microsoft.com/office/word/2010/wordprocessingDrawing" xmlns:wp="http://schemas.openxmlformats.org/drawingml/2006/wordprocessingDrawing" xmlns:w10="urn:schemas-microsoft-com:office:word" xmlns:w="http://schemas.openxmlformats.org/wordprocessingml/2006/main" xmlns:w14="http://schemas.microsoft.com/office/word/2010/wordml" xmlns:w15="http://schemas.microsoft.com/office/word/2012/wordml" xmlns:w16cex="http://schemas.microsoft.com/office/word/2018/wordml/cex" xmlns:w16cid="http://schemas.microsoft.com/office/word/2016/wordml/cid" xmlns:w16="http://schemas.microsoft.com/office/word/2018/wordml" xmlns:w16du="http://schemas.microsoft.com/office/word/2023/wordml/word16du" xmlns:w16sdtdh="http://schemas.microsoft.com/office/word/2020/wordml/sdtdatahash" xmlns:w16sdtfl="http://schemas.microsoft.com/office/word/2024/wordml/sdtformatlock" xmlns:w16se="http://schemas.microsoft.com/office/word/2015/wordml/symex" xmlns:wpg="http://schemas.microsoft.com/office/word/2010/wordprocessingGroup" xmlns:wpi="http://schemas.microsoft.com/office/word/2010/wordprocessingInk" xmlns:wne="http://schemas.microsoft.com/office/word/2006/wordml" xmlns:wps="http://schemas.microsoft.com/office/word/2010/wordprocessingShape" mc:Ignorable="w14 w15 w16se w16cid w16 w16cex w16sdtdh w16sdtfl w16du wp14">
   <w:abstractNum w:abstractNumId="0" w15:restartNumberingAfterBreak="0">
     <w:nsid w:val="00FD1C8D"/>
     <w:multiLevelType w:val="hybridMultilevel"/>
@@ -13273,7 +13895,7 @@
 </file>
 
 <file path=word/styles.xml><?xml version="1.0" encoding="utf-8"?>
-<w:styles xmlns:mc="http://schemas.openxmlformats.org/markup-compatibility/2006" xmlns:r="http://schemas.openxmlformats.org/officeDocument/2006/relationships" xmlns:w="http://schemas.openxmlformats.org/wordprocessingml/2006/main" xmlns:w14="http://schemas.microsoft.com/office/word/2010/wordml" xmlns:w15="http://schemas.microsoft.com/office/word/2012/wordml" xmlns:w16cex="http://schemas.microsoft.com/office/word/2018/wordml/cex" xmlns:w16cid="http://schemas.microsoft.com/office/word/2016/wordml/cid" xmlns:w16="http://schemas.microsoft.com/office/word/2018/wordml" xmlns:w16du="http://schemas.microsoft.com/office/word/2023/wordml/word16du" xmlns:w16sdtdh="http://schemas.microsoft.com/office/word/2020/wordml/sdtdatahash" xmlns:w16se="http://schemas.microsoft.com/office/word/2015/wordml/symex" mc:Ignorable="w14 w15 w16se w16cid w16 w16cex w16sdtdh w16du">
+<w:styles xmlns:mc="http://schemas.openxmlformats.org/markup-compatibility/2006" xmlns:r="http://schemas.openxmlformats.org/officeDocument/2006/relationships" xmlns:w="http://schemas.openxmlformats.org/wordprocessingml/2006/main" xmlns:w14="http://schemas.microsoft.com/office/word/2010/wordml" xmlns:w15="http://schemas.microsoft.com/office/word/2012/wordml" xmlns:w16cex="http://schemas.microsoft.com/office/word/2018/wordml/cex" xmlns:w16cid="http://schemas.microsoft.com/office/word/2016/wordml/cid" xmlns:w16="http://schemas.microsoft.com/office/word/2018/wordml" xmlns:w16du="http://schemas.microsoft.com/office/word/2023/wordml/word16du" xmlns:w16sdtdh="http://schemas.microsoft.com/office/word/2020/wordml/sdtdatahash" xmlns:w16sdtfl="http://schemas.microsoft.com/office/word/2024/wordml/sdtformatlock" xmlns:w16se="http://schemas.microsoft.com/office/word/2015/wordml/symex" mc:Ignorable="w14 w15 w16se w16cid w16 w16cex w16sdtdh w16sdtfl w16du">
   <w:docDefaults>
     <w:rPrDefault>
       <w:rPr>
@@ -13674,6 +14296,7 @@
   <w:style w:type="character" w:default="1" w:styleId="DefaultParagraphFont">
     <w:name w:val="Default Paragraph Font"/>
     <w:uiPriority w:val="1"/>
+    <w:semiHidden/>
     <w:unhideWhenUsed/>
   </w:style>
   <w:style w:type="table" w:default="1" w:styleId="TableNormal">

--- a/defensive-publications/partial-encryption-full-signature.docx
+++ b/defensive-publications/partial-encryption-full-signature.docx
@@ -1863,15 +1863,141 @@
         <mc:AlternateContent>
           <mc:Choice Requires="wps">
             <w:drawing>
+              <wp:anchor distT="0" distB="0" distL="114300" distR="114300" simplePos="0" relativeHeight="251666432" behindDoc="0" locked="0" layoutInCell="1" allowOverlap="1">
+                <wp:simplePos x="0" y="0"/>
+                <wp:positionH relativeFrom="column">
+                  <wp:posOffset>2787015</wp:posOffset>
+                </wp:positionH>
+                <wp:positionV relativeFrom="paragraph">
+                  <wp:posOffset>480060</wp:posOffset>
+                </wp:positionV>
+                <wp:extent cx="1099820" cy="289560"/>
+                <wp:effectExtent l="25400" t="25400" r="104775" b="102870"/>
+                <wp:wrapNone/>
+                <wp:docPr id="28172785" name="Text Box 21"/>
+                <wp:cNvGraphicFramePr/>
+                <a:graphic xmlns:a="http://schemas.openxmlformats.org/drawingml/2006/main">
+                  <a:graphicData uri="http://schemas.microsoft.com/office/word/2010/wordprocessingShape">
+                    <wps:wsp>
+                      <wps:cNvSpPr txBox="1"/>
+                      <wps:spPr>
+                        <a:xfrm>
+                          <a:off x="0" y="0"/>
+                          <a:ext cx="1099820" cy="289560"/>
+                        </a:xfrm>
+                        <a:prstGeom prst="rect">
+                          <a:avLst/>
+                        </a:prstGeom>
+                        <a:solidFill>
+                          <a:srgbClr val="FBF8D8"/>
+                        </a:solidFill>
+                        <a:ln w="6350">
+                          <a:solidFill>
+                            <a:prstClr val="black"/>
+                          </a:solidFill>
+                        </a:ln>
+                        <a:effectLst>
+                          <a:outerShdw blurRad="50800" dist="38100" dir="2700000" algn="tl" rotWithShape="0">
+                            <a:prstClr val="black">
+                              <a:alpha val="40000"/>
+                            </a:prstClr>
+                          </a:outerShdw>
+                        </a:effectLst>
+                      </wps:spPr>
+                      <wps:txbx>
+                        <w:txbxContent>
+                          <w:p>
+                            <w:pPr>
+                              <w:spacing w:after="0"/>
+                              <w:rPr>
+                                <w:rFonts w:ascii="Arial" w:hAnsi="Arial" w:cs="Arial"/>
+                                <w:sz w:val="20"/>
+                                <w:szCs w:val="20"/>
+                              </w:rPr>
+                            </w:pPr>
+                            <w:r>
+                              <w:rPr>
+                                <w:rFonts w:ascii="Arial" w:hAnsi="Arial" w:cs="Arial"/>
+                                <w:sz w:val="20"/>
+                                <w:szCs w:val="20"/>
+                              </w:rPr>
+                              <w:t xml:space="preserve">Core request </w:t>
+                            </w:r>
+                          </w:p>
+                        </w:txbxContent>
+                      </wps:txbx>
+                      <wps:bodyPr rot="0" spcFirstLastPara="0" vertOverflow="overflow" horzOverflow="overflow" vert="horz" wrap="none" lIns="91440" tIns="45720" rIns="91440" bIns="45720" numCol="1" spcCol="0" rtlCol="0" fromWordArt="0" anchor="ctr" anchorCtr="0" forceAA="0" compatLnSpc="1">
+                        <a:prstTxWarp prst="textNoShape">
+                          <a:avLst/>
+                        </a:prstTxWarp>
+                        <a:spAutoFit/>
+                      </wps:bodyPr>
+                    </wps:wsp>
+                  </a:graphicData>
+                </a:graphic>
+                <wp14:sizeRelH relativeFrom="margin">
+                  <wp14:pctWidth>0</wp14:pctWidth>
+                </wp14:sizeRelH>
+                <wp14:sizeRelV relativeFrom="margin">
+                  <wp14:pctHeight>0</wp14:pctHeight>
+                </wp14:sizeRelV>
+              </wp:anchor>
+            </w:drawing>
+          </mc:Choice>
+          <mc:Fallback>
+            <w:pict>
+              <v:shapetype id="_x0000_t202" coordsize="21600,21600" o:spt="202" path="m,l,21600r21600,l21600,xe">
+                <v:stroke joinstyle="miter"/>
+                <v:path gradientshapeok="t" o:connecttype="rect"/>
+              </v:shapetype>
+              <v:shape id="Text Box 21" o:spid="_x0000_s1027" type="#_x0000_t202" style="position:absolute;left:0;text-align:left;margin-left:219.45pt;margin-top:37.8pt;width:86.6pt;height:22.8pt;z-index:251666432;visibility:visible;mso-wrap-style:none;mso-width-percent:0;mso-height-percent:0;mso-wrap-distance-left:9pt;mso-wrap-distance-top:0;mso-wrap-distance-right:9pt;mso-wrap-distance-bottom:0;mso-position-horizontal:absolute;mso-position-horizontal-relative:text;mso-position-vertical:absolute;mso-position-vertical-relative:text;mso-width-percent:0;mso-height-percent:0;mso-width-relative:margin;mso-height-relative:margin;v-text-anchor:middle" o:gfxdata="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" fillcolor="#fbf8d8" strokeweight=".5pt">
+                <v:shadow on="t" color="black" opacity="26214f" origin="-.5,-.5" offset=".74836mm,.74836mm"/>
+                <v:textbox style="mso-fit-shape-to-text:t">
+                  <w:txbxContent>
+                    <w:p>
+                      <w:pPr>
+                        <w:spacing w:after="0"/>
+                        <w:rPr>
+                          <w:rFonts w:ascii="Arial" w:hAnsi="Arial" w:cs="Arial"/>
+                          <w:sz w:val="20"/>
+                          <w:szCs w:val="20"/>
+                        </w:rPr>
+                      </w:pPr>
+                      <w:r>
+                        <w:rPr>
+                          <w:rFonts w:ascii="Arial" w:hAnsi="Arial" w:cs="Arial"/>
+                          <w:sz w:val="20"/>
+                          <w:szCs w:val="20"/>
+                        </w:rPr>
+                        <w:t xml:space="preserve">Core request </w:t>
+                      </w:r>
+                    </w:p>
+                  </w:txbxContent>
+                </v:textbox>
+              </v:shape>
+            </w:pict>
+          </mc:Fallback>
+        </mc:AlternateContent>
+      </w:r>
+      <w:r>
+        <w:rPr>
+          <w:rFonts w:ascii="Arial" w:hAnsi="Arial" w:cs="Arial"/>
+          <w:noProof/>
+          <w:sz w:val="20"/>
+          <w:szCs w:val="20"/>
+        </w:rPr>
+        <mc:AlternateContent>
+          <mc:Choice Requires="wps">
+            <w:drawing>
               <wp:anchor distT="0" distB="0" distL="114300" distR="114300" simplePos="0" relativeHeight="251665408" behindDoc="0" locked="0" layoutInCell="1" allowOverlap="1">
                 <wp:simplePos x="0" y="0"/>
                 <wp:positionH relativeFrom="column">
-                  <wp:posOffset>4538097</wp:posOffset>
+                  <wp:posOffset>2505607</wp:posOffset>
                 </wp:positionH>
                 <wp:positionV relativeFrom="paragraph">
-                  <wp:posOffset>198461</wp:posOffset>
+                  <wp:posOffset>190500</wp:posOffset>
                 </wp:positionV>
-                <wp:extent cx="207769" cy="832485"/>
+                <wp:extent cx="207645" cy="832485"/>
                 <wp:effectExtent l="0" t="0" r="8255" b="18415"/>
                 <wp:wrapNone/>
                 <wp:docPr id="496314121" name="Right Brace 20"/>
@@ -1883,7 +2009,7 @@
                       <wps:spPr>
                         <a:xfrm>
                           <a:off x="0" y="0"/>
-                          <a:ext cx="207769" cy="832485"/>
+                          <a:ext cx="207645" cy="832485"/>
                         </a:xfrm>
                         <a:prstGeom prst="rightBrace">
                           <a:avLst/>
@@ -1920,7 +2046,7 @@
           </mc:Choice>
           <mc:Fallback>
             <w:pict>
-              <v:shapetype w14:anchorId="7ED9C238" id="_x0000_t88" coordsize="21600,21600" o:spt="88" adj="1800,10800" path="m,qx10800@0l10800@2qy21600@11,10800@3l10800@1qy,21600e" filled="f">
+              <v:shapetype w14:anchorId="670F41FE" id="_x0000_t88" coordsize="21600,21600" o:spt="88" adj="1800,10800" path="m,qx10800@0l10800@2qy21600@11,10800@3l10800@1qy,21600e" filled="f">
                 <v:formulas>
                   <v:f eqn="val #0"/>
                   <v:f eqn="sum 21600 0 #0"/>
@@ -1941,133 +2067,7 @@
                   <v:h position="bottomRight,#1" yrange="@9,@10"/>
                 </v:handles>
               </v:shapetype>
-              <v:shape id="Right Brace 20" o:spid="_x0000_s1026" type="#_x0000_t88" style="position:absolute;margin-left:357.35pt;margin-top:15.65pt;width:16.35pt;height:65.55pt;z-index:251665408;visibility:visible;mso-wrap-style:square;mso-width-percent:0;mso-wrap-distance-left:9pt;mso-wrap-distance-top:0;mso-wrap-distance-right:9pt;mso-wrap-distance-bottom:0;mso-position-horizontal:absolute;mso-position-horizontal-relative:text;mso-position-vertical:absolute;mso-position-vertical-relative:text;mso-width-percent:0;mso-width-relative:margin;v-text-anchor:middle" o:gfxdata="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" adj="449" strokecolor="#4579b8 [3044]"/>
-            </w:pict>
-          </mc:Fallback>
-        </mc:AlternateContent>
-      </w:r>
-      <w:r>
-        <w:rPr>
-          <w:rFonts w:ascii="Arial" w:hAnsi="Arial" w:cs="Arial"/>
-          <w:noProof/>
-          <w:sz w:val="20"/>
-          <w:szCs w:val="20"/>
-        </w:rPr>
-        <mc:AlternateContent>
-          <mc:Choice Requires="wps">
-            <w:drawing>
-              <wp:anchor distT="0" distB="0" distL="114300" distR="114300" simplePos="0" relativeHeight="251666432" behindDoc="0" locked="0" layoutInCell="1" allowOverlap="1">
-                <wp:simplePos x="0" y="0"/>
-                <wp:positionH relativeFrom="column">
-                  <wp:posOffset>4820022</wp:posOffset>
-                </wp:positionH>
-                <wp:positionV relativeFrom="paragraph">
-                  <wp:posOffset>488176</wp:posOffset>
-                </wp:positionV>
-                <wp:extent cx="1100254" cy="289932"/>
-                <wp:effectExtent l="25400" t="25400" r="104775" b="102870"/>
-                <wp:wrapNone/>
-                <wp:docPr id="28172785" name="Text Box 21"/>
-                <wp:cNvGraphicFramePr/>
-                <a:graphic xmlns:a="http://schemas.openxmlformats.org/drawingml/2006/main">
-                  <a:graphicData uri="http://schemas.microsoft.com/office/word/2010/wordprocessingShape">
-                    <wps:wsp>
-                      <wps:cNvSpPr txBox="1"/>
-                      <wps:spPr>
-                        <a:xfrm>
-                          <a:off x="0" y="0"/>
-                          <a:ext cx="1100254" cy="289932"/>
-                        </a:xfrm>
-                        <a:prstGeom prst="rect">
-                          <a:avLst/>
-                        </a:prstGeom>
-                        <a:solidFill>
-                          <a:srgbClr val="FBF8D8"/>
-                        </a:solidFill>
-                        <a:ln w="6350">
-                          <a:solidFill>
-                            <a:prstClr val="black"/>
-                          </a:solidFill>
-                        </a:ln>
-                        <a:effectLst>
-                          <a:outerShdw blurRad="50800" dist="38100" dir="2700000" algn="tl" rotWithShape="0">
-                            <a:prstClr val="black">
-                              <a:alpha val="40000"/>
-                            </a:prstClr>
-                          </a:outerShdw>
-                        </a:effectLst>
-                      </wps:spPr>
-                      <wps:txbx>
-                        <w:txbxContent>
-                          <w:p>
-                            <w:pPr>
-                              <w:spacing w:after="0"/>
-                              <w:rPr>
-                                <w:rFonts w:ascii="Arial" w:hAnsi="Arial" w:cs="Arial"/>
-                                <w:sz w:val="20"/>
-                                <w:szCs w:val="20"/>
-                              </w:rPr>
-                            </w:pPr>
-                            <w:r>
-                              <w:rPr>
-                                <w:rFonts w:ascii="Arial" w:hAnsi="Arial" w:cs="Arial"/>
-                                <w:sz w:val="20"/>
-                                <w:szCs w:val="20"/>
-                              </w:rPr>
-                              <w:t xml:space="preserve">Core request </w:t>
-                            </w:r>
-                          </w:p>
-                        </w:txbxContent>
-                      </wps:txbx>
-                      <wps:bodyPr rot="0" spcFirstLastPara="0" vertOverflow="overflow" horzOverflow="overflow" vert="horz" wrap="none" lIns="91440" tIns="45720" rIns="91440" bIns="45720" numCol="1" spcCol="0" rtlCol="0" fromWordArt="0" anchor="ctr" anchorCtr="0" forceAA="0" compatLnSpc="1">
-                        <a:prstTxWarp prst="textNoShape">
-                          <a:avLst/>
-                        </a:prstTxWarp>
-                        <a:spAutoFit/>
-                      </wps:bodyPr>
-                    </wps:wsp>
-                  </a:graphicData>
-                </a:graphic>
-                <wp14:sizeRelH relativeFrom="margin">
-                  <wp14:pctWidth>0</wp14:pctWidth>
-                </wp14:sizeRelH>
-                <wp14:sizeRelV relativeFrom="margin">
-                  <wp14:pctHeight>0</wp14:pctHeight>
-                </wp14:sizeRelV>
-              </wp:anchor>
-            </w:drawing>
-          </mc:Choice>
-          <mc:Fallback>
-            <w:pict>
-              <v:shapetype id="_x0000_t202" coordsize="21600,21600" o:spt="202" path="m,l,21600r21600,l21600,xe">
-                <v:stroke joinstyle="miter"/>
-                <v:path gradientshapeok="t" o:connecttype="rect"/>
-              </v:shapetype>
-              <v:shape id="Text Box 21" o:spid="_x0000_s1027" type="#_x0000_t202" style="position:absolute;left:0;text-align:left;margin-left:379.55pt;margin-top:38.45pt;width:86.65pt;height:22.85pt;z-index:251666432;visibility:visible;mso-wrap-style:none;mso-width-percent:0;mso-height-percent:0;mso-wrap-distance-left:9pt;mso-wrap-distance-top:0;mso-wrap-distance-right:9pt;mso-wrap-distance-bottom:0;mso-position-horizontal:absolute;mso-position-horizontal-relative:text;mso-position-vertical:absolute;mso-position-vertical-relative:text;mso-width-percent:0;mso-height-percent:0;mso-width-relative:margin;mso-height-relative:margin;v-text-anchor:middle" o:gfxdata="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" fillcolor="#fbf8d8" strokeweight=".5pt">
-                <v:shadow on="t" color="black" opacity="26214f" origin="-.5,-.5" offset=".74836mm,.74836mm"/>
-                <v:textbox style="mso-fit-shape-to-text:t">
-                  <w:txbxContent>
-                    <w:p>
-                      <w:pPr>
-                        <w:spacing w:after="0"/>
-                        <w:rPr>
-                          <w:rFonts w:ascii="Arial" w:hAnsi="Arial" w:cs="Arial"/>
-                          <w:sz w:val="20"/>
-                          <w:szCs w:val="20"/>
-                        </w:rPr>
-                      </w:pPr>
-                      <w:r>
-                        <w:rPr>
-                          <w:rFonts w:ascii="Arial" w:hAnsi="Arial" w:cs="Arial"/>
-                          <w:sz w:val="20"/>
-                          <w:szCs w:val="20"/>
-                        </w:rPr>
-                        <w:t xml:space="preserve">Core request </w:t>
-                      </w:r>
-                    </w:p>
-                  </w:txbxContent>
-                </v:textbox>
-              </v:shape>
+              <v:shape id="Right Brace 20" o:spid="_x0000_s1026" type="#_x0000_t88" style="position:absolute;margin-left:197.3pt;margin-top:15pt;width:16.35pt;height:65.55pt;z-index:251665408;visibility:visible;mso-wrap-style:square;mso-width-percent:0;mso-wrap-distance-left:9pt;mso-wrap-distance-top:0;mso-wrap-distance-right:9pt;mso-wrap-distance-bottom:0;mso-position-horizontal:absolute;mso-position-horizontal-relative:text;mso-position-vertical:absolute;mso-position-vertical-relative:text;mso-width-percent:0;mso-width-relative:margin;v-text-anchor:middle" o:gfxdata="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" adj="449" strokecolor="#4579b8 [3044]"/>
             </w:pict>
           </mc:Fallback>
         </mc:AlternateContent>
@@ -2996,6 +2996,200 @@
         <mc:AlternateContent>
           <mc:Choice Requires="wps">
             <w:drawing>
+              <wp:anchor distT="0" distB="0" distL="114300" distR="114300" simplePos="0" relativeHeight="251668480" behindDoc="0" locked="0" layoutInCell="1" allowOverlap="1" wp14:anchorId="2C0030A6" wp14:editId="1E570941">
+                <wp:simplePos x="0" y="0"/>
+                <wp:positionH relativeFrom="column">
+                  <wp:posOffset>2757805</wp:posOffset>
+                </wp:positionH>
+                <wp:positionV relativeFrom="paragraph">
+                  <wp:posOffset>1235075</wp:posOffset>
+                </wp:positionV>
+                <wp:extent cx="207645" cy="832485"/>
+                <wp:effectExtent l="0" t="0" r="8255" b="18415"/>
+                <wp:wrapNone/>
+                <wp:docPr id="965593074" name="Right Brace 20"/>
+                <wp:cNvGraphicFramePr/>
+                <a:graphic xmlns:a="http://schemas.openxmlformats.org/drawingml/2006/main">
+                  <a:graphicData uri="http://schemas.microsoft.com/office/word/2010/wordprocessingShape">
+                    <wps:wsp>
+                      <wps:cNvSpPr/>
+                      <wps:spPr>
+                        <a:xfrm>
+                          <a:off x="0" y="0"/>
+                          <a:ext cx="207645" cy="832485"/>
+                        </a:xfrm>
+                        <a:prstGeom prst="rightBrace">
+                          <a:avLst/>
+                        </a:prstGeom>
+                      </wps:spPr>
+                      <wps:style>
+                        <a:lnRef idx="1">
+                          <a:schemeClr val="accent1"/>
+                        </a:lnRef>
+                        <a:fillRef idx="0">
+                          <a:schemeClr val="accent1"/>
+                        </a:fillRef>
+                        <a:effectRef idx="0">
+                          <a:schemeClr val="accent1"/>
+                        </a:effectRef>
+                        <a:fontRef idx="minor">
+                          <a:schemeClr val="tx1"/>
+                        </a:fontRef>
+                      </wps:style>
+                      <wps:bodyPr rot="0" spcFirstLastPara="0" vertOverflow="overflow" horzOverflow="overflow" vert="horz" wrap="square" lIns="91440" tIns="45720" rIns="91440" bIns="45720" numCol="1" spcCol="0" rtlCol="0" fromWordArt="0" anchor="ctr" anchorCtr="0" forceAA="0" compatLnSpc="1">
+                        <a:prstTxWarp prst="textNoShape">
+                          <a:avLst/>
+                        </a:prstTxWarp>
+                        <a:noAutofit/>
+                      </wps:bodyPr>
+                    </wps:wsp>
+                  </a:graphicData>
+                </a:graphic>
+                <wp14:sizeRelH relativeFrom="margin">
+                  <wp14:pctWidth>0</wp14:pctWidth>
+                </wp14:sizeRelH>
+              </wp:anchor>
+            </w:drawing>
+          </mc:Choice>
+          <mc:Fallback>
+            <w:pict>
+              <v:shape w14:anchorId="4BBE829C" id="Right Brace 20" o:spid="_x0000_s1026" type="#_x0000_t88" style="position:absolute;margin-left:217.15pt;margin-top:97.25pt;width:16.35pt;height:65.55pt;z-index:251668480;visibility:visible;mso-wrap-style:square;mso-width-percent:0;mso-wrap-distance-left:9pt;mso-wrap-distance-top:0;mso-wrap-distance-right:9pt;mso-wrap-distance-bottom:0;mso-position-horizontal:absolute;mso-position-horizontal-relative:text;mso-position-vertical:absolute;mso-position-vertical-relative:text;mso-width-percent:0;mso-width-relative:margin;v-text-anchor:middle" o:gfxdata="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" adj="449" strokecolor="#4579b8 [3044]"/>
+            </w:pict>
+          </mc:Fallback>
+        </mc:AlternateContent>
+      </w:r>
+      <w:r>
+        <w:rPr>
+          <w:rFonts w:ascii="Arial" w:hAnsi="Arial" w:cs="Arial"/>
+          <w:noProof/>
+          <w:sz w:val="20"/>
+          <w:szCs w:val="20"/>
+        </w:rPr>
+        <mc:AlternateContent>
+          <mc:Choice Requires="wps">
+            <w:drawing>
+              <wp:anchor distT="0" distB="0" distL="114300" distR="114300" simplePos="0" relativeHeight="251669504" behindDoc="0" locked="0" layoutInCell="1" allowOverlap="1" wp14:anchorId="123D5EED" wp14:editId="576F6D4F">
+                <wp:simplePos x="0" y="0"/>
+                <wp:positionH relativeFrom="column">
+                  <wp:posOffset>3039745</wp:posOffset>
+                </wp:positionH>
+                <wp:positionV relativeFrom="paragraph">
+                  <wp:posOffset>1527707</wp:posOffset>
+                </wp:positionV>
+                <wp:extent cx="1099820" cy="289560"/>
+                <wp:effectExtent l="25400" t="25400" r="104775" b="102870"/>
+                <wp:wrapNone/>
+                <wp:docPr id="1209079516" name="Text Box 21"/>
+                <wp:cNvGraphicFramePr/>
+                <a:graphic xmlns:a="http://schemas.openxmlformats.org/drawingml/2006/main">
+                  <a:graphicData uri="http://schemas.microsoft.com/office/word/2010/wordprocessingShape">
+                    <wps:wsp>
+                      <wps:cNvSpPr txBox="1"/>
+                      <wps:spPr>
+                        <a:xfrm>
+                          <a:off x="0" y="0"/>
+                          <a:ext cx="1099820" cy="289560"/>
+                        </a:xfrm>
+                        <a:prstGeom prst="rect">
+                          <a:avLst/>
+                        </a:prstGeom>
+                        <a:solidFill>
+                          <a:srgbClr val="FBF8D8"/>
+                        </a:solidFill>
+                        <a:ln w="6350">
+                          <a:solidFill>
+                            <a:prstClr val="black"/>
+                          </a:solidFill>
+                        </a:ln>
+                        <a:effectLst>
+                          <a:outerShdw blurRad="50800" dist="38100" dir="2700000" algn="tl" rotWithShape="0">
+                            <a:prstClr val="black">
+                              <a:alpha val="40000"/>
+                            </a:prstClr>
+                          </a:outerShdw>
+                        </a:effectLst>
+                      </wps:spPr>
+                      <wps:txbx>
+                        <w:txbxContent>
+                          <w:p>
+                            <w:pPr>
+                              <w:spacing w:after="0"/>
+                              <w:rPr>
+                                <w:rFonts w:ascii="Arial" w:hAnsi="Arial" w:cs="Arial"/>
+                                <w:sz w:val="20"/>
+                                <w:szCs w:val="20"/>
+                              </w:rPr>
+                            </w:pPr>
+                            <w:r>
+                              <w:rPr>
+                                <w:rFonts w:ascii="Arial" w:hAnsi="Arial" w:cs="Arial"/>
+                                <w:sz w:val="20"/>
+                                <w:szCs w:val="20"/>
+                              </w:rPr>
+                              <w:t xml:space="preserve">Core request </w:t>
+                            </w:r>
+                          </w:p>
+                        </w:txbxContent>
+                      </wps:txbx>
+                      <wps:bodyPr rot="0" spcFirstLastPara="0" vertOverflow="overflow" horzOverflow="overflow" vert="horz" wrap="none" lIns="91440" tIns="45720" rIns="91440" bIns="45720" numCol="1" spcCol="0" rtlCol="0" fromWordArt="0" anchor="ctr" anchorCtr="0" forceAA="0" compatLnSpc="1">
+                        <a:prstTxWarp prst="textNoShape">
+                          <a:avLst/>
+                        </a:prstTxWarp>
+                        <a:spAutoFit/>
+                      </wps:bodyPr>
+                    </wps:wsp>
+                  </a:graphicData>
+                </a:graphic>
+                <wp14:sizeRelH relativeFrom="margin">
+                  <wp14:pctWidth>0</wp14:pctWidth>
+                </wp14:sizeRelH>
+                <wp14:sizeRelV relativeFrom="margin">
+                  <wp14:pctHeight>0</wp14:pctHeight>
+                </wp14:sizeRelV>
+              </wp:anchor>
+            </w:drawing>
+          </mc:Choice>
+          <mc:Fallback>
+            <w:pict>
+              <v:shape w14:anchorId="123D5EED" id="_x0000_s1029" type="#_x0000_t202" style="position:absolute;margin-left:239.35pt;margin-top:120.3pt;width:86.6pt;height:22.8pt;z-index:251669504;visibility:visible;mso-wrap-style:none;mso-width-percent:0;mso-height-percent:0;mso-wrap-distance-left:9pt;mso-wrap-distance-top:0;mso-wrap-distance-right:9pt;mso-wrap-distance-bottom:0;mso-position-horizontal:absolute;mso-position-horizontal-relative:text;mso-position-vertical:absolute;mso-position-vertical-relative:text;mso-width-percent:0;mso-height-percent:0;mso-width-relative:margin;mso-height-relative:margin;v-text-anchor:middle" o:gfxdata="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" fillcolor="#fbf8d8" strokeweight=".5pt">
+                <v:shadow on="t" color="black" opacity="26214f" origin="-.5,-.5" offset=".74836mm,.74836mm"/>
+                <v:textbox style="mso-fit-shape-to-text:t">
+                  <w:txbxContent>
+                    <w:p>
+                      <w:pPr>
+                        <w:spacing w:after="0"/>
+                        <w:rPr>
+                          <w:rFonts w:ascii="Arial" w:hAnsi="Arial" w:cs="Arial"/>
+                          <w:sz w:val="20"/>
+                          <w:szCs w:val="20"/>
+                        </w:rPr>
+                      </w:pPr>
+                      <w:r>
+                        <w:rPr>
+                          <w:rFonts w:ascii="Arial" w:hAnsi="Arial" w:cs="Arial"/>
+                          <w:sz w:val="20"/>
+                          <w:szCs w:val="20"/>
+                        </w:rPr>
+                        <w:t xml:space="preserve">Core request </w:t>
+                      </w:r>
+                    </w:p>
+                  </w:txbxContent>
+                </v:textbox>
+              </v:shape>
+            </w:pict>
+          </mc:Fallback>
+        </mc:AlternateContent>
+      </w:r>
+      <w:r>
+        <w:rPr>
+          <w:rFonts w:ascii="Arial" w:hAnsi="Arial" w:cs="Arial"/>
+          <w:noProof/>
+          <w:sz w:val="20"/>
+          <w:szCs w:val="20"/>
+        </w:rPr>
+        <mc:AlternateContent>
+          <mc:Choice Requires="wps">
+            <w:drawing>
               <wp:inline distT="0" distB="0" distL="0" distR="0" wp14:anchorId="1A8AE043" wp14:editId="5CCA2E26">
                 <wp:extent cx="6438585" cy="306729"/>
                 <wp:effectExtent l="25400" t="25400" r="102235" b="100965"/>
@@ -3926,6 +4120,15 @@
         </w:rPr>
         <w:t>he following CBOR code:</w:t>
       </w:r>
+      <w:r>
+        <w:rPr>
+          <w:rFonts w:ascii="Arial" w:hAnsi="Arial" w:cs="Arial"/>
+          <w:noProof/>
+          <w:sz w:val="20"/>
+          <w:szCs w:val="20"/>
+        </w:rPr>
+        <w:t xml:space="preserve"> </w:t>
+      </w:r>
     </w:p>
     <w:p>
       <w:pPr>
@@ -3936,6 +4139,200 @@
           <w:szCs w:val="20"/>
         </w:rPr>
       </w:pPr>
+      <w:r>
+        <w:rPr>
+          <w:rFonts w:ascii="Arial" w:hAnsi="Arial" w:cs="Arial"/>
+          <w:noProof/>
+          <w:sz w:val="20"/>
+          <w:szCs w:val="20"/>
+        </w:rPr>
+        <mc:AlternateContent>
+          <mc:Choice Requires="wps">
+            <w:drawing>
+              <wp:anchor distT="0" distB="0" distL="114300" distR="114300" simplePos="0" relativeHeight="251672576" behindDoc="0" locked="0" layoutInCell="1" allowOverlap="1" wp14:anchorId="123D5EED" wp14:editId="576F6D4F">
+                <wp:simplePos x="0" y="0"/>
+                <wp:positionH relativeFrom="column">
+                  <wp:posOffset>3034665</wp:posOffset>
+                </wp:positionH>
+                <wp:positionV relativeFrom="paragraph">
+                  <wp:posOffset>1756307</wp:posOffset>
+                </wp:positionV>
+                <wp:extent cx="1099820" cy="289560"/>
+                <wp:effectExtent l="25400" t="25400" r="104775" b="102870"/>
+                <wp:wrapNone/>
+                <wp:docPr id="2004958824" name="Text Box 21"/>
+                <wp:cNvGraphicFramePr/>
+                <a:graphic xmlns:a="http://schemas.openxmlformats.org/drawingml/2006/main">
+                  <a:graphicData uri="http://schemas.microsoft.com/office/word/2010/wordprocessingShape">
+                    <wps:wsp>
+                      <wps:cNvSpPr txBox="1"/>
+                      <wps:spPr>
+                        <a:xfrm>
+                          <a:off x="0" y="0"/>
+                          <a:ext cx="1099820" cy="289560"/>
+                        </a:xfrm>
+                        <a:prstGeom prst="rect">
+                          <a:avLst/>
+                        </a:prstGeom>
+                        <a:solidFill>
+                          <a:srgbClr val="FBF8D8"/>
+                        </a:solidFill>
+                        <a:ln w="6350">
+                          <a:solidFill>
+                            <a:prstClr val="black"/>
+                          </a:solidFill>
+                        </a:ln>
+                        <a:effectLst>
+                          <a:outerShdw blurRad="50800" dist="38100" dir="2700000" algn="tl" rotWithShape="0">
+                            <a:prstClr val="black">
+                              <a:alpha val="40000"/>
+                            </a:prstClr>
+                          </a:outerShdw>
+                        </a:effectLst>
+                      </wps:spPr>
+                      <wps:txbx>
+                        <w:txbxContent>
+                          <w:p>
+                            <w:pPr>
+                              <w:spacing w:after="0"/>
+                              <w:rPr>
+                                <w:rFonts w:ascii="Arial" w:hAnsi="Arial" w:cs="Arial"/>
+                                <w:sz w:val="20"/>
+                                <w:szCs w:val="20"/>
+                              </w:rPr>
+                            </w:pPr>
+                            <w:r>
+                              <w:rPr>
+                                <w:rFonts w:ascii="Arial" w:hAnsi="Arial" w:cs="Arial"/>
+                                <w:sz w:val="20"/>
+                                <w:szCs w:val="20"/>
+                              </w:rPr>
+                              <w:t xml:space="preserve">Core request </w:t>
+                            </w:r>
+                          </w:p>
+                        </w:txbxContent>
+                      </wps:txbx>
+                      <wps:bodyPr rot="0" spcFirstLastPara="0" vertOverflow="overflow" horzOverflow="overflow" vert="horz" wrap="none" lIns="91440" tIns="45720" rIns="91440" bIns="45720" numCol="1" spcCol="0" rtlCol="0" fromWordArt="0" anchor="ctr" anchorCtr="0" forceAA="0" compatLnSpc="1">
+                        <a:prstTxWarp prst="textNoShape">
+                          <a:avLst/>
+                        </a:prstTxWarp>
+                        <a:spAutoFit/>
+                      </wps:bodyPr>
+                    </wps:wsp>
+                  </a:graphicData>
+                </a:graphic>
+                <wp14:sizeRelH relativeFrom="margin">
+                  <wp14:pctWidth>0</wp14:pctWidth>
+                </wp14:sizeRelH>
+                <wp14:sizeRelV relativeFrom="margin">
+                  <wp14:pctHeight>0</wp14:pctHeight>
+                </wp14:sizeRelV>
+              </wp:anchor>
+            </w:drawing>
+          </mc:Choice>
+          <mc:Fallback>
+            <w:pict>
+              <v:shape w14:anchorId="123D5EED" id="_x0000_s1031" type="#_x0000_t202" style="position:absolute;margin-left:238.95pt;margin-top:138.3pt;width:86.6pt;height:22.8pt;z-index:251672576;visibility:visible;mso-wrap-style:none;mso-width-percent:0;mso-height-percent:0;mso-wrap-distance-left:9pt;mso-wrap-distance-top:0;mso-wrap-distance-right:9pt;mso-wrap-distance-bottom:0;mso-position-horizontal:absolute;mso-position-horizontal-relative:text;mso-position-vertical:absolute;mso-position-vertical-relative:text;mso-width-percent:0;mso-height-percent:0;mso-width-relative:margin;mso-height-relative:margin;v-text-anchor:middle" o:gfxdata="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" fillcolor="#fbf8d8" strokeweight=".5pt">
+                <v:shadow on="t" color="black" opacity="26214f" origin="-.5,-.5" offset=".74836mm,.74836mm"/>
+                <v:textbox style="mso-fit-shape-to-text:t">
+                  <w:txbxContent>
+                    <w:p>
+                      <w:pPr>
+                        <w:spacing w:after="0"/>
+                        <w:rPr>
+                          <w:rFonts w:ascii="Arial" w:hAnsi="Arial" w:cs="Arial"/>
+                          <w:sz w:val="20"/>
+                          <w:szCs w:val="20"/>
+                        </w:rPr>
+                      </w:pPr>
+                      <w:r>
+                        <w:rPr>
+                          <w:rFonts w:ascii="Arial" w:hAnsi="Arial" w:cs="Arial"/>
+                          <w:sz w:val="20"/>
+                          <w:szCs w:val="20"/>
+                        </w:rPr>
+                        <w:t xml:space="preserve">Core request </w:t>
+                      </w:r>
+                    </w:p>
+                  </w:txbxContent>
+                </v:textbox>
+              </v:shape>
+            </w:pict>
+          </mc:Fallback>
+        </mc:AlternateContent>
+      </w:r>
+      <w:r>
+        <w:rPr>
+          <w:rFonts w:ascii="Arial" w:hAnsi="Arial" w:cs="Arial"/>
+          <w:noProof/>
+          <w:sz w:val="20"/>
+          <w:szCs w:val="20"/>
+        </w:rPr>
+        <mc:AlternateContent>
+          <mc:Choice Requires="wps">
+            <w:drawing>
+              <wp:anchor distT="0" distB="0" distL="114300" distR="114300" simplePos="0" relativeHeight="251671552" behindDoc="0" locked="0" layoutInCell="1" allowOverlap="1" wp14:anchorId="2C0030A6" wp14:editId="1E570941">
+                <wp:simplePos x="0" y="0"/>
+                <wp:positionH relativeFrom="column">
+                  <wp:posOffset>2752828</wp:posOffset>
+                </wp:positionH>
+                <wp:positionV relativeFrom="paragraph">
+                  <wp:posOffset>1463675</wp:posOffset>
+                </wp:positionV>
+                <wp:extent cx="207645" cy="832485"/>
+                <wp:effectExtent l="0" t="0" r="8255" b="18415"/>
+                <wp:wrapNone/>
+                <wp:docPr id="1199026277" name="Right Brace 20"/>
+                <wp:cNvGraphicFramePr/>
+                <a:graphic xmlns:a="http://schemas.openxmlformats.org/drawingml/2006/main">
+                  <a:graphicData uri="http://schemas.microsoft.com/office/word/2010/wordprocessingShape">
+                    <wps:wsp>
+                      <wps:cNvSpPr/>
+                      <wps:spPr>
+                        <a:xfrm>
+                          <a:off x="0" y="0"/>
+                          <a:ext cx="207645" cy="832485"/>
+                        </a:xfrm>
+                        <a:prstGeom prst="rightBrace">
+                          <a:avLst/>
+                        </a:prstGeom>
+                      </wps:spPr>
+                      <wps:style>
+                        <a:lnRef idx="1">
+                          <a:schemeClr val="accent1"/>
+                        </a:lnRef>
+                        <a:fillRef idx="0">
+                          <a:schemeClr val="accent1"/>
+                        </a:fillRef>
+                        <a:effectRef idx="0">
+                          <a:schemeClr val="accent1"/>
+                        </a:effectRef>
+                        <a:fontRef idx="minor">
+                          <a:schemeClr val="tx1"/>
+                        </a:fontRef>
+                      </wps:style>
+                      <wps:bodyPr rot="0" spcFirstLastPara="0" vertOverflow="overflow" horzOverflow="overflow" vert="horz" wrap="square" lIns="91440" tIns="45720" rIns="91440" bIns="45720" numCol="1" spcCol="0" rtlCol="0" fromWordArt="0" anchor="ctr" anchorCtr="0" forceAA="0" compatLnSpc="1">
+                        <a:prstTxWarp prst="textNoShape">
+                          <a:avLst/>
+                        </a:prstTxWarp>
+                        <a:noAutofit/>
+                      </wps:bodyPr>
+                    </wps:wsp>
+                  </a:graphicData>
+                </a:graphic>
+                <wp14:sizeRelH relativeFrom="margin">
+                  <wp14:pctWidth>0</wp14:pctWidth>
+                </wp14:sizeRelH>
+              </wp:anchor>
+            </w:drawing>
+          </mc:Choice>
+          <mc:Fallback>
+            <w:pict>
+              <v:shape w14:anchorId="0993BEF5" id="Right Brace 20" o:spid="_x0000_s1026" type="#_x0000_t88" style="position:absolute;margin-left:216.75pt;margin-top:115.25pt;width:16.35pt;height:65.55pt;z-index:251671552;visibility:visible;mso-wrap-style:square;mso-width-percent:0;mso-wrap-distance-left:9pt;mso-wrap-distance-top:0;mso-wrap-distance-right:9pt;mso-wrap-distance-bottom:0;mso-position-horizontal:absolute;mso-position-horizontal-relative:text;mso-position-vertical:absolute;mso-position-vertical-relative:text;mso-width-percent:0;mso-width-relative:margin;v-text-anchor:middle" o:gfxdata="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" adj="449" strokecolor="#4579b8 [3044]"/>
+            </w:pict>
+          </mc:Fallback>
+        </mc:AlternateContent>
+      </w:r>
       <w:r>
         <w:rPr>
           <w:rFonts w:ascii="Arial" w:hAnsi="Arial" w:cs="Arial"/>
@@ -5427,6 +5824,200 @@
         <mc:AlternateContent>
           <mc:Choice Requires="wps">
             <w:drawing>
+              <wp:anchor distT="0" distB="0" distL="114300" distR="114300" simplePos="0" relativeHeight="251675648" behindDoc="0" locked="0" layoutInCell="1" allowOverlap="1" wp14:anchorId="123D5EED" wp14:editId="576F6D4F">
+                <wp:simplePos x="0" y="0"/>
+                <wp:positionH relativeFrom="column">
+                  <wp:posOffset>2914015</wp:posOffset>
+                </wp:positionH>
+                <wp:positionV relativeFrom="paragraph">
+                  <wp:posOffset>1421130</wp:posOffset>
+                </wp:positionV>
+                <wp:extent cx="1099820" cy="289560"/>
+                <wp:effectExtent l="25400" t="25400" r="104775" b="102870"/>
+                <wp:wrapNone/>
+                <wp:docPr id="1236918798" name="Text Box 21"/>
+                <wp:cNvGraphicFramePr/>
+                <a:graphic xmlns:a="http://schemas.openxmlformats.org/drawingml/2006/main">
+                  <a:graphicData uri="http://schemas.microsoft.com/office/word/2010/wordprocessingShape">
+                    <wps:wsp>
+                      <wps:cNvSpPr txBox="1"/>
+                      <wps:spPr>
+                        <a:xfrm>
+                          <a:off x="0" y="0"/>
+                          <a:ext cx="1099820" cy="289560"/>
+                        </a:xfrm>
+                        <a:prstGeom prst="rect">
+                          <a:avLst/>
+                        </a:prstGeom>
+                        <a:solidFill>
+                          <a:srgbClr val="FBF8D8"/>
+                        </a:solidFill>
+                        <a:ln w="6350">
+                          <a:solidFill>
+                            <a:prstClr val="black"/>
+                          </a:solidFill>
+                        </a:ln>
+                        <a:effectLst>
+                          <a:outerShdw blurRad="50800" dist="38100" dir="2700000" algn="tl" rotWithShape="0">
+                            <a:prstClr val="black">
+                              <a:alpha val="40000"/>
+                            </a:prstClr>
+                          </a:outerShdw>
+                        </a:effectLst>
+                      </wps:spPr>
+                      <wps:txbx>
+                        <w:txbxContent>
+                          <w:p>
+                            <w:pPr>
+                              <w:spacing w:after="0"/>
+                              <w:rPr>
+                                <w:rFonts w:ascii="Arial" w:hAnsi="Arial" w:cs="Arial"/>
+                                <w:sz w:val="20"/>
+                                <w:szCs w:val="20"/>
+                              </w:rPr>
+                            </w:pPr>
+                            <w:r>
+                              <w:rPr>
+                                <w:rFonts w:ascii="Arial" w:hAnsi="Arial" w:cs="Arial"/>
+                                <w:sz w:val="20"/>
+                                <w:szCs w:val="20"/>
+                              </w:rPr>
+                              <w:t xml:space="preserve">Core request </w:t>
+                            </w:r>
+                          </w:p>
+                        </w:txbxContent>
+                      </wps:txbx>
+                      <wps:bodyPr rot="0" spcFirstLastPara="0" vertOverflow="overflow" horzOverflow="overflow" vert="horz" wrap="none" lIns="91440" tIns="45720" rIns="91440" bIns="45720" numCol="1" spcCol="0" rtlCol="0" fromWordArt="0" anchor="ctr" anchorCtr="0" forceAA="0" compatLnSpc="1">
+                        <a:prstTxWarp prst="textNoShape">
+                          <a:avLst/>
+                        </a:prstTxWarp>
+                        <a:spAutoFit/>
+                      </wps:bodyPr>
+                    </wps:wsp>
+                  </a:graphicData>
+                </a:graphic>
+                <wp14:sizeRelH relativeFrom="margin">
+                  <wp14:pctWidth>0</wp14:pctWidth>
+                </wp14:sizeRelH>
+                <wp14:sizeRelV relativeFrom="margin">
+                  <wp14:pctHeight>0</wp14:pctHeight>
+                </wp14:sizeRelV>
+              </wp:anchor>
+            </w:drawing>
+          </mc:Choice>
+          <mc:Fallback>
+            <w:pict>
+              <v:shape w14:anchorId="123D5EED" id="_x0000_s1033" type="#_x0000_t202" style="position:absolute;margin-left:229.45pt;margin-top:111.9pt;width:86.6pt;height:22.8pt;z-index:251675648;visibility:visible;mso-wrap-style:none;mso-width-percent:0;mso-height-percent:0;mso-wrap-distance-left:9pt;mso-wrap-distance-top:0;mso-wrap-distance-right:9pt;mso-wrap-distance-bottom:0;mso-position-horizontal:absolute;mso-position-horizontal-relative:text;mso-position-vertical:absolute;mso-position-vertical-relative:text;mso-width-percent:0;mso-height-percent:0;mso-width-relative:margin;mso-height-relative:margin;v-text-anchor:middle" o:gfxdata="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" fillcolor="#fbf8d8" strokeweight=".5pt">
+                <v:shadow on="t" color="black" opacity="26214f" origin="-.5,-.5" offset=".74836mm,.74836mm"/>
+                <v:textbox style="mso-fit-shape-to-text:t">
+                  <w:txbxContent>
+                    <w:p>
+                      <w:pPr>
+                        <w:spacing w:after="0"/>
+                        <w:rPr>
+                          <w:rFonts w:ascii="Arial" w:hAnsi="Arial" w:cs="Arial"/>
+                          <w:sz w:val="20"/>
+                          <w:szCs w:val="20"/>
+                        </w:rPr>
+                      </w:pPr>
+                      <w:r>
+                        <w:rPr>
+                          <w:rFonts w:ascii="Arial" w:hAnsi="Arial" w:cs="Arial"/>
+                          <w:sz w:val="20"/>
+                          <w:szCs w:val="20"/>
+                        </w:rPr>
+                        <w:t xml:space="preserve">Core request </w:t>
+                      </w:r>
+                    </w:p>
+                  </w:txbxContent>
+                </v:textbox>
+              </v:shape>
+            </w:pict>
+          </mc:Fallback>
+        </mc:AlternateContent>
+      </w:r>
+      <w:r>
+        <w:rPr>
+          <w:rFonts w:ascii="Arial" w:hAnsi="Arial" w:cs="Arial"/>
+          <w:noProof/>
+          <w:sz w:val="20"/>
+          <w:szCs w:val="20"/>
+        </w:rPr>
+        <mc:AlternateContent>
+          <mc:Choice Requires="wps">
+            <w:drawing>
+              <wp:anchor distT="0" distB="0" distL="114300" distR="114300" simplePos="0" relativeHeight="251674624" behindDoc="0" locked="0" layoutInCell="1" allowOverlap="1" wp14:anchorId="2C0030A6" wp14:editId="1E570941">
+                <wp:simplePos x="0" y="0"/>
+                <wp:positionH relativeFrom="column">
+                  <wp:posOffset>2632178</wp:posOffset>
+                </wp:positionH>
+                <wp:positionV relativeFrom="paragraph">
+                  <wp:posOffset>1130300</wp:posOffset>
+                </wp:positionV>
+                <wp:extent cx="207645" cy="832485"/>
+                <wp:effectExtent l="0" t="0" r="8255" b="18415"/>
+                <wp:wrapNone/>
+                <wp:docPr id="1058385040" name="Right Brace 20"/>
+                <wp:cNvGraphicFramePr/>
+                <a:graphic xmlns:a="http://schemas.openxmlformats.org/drawingml/2006/main">
+                  <a:graphicData uri="http://schemas.microsoft.com/office/word/2010/wordprocessingShape">
+                    <wps:wsp>
+                      <wps:cNvSpPr/>
+                      <wps:spPr>
+                        <a:xfrm>
+                          <a:off x="0" y="0"/>
+                          <a:ext cx="207645" cy="832485"/>
+                        </a:xfrm>
+                        <a:prstGeom prst="rightBrace">
+                          <a:avLst/>
+                        </a:prstGeom>
+                      </wps:spPr>
+                      <wps:style>
+                        <a:lnRef idx="1">
+                          <a:schemeClr val="accent1"/>
+                        </a:lnRef>
+                        <a:fillRef idx="0">
+                          <a:schemeClr val="accent1"/>
+                        </a:fillRef>
+                        <a:effectRef idx="0">
+                          <a:schemeClr val="accent1"/>
+                        </a:effectRef>
+                        <a:fontRef idx="minor">
+                          <a:schemeClr val="tx1"/>
+                        </a:fontRef>
+                      </wps:style>
+                      <wps:bodyPr rot="0" spcFirstLastPara="0" vertOverflow="overflow" horzOverflow="overflow" vert="horz" wrap="square" lIns="91440" tIns="45720" rIns="91440" bIns="45720" numCol="1" spcCol="0" rtlCol="0" fromWordArt="0" anchor="ctr" anchorCtr="0" forceAA="0" compatLnSpc="1">
+                        <a:prstTxWarp prst="textNoShape">
+                          <a:avLst/>
+                        </a:prstTxWarp>
+                        <a:noAutofit/>
+                      </wps:bodyPr>
+                    </wps:wsp>
+                  </a:graphicData>
+                </a:graphic>
+                <wp14:sizeRelH relativeFrom="margin">
+                  <wp14:pctWidth>0</wp14:pctWidth>
+                </wp14:sizeRelH>
+              </wp:anchor>
+            </w:drawing>
+          </mc:Choice>
+          <mc:Fallback>
+            <w:pict>
+              <v:shape w14:anchorId="6F5F46B0" id="Right Brace 20" o:spid="_x0000_s1026" type="#_x0000_t88" style="position:absolute;margin-left:207.25pt;margin-top:89pt;width:16.35pt;height:65.55pt;z-index:251674624;visibility:visible;mso-wrap-style:square;mso-width-percent:0;mso-wrap-distance-left:9pt;mso-wrap-distance-top:0;mso-wrap-distance-right:9pt;mso-wrap-distance-bottom:0;mso-position-horizontal:absolute;mso-position-horizontal-relative:text;mso-position-vertical:absolute;mso-position-vertical-relative:text;mso-width-percent:0;mso-width-relative:margin;v-text-anchor:middle" o:gfxdata="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" adj="449" strokecolor="#4579b8 [3044]"/>
+            </w:pict>
+          </mc:Fallback>
+        </mc:AlternateContent>
+      </w:r>
+      <w:r>
+        <w:rPr>
+          <w:rFonts w:ascii="Arial" w:hAnsi="Arial" w:cs="Arial"/>
+          <w:noProof/>
+          <w:sz w:val="20"/>
+          <w:szCs w:val="20"/>
+        </w:rPr>
+        <mc:AlternateContent>
+          <mc:Choice Requires="wps">
+            <w:drawing>
               <wp:inline distT="0" distB="0" distL="0" distR="0" wp14:anchorId="0853E542" wp14:editId="158ECA8E">
                 <wp:extent cx="6438585" cy="306729"/>
                 <wp:effectExtent l="25400" t="25400" r="102235" b="99695"/>
@@ -6855,6 +7446,15 @@
         </w:rPr>
         <w:t xml:space="preserve"> object:</w:t>
       </w:r>
+      <w:r>
+        <w:rPr>
+          <w:rFonts w:ascii="Arial" w:hAnsi="Arial" w:cs="Arial"/>
+          <w:noProof/>
+          <w:sz w:val="20"/>
+          <w:szCs w:val="20"/>
+        </w:rPr>
+        <w:t xml:space="preserve"> </w:t>
+      </w:r>
     </w:p>
     <w:p>
       <w:pPr>
@@ -6865,6 +7465,200 @@
           <w:szCs w:val="20"/>
         </w:rPr>
       </w:pPr>
+      <w:r>
+        <w:rPr>
+          <w:rFonts w:ascii="Arial" w:hAnsi="Arial" w:cs="Arial"/>
+          <w:noProof/>
+          <w:sz w:val="20"/>
+          <w:szCs w:val="20"/>
+        </w:rPr>
+        <mc:AlternateContent>
+          <mc:Choice Requires="wps">
+            <w:drawing>
+              <wp:anchor distT="0" distB="0" distL="114300" distR="114300" simplePos="0" relativeHeight="251678720" behindDoc="0" locked="0" layoutInCell="1" allowOverlap="1" wp14:anchorId="123D5EED" wp14:editId="576F6D4F">
+                <wp:simplePos x="0" y="0"/>
+                <wp:positionH relativeFrom="column">
+                  <wp:posOffset>3048635</wp:posOffset>
+                </wp:positionH>
+                <wp:positionV relativeFrom="paragraph">
+                  <wp:posOffset>1589937</wp:posOffset>
+                </wp:positionV>
+                <wp:extent cx="1099820" cy="289560"/>
+                <wp:effectExtent l="25400" t="25400" r="104775" b="102870"/>
+                <wp:wrapNone/>
+                <wp:docPr id="1100422199" name="Text Box 21"/>
+                <wp:cNvGraphicFramePr/>
+                <a:graphic xmlns:a="http://schemas.openxmlformats.org/drawingml/2006/main">
+                  <a:graphicData uri="http://schemas.microsoft.com/office/word/2010/wordprocessingShape">
+                    <wps:wsp>
+                      <wps:cNvSpPr txBox="1"/>
+                      <wps:spPr>
+                        <a:xfrm>
+                          <a:off x="0" y="0"/>
+                          <a:ext cx="1099820" cy="289560"/>
+                        </a:xfrm>
+                        <a:prstGeom prst="rect">
+                          <a:avLst/>
+                        </a:prstGeom>
+                        <a:solidFill>
+                          <a:srgbClr val="FBF8D8"/>
+                        </a:solidFill>
+                        <a:ln w="6350">
+                          <a:solidFill>
+                            <a:prstClr val="black"/>
+                          </a:solidFill>
+                        </a:ln>
+                        <a:effectLst>
+                          <a:outerShdw blurRad="50800" dist="38100" dir="2700000" algn="tl" rotWithShape="0">
+                            <a:prstClr val="black">
+                              <a:alpha val="40000"/>
+                            </a:prstClr>
+                          </a:outerShdw>
+                        </a:effectLst>
+                      </wps:spPr>
+                      <wps:txbx>
+                        <w:txbxContent>
+                          <w:p>
+                            <w:pPr>
+                              <w:spacing w:after="0"/>
+                              <w:rPr>
+                                <w:rFonts w:ascii="Arial" w:hAnsi="Arial" w:cs="Arial"/>
+                                <w:sz w:val="20"/>
+                                <w:szCs w:val="20"/>
+                              </w:rPr>
+                            </w:pPr>
+                            <w:r>
+                              <w:rPr>
+                                <w:rFonts w:ascii="Arial" w:hAnsi="Arial" w:cs="Arial"/>
+                                <w:sz w:val="20"/>
+                                <w:szCs w:val="20"/>
+                              </w:rPr>
+                              <w:t xml:space="preserve">Core request </w:t>
+                            </w:r>
+                          </w:p>
+                        </w:txbxContent>
+                      </wps:txbx>
+                      <wps:bodyPr rot="0" spcFirstLastPara="0" vertOverflow="overflow" horzOverflow="overflow" vert="horz" wrap="none" lIns="91440" tIns="45720" rIns="91440" bIns="45720" numCol="1" spcCol="0" rtlCol="0" fromWordArt="0" anchor="ctr" anchorCtr="0" forceAA="0" compatLnSpc="1">
+                        <a:prstTxWarp prst="textNoShape">
+                          <a:avLst/>
+                        </a:prstTxWarp>
+                        <a:spAutoFit/>
+                      </wps:bodyPr>
+                    </wps:wsp>
+                  </a:graphicData>
+                </a:graphic>
+                <wp14:sizeRelH relativeFrom="margin">
+                  <wp14:pctWidth>0</wp14:pctWidth>
+                </wp14:sizeRelH>
+                <wp14:sizeRelV relativeFrom="margin">
+                  <wp14:pctHeight>0</wp14:pctHeight>
+                </wp14:sizeRelV>
+              </wp:anchor>
+            </w:drawing>
+          </mc:Choice>
+          <mc:Fallback>
+            <w:pict>
+              <v:shape w14:anchorId="123D5EED" id="_x0000_s1036" type="#_x0000_t202" style="position:absolute;margin-left:240.05pt;margin-top:125.2pt;width:86.6pt;height:22.8pt;z-index:251678720;visibility:visible;mso-wrap-style:none;mso-width-percent:0;mso-height-percent:0;mso-wrap-distance-left:9pt;mso-wrap-distance-top:0;mso-wrap-distance-right:9pt;mso-wrap-distance-bottom:0;mso-position-horizontal:absolute;mso-position-horizontal-relative:text;mso-position-vertical:absolute;mso-position-vertical-relative:text;mso-width-percent:0;mso-height-percent:0;mso-width-relative:margin;mso-height-relative:margin;v-text-anchor:middle" o:gfxdata="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" fillcolor="#fbf8d8" strokeweight=".5pt">
+                <v:shadow on="t" color="black" opacity="26214f" origin="-.5,-.5" offset=".74836mm,.74836mm"/>
+                <v:textbox style="mso-fit-shape-to-text:t">
+                  <w:txbxContent>
+                    <w:p>
+                      <w:pPr>
+                        <w:spacing w:after="0"/>
+                        <w:rPr>
+                          <w:rFonts w:ascii="Arial" w:hAnsi="Arial" w:cs="Arial"/>
+                          <w:sz w:val="20"/>
+                          <w:szCs w:val="20"/>
+                        </w:rPr>
+                      </w:pPr>
+                      <w:r>
+                        <w:rPr>
+                          <w:rFonts w:ascii="Arial" w:hAnsi="Arial" w:cs="Arial"/>
+                          <w:sz w:val="20"/>
+                          <w:szCs w:val="20"/>
+                        </w:rPr>
+                        <w:t xml:space="preserve">Core request </w:t>
+                      </w:r>
+                    </w:p>
+                  </w:txbxContent>
+                </v:textbox>
+              </v:shape>
+            </w:pict>
+          </mc:Fallback>
+        </mc:AlternateContent>
+      </w:r>
+      <w:r>
+        <w:rPr>
+          <w:rFonts w:ascii="Arial" w:hAnsi="Arial" w:cs="Arial"/>
+          <w:noProof/>
+          <w:sz w:val="20"/>
+          <w:szCs w:val="20"/>
+        </w:rPr>
+        <mc:AlternateContent>
+          <mc:Choice Requires="wps">
+            <w:drawing>
+              <wp:anchor distT="0" distB="0" distL="114300" distR="114300" simplePos="0" relativeHeight="251677696" behindDoc="0" locked="0" layoutInCell="1" allowOverlap="1" wp14:anchorId="2C0030A6" wp14:editId="1E570941">
+                <wp:simplePos x="0" y="0"/>
+                <wp:positionH relativeFrom="column">
+                  <wp:posOffset>2766695</wp:posOffset>
+                </wp:positionH>
+                <wp:positionV relativeFrom="paragraph">
+                  <wp:posOffset>1297837</wp:posOffset>
+                </wp:positionV>
+                <wp:extent cx="207645" cy="832485"/>
+                <wp:effectExtent l="0" t="0" r="8255" b="18415"/>
+                <wp:wrapNone/>
+                <wp:docPr id="1246441003" name="Right Brace 20"/>
+                <wp:cNvGraphicFramePr/>
+                <a:graphic xmlns:a="http://schemas.openxmlformats.org/drawingml/2006/main">
+                  <a:graphicData uri="http://schemas.microsoft.com/office/word/2010/wordprocessingShape">
+                    <wps:wsp>
+                      <wps:cNvSpPr/>
+                      <wps:spPr>
+                        <a:xfrm>
+                          <a:off x="0" y="0"/>
+                          <a:ext cx="207645" cy="832485"/>
+                        </a:xfrm>
+                        <a:prstGeom prst="rightBrace">
+                          <a:avLst/>
+                        </a:prstGeom>
+                      </wps:spPr>
+                      <wps:style>
+                        <a:lnRef idx="1">
+                          <a:schemeClr val="accent1"/>
+                        </a:lnRef>
+                        <a:fillRef idx="0">
+                          <a:schemeClr val="accent1"/>
+                        </a:fillRef>
+                        <a:effectRef idx="0">
+                          <a:schemeClr val="accent1"/>
+                        </a:effectRef>
+                        <a:fontRef idx="minor">
+                          <a:schemeClr val="tx1"/>
+                        </a:fontRef>
+                      </wps:style>
+                      <wps:bodyPr rot="0" spcFirstLastPara="0" vertOverflow="overflow" horzOverflow="overflow" vert="horz" wrap="square" lIns="91440" tIns="45720" rIns="91440" bIns="45720" numCol="1" spcCol="0" rtlCol="0" fromWordArt="0" anchor="ctr" anchorCtr="0" forceAA="0" compatLnSpc="1">
+                        <a:prstTxWarp prst="textNoShape">
+                          <a:avLst/>
+                        </a:prstTxWarp>
+                        <a:noAutofit/>
+                      </wps:bodyPr>
+                    </wps:wsp>
+                  </a:graphicData>
+                </a:graphic>
+                <wp14:sizeRelH relativeFrom="margin">
+                  <wp14:pctWidth>0</wp14:pctWidth>
+                </wp14:sizeRelH>
+              </wp:anchor>
+            </w:drawing>
+          </mc:Choice>
+          <mc:Fallback>
+            <w:pict>
+              <v:shape w14:anchorId="1FA29C45" id="Right Brace 20" o:spid="_x0000_s1026" type="#_x0000_t88" style="position:absolute;margin-left:217.85pt;margin-top:102.2pt;width:16.35pt;height:65.55pt;z-index:251677696;visibility:visible;mso-wrap-style:square;mso-width-percent:0;mso-wrap-distance-left:9pt;mso-wrap-distance-top:0;mso-wrap-distance-right:9pt;mso-wrap-distance-bottom:0;mso-position-horizontal:absolute;mso-position-horizontal-relative:text;mso-position-vertical:absolute;mso-position-vertical-relative:text;mso-width-percent:0;mso-width-relative:margin;v-text-anchor:middle" o:gfxdata="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" adj="449" strokecolor="#4579b8 [3044]"/>
+            </w:pict>
+          </mc:Fallback>
+        </mc:AlternateContent>
+      </w:r>
       <w:r>
         <w:rPr>
           <w:rFonts w:ascii="Arial" w:hAnsi="Arial" w:cs="Arial"/>

--- a/defensive-publications/partial-encryption-full-signature.docx
+++ b/defensive-publications/partial-encryption-full-signature.docx
@@ -1340,7 +1340,25 @@
             <w:sz w:val="20"/>
             <w:szCs w:val="20"/>
           </w:rPr>
-          <w:t>CORE</w:t>
+          <w:t>C</w:t>
+        </w:r>
+        <w:r>
+          <w:rPr>
+            <w:rStyle w:val="Hyperlink"/>
+            <w:rFonts w:ascii="Arial" w:hAnsi="Arial" w:cs="Arial"/>
+            <w:sz w:val="20"/>
+            <w:szCs w:val="20"/>
+          </w:rPr>
+          <w:t>O</w:t>
+        </w:r>
+        <w:r>
+          <w:rPr>
+            <w:rStyle w:val="Hyperlink"/>
+            <w:rFonts w:ascii="Arial" w:hAnsi="Arial" w:cs="Arial"/>
+            <w:sz w:val="20"/>
+            <w:szCs w:val="20"/>
+          </w:rPr>
+          <w:t>RE</w:t>
         </w:r>
       </w:hyperlink>
       <w:r>
@@ -1672,26 +1690,105 @@
                 <w:sz w:val="20"/>
                 <w:szCs w:val="20"/>
               </w:rPr>
-              <w:t>Note that the described concept depends on that the CBOR serializer and parser supports Deterministic Encoding [</w:t>
+              <w:t xml:space="preserve">Note that the described concept depends on that the CBOR serializer and parser supports Deterministic Encoding </w:t>
             </w:r>
-            <w:hyperlink w:anchor="CDE" w:history="1">
-              <w:r>
-                <w:rPr>
-                  <w:rStyle w:val="Hyperlink"/>
-                  <w:rFonts w:ascii="Arial" w:hAnsi="Arial" w:cs="Arial"/>
-                  <w:sz w:val="20"/>
-                  <w:szCs w:val="20"/>
-                </w:rPr>
-                <w:t>CDE</w:t>
-              </w:r>
-            </w:hyperlink>
             <w:r>
               <w:rPr>
                 <w:rFonts w:ascii="Arial" w:hAnsi="Arial" w:cs="Arial"/>
                 <w:sz w:val="20"/>
                 <w:szCs w:val="20"/>
               </w:rPr>
-              <w:t xml:space="preserve">], </w:t>
+              <w:t>[</w:t>
+            </w:r>
+            <w:r>
+              <w:rPr>
+                <w:rFonts w:ascii="Arial" w:hAnsi="Arial" w:cs="Arial"/>
+                <w:sz w:val="20"/>
+                <w:szCs w:val="20"/>
+              </w:rPr>
+              <w:fldChar w:fldCharType="begin"/>
+            </w:r>
+            <w:r>
+              <w:rPr>
+                <w:rFonts w:ascii="Arial" w:hAnsi="Arial" w:cs="Arial"/>
+                <w:sz w:val="20"/>
+                <w:szCs w:val="20"/>
+              </w:rPr>
+              <w:instrText>HYPERLINK  \l "DCBOR"</w:instrText>
+            </w:r>
+            <w:r>
+              <w:rPr>
+                <w:rFonts w:ascii="Arial" w:hAnsi="Arial" w:cs="Arial"/>
+                <w:sz w:val="20"/>
+                <w:szCs w:val="20"/>
+              </w:rPr>
+            </w:r>
+            <w:r>
+              <w:rPr>
+                <w:rFonts w:ascii="Arial" w:hAnsi="Arial" w:cs="Arial"/>
+                <w:sz w:val="20"/>
+                <w:szCs w:val="20"/>
+              </w:rPr>
+              <w:fldChar w:fldCharType="separate"/>
+            </w:r>
+            <w:r>
+              <w:rPr>
+                <w:rStyle w:val="Hyperlink"/>
+                <w:rFonts w:ascii="Arial" w:hAnsi="Arial" w:cs="Arial"/>
+                <w:sz w:val="20"/>
+                <w:szCs w:val="20"/>
+              </w:rPr>
+              <w:t>DC</w:t>
+            </w:r>
+            <w:r>
+              <w:rPr>
+                <w:rStyle w:val="Hyperlink"/>
+                <w:rFonts w:ascii="Arial" w:hAnsi="Arial" w:cs="Arial"/>
+                <w:sz w:val="20"/>
+                <w:szCs w:val="20"/>
+              </w:rPr>
+              <w:t>B</w:t>
+            </w:r>
+            <w:r>
+              <w:rPr>
+                <w:rStyle w:val="Hyperlink"/>
+                <w:rFonts w:ascii="Arial" w:hAnsi="Arial" w:cs="Arial"/>
+                <w:sz w:val="20"/>
+                <w:szCs w:val="20"/>
+              </w:rPr>
+              <w:t>OR</w:t>
+            </w:r>
+            <w:r>
+              <w:rPr>
+                <w:rFonts w:ascii="Arial" w:hAnsi="Arial" w:cs="Arial"/>
+                <w:sz w:val="20"/>
+                <w:szCs w:val="20"/>
+              </w:rPr>
+              <w:fldChar w:fldCharType="end"/>
+            </w:r>
+            <w:r>
+              <w:rPr>
+                <w:rFonts w:ascii="Arial" w:hAnsi="Arial" w:cs="Arial"/>
+                <w:sz w:val="20"/>
+                <w:szCs w:val="20"/>
+              </w:rPr>
+              <w:t>]</w:t>
+            </w:r>
+            <w:r>
+              <w:rPr>
+                <w:rFonts w:ascii="Arial" w:hAnsi="Arial" w:cs="Arial"/>
+                <w:sz w:val="20"/>
+                <w:szCs w:val="20"/>
+              </w:rPr>
+              <w:t>,</w:t>
+            </w:r>
+            <w:r>
+              <w:rPr>
+                <w:rFonts w:ascii="Arial" w:hAnsi="Arial" w:cs="Arial"/>
+                <w:sz w:val="20"/>
+                <w:szCs w:val="20"/>
+              </w:rPr>
+              <w:t xml:space="preserve"> </w:t>
             </w:r>
             <w:r>
               <w:rPr>
@@ -11480,8 +11577,8 @@
       </w:tblPr>
       <w:tblGrid>
         <w:gridCol w:w="1072"/>
-        <w:gridCol w:w="3926"/>
-        <w:gridCol w:w="5634"/>
+        <w:gridCol w:w="3405"/>
+        <w:gridCol w:w="6155"/>
       </w:tblGrid>
       <w:tr>
         <w:tc>
@@ -11512,7 +11609,7 @@
         </w:tc>
         <w:tc>
           <w:tcPr>
-            <w:tcW w:w="3926" w:type="dxa"/>
+            <w:tcW w:w="3405" w:type="dxa"/>
             <w:shd w:val="clear" w:color="auto" w:fill="F2F2F2" w:themeFill="background1" w:themeFillShade="F2"/>
             <w:vAlign w:val="center"/>
           </w:tcPr>
@@ -11538,7 +11635,7 @@
         </w:tc>
         <w:tc>
           <w:tcPr>
-            <w:tcW w:w="5634" w:type="dxa"/>
+            <w:tcW w:w="6155" w:type="dxa"/>
             <w:shd w:val="clear" w:color="auto" w:fill="F2F2F2" w:themeFill="background1" w:themeFillShade="F2"/>
             <w:vAlign w:val="center"/>
           </w:tcPr>
@@ -11592,7 +11689,7 @@
         </w:tc>
         <w:tc>
           <w:tcPr>
-            <w:tcW w:w="3926" w:type="dxa"/>
+            <w:tcW w:w="3405" w:type="dxa"/>
             <w:vAlign w:val="center"/>
           </w:tcPr>
           <w:p>
@@ -11616,7 +11713,7 @@
         </w:tc>
         <w:tc>
           <w:tcPr>
-            <w:tcW w:w="5634" w:type="dxa"/>
+            <w:tcW w:w="6155" w:type="dxa"/>
             <w:vAlign w:val="center"/>
           </w:tcPr>
           <w:p>
@@ -11663,7 +11760,7 @@
         </w:tc>
         <w:tc>
           <w:tcPr>
-            <w:tcW w:w="3926" w:type="dxa"/>
+            <w:tcW w:w="3405" w:type="dxa"/>
             <w:vAlign w:val="center"/>
           </w:tcPr>
           <w:p>
@@ -11687,7 +11784,7 @@
         </w:tc>
         <w:tc>
           <w:tcPr>
-            <w:tcW w:w="5634" w:type="dxa"/>
+            <w:tcW w:w="6155" w:type="dxa"/>
             <w:vAlign w:val="center"/>
           </w:tcPr>
           <w:p>
@@ -11720,21 +11817,21 @@
                 <w:szCs w:val="20"/>
               </w:rPr>
             </w:pPr>
-            <w:bookmarkStart w:id="3" w:name="CDE"/>
+            <w:bookmarkStart w:id="3" w:name="DCBOR"/>
             <w:r>
               <w:rPr>
                 <w:rFonts w:ascii="Arial" w:hAnsi="Arial" w:cs="Arial"/>
                 <w:sz w:val="20"/>
                 <w:szCs w:val="20"/>
               </w:rPr>
-              <w:t>CDE</w:t>
+              <w:t>DCBOR</w:t>
             </w:r>
             <w:bookmarkEnd w:id="3"/>
           </w:p>
         </w:tc>
         <w:tc>
           <w:tcPr>
-            <w:tcW w:w="3926" w:type="dxa"/>
+            <w:tcW w:w="3405" w:type="dxa"/>
             <w:vAlign w:val="center"/>
           </w:tcPr>
           <w:p>
@@ -11758,7 +11855,7 @@
         </w:tc>
         <w:tc>
           <w:tcPr>
-            <w:tcW w:w="5634" w:type="dxa"/>
+            <w:tcW w:w="6155" w:type="dxa"/>
             <w:vAlign w:val="center"/>
           </w:tcPr>
           <w:p>
@@ -11770,7 +11867,7 @@
                 <w:rPr>
                   <w:rStyle w:val="Hyperlink"/>
                 </w:rPr>
-                <w:t>https://datatracker.ietf.org/doc/draft-ietf-cbor-cde/</w:t>
+                <w:t>https://datatracker.ietf.org/doc/draft-rundgren-universal-cbor/</w:t>
               </w:r>
             </w:hyperlink>
           </w:p>
@@ -11805,7 +11902,7 @@
         </w:tc>
         <w:tc>
           <w:tcPr>
-            <w:tcW w:w="3926" w:type="dxa"/>
+            <w:tcW w:w="3405" w:type="dxa"/>
             <w:vAlign w:val="center"/>
           </w:tcPr>
           <w:p>
@@ -11856,7 +11953,7 @@
         </w:tc>
         <w:tc>
           <w:tcPr>
-            <w:tcW w:w="5634" w:type="dxa"/>
+            <w:tcW w:w="6155" w:type="dxa"/>
             <w:vAlign w:val="center"/>
           </w:tcPr>
           <w:p>
@@ -11903,7 +12000,7 @@
         </w:tc>
         <w:tc>
           <w:tcPr>
-            <w:tcW w:w="3926" w:type="dxa"/>
+            <w:tcW w:w="3405" w:type="dxa"/>
             <w:vAlign w:val="center"/>
           </w:tcPr>
           <w:p>
@@ -11943,7 +12040,7 @@
         </w:tc>
         <w:tc>
           <w:tcPr>
-            <w:tcW w:w="5634" w:type="dxa"/>
+            <w:tcW w:w="6155" w:type="dxa"/>
             <w:vAlign w:val="center"/>
           </w:tcPr>
           <w:p>
@@ -11990,7 +12087,7 @@
         </w:tc>
         <w:tc>
           <w:tcPr>
-            <w:tcW w:w="3926" w:type="dxa"/>
+            <w:tcW w:w="3405" w:type="dxa"/>
             <w:vAlign w:val="center"/>
           </w:tcPr>
           <w:p>
@@ -12022,7 +12119,7 @@
         </w:tc>
         <w:tc>
           <w:tcPr>
-            <w:tcW w:w="5634" w:type="dxa"/>
+            <w:tcW w:w="6155" w:type="dxa"/>
             <w:vAlign w:val="center"/>
           </w:tcPr>
           <w:p>
@@ -12077,7 +12174,7 @@
         </w:tc>
         <w:tc>
           <w:tcPr>
-            <w:tcW w:w="3926" w:type="dxa"/>
+            <w:tcW w:w="3405" w:type="dxa"/>
             <w:vAlign w:val="center"/>
           </w:tcPr>
           <w:p>
@@ -12101,7 +12198,7 @@
         </w:tc>
         <w:tc>
           <w:tcPr>
-            <w:tcW w:w="5634" w:type="dxa"/>
+            <w:tcW w:w="6155" w:type="dxa"/>
             <w:vAlign w:val="center"/>
           </w:tcPr>
           <w:p>

--- a/defensive-publications/partial-encryption-full-signature.docx
+++ b/defensive-publications/partial-encryption-full-signature.docx
@@ -1340,25 +1340,7 @@
             <w:sz w:val="20"/>
             <w:szCs w:val="20"/>
           </w:rPr>
-          <w:t>C</w:t>
-        </w:r>
-        <w:r>
-          <w:rPr>
-            <w:rStyle w:val="Hyperlink"/>
-            <w:rFonts w:ascii="Arial" w:hAnsi="Arial" w:cs="Arial"/>
-            <w:sz w:val="20"/>
-            <w:szCs w:val="20"/>
-          </w:rPr>
-          <w:t>O</w:t>
-        </w:r>
-        <w:r>
-          <w:rPr>
-            <w:rStyle w:val="Hyperlink"/>
-            <w:rFonts w:ascii="Arial" w:hAnsi="Arial" w:cs="Arial"/>
-            <w:sz w:val="20"/>
-            <w:szCs w:val="20"/>
-          </w:rPr>
-          <w:t>RE</w:t>
+          <w:t>CORE</w:t>
         </w:r>
       </w:hyperlink>
       <w:r>
@@ -1700,87 +1682,24 @@
               </w:rPr>
               <w:t>[</w:t>
             </w:r>
+            <w:hyperlink w:anchor="DCBOR" w:history="1">
+              <w:r>
+                <w:rPr>
+                  <w:rStyle w:val="Hyperlink"/>
+                  <w:rFonts w:ascii="Arial" w:hAnsi="Arial" w:cs="Arial"/>
+                  <w:sz w:val="20"/>
+                  <w:szCs w:val="20"/>
+                </w:rPr>
+                <w:t>DCBOR</w:t>
+              </w:r>
+            </w:hyperlink>
             <w:r>
               <w:rPr>
                 <w:rFonts w:ascii="Arial" w:hAnsi="Arial" w:cs="Arial"/>
                 <w:sz w:val="20"/>
                 <w:szCs w:val="20"/>
               </w:rPr>
-              <w:fldChar w:fldCharType="begin"/>
-            </w:r>
-            <w:r>
-              <w:rPr>
-                <w:rFonts w:ascii="Arial" w:hAnsi="Arial" w:cs="Arial"/>
-                <w:sz w:val="20"/>
-                <w:szCs w:val="20"/>
-              </w:rPr>
-              <w:instrText>HYPERLINK  \l "DCBOR"</w:instrText>
-            </w:r>
-            <w:r>
-              <w:rPr>
-                <w:rFonts w:ascii="Arial" w:hAnsi="Arial" w:cs="Arial"/>
-                <w:sz w:val="20"/>
-                <w:szCs w:val="20"/>
-              </w:rPr>
-            </w:r>
-            <w:r>
-              <w:rPr>
-                <w:rFonts w:ascii="Arial" w:hAnsi="Arial" w:cs="Arial"/>
-                <w:sz w:val="20"/>
-                <w:szCs w:val="20"/>
-              </w:rPr>
-              <w:fldChar w:fldCharType="separate"/>
-            </w:r>
-            <w:r>
-              <w:rPr>
-                <w:rStyle w:val="Hyperlink"/>
-                <w:rFonts w:ascii="Arial" w:hAnsi="Arial" w:cs="Arial"/>
-                <w:sz w:val="20"/>
-                <w:szCs w:val="20"/>
-              </w:rPr>
-              <w:t>DC</w:t>
-            </w:r>
-            <w:r>
-              <w:rPr>
-                <w:rStyle w:val="Hyperlink"/>
-                <w:rFonts w:ascii="Arial" w:hAnsi="Arial" w:cs="Arial"/>
-                <w:sz w:val="20"/>
-                <w:szCs w:val="20"/>
-              </w:rPr>
-              <w:t>B</w:t>
-            </w:r>
-            <w:r>
-              <w:rPr>
-                <w:rStyle w:val="Hyperlink"/>
-                <w:rFonts w:ascii="Arial" w:hAnsi="Arial" w:cs="Arial"/>
-                <w:sz w:val="20"/>
-                <w:szCs w:val="20"/>
-              </w:rPr>
-              <w:t>OR</w:t>
-            </w:r>
-            <w:r>
-              <w:rPr>
-                <w:rFonts w:ascii="Arial" w:hAnsi="Arial" w:cs="Arial"/>
-                <w:sz w:val="20"/>
-                <w:szCs w:val="20"/>
-              </w:rPr>
-              <w:fldChar w:fldCharType="end"/>
-            </w:r>
-            <w:r>
-              <w:rPr>
-                <w:rFonts w:ascii="Arial" w:hAnsi="Arial" w:cs="Arial"/>
-                <w:sz w:val="20"/>
-                <w:szCs w:val="20"/>
-              </w:rPr>
-              <w:t>]</w:t>
-            </w:r>
-            <w:r>
-              <w:rPr>
-                <w:rFonts w:ascii="Arial" w:hAnsi="Arial" w:cs="Arial"/>
-                <w:sz w:val="20"/>
-                <w:szCs w:val="20"/>
-              </w:rPr>
-              <w:t>,</w:t>
+              <w:t>],</w:t>
             </w:r>
             <w:r>
               <w:rPr>
@@ -3374,6 +3293,46 @@
                               <w:rPr>
                                 <w:rFonts w:ascii="Consolas" w:hAnsi="Consolas" w:cs="Consolas"/>
                                 <w:noProof/>
+                                <w:color w:val="E36C0A" w:themeColor="accent6" w:themeShade="BF"/>
+                                <w:sz w:val="20"/>
+                                <w:szCs w:val="20"/>
+                              </w:rPr>
+                              <w:t xml:space="preserve"> </w:t>
+                            </w:r>
+                            <w:r>
+                              <w:rPr>
+                                <w:rFonts w:ascii="Consolas" w:hAnsi="Consolas" w:cs="Consolas"/>
+                                <w:noProof/>
+                                <w:color w:val="E36C0A" w:themeColor="accent6" w:themeShade="BF"/>
+                                <w:sz w:val="20"/>
+                                <w:szCs w:val="20"/>
+                              </w:rPr>
+                              <w:t>(</w:t>
+                            </w:r>
+                            <w:r>
+                              <w:rPr>
+                                <w:rFonts w:ascii="Consolas" w:hAnsi="Consolas" w:cs="Consolas"/>
+                                <w:noProof/>
+                                <w:color w:val="E36C0A" w:themeColor="accent6" w:themeShade="BF"/>
+                                <w:sz w:val="20"/>
+                                <w:szCs w:val="20"/>
+                              </w:rPr>
+                              <w:t>u</w:t>
+                            </w:r>
+                            <w:r>
+                              <w:rPr>
+                                <w:rFonts w:ascii="Consolas" w:hAnsi="Consolas" w:cs="Consolas"/>
+                                <w:noProof/>
+                                <w:color w:val="E36C0A" w:themeColor="accent6" w:themeShade="BF"/>
+                                <w:sz w:val="20"/>
+                                <w:szCs w:val="20"/>
+                              </w:rPr>
+                              <w:t>ser account data)</w:t>
+                            </w:r>
+                            <w:r>
+                              <w:rPr>
+                                <w:rFonts w:ascii="Consolas" w:hAnsi="Consolas" w:cs="Consolas"/>
+                                <w:noProof/>
                                 <w:sz w:val="20"/>
                                 <w:szCs w:val="20"/>
                               </w:rPr>
@@ -3531,7 +3490,7 @@
                 <v:stroke joinstyle="miter"/>
                 <v:path gradientshapeok="t" o:connecttype="rect"/>
               </v:shapetype>
-              <v:shape id="_x0000_s1029" type="#_x0000_t202" style="width:507pt;height:24.15pt;visibility:visible;mso-wrap-style:square;mso-left-percent:-10001;mso-top-percent:-10001;mso-position-horizontal:absolute;mso-position-horizontal-relative:char;mso-position-vertical:absolute;mso-position-vertical-relative:line;mso-left-percent:-10001;mso-top-percent:-10001;v-text-anchor:top" o:gfxdata="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" fillcolor="#f7f7f7" strokeweight=".5pt">
+              <v:shape id="_x0000_s1030" type="#_x0000_t202" style="width:507pt;height:24.15pt;visibility:visible;mso-wrap-style:square;mso-left-percent:-10001;mso-top-percent:-10001;mso-position-horizontal:absolute;mso-position-horizontal-relative:char;mso-position-vertical:absolute;mso-position-vertical-relative:line;mso-left-percent:-10001;mso-top-percent:-10001;v-text-anchor:top" o:gfxdata="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" fillcolor="#f7f7f7" strokeweight=".5pt">
                 <v:shadow on="t" color="black" opacity="26214f" origin="-.5,-.5" offset=".74836mm,.74836mm"/>
                 <v:textbox style="mso-fit-shape-to-text:t">
                   <w:txbxContent>
@@ -3582,6 +3541,46 @@
                           <w:szCs w:val="20"/>
                         </w:rPr>
                         <w:t># PII</w:t>
+                      </w:r>
+                      <w:r>
+                        <w:rPr>
+                          <w:rFonts w:ascii="Consolas" w:hAnsi="Consolas" w:cs="Consolas"/>
+                          <w:noProof/>
+                          <w:color w:val="E36C0A" w:themeColor="accent6" w:themeShade="BF"/>
+                          <w:sz w:val="20"/>
+                          <w:szCs w:val="20"/>
+                        </w:rPr>
+                        <w:t xml:space="preserve"> </w:t>
+                      </w:r>
+                      <w:r>
+                        <w:rPr>
+                          <w:rFonts w:ascii="Consolas" w:hAnsi="Consolas" w:cs="Consolas"/>
+                          <w:noProof/>
+                          <w:color w:val="E36C0A" w:themeColor="accent6" w:themeShade="BF"/>
+                          <w:sz w:val="20"/>
+                          <w:szCs w:val="20"/>
+                        </w:rPr>
+                        <w:t>(</w:t>
+                      </w:r>
+                      <w:r>
+                        <w:rPr>
+                          <w:rFonts w:ascii="Consolas" w:hAnsi="Consolas" w:cs="Consolas"/>
+                          <w:noProof/>
+                          <w:color w:val="E36C0A" w:themeColor="accent6" w:themeShade="BF"/>
+                          <w:sz w:val="20"/>
+                          <w:szCs w:val="20"/>
+                        </w:rPr>
+                        <w:t>u</w:t>
+                      </w:r>
+                      <w:r>
+                        <w:rPr>
+                          <w:rFonts w:ascii="Consolas" w:hAnsi="Consolas" w:cs="Consolas"/>
+                          <w:noProof/>
+                          <w:color w:val="E36C0A" w:themeColor="accent6" w:themeShade="BF"/>
+                          <w:sz w:val="20"/>
+                          <w:szCs w:val="20"/>
+                        </w:rPr>
+                        <w:t>ser account data)</w:t>
                       </w:r>
                       <w:r>
                         <w:rPr>
@@ -4521,7 +4520,57 @@
                                 <w:sz w:val="20"/>
                                 <w:szCs w:val="20"/>
                               </w:rPr>
-                              <w:t># PII</w:t>
+                              <w:t xml:space="preserve"># </w:t>
+                            </w:r>
+                            <w:r>
+                              <w:rPr>
+                                <w:rFonts w:ascii="Consolas" w:hAnsi="Consolas" w:cs="Consolas"/>
+                                <w:noProof/>
+                                <w:color w:val="E36C0A" w:themeColor="accent6" w:themeShade="BF"/>
+                                <w:sz w:val="20"/>
+                                <w:szCs w:val="20"/>
+                              </w:rPr>
+                              <w:t>PII</w:t>
+                            </w:r>
+                            <w:r>
+                              <w:rPr>
+                                <w:rFonts w:ascii="Consolas" w:hAnsi="Consolas" w:cs="Consolas"/>
+                                <w:noProof/>
+                                <w:color w:val="E36C0A" w:themeColor="accent6" w:themeShade="BF"/>
+                                <w:sz w:val="20"/>
+                                <w:szCs w:val="20"/>
+                              </w:rPr>
+                              <w:t xml:space="preserve"> </w:t>
+                            </w:r>
+                            <w:r>
+                              <w:rPr>
+                                <w:rFonts w:ascii="Consolas" w:hAnsi="Consolas" w:cs="Consolas"/>
+                                <w:noProof/>
+                                <w:color w:val="E36C0A" w:themeColor="accent6" w:themeShade="BF"/>
+                                <w:sz w:val="20"/>
+                                <w:szCs w:val="20"/>
+                              </w:rPr>
+                              <w:t>(u</w:t>
+                            </w:r>
+                            <w:r>
+                              <w:rPr>
+                                <w:rFonts w:ascii="Consolas" w:hAnsi="Consolas" w:cs="Consolas"/>
+                                <w:noProof/>
+                                <w:color w:val="E36C0A" w:themeColor="accent6" w:themeShade="BF"/>
+                                <w:sz w:val="20"/>
+                                <w:szCs w:val="20"/>
+                              </w:rPr>
+                              <w:t>ser account data</w:t>
+                            </w:r>
+                            <w:r>
+                              <w:rPr>
+                                <w:rFonts w:ascii="Consolas" w:hAnsi="Consolas" w:cs="Consolas"/>
+                                <w:noProof/>
+                                <w:color w:val="E36C0A" w:themeColor="accent6" w:themeShade="BF"/>
+                                <w:sz w:val="20"/>
+                                <w:szCs w:val="20"/>
+                              </w:rPr>
+                              <w:t>)</w:t>
                             </w:r>
                             <w:r>
                               <w:rPr>
@@ -4873,7 +4922,7 @@
           </mc:Choice>
           <mc:Fallback>
             <w:pict>
-              <v:shape w14:anchorId="04423971" id="_x0000_s1030" type="#_x0000_t202" style="width:507pt;height:24.15pt;visibility:visible;mso-wrap-style:square;mso-left-percent:-10001;mso-top-percent:-10001;mso-position-horizontal:absolute;mso-position-horizontal-relative:char;mso-position-vertical:absolute;mso-position-vertical-relative:line;mso-left-percent:-10001;mso-top-percent:-10001;v-text-anchor:top" o:gfxdata="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" fillcolor="#f7f7f7" strokeweight=".5pt">
+              <v:shape w14:anchorId="04423971" id="_x0000_s1032" type="#_x0000_t202" style="width:507pt;height:24.15pt;visibility:visible;mso-wrap-style:square;mso-left-percent:-10001;mso-top-percent:-10001;mso-position-horizontal:absolute;mso-position-horizontal-relative:char;mso-position-vertical:absolute;mso-position-vertical-relative:line;mso-left-percent:-10001;mso-top-percent:-10001;v-text-anchor:top" o:gfxdata="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" fillcolor="#f7f7f7" strokeweight=".5pt">
                 <v:shadow on="t" color="black" opacity="26214f" origin="-.5,-.5" offset=".74836mm,.74836mm"/>
                 <v:textbox style="mso-fit-shape-to-text:t">
                   <w:txbxContent>
@@ -4923,7 +4972,57 @@
                           <w:sz w:val="20"/>
                           <w:szCs w:val="20"/>
                         </w:rPr>
-                        <w:t># PII</w:t>
+                        <w:t xml:space="preserve"># </w:t>
+                      </w:r>
+                      <w:r>
+                        <w:rPr>
+                          <w:rFonts w:ascii="Consolas" w:hAnsi="Consolas" w:cs="Consolas"/>
+                          <w:noProof/>
+                          <w:color w:val="E36C0A" w:themeColor="accent6" w:themeShade="BF"/>
+                          <w:sz w:val="20"/>
+                          <w:szCs w:val="20"/>
+                        </w:rPr>
+                        <w:t>PII</w:t>
+                      </w:r>
+                      <w:r>
+                        <w:rPr>
+                          <w:rFonts w:ascii="Consolas" w:hAnsi="Consolas" w:cs="Consolas"/>
+                          <w:noProof/>
+                          <w:color w:val="E36C0A" w:themeColor="accent6" w:themeShade="BF"/>
+                          <w:sz w:val="20"/>
+                          <w:szCs w:val="20"/>
+                        </w:rPr>
+                        <w:t xml:space="preserve"> </w:t>
+                      </w:r>
+                      <w:r>
+                        <w:rPr>
+                          <w:rFonts w:ascii="Consolas" w:hAnsi="Consolas" w:cs="Consolas"/>
+                          <w:noProof/>
+                          <w:color w:val="E36C0A" w:themeColor="accent6" w:themeShade="BF"/>
+                          <w:sz w:val="20"/>
+                          <w:szCs w:val="20"/>
+                        </w:rPr>
+                        <w:t>(u</w:t>
+                      </w:r>
+                      <w:r>
+                        <w:rPr>
+                          <w:rFonts w:ascii="Consolas" w:hAnsi="Consolas" w:cs="Consolas"/>
+                          <w:noProof/>
+                          <w:color w:val="E36C0A" w:themeColor="accent6" w:themeShade="BF"/>
+                          <w:sz w:val="20"/>
+                          <w:szCs w:val="20"/>
+                        </w:rPr>
+                        <w:t>ser account data</w:t>
+                      </w:r>
+                      <w:r>
+                        <w:rPr>
+                          <w:rFonts w:ascii="Consolas" w:hAnsi="Consolas" w:cs="Consolas"/>
+                          <w:noProof/>
+                          <w:color w:val="E36C0A" w:themeColor="accent6" w:themeShade="BF"/>
+                          <w:sz w:val="20"/>
+                          <w:szCs w:val="20"/>
+                        </w:rPr>
+                        <w:t>)</w:t>
                       </w:r>
                       <w:r>
                         <w:rPr>
@@ -6764,7 +6863,27 @@
                                 <w:sz w:val="20"/>
                                 <w:szCs w:val="20"/>
                               </w:rPr>
-                              <w:t># PII</w:t>
+                              <w:t xml:space="preserve"># </w:t>
+                            </w:r>
+                            <w:r>
+                              <w:rPr>
+                                <w:rFonts w:ascii="Consolas" w:hAnsi="Consolas" w:cs="Consolas"/>
+                                <w:noProof/>
+                                <w:color w:val="E36C0A" w:themeColor="accent6" w:themeShade="BF"/>
+                                <w:sz w:val="20"/>
+                                <w:szCs w:val="20"/>
+                              </w:rPr>
+                              <w:t>PII</w:t>
+                            </w:r>
+                            <w:r>
+                              <w:rPr>
+                                <w:rFonts w:ascii="Consolas" w:hAnsi="Consolas" w:cs="Consolas"/>
+                                <w:noProof/>
+                                <w:color w:val="E36C0A" w:themeColor="accent6" w:themeShade="BF"/>
+                                <w:sz w:val="20"/>
+                                <w:szCs w:val="20"/>
+                              </w:rPr>
+                              <w:t xml:space="preserve"> (user account data)</w:t>
                             </w:r>
                             <w:r>
                               <w:rPr>
@@ -6969,7 +7088,7 @@
           </mc:Choice>
           <mc:Fallback>
             <w:pict>
-              <v:shape w14:anchorId="1C717579" id="_x0000_s1032" type="#_x0000_t202" style="width:507pt;height:24.15pt;visibility:visible;mso-wrap-style:square;mso-left-percent:-10001;mso-top-percent:-10001;mso-position-horizontal:absolute;mso-position-horizontal-relative:char;mso-position-vertical:absolute;mso-position-vertical-relative:line;mso-left-percent:-10001;mso-top-percent:-10001;v-text-anchor:top" o:gfxdata="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" fillcolor="#f7f7f7" strokeweight=".5pt">
+              <v:shape w14:anchorId="1C717579" id="_x0000_s1035" type="#_x0000_t202" style="width:507pt;height:24.15pt;visibility:visible;mso-wrap-style:square;mso-left-percent:-10001;mso-top-percent:-10001;mso-position-horizontal:absolute;mso-position-horizontal-relative:char;mso-position-vertical:absolute;mso-position-vertical-relative:line;mso-left-percent:-10001;mso-top-percent:-10001;v-text-anchor:top" o:gfxdata="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" fillcolor="#f7f7f7" strokeweight=".5pt">
                 <v:shadow on="t" color="black" opacity="26214f" origin="-.5,-.5" offset=".74836mm,.74836mm"/>
                 <v:textbox style="mso-fit-shape-to-text:t">
                   <w:txbxContent>
@@ -7028,7 +7147,27 @@
                           <w:sz w:val="20"/>
                           <w:szCs w:val="20"/>
                         </w:rPr>
-                        <w:t># PII</w:t>
+                        <w:t xml:space="preserve"># </w:t>
+                      </w:r>
+                      <w:r>
+                        <w:rPr>
+                          <w:rFonts w:ascii="Consolas" w:hAnsi="Consolas" w:cs="Consolas"/>
+                          <w:noProof/>
+                          <w:color w:val="E36C0A" w:themeColor="accent6" w:themeShade="BF"/>
+                          <w:sz w:val="20"/>
+                          <w:szCs w:val="20"/>
+                        </w:rPr>
+                        <w:t>PII</w:t>
+                      </w:r>
+                      <w:r>
+                        <w:rPr>
+                          <w:rFonts w:ascii="Consolas" w:hAnsi="Consolas" w:cs="Consolas"/>
+                          <w:noProof/>
+                          <w:color w:val="E36C0A" w:themeColor="accent6" w:themeShade="BF"/>
+                          <w:sz w:val="20"/>
+                          <w:szCs w:val="20"/>
+                        </w:rPr>
+                        <w:t xml:space="preserve"> (user account data)</w:t>
                       </w:r>
                       <w:r>
                         <w:rPr>
@@ -9844,7 +9983,25 @@
             <w:sz w:val="20"/>
             <w:szCs w:val="20"/>
           </w:rPr>
-          <w:t>RFC9052</w:t>
+          <w:t>RFC9</w:t>
+        </w:r>
+        <w:r>
+          <w:rPr>
+            <w:rStyle w:val="Hyperlink"/>
+            <w:rFonts w:ascii="Arial" w:hAnsi="Arial" w:cs="Arial"/>
+            <w:sz w:val="20"/>
+            <w:szCs w:val="20"/>
+          </w:rPr>
+          <w:t>0</w:t>
+        </w:r>
+        <w:r>
+          <w:rPr>
+            <w:rStyle w:val="Hyperlink"/>
+            <w:rFonts w:ascii="Arial" w:hAnsi="Arial" w:cs="Arial"/>
+            <w:sz w:val="20"/>
+            <w:szCs w:val="20"/>
+          </w:rPr>
+          <w:t>52</w:t>
         </w:r>
       </w:hyperlink>
       <w:r>
@@ -11796,7 +11953,19 @@
                 <w:rPr>
                   <w:rStyle w:val="Hyperlink"/>
                 </w:rPr>
-                <w:t>https://www.rfc-editor.org/rfc/rfc894</w:t>
+                <w:t>https://www.rfc-editor.org/rfc/rfc8</w:t>
+              </w:r>
+              <w:r>
+                <w:rPr>
+                  <w:rStyle w:val="Hyperlink"/>
+                </w:rPr>
+                <w:t>9</w:t>
+              </w:r>
+              <w:r>
+                <w:rPr>
+                  <w:rStyle w:val="Hyperlink"/>
+                </w:rPr>
+                <w:t>49</w:t>
               </w:r>
             </w:hyperlink>
           </w:p>
@@ -11867,7 +12036,55 @@
                 <w:rPr>
                   <w:rStyle w:val="Hyperlink"/>
                 </w:rPr>
-                <w:t>https://datatracker.ietf.org/doc/draft-rundgren-universal-cbor/</w:t>
+                <w:t>https://datatracker.ietf.org/doc/d</w:t>
+              </w:r>
+              <w:r>
+                <w:rPr>
+                  <w:rStyle w:val="Hyperlink"/>
+                </w:rPr>
+                <w:t>r</w:t>
+              </w:r>
+              <w:r>
+                <w:rPr>
+                  <w:rStyle w:val="Hyperlink"/>
+                </w:rPr>
+                <w:t>aft-rund</w:t>
+              </w:r>
+              <w:r>
+                <w:rPr>
+                  <w:rStyle w:val="Hyperlink"/>
+                </w:rPr>
+                <w:t>g</w:t>
+              </w:r>
+              <w:r>
+                <w:rPr>
+                  <w:rStyle w:val="Hyperlink"/>
+                </w:rPr>
+                <w:t>ren-cb</w:t>
+              </w:r>
+              <w:r>
+                <w:rPr>
+                  <w:rStyle w:val="Hyperlink"/>
+                </w:rPr>
+                <w:t>o</w:t>
+              </w:r>
+              <w:r>
+                <w:rPr>
+                  <w:rStyle w:val="Hyperlink"/>
+                </w:rPr>
+                <w:t>r-</w:t>
+              </w:r>
+              <w:r>
+                <w:rPr>
+                  <w:rStyle w:val="Hyperlink"/>
+                </w:rPr>
+                <w:t>b</w:t>
+              </w:r>
+              <w:r>
+                <w:rPr>
+                  <w:rStyle w:val="Hyperlink"/>
+                </w:rPr>
+                <w:t>ase/</w:t>
               </w:r>
             </w:hyperlink>
           </w:p>

--- a/defensive-publications/partial-encryption-full-signature.docx
+++ b/defensive-publications/partial-encryption-full-signature.docx
@@ -1690,7 +1690,25 @@
                   <w:sz w:val="20"/>
                   <w:szCs w:val="20"/>
                 </w:rPr>
-                <w:t>DCBOR</w:t>
+                <w:t>DE-CB</w:t>
+              </w:r>
+              <w:r>
+                <w:rPr>
+                  <w:rStyle w:val="Hyperlink"/>
+                  <w:rFonts w:ascii="Arial" w:hAnsi="Arial" w:cs="Arial"/>
+                  <w:sz w:val="20"/>
+                  <w:szCs w:val="20"/>
+                </w:rPr>
+                <w:t>O</w:t>
+              </w:r>
+              <w:r>
+                <w:rPr>
+                  <w:rStyle w:val="Hyperlink"/>
+                  <w:rFonts w:ascii="Arial" w:hAnsi="Arial" w:cs="Arial"/>
+                  <w:sz w:val="20"/>
+                  <w:szCs w:val="20"/>
+                </w:rPr>
+                <w:t>R</w:t>
               </w:r>
             </w:hyperlink>
             <w:r>
@@ -3297,37 +3315,7 @@
                                 <w:sz w:val="20"/>
                                 <w:szCs w:val="20"/>
                               </w:rPr>
-                              <w:t xml:space="preserve"> </w:t>
-                            </w:r>
-                            <w:r>
-                              <w:rPr>
-                                <w:rFonts w:ascii="Consolas" w:hAnsi="Consolas" w:cs="Consolas"/>
-                                <w:noProof/>
-                                <w:color w:val="E36C0A" w:themeColor="accent6" w:themeShade="BF"/>
-                                <w:sz w:val="20"/>
-                                <w:szCs w:val="20"/>
-                              </w:rPr>
-                              <w:t>(</w:t>
-                            </w:r>
-                            <w:r>
-                              <w:rPr>
-                                <w:rFonts w:ascii="Consolas" w:hAnsi="Consolas" w:cs="Consolas"/>
-                                <w:noProof/>
-                                <w:color w:val="E36C0A" w:themeColor="accent6" w:themeShade="BF"/>
-                                <w:sz w:val="20"/>
-                                <w:szCs w:val="20"/>
-                              </w:rPr>
-                              <w:t>u</w:t>
-                            </w:r>
-                            <w:r>
-                              <w:rPr>
-                                <w:rFonts w:ascii="Consolas" w:hAnsi="Consolas" w:cs="Consolas"/>
-                                <w:noProof/>
-                                <w:color w:val="E36C0A" w:themeColor="accent6" w:themeShade="BF"/>
-                                <w:sz w:val="20"/>
-                                <w:szCs w:val="20"/>
-                              </w:rPr>
-                              <w:t>ser account data)</w:t>
+                              <w:t xml:space="preserve"> (user account data)</w:t>
                             </w:r>
                             <w:r>
                               <w:rPr>
@@ -4540,37 +4528,7 @@
                                 <w:sz w:val="20"/>
                                 <w:szCs w:val="20"/>
                               </w:rPr>
-                              <w:t xml:space="preserve"> </w:t>
-                            </w:r>
-                            <w:r>
-                              <w:rPr>
-                                <w:rFonts w:ascii="Consolas" w:hAnsi="Consolas" w:cs="Consolas"/>
-                                <w:noProof/>
-                                <w:color w:val="E36C0A" w:themeColor="accent6" w:themeShade="BF"/>
-                                <w:sz w:val="20"/>
-                                <w:szCs w:val="20"/>
-                              </w:rPr>
-                              <w:t>(u</w:t>
-                            </w:r>
-                            <w:r>
-                              <w:rPr>
-                                <w:rFonts w:ascii="Consolas" w:hAnsi="Consolas" w:cs="Consolas"/>
-                                <w:noProof/>
-                                <w:color w:val="E36C0A" w:themeColor="accent6" w:themeShade="BF"/>
-                                <w:sz w:val="20"/>
-                                <w:szCs w:val="20"/>
-                              </w:rPr>
-                              <w:t>ser account data</w:t>
-                            </w:r>
-                            <w:r>
-                              <w:rPr>
-                                <w:rFonts w:ascii="Consolas" w:hAnsi="Consolas" w:cs="Consolas"/>
-                                <w:noProof/>
-                                <w:color w:val="E36C0A" w:themeColor="accent6" w:themeShade="BF"/>
-                                <w:sz w:val="20"/>
-                                <w:szCs w:val="20"/>
-                              </w:rPr>
-                              <w:t>)</w:t>
+                              <w:t xml:space="preserve"> (user account data)</w:t>
                             </w:r>
                             <w:r>
                               <w:rPr>
@@ -9983,25 +9941,7 @@
             <w:sz w:val="20"/>
             <w:szCs w:val="20"/>
           </w:rPr>
-          <w:t>RFC9</w:t>
-        </w:r>
-        <w:r>
-          <w:rPr>
-            <w:rStyle w:val="Hyperlink"/>
-            <w:rFonts w:ascii="Arial" w:hAnsi="Arial" w:cs="Arial"/>
-            <w:sz w:val="20"/>
-            <w:szCs w:val="20"/>
-          </w:rPr>
-          <w:t>0</w:t>
-        </w:r>
-        <w:r>
-          <w:rPr>
-            <w:rStyle w:val="Hyperlink"/>
-            <w:rFonts w:ascii="Arial" w:hAnsi="Arial" w:cs="Arial"/>
-            <w:sz w:val="20"/>
-            <w:szCs w:val="20"/>
-          </w:rPr>
-          <w:t>52</w:t>
+          <w:t>RFC9052</w:t>
         </w:r>
       </w:hyperlink>
       <w:r>
@@ -11733,14 +11673,14 @@
         <w:tblLook w:val="04A0" w:firstRow="1" w:lastRow="0" w:firstColumn="1" w:lastColumn="0" w:noHBand="0" w:noVBand="1"/>
       </w:tblPr>
       <w:tblGrid>
-        <w:gridCol w:w="1072"/>
-        <w:gridCol w:w="3405"/>
+        <w:gridCol w:w="1147"/>
+        <w:gridCol w:w="3330"/>
         <w:gridCol w:w="6155"/>
       </w:tblGrid>
       <w:tr>
         <w:tc>
           <w:tcPr>
-            <w:tcW w:w="1072" w:type="dxa"/>
+            <w:tcW w:w="1147" w:type="dxa"/>
             <w:shd w:val="clear" w:color="auto" w:fill="F2F2F2" w:themeFill="background1" w:themeFillShade="F2"/>
             <w:vAlign w:val="center"/>
           </w:tcPr>
@@ -11766,7 +11706,7 @@
         </w:tc>
         <w:tc>
           <w:tcPr>
-            <w:tcW w:w="3405" w:type="dxa"/>
+            <w:tcW w:w="3330" w:type="dxa"/>
             <w:shd w:val="clear" w:color="auto" w:fill="F2F2F2" w:themeFill="background1" w:themeFillShade="F2"/>
             <w:vAlign w:val="center"/>
           </w:tcPr>
@@ -11820,7 +11760,7 @@
       <w:tr>
         <w:tc>
           <w:tcPr>
-            <w:tcW w:w="1072" w:type="dxa"/>
+            <w:tcW w:w="1147" w:type="dxa"/>
             <w:vAlign w:val="center"/>
           </w:tcPr>
           <w:p>
@@ -11846,7 +11786,7 @@
         </w:tc>
         <w:tc>
           <w:tcPr>
-            <w:tcW w:w="3405" w:type="dxa"/>
+            <w:tcW w:w="3330" w:type="dxa"/>
             <w:vAlign w:val="center"/>
           </w:tcPr>
           <w:p>
@@ -11891,7 +11831,7 @@
       <w:tr>
         <w:tc>
           <w:tcPr>
-            <w:tcW w:w="1072" w:type="dxa"/>
+            <w:tcW w:w="1147" w:type="dxa"/>
             <w:vAlign w:val="center"/>
           </w:tcPr>
           <w:p>
@@ -11917,7 +11857,7 @@
         </w:tc>
         <w:tc>
           <w:tcPr>
-            <w:tcW w:w="3405" w:type="dxa"/>
+            <w:tcW w:w="3330" w:type="dxa"/>
             <w:vAlign w:val="center"/>
           </w:tcPr>
           <w:p>
@@ -11953,19 +11893,7 @@
                 <w:rPr>
                   <w:rStyle w:val="Hyperlink"/>
                 </w:rPr>
-                <w:t>https://www.rfc-editor.org/rfc/rfc8</w:t>
-              </w:r>
-              <w:r>
-                <w:rPr>
-                  <w:rStyle w:val="Hyperlink"/>
-                </w:rPr>
-                <w:t>9</w:t>
-              </w:r>
-              <w:r>
-                <w:rPr>
-                  <w:rStyle w:val="Hyperlink"/>
-                </w:rPr>
-                <w:t>49</w:t>
+                <w:t>https://www.rfc-editor.org/rfc/rfc8949</w:t>
               </w:r>
             </w:hyperlink>
           </w:p>
@@ -11974,7 +11902,7 @@
       <w:tr>
         <w:tc>
           <w:tcPr>
-            <w:tcW w:w="1072" w:type="dxa"/>
+            <w:tcW w:w="1147" w:type="dxa"/>
             <w:vAlign w:val="center"/>
           </w:tcPr>
           <w:p>
@@ -11993,14 +11921,30 @@
                 <w:sz w:val="20"/>
                 <w:szCs w:val="20"/>
               </w:rPr>
-              <w:t>DCBOR</w:t>
+              <w:t>D</w:t>
+            </w:r>
+            <w:r>
+              <w:rPr>
+                <w:rFonts w:ascii="Arial" w:hAnsi="Arial" w:cs="Arial"/>
+                <w:sz w:val="20"/>
+                <w:szCs w:val="20"/>
+              </w:rPr>
+              <w:t>E-</w:t>
+            </w:r>
+            <w:r>
+              <w:rPr>
+                <w:rFonts w:ascii="Arial" w:hAnsi="Arial" w:cs="Arial"/>
+                <w:sz w:val="20"/>
+                <w:szCs w:val="20"/>
+              </w:rPr>
+              <w:t>CBOR</w:t>
             </w:r>
             <w:bookmarkEnd w:id="3"/>
           </w:p>
         </w:tc>
         <w:tc>
           <w:tcPr>
-            <w:tcW w:w="3405" w:type="dxa"/>
+            <w:tcW w:w="3330" w:type="dxa"/>
             <w:vAlign w:val="center"/>
           </w:tcPr>
           <w:p>
@@ -12036,55 +11980,25 @@
                 <w:rPr>
                   <w:rStyle w:val="Hyperlink"/>
                 </w:rPr>
-                <w:t>https://datatracker.ietf.org/doc/d</w:t>
+                <w:t>https://datatracker.ietf.org/doc/</w:t>
               </w:r>
               <w:r>
                 <w:rPr>
                   <w:rStyle w:val="Hyperlink"/>
                 </w:rPr>
-                <w:t>r</w:t>
+                <w:t>d</w:t>
               </w:r>
               <w:r>
                 <w:rPr>
                   <w:rStyle w:val="Hyperlink"/>
                 </w:rPr>
-                <w:t>aft-rund</w:t>
+                <w:t>raft-rundgr</w:t>
               </w:r>
               <w:r>
                 <w:rPr>
                   <w:rStyle w:val="Hyperlink"/>
                 </w:rPr>
-                <w:t>g</w:t>
-              </w:r>
-              <w:r>
-                <w:rPr>
-                  <w:rStyle w:val="Hyperlink"/>
-                </w:rPr>
-                <w:t>ren-cb</w:t>
-              </w:r>
-              <w:r>
-                <w:rPr>
-                  <w:rStyle w:val="Hyperlink"/>
-                </w:rPr>
-                <w:t>o</w:t>
-              </w:r>
-              <w:r>
-                <w:rPr>
-                  <w:rStyle w:val="Hyperlink"/>
-                </w:rPr>
-                <w:t>r-</w:t>
-              </w:r>
-              <w:r>
-                <w:rPr>
-                  <w:rStyle w:val="Hyperlink"/>
-                </w:rPr>
-                <w:t>b</w:t>
-              </w:r>
-              <w:r>
-                <w:rPr>
-                  <w:rStyle w:val="Hyperlink"/>
-                </w:rPr>
-                <w:t>ase/</w:t>
+                <w:t>en-cbor-core/</w:t>
               </w:r>
             </w:hyperlink>
           </w:p>
@@ -12093,7 +12007,7 @@
       <w:tr>
         <w:tc>
           <w:tcPr>
-            <w:tcW w:w="1072" w:type="dxa"/>
+            <w:tcW w:w="1147" w:type="dxa"/>
             <w:vAlign w:val="center"/>
           </w:tcPr>
           <w:p>
@@ -12119,7 +12033,7 @@
         </w:tc>
         <w:tc>
           <w:tcPr>
-            <w:tcW w:w="3405" w:type="dxa"/>
+            <w:tcW w:w="3330" w:type="dxa"/>
             <w:vAlign w:val="center"/>
           </w:tcPr>
           <w:p>
@@ -12191,7 +12105,7 @@
       <w:tr>
         <w:tc>
           <w:tcPr>
-            <w:tcW w:w="1072" w:type="dxa"/>
+            <w:tcW w:w="1147" w:type="dxa"/>
             <w:vAlign w:val="center"/>
           </w:tcPr>
           <w:p>
@@ -12217,7 +12131,7 @@
         </w:tc>
         <w:tc>
           <w:tcPr>
-            <w:tcW w:w="3405" w:type="dxa"/>
+            <w:tcW w:w="3330" w:type="dxa"/>
             <w:vAlign w:val="center"/>
           </w:tcPr>
           <w:p>
@@ -12278,7 +12192,7 @@
       <w:tr>
         <w:tc>
           <w:tcPr>
-            <w:tcW w:w="1072" w:type="dxa"/>
+            <w:tcW w:w="1147" w:type="dxa"/>
             <w:vAlign w:val="center"/>
           </w:tcPr>
           <w:p>
@@ -12304,7 +12218,7 @@
         </w:tc>
         <w:tc>
           <w:tcPr>
-            <w:tcW w:w="3405" w:type="dxa"/>
+            <w:tcW w:w="3330" w:type="dxa"/>
             <w:vAlign w:val="center"/>
           </w:tcPr>
           <w:p>
@@ -12357,7 +12271,7 @@
       <w:tr>
         <w:tc>
           <w:tcPr>
-            <w:tcW w:w="1072" w:type="dxa"/>
+            <w:tcW w:w="1147" w:type="dxa"/>
             <w:vAlign w:val="center"/>
           </w:tcPr>
           <w:p>
@@ -12391,7 +12305,7 @@
         </w:tc>
         <w:tc>
           <w:tcPr>
-            <w:tcW w:w="3405" w:type="dxa"/>
+            <w:tcW w:w="3330" w:type="dxa"/>
             <w:vAlign w:val="center"/>
           </w:tcPr>
           <w:p>

--- a/defensive-publications/partial-encryption-full-signature.docx
+++ b/defensive-publications/partial-encryption-full-signature.docx
@@ -1690,25 +1690,7 @@
                   <w:sz w:val="20"/>
                   <w:szCs w:val="20"/>
                 </w:rPr>
-                <w:t>DE-CB</w:t>
-              </w:r>
-              <w:r>
-                <w:rPr>
-                  <w:rStyle w:val="Hyperlink"/>
-                  <w:rFonts w:ascii="Arial" w:hAnsi="Arial" w:cs="Arial"/>
-                  <w:sz w:val="20"/>
-                  <w:szCs w:val="20"/>
-                </w:rPr>
-                <w:t>O</w:t>
-              </w:r>
-              <w:r>
-                <w:rPr>
-                  <w:rStyle w:val="Hyperlink"/>
-                  <w:rFonts w:ascii="Arial" w:hAnsi="Arial" w:cs="Arial"/>
-                  <w:sz w:val="20"/>
-                  <w:szCs w:val="20"/>
-                </w:rPr>
-                <w:t>R</w:t>
+                <w:t>DE-CBOR</w:t>
               </w:r>
             </w:hyperlink>
             <w:r>
@@ -4124,7 +4106,23 @@
           <w:sz w:val="20"/>
           <w:szCs w:val="20"/>
         </w:rPr>
-        <w:t>dding an enveloped CBOR signature [</w:t>
+        <w:t>dding an e</w:t>
+      </w:r>
+      <w:r>
+        <w:rPr>
+          <w:rFonts w:ascii="Arial" w:hAnsi="Arial" w:cs="Arial"/>
+          <w:sz w:val="20"/>
+          <w:szCs w:val="20"/>
+        </w:rPr>
+        <w:t>mbedded</w:t>
+      </w:r>
+      <w:r>
+        <w:rPr>
+          <w:rFonts w:ascii="Arial" w:hAnsi="Arial" w:cs="Arial"/>
+          <w:sz w:val="20"/>
+          <w:szCs w:val="20"/>
+        </w:rPr>
+        <w:t xml:space="preserve"> CBOR signature [</w:t>
       </w:r>
       <w:hyperlink w:anchor="CSF" w:history="1">
         <w:r>
@@ -5389,7 +5387,25 @@
           <w:sz w:val="20"/>
           <w:szCs w:val="20"/>
         </w:rPr>
-        <w:t xml:space="preserve">enveloped </w:t>
+        <w:t>e</w:t>
+      </w:r>
+      <w:r>
+        <w:rPr>
+          <w:rFonts w:ascii="Arial" w:hAnsi="Arial" w:cs="Arial"/>
+          <w:iCs/>
+          <w:sz w:val="20"/>
+          <w:szCs w:val="20"/>
+        </w:rPr>
+        <w:t>mbedd</w:t>
+      </w:r>
+      <w:r>
+        <w:rPr>
+          <w:rFonts w:ascii="Arial" w:hAnsi="Arial" w:cs="Arial"/>
+          <w:iCs/>
+          <w:sz w:val="20"/>
+          <w:szCs w:val="20"/>
+        </w:rPr>
+        <w:t xml:space="preserve">ed </w:t>
       </w:r>
       <w:r>
         <w:rPr>
@@ -11483,7 +11499,15 @@
           <w:sz w:val="20"/>
           <w:szCs w:val="20"/>
         </w:rPr>
-        <w:t>nveloped signature</w:t>
+        <w:t>mbedd</w:t>
+      </w:r>
+      <w:r>
+        <w:rPr>
+          <w:rFonts w:ascii="Arial" w:hAnsi="Arial" w:cs="Arial"/>
+          <w:sz w:val="20"/>
+          <w:szCs w:val="20"/>
+        </w:rPr>
+        <w:t>ed signature</w:t>
       </w:r>
       <w:r>
         <w:rPr>
@@ -11980,25 +12004,7 @@
                 <w:rPr>
                   <w:rStyle w:val="Hyperlink"/>
                 </w:rPr>
-                <w:t>https://datatracker.ietf.org/doc/</w:t>
-              </w:r>
-              <w:r>
-                <w:rPr>
-                  <w:rStyle w:val="Hyperlink"/>
-                </w:rPr>
-                <w:t>d</w:t>
-              </w:r>
-              <w:r>
-                <w:rPr>
-                  <w:rStyle w:val="Hyperlink"/>
-                </w:rPr>
-                <w:t>raft-rundgr</w:t>
-              </w:r>
-              <w:r>
-                <w:rPr>
-                  <w:rStyle w:val="Hyperlink"/>
-                </w:rPr>
-                <w:t>en-cbor-core/</w:t>
+                <w:t>https://datatracker.ietf.org/doc/draft-rundgren-cbor-core/</w:t>
               </w:r>
             </w:hyperlink>
           </w:p>
